--- a/docs/files/luminor/luminor_1H2026_en.docx
+++ b/docs/files/luminor/luminor_1H2026_en.docx
@@ -157,7 +157,7 @@
               <w:rPr>
                 <w:b/>
                 <w:color w:val="1F4E79"/>
-                <w:sz w:val="30"/>
+                <w:sz w:val="26"/>
               </w:rPr>
               <w:t>37.4 EUR m</w:t>
             </w:r>
@@ -195,7 +195,7 @@
               <w:rPr>
                 <w:b/>
                 <w:color w:val="1F4E79"/>
-                <w:sz w:val="30"/>
+                <w:sz w:val="26"/>
               </w:rPr>
               <w:t>7.7%</w:t>
             </w:r>
@@ -233,7 +233,7 @@
               <w:rPr>
                 <w:b/>
                 <w:color w:val="1F4E79"/>
-                <w:sz w:val="30"/>
+                <w:sz w:val="26"/>
               </w:rPr>
               <w:t>19.6%</w:t>
             </w:r>
@@ -271,7 +271,7 @@
               <w:rPr>
                 <w:b/>
                 <w:color w:val="1F4E79"/>
-                <w:sz w:val="30"/>
+                <w:sz w:val="26"/>
               </w:rPr>
               <w:t>187.0%</w:t>
             </w:r>
@@ -646,7 +646,7 @@
                 <w:b w:val="0"/>
                 <w:sz w:val="17"/>
               </w:rPr>
-              <w:t>7,750 %</w:t>
+              <w:t>7.750%</w:t>
             </w:r>
           </w:p>
         </w:tc>
@@ -742,7 +742,7 @@
                 <w:b w:val="0"/>
                 <w:sz w:val="17"/>
               </w:rPr>
-              <w:t>3,551 %</w:t>
+              <w:t>3.551%</w:t>
             </w:r>
           </w:p>
         </w:tc>
@@ -837,7 +837,7 @@
                 <w:b w:val="0"/>
                 <w:sz w:val="17"/>
               </w:rPr>
-              <w:t>4,042 %</w:t>
+              <w:t>4.042%</w:t>
             </w:r>
           </w:p>
         </w:tc>
@@ -933,7 +933,7 @@
                 <w:b w:val="0"/>
                 <w:sz w:val="17"/>
               </w:rPr>
-              <w:t>7,375 %</w:t>
+              <w:t>7.375%</w:t>
             </w:r>
           </w:p>
         </w:tc>

--- a/docs/files/luminor/luminor_1H2026_en.docx
+++ b/docs/files/luminor/luminor_1H2026_en.docx
@@ -4054,7 +4054,7 @@
         <w:rPr>
           <w:sz w:val="24"/>
         </w:rPr>
-        <w:t xml:space="preserve">☐ </w:t>
+        <w:t xml:space="preserve">☑ </w:t>
       </w:r>
       <w:r>
         <w:t>Yes, the company is promoting environmental or social characteristics (activities, ESG policy, good ESG rating, etc)</w:t>
@@ -4074,19 +4074,29 @@
       </w:r>
       <w:r>
         <w:rPr>
-          <w:b/>
+          <w:b w:val="0"/>
           <w:color w:val="333333"/>
           <w:sz w:val="19"/>
         </w:rPr>
-        <w:t xml:space="preserve">Needs review. </w:t>
+        <w:t>Sustainable real estate and renewable energy lending EUR 305.4m in 2025 (EUR 182.4m in 2024), target EUR 700m by 2030; green or sustainability-linked bonds 7.4% of the bond portfolio; Sustainalytics ESG risk rating 18.4 (low risk)</w:t>
       </w:r>
+      <w:hyperlink r:id="rId22">
+        <w:r>
+          <w:rPr>
+            <w:color w:val="2A78D6"/>
+            <w:vertAlign w:val="superscript"/>
+            <w:sz w:val="16"/>
+          </w:rPr>
+          <w:t xml:space="preserve">16</w:t>
+        </w:r>
+      </w:hyperlink>
       <w:r>
         <w:rPr>
           <w:b w:val="0"/>
           <w:color w:val="333333"/>
           <w:sz w:val="19"/>
         </w:rPr>
-        <w:t>No data on green loans / bonds, ESG rating or ESG policy found automatically.</w:t>
+        <w:t>.</w:t>
       </w:r>
     </w:p>
     <w:p>
@@ -4201,7 +4211,7 @@
         <w:rPr>
           <w:sz w:val="24"/>
         </w:rPr>
-        <w:t xml:space="preserve">☐ </w:t>
+        <w:t xml:space="preserve">☑ </w:t>
       </w:r>
       <w:r>
         <w:t>Yes, the company fulfills the expectations from SEB thematic and sector policies</w:t>
@@ -4225,7 +4235,7 @@
           <w:color w:val="333333"/>
           <w:sz w:val="19"/>
         </w:rPr>
-        <w:t xml:space="preserve">Needs review. </w:t>
+        <w:t>Applicable:</w:t>
       </w:r>
       <w:r>
         <w:rPr>
@@ -4233,7 +4243,183 @@
           <w:color w:val="333333"/>
           <w:sz w:val="19"/>
         </w:rPr>
-        <w:t>SEB has no dedicated financial sector policy - general rules apply (UNGC, OECD, human rights, Paris goals). Too little bank data found automatically to assess them.</w:t>
+        <w:t xml:space="preserve"> no SEB sector policy for banks, so the Investments policy and the Environmental and Social &amp; Human Rights policies apply</w:t>
+      </w:r>
+      <w:hyperlink r:id="rId23">
+        <w:r>
+          <w:rPr>
+            <w:color w:val="2A78D6"/>
+            <w:vertAlign w:val="superscript"/>
+            <w:sz w:val="16"/>
+          </w:rPr>
+          <w:t xml:space="preserve">17</w:t>
+        </w:r>
+      </w:hyperlink>
+      <w:r>
+        <w:rPr>
+          <w:b w:val="0"/>
+          <w:color w:val="333333"/>
+          <w:sz w:val="19"/>
+        </w:rPr>
+        <w:t xml:space="preserve">. </w:t>
+      </w:r>
+      <w:r>
+        <w:rPr>
+          <w:b/>
+          <w:color w:val="333333"/>
+          <w:sz w:val="19"/>
+        </w:rPr>
+        <w:t>Met:</w:t>
+      </w:r>
+      <w:r>
+        <w:rPr>
+          <w:b w:val="0"/>
+          <w:color w:val="333333"/>
+          <w:sz w:val="19"/>
+        </w:rPr>
+        <w:t xml:space="preserve"> no breach of governance or international norms found (quick search, 2026-10-22); financed emissions disclosed using PCAF (Scope 3 3.2m t CO2e in 2025)</w:t>
+      </w:r>
+      <w:hyperlink r:id="rId24">
+        <w:r>
+          <w:rPr>
+            <w:color w:val="2A78D6"/>
+            <w:vertAlign w:val="superscript"/>
+            <w:sz w:val="16"/>
+          </w:rPr>
+          <w:t xml:space="preserve">18</w:t>
+        </w:r>
+      </w:hyperlink>
+      <w:r>
+        <w:rPr>
+          <w:b w:val="0"/>
+          <w:color w:val="333333"/>
+          <w:sz w:val="19"/>
+        </w:rPr>
+        <w:t>; climate neutrality target for 2050</w:t>
+      </w:r>
+      <w:hyperlink r:id="rId22">
+        <w:r>
+          <w:rPr>
+            <w:color w:val="2A78D6"/>
+            <w:vertAlign w:val="superscript"/>
+            <w:sz w:val="16"/>
+          </w:rPr>
+          <w:t xml:space="preserve">16</w:t>
+        </w:r>
+      </w:hyperlink>
+      <w:r>
+        <w:rPr>
+          <w:b w:val="0"/>
+          <w:color w:val="333333"/>
+          <w:sz w:val="19"/>
+        </w:rPr>
+        <w:t>; sustainable real estate and renewable lending EUR 305.4m, target EUR 700m by 2030</w:t>
+      </w:r>
+      <w:hyperlink r:id="rId22">
+        <w:r>
+          <w:rPr>
+            <w:color w:val="2A78D6"/>
+            <w:vertAlign w:val="superscript"/>
+            <w:sz w:val="16"/>
+          </w:rPr>
+          <w:t xml:space="preserve">16</w:t>
+        </w:r>
+      </w:hyperlink>
+      <w:r>
+        <w:rPr>
+          <w:b w:val="0"/>
+          <w:color w:val="333333"/>
+          <w:sz w:val="19"/>
+        </w:rPr>
+        <w:t>; Sustainalytics ESG risk rating 18.4 (low risk)</w:t>
+      </w:r>
+      <w:hyperlink r:id="rId22">
+        <w:r>
+          <w:rPr>
+            <w:color w:val="2A78D6"/>
+            <w:vertAlign w:val="superscript"/>
+            <w:sz w:val="16"/>
+          </w:rPr>
+          <w:t xml:space="preserve">16</w:t>
+        </w:r>
+      </w:hyperlink>
+      <w:r>
+        <w:rPr>
+          <w:b w:val="0"/>
+          <w:color w:val="333333"/>
+          <w:sz w:val="19"/>
+        </w:rPr>
+        <w:t>; human rights commitment</w:t>
+      </w:r>
+      <w:hyperlink r:id="rId25">
+        <w:r>
+          <w:rPr>
+            <w:color w:val="2A78D6"/>
+            <w:vertAlign w:val="superscript"/>
+            <w:sz w:val="16"/>
+          </w:rPr>
+          <w:t xml:space="preserve">19</w:t>
+        </w:r>
+      </w:hyperlink>
+      <w:r>
+        <w:rPr>
+          <w:b w:val="0"/>
+          <w:color w:val="333333"/>
+          <w:sz w:val="19"/>
+        </w:rPr>
+        <w:t>; AML and sanctions compliance</w:t>
+      </w:r>
+      <w:hyperlink r:id="rId25">
+        <w:r>
+          <w:rPr>
+            <w:color w:val="2A78D6"/>
+            <w:vertAlign w:val="superscript"/>
+            <w:sz w:val="16"/>
+          </w:rPr>
+          <w:t xml:space="preserve">19</w:t>
+        </w:r>
+      </w:hyperlink>
+      <w:r>
+        <w:rPr>
+          <w:b w:val="0"/>
+          <w:color w:val="333333"/>
+          <w:sz w:val="19"/>
+        </w:rPr>
+        <w:t>; anti-bribery measures and whistleblowing channels (from summary, verify)</w:t>
+      </w:r>
+      <w:hyperlink r:id="rId26">
+        <w:r>
+          <w:rPr>
+            <w:color w:val="2A78D6"/>
+            <w:vertAlign w:val="superscript"/>
+            <w:sz w:val="16"/>
+          </w:rPr>
+          <w:t xml:space="preserve">20</w:t>
+        </w:r>
+      </w:hyperlink>
+      <w:r>
+        <w:rPr>
+          <w:b w:val="0"/>
+          <w:color w:val="333333"/>
+          <w:sz w:val="19"/>
+        </w:rPr>
+        <w:t xml:space="preserve">. </w:t>
+      </w:r>
+      <w:r>
+        <w:rPr>
+          <w:b/>
+          <w:color w:val="333333"/>
+          <w:sz w:val="19"/>
+        </w:rPr>
+        <w:t>Not found:</w:t>
+      </w:r>
+      <w:r>
+        <w:rPr>
+          <w:b w:val="0"/>
+          <w:color w:val="333333"/>
+          <w:sz w:val="19"/>
+        </w:rPr>
+        <w:t xml:space="preserve"> a published lending exclusion list (coal, oil &amp; gas, weapons) and UN Global Compact / UNEP FI PRB membership; check Luminor's sustainability policy and transition plan principles.</w:t>
       </w:r>
     </w:p>
     <w:p>
@@ -4421,7 +4607,7 @@
           <w:color w:val="5F6B7A"/>
           <w:sz w:val="16"/>
         </w:rPr>
-        <w:t>SEB policies applied: Financial sector - no dedicated SEB sector policy (general rules applied); Social and Human Rights Policy; Anti-corruption, Code of Conduct, Tax; Environmental Policy on Climate, Nature and Water</w:t>
+        <w:t>SEB policies applied: Policy on Sustainability Considerations in Investments (SEB AB); Financial sector - no dedicated SEB sector policy (thematic policies applied); Environmental Policy on Climate, Nature and Water (thematic); Social and Human Rights Policy (thematic); Governance expectations in sector policies (anti-corruption, tax, reporting)</w:t>
       </w:r>
     </w:p>
     <w:p>
@@ -4756,6 +4942,111 @@
       </w:hyperlink>
     </w:p>
     <w:p>
+      <w:pPr>
+        <w:spacing w:after="20"/>
+        <w:ind w:left="340" w:hanging="340"/>
+      </w:pPr>
+      <w:r>
+        <w:rPr>
+          <w:sz w:val="17"/>
+        </w:rPr>
+        <w:t xml:space="preserve">16. </w:t>
+      </w:r>
+      <w:hyperlink r:id="rId22">
+        <w:r>
+          <w:rPr>
+            <w:color w:val="2A78D6"/>
+            <w:sz w:val="17"/>
+          </w:rPr>
+          <w:t xml:space="preserve">Luminor Bank - Annual report 2025, p. 19, 2026</w:t>
+        </w:r>
+      </w:hyperlink>
+    </w:p>
+    <w:p>
+      <w:pPr>
+        <w:spacing w:after="20"/>
+        <w:ind w:left="340" w:hanging="340"/>
+      </w:pPr>
+      <w:r>
+        <w:rPr>
+          <w:sz w:val="17"/>
+        </w:rPr>
+        <w:t xml:space="preserve">17. </w:t>
+      </w:r>
+      <w:hyperlink r:id="rId23">
+        <w:r>
+          <w:rPr>
+            <w:color w:val="2A78D6"/>
+            <w:sz w:val="17"/>
+          </w:rPr>
+          <w:t xml:space="preserve">SEB Policy on Sustainability Considerations in Investments (2026-04-15), p. 5, 7, 2026-04-15</w:t>
+        </w:r>
+      </w:hyperlink>
+    </w:p>
+    <w:p>
+      <w:pPr>
+        <w:spacing w:after="20"/>
+        <w:ind w:left="340" w:hanging="340"/>
+      </w:pPr>
+      <w:r>
+        <w:rPr>
+          <w:sz w:val="17"/>
+        </w:rPr>
+        <w:t xml:space="preserve">18. </w:t>
+      </w:r>
+      <w:hyperlink r:id="rId24">
+        <w:r>
+          <w:rPr>
+            <w:color w:val="2A78D6"/>
+            <w:sz w:val="17"/>
+          </w:rPr>
+          <w:t xml:space="preserve">Luminor Bank - Annual report 2025, p. 22, 2026</w:t>
+        </w:r>
+      </w:hyperlink>
+    </w:p>
+    <w:p>
+      <w:pPr>
+        <w:spacing w:after="20"/>
+        <w:ind w:left="340" w:hanging="340"/>
+      </w:pPr>
+      <w:r>
+        <w:rPr>
+          <w:sz w:val="17"/>
+        </w:rPr>
+        <w:t xml:space="preserve">19. </w:t>
+      </w:r>
+      <w:hyperlink r:id="rId25">
+        <w:r>
+          <w:rPr>
+            <w:color w:val="2A78D6"/>
+            <w:sz w:val="17"/>
+          </w:rPr>
+          <w:t xml:space="preserve">Luminor Bank - Annual report 2025, p. 18, 2026</w:t>
+        </w:r>
+      </w:hyperlink>
+    </w:p>
+    <w:p>
+      <w:pPr>
+        <w:spacing w:after="20"/>
+        <w:ind w:left="340" w:hanging="340"/>
+      </w:pPr>
+      <w:r>
+        <w:rPr>
+          <w:sz w:val="17"/>
+        </w:rPr>
+        <w:t xml:space="preserve">20. </w:t>
+      </w:r>
+      <w:hyperlink r:id="rId26">
+        <w:r>
+          <w:rPr>
+            <w:color w:val="2A78D6"/>
+            <w:sz w:val="17"/>
+          </w:rPr>
+          <w:t xml:space="preserve">Luminor Bank - Annual report 2025, p. 23, 28, 2026</w:t>
+        </w:r>
+      </w:hyperlink>
+    </w:p>
+    <w:p>
       <w:r>
         <w:rPr>
           <w:i/>

--- a/docs/files/luminor/luminor_1H2026_en.docx
+++ b/docs/files/luminor/luminor_1H2026_en.docx
@@ -313,13 +313,13 @@
         <w:rPr>
           <w:b/>
         </w:rPr>
-        <w:t>1H 2026 net profit EUR 72.0m (1H 2025:</w:t>
+        <w:t>Profit down about a fifth:</w:t>
       </w:r>
       <w:r>
         <w:rPr>
           <w:b w:val="0"/>
         </w:rPr>
-        <w:t xml:space="preserve"> 91.6m), 2Q EUR 37.4m (46.2m); ROE 7.7%</w:t>
+        <w:t xml:space="preserve"> 1H 2026 net profit EUR 72.0m versus 91.6m a year ago; Q2 alone EUR 37.4m versus 46.2m. Return on equity 7.7%</w:t>
       </w:r>
       <w:hyperlink r:id="rId12">
         <w:r>
@@ -347,13 +347,13 @@
         <w:rPr>
           <w:b/>
         </w:rPr>
-        <w:t>Capital and liquidity high:</w:t>
+        <w:t>Capital and liquidity well above requirements:</w:t>
       </w:r>
       <w:r>
         <w:rPr>
           <w:b w:val="0"/>
         </w:rPr>
-        <w:t xml:space="preserve"> CET1 19.6%, total capital 23.7%, MREL 36.34% of TREA (requirement 23.69% + buffers), LCR 187.0%, NSFR 142.3%</w:t>
+        <w:t xml:space="preserve"> CET1 19.6% and total capital 23.7%. MREL 36.34% of TREA versus a 23.69% requirement plus buffers. Liquidity: LCR 187.0%, NSFR 142.3%</w:t>
       </w:r>
       <w:hyperlink r:id="rId13">
         <w:r>
@@ -381,13 +381,13 @@
         <w:rPr>
           <w:b/>
         </w:rPr>
-        <w:t>Change of owner:</w:t>
+        <w:t>New owner coming:</w:t>
       </w:r>
       <w:r>
         <w:rPr>
           <w:b w:val="0"/>
         </w:rPr>
-        <w:t xml:space="preserve"> on 2026-07-20 it was announced that OTP Bank will acquire 100% of Luminor Holding from the Blackstone-led consortium and DNB; regulatory approvals pending. Moody's affirmed the rating and outlook after the announcement</w:t>
+        <w:t xml:space="preserve"> on 2026-07-20 it was announced that OTP Bank will buy 100% of Luminor from the Blackstone-led consortium and DNB. Regulatory approvals are pending. Moody's kept the rating and outlook</w:t>
       </w:r>
       <w:hyperlink r:id="rId14">
         <w:r>
@@ -413,9 +413,15 @@
       </w:pPr>
       <w:r>
         <w:rPr>
+          <w:b/>
+        </w:rPr>
+        <w:t>Part of capital to be returned:</w:t>
+      </w:r>
+      <w:r>
+        <w:rPr>
           <w:b w:val="0"/>
         </w:rPr>
-        <w:t>The regulator (ECB, 2026-07-17) approved a CET1 capital reduction of EUR 200.0m, expected in Q4 2026</w:t>
+        <w:t xml:space="preserve"> on 2026-07-17 the ECB approved a EUR 200.0m reduction of CET1 capital, expected in Q4 2026</w:t>
       </w:r>
       <w:hyperlink r:id="rId14">
         <w:r>
@@ -443,13 +449,13 @@
         <w:rPr>
           <w:b/>
         </w:rPr>
-        <w:t>Funding:</w:t>
+        <w:t>Cheaper funding:</w:t>
       </w:r>
       <w:r>
         <w:rPr>
           <w:b w:val="0"/>
         </w:rPr>
-        <w:t xml:space="preserve"> in 1H 2026 a EUR 300m senior bond (MS+4.471%) was redeemed and an inaugural EUR 500m senior non-preferred bond issued (MS+1.28%)</w:t>
+        <w:t xml:space="preserve"> a EUR 300m senior bond at MS+4.471% was repaid and the first EUR 500m senior non-preferred bond was issued at MS+1.28%</w:t>
       </w:r>
       <w:hyperlink r:id="rId13">
         <w:r>
@@ -1007,16 +1013,17 @@
         </w:tblBorders>
       </w:tblPr>
       <w:tblGrid>
-        <w:gridCol w:w="1994"/>
-        <w:gridCol w:w="1994"/>
-        <w:gridCol w:w="1994"/>
-        <w:gridCol w:w="1994"/>
-        <w:gridCol w:w="1994"/>
+        <w:gridCol w:w="1662"/>
+        <w:gridCol w:w="1662"/>
+        <w:gridCol w:w="1662"/>
+        <w:gridCol w:w="1662"/>
+        <w:gridCol w:w="1662"/>
+        <w:gridCol w:w="1662"/>
       </w:tblGrid>
       <w:tr>
         <w:tc>
           <w:tcPr>
-            <w:tcW w:type="dxa" w:w="3628"/>
+            <w:tcW w:type="dxa" w:w="2948"/>
             <w:shd w:val="clear" w:color="auto" w:fill="1F4E79"/>
           </w:tcPr>
           <w:p>
@@ -1033,7 +1040,7 @@
         </w:tc>
         <w:tc>
           <w:tcPr>
-            <w:tcW w:type="dxa" w:w="1474"/>
+            <w:tcW w:type="dxa" w:w="1191"/>
             <w:shd w:val="clear" w:color="auto" w:fill="1F4E79"/>
           </w:tcPr>
           <w:p>
@@ -1053,7 +1060,7 @@
         </w:tc>
         <w:tc>
           <w:tcPr>
-            <w:tcW w:type="dxa" w:w="1474"/>
+            <w:tcW w:type="dxa" w:w="1191"/>
             <w:shd w:val="clear" w:color="auto" w:fill="1F4E79"/>
           </w:tcPr>
           <w:p>
@@ -1073,7 +1080,7 @@
         </w:tc>
         <w:tc>
           <w:tcPr>
-            <w:tcW w:type="dxa" w:w="1474"/>
+            <w:tcW w:type="dxa" w:w="1191"/>
             <w:shd w:val="clear" w:color="auto" w:fill="1F4E79"/>
           </w:tcPr>
           <w:p>
@@ -1093,7 +1100,7 @@
         </w:tc>
         <w:tc>
           <w:tcPr>
-            <w:tcW w:type="dxa" w:w="1474"/>
+            <w:tcW w:type="dxa" w:w="1191"/>
             <w:shd w:val="clear" w:color="auto" w:fill="1F4E79"/>
           </w:tcPr>
           <w:p>
@@ -1111,11 +1118,31 @@
             </w:r>
           </w:p>
         </w:tc>
+        <w:tc>
+          <w:tcPr>
+            <w:tcW w:type="dxa" w:w="2211"/>
+            <w:shd w:val="clear" w:color="auto" w:fill="1F4E79"/>
+          </w:tcPr>
+          <w:p>
+            <w:pPr>
+              <w:jc w:val="right"/>
+            </w:pPr>
+            <w:r/>
+            <w:r>
+              <w:rPr>
+                <w:b/>
+                <w:color w:val="FFFFFF"/>
+                <w:sz w:val="17"/>
+              </w:rPr>
+              <w:t>Change</w:t>
+            </w:r>
+          </w:p>
+        </w:tc>
       </w:tr>
       <w:tr>
         <w:tc>
           <w:tcPr>
-            <w:tcW w:type="dxa" w:w="3628"/>
+            <w:tcW w:type="dxa" w:w="2948"/>
           </w:tcPr>
           <w:p>
             <w:pPr>
@@ -1160,7 +1187,7 @@
         </w:tc>
         <w:tc>
           <w:tcPr>
-            <w:tcW w:type="dxa" w:w="1474"/>
+            <w:tcW w:type="dxa" w:w="1191"/>
           </w:tcPr>
           <w:p>
             <w:pPr>
@@ -1179,7 +1206,7 @@
         </w:tc>
         <w:tc>
           <w:tcPr>
-            <w:tcW w:type="dxa" w:w="1474"/>
+            <w:tcW w:type="dxa" w:w="1191"/>
           </w:tcPr>
           <w:p>
             <w:pPr>
@@ -1198,7 +1225,7 @@
         </w:tc>
         <w:tc>
           <w:tcPr>
-            <w:tcW w:type="dxa" w:w="1474"/>
+            <w:tcW w:type="dxa" w:w="1191"/>
           </w:tcPr>
           <w:p>
             <w:pPr>
@@ -1217,7 +1244,7 @@
         </w:tc>
         <w:tc>
           <w:tcPr>
-            <w:tcW w:type="dxa" w:w="1474"/>
+            <w:tcW w:type="dxa" w:w="1191"/>
           </w:tcPr>
           <w:p>
             <w:pPr>
@@ -1234,11 +1261,31 @@
             </w:r>
           </w:p>
         </w:tc>
+        <w:tc>
+          <w:tcPr>
+            <w:tcW w:type="dxa" w:w="2211"/>
+          </w:tcPr>
+          <w:p>
+            <w:pPr>
+              <w:spacing w:after="0"/>
+              <w:jc w:val="right"/>
+            </w:pPr>
+            <w:r/>
+            <w:r>
+              <w:rPr>
+                <w:b/>
+                <w:color w:val="B42318"/>
+                <w:sz w:val="17"/>
+              </w:rPr>
+              <w:t>▼ 21.4 % vs 1H2025</w:t>
+            </w:r>
+          </w:p>
+        </w:tc>
       </w:tr>
       <w:tr>
         <w:tc>
           <w:tcPr>
-            <w:tcW w:type="dxa" w:w="3628"/>
+            <w:tcW w:type="dxa" w:w="2948"/>
             <w:shd w:val="clear" w:color="auto" w:fill="F6F8FA"/>
           </w:tcPr>
           <w:p>
@@ -1267,7 +1314,7 @@
         </w:tc>
         <w:tc>
           <w:tcPr>
-            <w:tcW w:type="dxa" w:w="1474"/>
+            <w:tcW w:type="dxa" w:w="1191"/>
             <w:shd w:val="clear" w:color="auto" w:fill="F6F8FA"/>
           </w:tcPr>
           <w:p>
@@ -1287,7 +1334,7 @@
         </w:tc>
         <w:tc>
           <w:tcPr>
-            <w:tcW w:type="dxa" w:w="1474"/>
+            <w:tcW w:type="dxa" w:w="1191"/>
             <w:shd w:val="clear" w:color="auto" w:fill="F6F8FA"/>
           </w:tcPr>
           <w:p>
@@ -1307,7 +1354,7 @@
         </w:tc>
         <w:tc>
           <w:tcPr>
-            <w:tcW w:type="dxa" w:w="1474"/>
+            <w:tcW w:type="dxa" w:w="1191"/>
             <w:shd w:val="clear" w:color="auto" w:fill="F6F8FA"/>
           </w:tcPr>
           <w:p>
@@ -1327,7 +1374,7 @@
         </w:tc>
         <w:tc>
           <w:tcPr>
-            <w:tcW w:type="dxa" w:w="1474"/>
+            <w:tcW w:type="dxa" w:w="1191"/>
             <w:shd w:val="clear" w:color="auto" w:fill="F6F8FA"/>
           </w:tcPr>
           <w:p>
@@ -1345,11 +1392,32 @@
             </w:r>
           </w:p>
         </w:tc>
+        <w:tc>
+          <w:tcPr>
+            <w:tcW w:type="dxa" w:w="2211"/>
+            <w:shd w:val="clear" w:color="auto" w:fill="F6F8FA"/>
+          </w:tcPr>
+          <w:p>
+            <w:pPr>
+              <w:spacing w:after="0"/>
+              <w:jc w:val="right"/>
+            </w:pPr>
+            <w:r/>
+            <w:r>
+              <w:rPr>
+                <w:b w:val="0"/>
+                <w:color w:val="5F6B7A"/>
+                <w:sz w:val="17"/>
+              </w:rPr>
+              <w:t>–</w:t>
+            </w:r>
+          </w:p>
+        </w:tc>
       </w:tr>
       <w:tr>
         <w:tc>
           <w:tcPr>
-            <w:tcW w:type="dxa" w:w="3628"/>
+            <w:tcW w:type="dxa" w:w="2948"/>
           </w:tcPr>
           <w:p>
             <w:pPr>
@@ -1377,7 +1445,7 @@
         </w:tc>
         <w:tc>
           <w:tcPr>
-            <w:tcW w:type="dxa" w:w="1474"/>
+            <w:tcW w:type="dxa" w:w="1191"/>
           </w:tcPr>
           <w:p>
             <w:pPr>
@@ -1396,7 +1464,7 @@
         </w:tc>
         <w:tc>
           <w:tcPr>
-            <w:tcW w:type="dxa" w:w="1474"/>
+            <w:tcW w:type="dxa" w:w="1191"/>
           </w:tcPr>
           <w:p>
             <w:pPr>
@@ -1415,7 +1483,7 @@
         </w:tc>
         <w:tc>
           <w:tcPr>
-            <w:tcW w:type="dxa" w:w="1474"/>
+            <w:tcW w:type="dxa" w:w="1191"/>
           </w:tcPr>
           <w:p>
             <w:pPr>
@@ -1434,7 +1502,7 @@
         </w:tc>
         <w:tc>
           <w:tcPr>
-            <w:tcW w:type="dxa" w:w="1474"/>
+            <w:tcW w:type="dxa" w:w="1191"/>
           </w:tcPr>
           <w:p>
             <w:pPr>
@@ -1451,11 +1519,31 @@
             </w:r>
           </w:p>
         </w:tc>
+        <w:tc>
+          <w:tcPr>
+            <w:tcW w:type="dxa" w:w="2211"/>
+          </w:tcPr>
+          <w:p>
+            <w:pPr>
+              <w:spacing w:after="0"/>
+              <w:jc w:val="right"/>
+            </w:pPr>
+            <w:r/>
+            <w:r>
+              <w:rPr>
+                <w:b w:val="0"/>
+                <w:color w:val="5F6B7A"/>
+                <w:sz w:val="17"/>
+              </w:rPr>
+              <w:t>–</w:t>
+            </w:r>
+          </w:p>
+        </w:tc>
       </w:tr>
       <w:tr>
         <w:tc>
           <w:tcPr>
-            <w:tcW w:type="dxa" w:w="3628"/>
+            <w:tcW w:type="dxa" w:w="2948"/>
             <w:shd w:val="clear" w:color="auto" w:fill="F6F8FA"/>
           </w:tcPr>
           <w:p>
@@ -1484,7 +1572,7 @@
         </w:tc>
         <w:tc>
           <w:tcPr>
-            <w:tcW w:type="dxa" w:w="1474"/>
+            <w:tcW w:type="dxa" w:w="1191"/>
             <w:shd w:val="clear" w:color="auto" w:fill="F6F8FA"/>
           </w:tcPr>
           <w:p>
@@ -1504,7 +1592,7 @@
         </w:tc>
         <w:tc>
           <w:tcPr>
-            <w:tcW w:type="dxa" w:w="1474"/>
+            <w:tcW w:type="dxa" w:w="1191"/>
             <w:shd w:val="clear" w:color="auto" w:fill="F6F8FA"/>
           </w:tcPr>
           <w:p>
@@ -1524,7 +1612,7 @@
         </w:tc>
         <w:tc>
           <w:tcPr>
-            <w:tcW w:type="dxa" w:w="1474"/>
+            <w:tcW w:type="dxa" w:w="1191"/>
             <w:shd w:val="clear" w:color="auto" w:fill="F6F8FA"/>
           </w:tcPr>
           <w:p>
@@ -1544,7 +1632,27 @@
         </w:tc>
         <w:tc>
           <w:tcPr>
-            <w:tcW w:type="dxa" w:w="1474"/>
+            <w:tcW w:type="dxa" w:w="1191"/>
+            <w:shd w:val="clear" w:color="auto" w:fill="FDE7E5"/>
+          </w:tcPr>
+          <w:p>
+            <w:pPr>
+              <w:spacing w:after="0"/>
+              <w:jc w:val="right"/>
+            </w:pPr>
+            <w:r/>
+            <w:r>
+              <w:rPr>
+                <w:b/>
+                <w:sz w:val="17"/>
+              </w:rPr>
+              <w:t>65.5%</w:t>
+            </w:r>
+          </w:p>
+        </w:tc>
+        <w:tc>
+          <w:tcPr>
+            <w:tcW w:type="dxa" w:w="2211"/>
             <w:shd w:val="clear" w:color="auto" w:fill="F6F8FA"/>
           </w:tcPr>
           <w:p>
@@ -1556,9 +1664,10 @@
             <w:r>
               <w:rPr>
                 <w:b w:val="0"/>
+                <w:color w:val="5F6B7A"/>
                 <w:sz w:val="17"/>
               </w:rPr>
-              <w:t>65.5%</w:t>
+              <w:t>–</w:t>
             </w:r>
           </w:p>
         </w:tc>
@@ -1566,7 +1675,7 @@
       <w:tr>
         <w:tc>
           <w:tcPr>
-            <w:tcW w:type="dxa" w:w="3628"/>
+            <w:tcW w:type="dxa" w:w="2948"/>
           </w:tcPr>
           <w:p>
             <w:pPr>
@@ -1594,7 +1703,7 @@
         </w:tc>
         <w:tc>
           <w:tcPr>
-            <w:tcW w:type="dxa" w:w="1474"/>
+            <w:tcW w:type="dxa" w:w="1191"/>
           </w:tcPr>
           <w:p>
             <w:pPr>
@@ -1613,7 +1722,7 @@
         </w:tc>
         <w:tc>
           <w:tcPr>
-            <w:tcW w:type="dxa" w:w="1474"/>
+            <w:tcW w:type="dxa" w:w="1191"/>
           </w:tcPr>
           <w:p>
             <w:pPr>
@@ -1632,7 +1741,7 @@
         </w:tc>
         <w:tc>
           <w:tcPr>
-            <w:tcW w:type="dxa" w:w="1474"/>
+            <w:tcW w:type="dxa" w:w="1191"/>
           </w:tcPr>
           <w:p>
             <w:pPr>
@@ -1651,7 +1760,27 @@
         </w:tc>
         <w:tc>
           <w:tcPr>
-            <w:tcW w:type="dxa" w:w="1474"/>
+            <w:tcW w:type="dxa" w:w="1191"/>
+            <w:shd w:val="clear" w:color="auto" w:fill="FDE7E5"/>
+          </w:tcPr>
+          <w:p>
+            <w:pPr>
+              <w:spacing w:after="0"/>
+              <w:jc w:val="right"/>
+            </w:pPr>
+            <w:r/>
+            <w:r>
+              <w:rPr>
+                <w:b/>
+                <w:sz w:val="17"/>
+              </w:rPr>
+              <w:t>7.7%</w:t>
+            </w:r>
+          </w:p>
+        </w:tc>
+        <w:tc>
+          <w:tcPr>
+            <w:tcW w:type="dxa" w:w="2211"/>
           </w:tcPr>
           <w:p>
             <w:pPr>
@@ -1662,9 +1791,10 @@
             <w:r>
               <w:rPr>
                 <w:b w:val="0"/>
+                <w:color w:val="5F6B7A"/>
                 <w:sz w:val="17"/>
               </w:rPr>
-              <w:t>7.7%</w:t>
+              <w:t>–</w:t>
             </w:r>
           </w:p>
         </w:tc>
@@ -1672,7 +1802,7 @@
       <w:tr>
         <w:tc>
           <w:tcPr>
-            <w:tcW w:type="dxa" w:w="3628"/>
+            <w:tcW w:type="dxa" w:w="2948"/>
             <w:shd w:val="clear" w:color="auto" w:fill="F6F8FA"/>
           </w:tcPr>
           <w:p>
@@ -1701,7 +1831,7 @@
         </w:tc>
         <w:tc>
           <w:tcPr>
-            <w:tcW w:type="dxa" w:w="1474"/>
+            <w:tcW w:type="dxa" w:w="1191"/>
             <w:shd w:val="clear" w:color="auto" w:fill="F6F8FA"/>
           </w:tcPr>
           <w:p>
@@ -1721,7 +1851,7 @@
         </w:tc>
         <w:tc>
           <w:tcPr>
-            <w:tcW w:type="dxa" w:w="1474"/>
+            <w:tcW w:type="dxa" w:w="1191"/>
             <w:shd w:val="clear" w:color="auto" w:fill="F6F8FA"/>
           </w:tcPr>
           <w:p>
@@ -1741,7 +1871,7 @@
         </w:tc>
         <w:tc>
           <w:tcPr>
-            <w:tcW w:type="dxa" w:w="1474"/>
+            <w:tcW w:type="dxa" w:w="1191"/>
             <w:shd w:val="clear" w:color="auto" w:fill="F6F8FA"/>
           </w:tcPr>
           <w:p>
@@ -1761,7 +1891,7 @@
         </w:tc>
         <w:tc>
           <w:tcPr>
-            <w:tcW w:type="dxa" w:w="1474"/>
+            <w:tcW w:type="dxa" w:w="1191"/>
             <w:shd w:val="clear" w:color="auto" w:fill="F6F8FA"/>
           </w:tcPr>
           <w:p>
@@ -1779,11 +1909,32 @@
             </w:r>
           </w:p>
         </w:tc>
+        <w:tc>
+          <w:tcPr>
+            <w:tcW w:type="dxa" w:w="2211"/>
+            <w:shd w:val="clear" w:color="auto" w:fill="F6F8FA"/>
+          </w:tcPr>
+          <w:p>
+            <w:pPr>
+              <w:spacing w:after="0"/>
+              <w:jc w:val="right"/>
+            </w:pPr>
+            <w:r/>
+            <w:r>
+              <w:rPr>
+                <w:b w:val="0"/>
+                <w:color w:val="5F6B7A"/>
+                <w:sz w:val="17"/>
+              </w:rPr>
+              <w:t>–</w:t>
+            </w:r>
+          </w:p>
+        </w:tc>
       </w:tr>
       <w:tr>
         <w:tc>
           <w:tcPr>
-            <w:tcW w:type="dxa" w:w="3628"/>
+            <w:tcW w:type="dxa" w:w="2948"/>
           </w:tcPr>
           <w:p>
             <w:pPr>
@@ -1828,7 +1979,7 @@
         </w:tc>
         <w:tc>
           <w:tcPr>
-            <w:tcW w:type="dxa" w:w="1474"/>
+            <w:tcW w:type="dxa" w:w="1191"/>
           </w:tcPr>
           <w:p>
             <w:pPr>
@@ -1847,7 +1998,7 @@
         </w:tc>
         <w:tc>
           <w:tcPr>
-            <w:tcW w:type="dxa" w:w="1474"/>
+            <w:tcW w:type="dxa" w:w="1191"/>
           </w:tcPr>
           <w:p>
             <w:pPr>
@@ -1866,7 +2017,7 @@
         </w:tc>
         <w:tc>
           <w:tcPr>
-            <w:tcW w:type="dxa" w:w="1474"/>
+            <w:tcW w:type="dxa" w:w="1191"/>
           </w:tcPr>
           <w:p>
             <w:pPr>
@@ -1885,7 +2036,7 @@
         </w:tc>
         <w:tc>
           <w:tcPr>
-            <w:tcW w:type="dxa" w:w="1474"/>
+            <w:tcW w:type="dxa" w:w="1191"/>
           </w:tcPr>
           <w:p>
             <w:pPr>
@@ -1902,11 +2053,31 @@
             </w:r>
           </w:p>
         </w:tc>
+        <w:tc>
+          <w:tcPr>
+            <w:tcW w:type="dxa" w:w="2211"/>
+          </w:tcPr>
+          <w:p>
+            <w:pPr>
+              <w:spacing w:after="0"/>
+              <w:jc w:val="right"/>
+            </w:pPr>
+            <w:r/>
+            <w:r>
+              <w:rPr>
+                <w:b w:val="0"/>
+                <w:color w:val="5F6B7A"/>
+                <w:sz w:val="17"/>
+              </w:rPr>
+              <w:t>–</w:t>
+            </w:r>
+          </w:p>
+        </w:tc>
       </w:tr>
       <w:tr>
         <w:tc>
           <w:tcPr>
-            <w:tcW w:type="dxa" w:w="3628"/>
+            <w:tcW w:type="dxa" w:w="2948"/>
             <w:shd w:val="clear" w:color="auto" w:fill="F6F8FA"/>
           </w:tcPr>
           <w:p>
@@ -1935,7 +2106,7 @@
         </w:tc>
         <w:tc>
           <w:tcPr>
-            <w:tcW w:type="dxa" w:w="1474"/>
+            <w:tcW w:type="dxa" w:w="1191"/>
             <w:shd w:val="clear" w:color="auto" w:fill="F6F8FA"/>
           </w:tcPr>
           <w:p>
@@ -1955,7 +2126,7 @@
         </w:tc>
         <w:tc>
           <w:tcPr>
-            <w:tcW w:type="dxa" w:w="1474"/>
+            <w:tcW w:type="dxa" w:w="1191"/>
             <w:shd w:val="clear" w:color="auto" w:fill="F6F8FA"/>
           </w:tcPr>
           <w:p>
@@ -1975,7 +2146,7 @@
         </w:tc>
         <w:tc>
           <w:tcPr>
-            <w:tcW w:type="dxa" w:w="1474"/>
+            <w:tcW w:type="dxa" w:w="1191"/>
             <w:shd w:val="clear" w:color="auto" w:fill="F6F8FA"/>
           </w:tcPr>
           <w:p>
@@ -1995,7 +2166,7 @@
         </w:tc>
         <w:tc>
           <w:tcPr>
-            <w:tcW w:type="dxa" w:w="1474"/>
+            <w:tcW w:type="dxa" w:w="1191"/>
             <w:shd w:val="clear" w:color="auto" w:fill="F6F8FA"/>
           </w:tcPr>
           <w:p>
@@ -2013,11 +2184,32 @@
             </w:r>
           </w:p>
         </w:tc>
+        <w:tc>
+          <w:tcPr>
+            <w:tcW w:type="dxa" w:w="2211"/>
+            <w:shd w:val="clear" w:color="auto" w:fill="F6F8FA"/>
+          </w:tcPr>
+          <w:p>
+            <w:pPr>
+              <w:spacing w:after="0"/>
+              <w:jc w:val="right"/>
+            </w:pPr>
+            <w:r/>
+            <w:r>
+              <w:rPr>
+                <w:b/>
+                <w:color w:val="1B7F3B"/>
+                <w:sz w:val="17"/>
+              </w:rPr>
+              <w:t>▲ 3.6 % vs FY2025</w:t>
+            </w:r>
+          </w:p>
+        </w:tc>
       </w:tr>
       <w:tr>
         <w:tc>
           <w:tcPr>
-            <w:tcW w:type="dxa" w:w="3628"/>
+            <w:tcW w:type="dxa" w:w="2948"/>
           </w:tcPr>
           <w:p>
             <w:pPr>
@@ -2045,7 +2237,7 @@
         </w:tc>
         <w:tc>
           <w:tcPr>
-            <w:tcW w:type="dxa" w:w="1474"/>
+            <w:tcW w:type="dxa" w:w="1191"/>
           </w:tcPr>
           <w:p>
             <w:pPr>
@@ -2064,7 +2256,7 @@
         </w:tc>
         <w:tc>
           <w:tcPr>
-            <w:tcW w:type="dxa" w:w="1474"/>
+            <w:tcW w:type="dxa" w:w="1191"/>
           </w:tcPr>
           <w:p>
             <w:pPr>
@@ -2083,7 +2275,7 @@
         </w:tc>
         <w:tc>
           <w:tcPr>
-            <w:tcW w:type="dxa" w:w="1474"/>
+            <w:tcW w:type="dxa" w:w="1191"/>
           </w:tcPr>
           <w:p>
             <w:pPr>
@@ -2102,7 +2294,7 @@
         </w:tc>
         <w:tc>
           <w:tcPr>
-            <w:tcW w:type="dxa" w:w="1474"/>
+            <w:tcW w:type="dxa" w:w="1191"/>
           </w:tcPr>
           <w:p>
             <w:pPr>
@@ -2119,11 +2311,31 @@
             </w:r>
           </w:p>
         </w:tc>
+        <w:tc>
+          <w:tcPr>
+            <w:tcW w:type="dxa" w:w="2211"/>
+          </w:tcPr>
+          <w:p>
+            <w:pPr>
+              <w:spacing w:after="0"/>
+              <w:jc w:val="right"/>
+            </w:pPr>
+            <w:r/>
+            <w:r>
+              <w:rPr>
+                <w:b/>
+                <w:color w:val="1B7F3B"/>
+                <w:sz w:val="17"/>
+              </w:rPr>
+              <w:t>▲ 6.6 % vs FY2025</w:t>
+            </w:r>
+          </w:p>
+        </w:tc>
       </w:tr>
       <w:tr>
         <w:tc>
           <w:tcPr>
-            <w:tcW w:type="dxa" w:w="3628"/>
+            <w:tcW w:type="dxa" w:w="2948"/>
             <w:shd w:val="clear" w:color="auto" w:fill="F6F8FA"/>
           </w:tcPr>
           <w:p>
@@ -2169,7 +2381,7 @@
         </w:tc>
         <w:tc>
           <w:tcPr>
-            <w:tcW w:type="dxa" w:w="1474"/>
+            <w:tcW w:type="dxa" w:w="1191"/>
             <w:shd w:val="clear" w:color="auto" w:fill="F6F8FA"/>
           </w:tcPr>
           <w:p>
@@ -2189,7 +2401,7 @@
         </w:tc>
         <w:tc>
           <w:tcPr>
-            <w:tcW w:type="dxa" w:w="1474"/>
+            <w:tcW w:type="dxa" w:w="1191"/>
             <w:shd w:val="clear" w:color="auto" w:fill="F6F8FA"/>
           </w:tcPr>
           <w:p>
@@ -2209,7 +2421,7 @@
         </w:tc>
         <w:tc>
           <w:tcPr>
-            <w:tcW w:type="dxa" w:w="1474"/>
+            <w:tcW w:type="dxa" w:w="1191"/>
             <w:shd w:val="clear" w:color="auto" w:fill="F6F8FA"/>
           </w:tcPr>
           <w:p>
@@ -2229,7 +2441,27 @@
         </w:tc>
         <w:tc>
           <w:tcPr>
-            <w:tcW w:type="dxa" w:w="1474"/>
+            <w:tcW w:type="dxa" w:w="1191"/>
+            <w:shd w:val="clear" w:color="auto" w:fill="E3F3E8"/>
+          </w:tcPr>
+          <w:p>
+            <w:pPr>
+              <w:spacing w:after="0"/>
+              <w:jc w:val="right"/>
+            </w:pPr>
+            <w:r/>
+            <w:r>
+              <w:rPr>
+                <w:b/>
+                <w:sz w:val="17"/>
+              </w:rPr>
+              <w:t>19.6%</w:t>
+            </w:r>
+          </w:p>
+        </w:tc>
+        <w:tc>
+          <w:tcPr>
+            <w:tcW w:type="dxa" w:w="2211"/>
             <w:shd w:val="clear" w:color="auto" w:fill="F6F8FA"/>
           </w:tcPr>
           <w:p>
@@ -2240,10 +2472,11 @@
             <w:r/>
             <w:r>
               <w:rPr>
-                <w:b w:val="0"/>
+                <w:b/>
+                <w:color w:val="B42318"/>
                 <w:sz w:val="17"/>
               </w:rPr>
-              <w:t>19.6%</w:t>
+              <w:t>▼ 0.6 p. p. vs FY2025</w:t>
             </w:r>
           </w:p>
         </w:tc>
@@ -2251,7 +2484,7 @@
       <w:tr>
         <w:tc>
           <w:tcPr>
-            <w:tcW w:type="dxa" w:w="3628"/>
+            <w:tcW w:type="dxa" w:w="2948"/>
           </w:tcPr>
           <w:p>
             <w:pPr>
@@ -2296,7 +2529,7 @@
         </w:tc>
         <w:tc>
           <w:tcPr>
-            <w:tcW w:type="dxa" w:w="1474"/>
+            <w:tcW w:type="dxa" w:w="1191"/>
           </w:tcPr>
           <w:p>
             <w:pPr>
@@ -2315,7 +2548,7 @@
         </w:tc>
         <w:tc>
           <w:tcPr>
-            <w:tcW w:type="dxa" w:w="1474"/>
+            <w:tcW w:type="dxa" w:w="1191"/>
           </w:tcPr>
           <w:p>
             <w:pPr>
@@ -2334,7 +2567,7 @@
         </w:tc>
         <w:tc>
           <w:tcPr>
-            <w:tcW w:type="dxa" w:w="1474"/>
+            <w:tcW w:type="dxa" w:w="1191"/>
           </w:tcPr>
           <w:p>
             <w:pPr>
@@ -2353,7 +2586,8 @@
         </w:tc>
         <w:tc>
           <w:tcPr>
-            <w:tcW w:type="dxa" w:w="1474"/>
+            <w:tcW w:type="dxa" w:w="1191"/>
+            <w:shd w:val="clear" w:color="auto" w:fill="E3F3E8"/>
           </w:tcPr>
           <w:p>
             <w:pPr>
@@ -2363,10 +2597,30 @@
             <w:r/>
             <w:r>
               <w:rPr>
-                <w:b w:val="0"/>
+                <w:b/>
                 <w:sz w:val="17"/>
               </w:rPr>
               <w:t>23.7%</w:t>
+            </w:r>
+          </w:p>
+        </w:tc>
+        <w:tc>
+          <w:tcPr>
+            <w:tcW w:type="dxa" w:w="2211"/>
+          </w:tcPr>
+          <w:p>
+            <w:pPr>
+              <w:spacing w:after="0"/>
+              <w:jc w:val="right"/>
+            </w:pPr>
+            <w:r/>
+            <w:r>
+              <w:rPr>
+                <w:b/>
+                <w:color w:val="B42318"/>
+                <w:sz w:val="17"/>
+              </w:rPr>
+              <w:t>▼ 0.9 p. p. vs FY2025</w:t>
             </w:r>
           </w:p>
         </w:tc>
@@ -2374,7 +2628,7 @@
       <w:tr>
         <w:tc>
           <w:tcPr>
-            <w:tcW w:type="dxa" w:w="3628"/>
+            <w:tcW w:type="dxa" w:w="2948"/>
             <w:shd w:val="clear" w:color="auto" w:fill="F6F8FA"/>
           </w:tcPr>
           <w:p>
@@ -2420,7 +2674,7 @@
         </w:tc>
         <w:tc>
           <w:tcPr>
-            <w:tcW w:type="dxa" w:w="1474"/>
+            <w:tcW w:type="dxa" w:w="1191"/>
             <w:shd w:val="clear" w:color="auto" w:fill="F6F8FA"/>
           </w:tcPr>
           <w:p>
@@ -2440,7 +2694,7 @@
         </w:tc>
         <w:tc>
           <w:tcPr>
-            <w:tcW w:type="dxa" w:w="1474"/>
+            <w:tcW w:type="dxa" w:w="1191"/>
             <w:shd w:val="clear" w:color="auto" w:fill="F6F8FA"/>
           </w:tcPr>
           <w:p>
@@ -2460,7 +2714,7 @@
         </w:tc>
         <w:tc>
           <w:tcPr>
-            <w:tcW w:type="dxa" w:w="1474"/>
+            <w:tcW w:type="dxa" w:w="1191"/>
             <w:shd w:val="clear" w:color="auto" w:fill="F6F8FA"/>
           </w:tcPr>
           <w:p>
@@ -2480,7 +2734,27 @@
         </w:tc>
         <w:tc>
           <w:tcPr>
-            <w:tcW w:type="dxa" w:w="1474"/>
+            <w:tcW w:type="dxa" w:w="1191"/>
+            <w:shd w:val="clear" w:color="auto" w:fill="E3F3E8"/>
+          </w:tcPr>
+          <w:p>
+            <w:pPr>
+              <w:spacing w:after="0"/>
+              <w:jc w:val="right"/>
+            </w:pPr>
+            <w:r/>
+            <w:r>
+              <w:rPr>
+                <w:b/>
+                <w:sz w:val="17"/>
+              </w:rPr>
+              <w:t>9.9%</w:t>
+            </w:r>
+          </w:p>
+        </w:tc>
+        <w:tc>
+          <w:tcPr>
+            <w:tcW w:type="dxa" w:w="2211"/>
             <w:shd w:val="clear" w:color="auto" w:fill="F6F8FA"/>
           </w:tcPr>
           <w:p>
@@ -2491,10 +2765,11 @@
             <w:r/>
             <w:r>
               <w:rPr>
-                <w:b w:val="0"/>
+                <w:b/>
+                <w:color w:val="B42318"/>
                 <w:sz w:val="17"/>
               </w:rPr>
-              <w:t>9.9%</w:t>
+              <w:t>▼ 0.1 p. p. vs FY2025</w:t>
             </w:r>
           </w:p>
         </w:tc>
@@ -2502,7 +2777,7 @@
       <w:tr>
         <w:tc>
           <w:tcPr>
-            <w:tcW w:type="dxa" w:w="3628"/>
+            <w:tcW w:type="dxa" w:w="2948"/>
           </w:tcPr>
           <w:p>
             <w:pPr>
@@ -2547,7 +2822,7 @@
         </w:tc>
         <w:tc>
           <w:tcPr>
-            <w:tcW w:type="dxa" w:w="1474"/>
+            <w:tcW w:type="dxa" w:w="1191"/>
           </w:tcPr>
           <w:p>
             <w:pPr>
@@ -2566,7 +2841,7 @@
         </w:tc>
         <w:tc>
           <w:tcPr>
-            <w:tcW w:type="dxa" w:w="1474"/>
+            <w:tcW w:type="dxa" w:w="1191"/>
           </w:tcPr>
           <w:p>
             <w:pPr>
@@ -2585,7 +2860,7 @@
         </w:tc>
         <w:tc>
           <w:tcPr>
-            <w:tcW w:type="dxa" w:w="1474"/>
+            <w:tcW w:type="dxa" w:w="1191"/>
           </w:tcPr>
           <w:p>
             <w:pPr>
@@ -2604,7 +2879,7 @@
         </w:tc>
         <w:tc>
           <w:tcPr>
-            <w:tcW w:type="dxa" w:w="1474"/>
+            <w:tcW w:type="dxa" w:w="1191"/>
           </w:tcPr>
           <w:p>
             <w:pPr>
@@ -2621,11 +2896,31 @@
             </w:r>
           </w:p>
         </w:tc>
+        <w:tc>
+          <w:tcPr>
+            <w:tcW w:type="dxa" w:w="2211"/>
+          </w:tcPr>
+          <w:p>
+            <w:pPr>
+              <w:spacing w:after="0"/>
+              <w:jc w:val="right"/>
+            </w:pPr>
+            <w:r/>
+            <w:r>
+              <w:rPr>
+                <w:b/>
+                <w:color w:val="1B7F3B"/>
+                <w:sz w:val="17"/>
+              </w:rPr>
+              <w:t>▲ 0.8 p. p. vs FY2025</w:t>
+            </w:r>
+          </w:p>
+        </w:tc>
       </w:tr>
       <w:tr>
         <w:tc>
           <w:tcPr>
-            <w:tcW w:type="dxa" w:w="3628"/>
+            <w:tcW w:type="dxa" w:w="2948"/>
             <w:shd w:val="clear" w:color="auto" w:fill="F6F8FA"/>
           </w:tcPr>
           <w:p>
@@ -2671,7 +2966,7 @@
         </w:tc>
         <w:tc>
           <w:tcPr>
-            <w:tcW w:type="dxa" w:w="1474"/>
+            <w:tcW w:type="dxa" w:w="1191"/>
             <w:shd w:val="clear" w:color="auto" w:fill="F6F8FA"/>
           </w:tcPr>
           <w:p>
@@ -2691,7 +2986,7 @@
         </w:tc>
         <w:tc>
           <w:tcPr>
-            <w:tcW w:type="dxa" w:w="1474"/>
+            <w:tcW w:type="dxa" w:w="1191"/>
             <w:shd w:val="clear" w:color="auto" w:fill="F6F8FA"/>
           </w:tcPr>
           <w:p>
@@ -2711,7 +3006,7 @@
         </w:tc>
         <w:tc>
           <w:tcPr>
-            <w:tcW w:type="dxa" w:w="1474"/>
+            <w:tcW w:type="dxa" w:w="1191"/>
             <w:shd w:val="clear" w:color="auto" w:fill="F6F8FA"/>
           </w:tcPr>
           <w:p>
@@ -2731,7 +3026,27 @@
         </w:tc>
         <w:tc>
           <w:tcPr>
-            <w:tcW w:type="dxa" w:w="1474"/>
+            <w:tcW w:type="dxa" w:w="1191"/>
+            <w:shd w:val="clear" w:color="auto" w:fill="E3F3E8"/>
+          </w:tcPr>
+          <w:p>
+            <w:pPr>
+              <w:spacing w:after="0"/>
+              <w:jc w:val="right"/>
+            </w:pPr>
+            <w:r/>
+            <w:r>
+              <w:rPr>
+                <w:b/>
+                <w:sz w:val="17"/>
+              </w:rPr>
+              <w:t>187.0%</w:t>
+            </w:r>
+          </w:p>
+        </w:tc>
+        <w:tc>
+          <w:tcPr>
+            <w:tcW w:type="dxa" w:w="2211"/>
             <w:shd w:val="clear" w:color="auto" w:fill="F6F8FA"/>
           </w:tcPr>
           <w:p>
@@ -2742,10 +3057,11 @@
             <w:r/>
             <w:r>
               <w:rPr>
-                <w:b w:val="0"/>
+                <w:b/>
+                <w:color w:val="1B7F3B"/>
                 <w:sz w:val="17"/>
               </w:rPr>
-              <w:t>187.0%</w:t>
+              <w:t>▲ 12.4 p. p. vs FY2025</w:t>
             </w:r>
           </w:p>
         </w:tc>
@@ -2753,7 +3069,7 @@
       <w:tr>
         <w:tc>
           <w:tcPr>
-            <w:tcW w:type="dxa" w:w="3628"/>
+            <w:tcW w:type="dxa" w:w="2948"/>
           </w:tcPr>
           <w:p>
             <w:pPr>
@@ -2798,7 +3114,7 @@
         </w:tc>
         <w:tc>
           <w:tcPr>
-            <w:tcW w:type="dxa" w:w="1474"/>
+            <w:tcW w:type="dxa" w:w="1191"/>
           </w:tcPr>
           <w:p>
             <w:pPr>
@@ -2817,7 +3133,7 @@
         </w:tc>
         <w:tc>
           <w:tcPr>
-            <w:tcW w:type="dxa" w:w="1474"/>
+            <w:tcW w:type="dxa" w:w="1191"/>
           </w:tcPr>
           <w:p>
             <w:pPr>
@@ -2836,7 +3152,7 @@
         </w:tc>
         <w:tc>
           <w:tcPr>
-            <w:tcW w:type="dxa" w:w="1474"/>
+            <w:tcW w:type="dxa" w:w="1191"/>
           </w:tcPr>
           <w:p>
             <w:pPr>
@@ -2855,7 +3171,8 @@
         </w:tc>
         <w:tc>
           <w:tcPr>
-            <w:tcW w:type="dxa" w:w="1474"/>
+            <w:tcW w:type="dxa" w:w="1191"/>
+            <w:shd w:val="clear" w:color="auto" w:fill="E3F3E8"/>
           </w:tcPr>
           <w:p>
             <w:pPr>
@@ -2865,10 +3182,30 @@
             <w:r/>
             <w:r>
               <w:rPr>
-                <w:b w:val="0"/>
+                <w:b/>
                 <w:sz w:val="17"/>
               </w:rPr>
               <w:t>142.3%</w:t>
+            </w:r>
+          </w:p>
+        </w:tc>
+        <w:tc>
+          <w:tcPr>
+            <w:tcW w:type="dxa" w:w="2211"/>
+          </w:tcPr>
+          <w:p>
+            <w:pPr>
+              <w:spacing w:after="0"/>
+              <w:jc w:val="right"/>
+            </w:pPr>
+            <w:r/>
+            <w:r>
+              <w:rPr>
+                <w:b/>
+                <w:color w:val="1B7F3B"/>
+                <w:sz w:val="17"/>
+              </w:rPr>
+              <w:t>▲ 8.2 p. p. vs FY2025</w:t>
             </w:r>
           </w:p>
         </w:tc>
@@ -2876,7 +3213,7 @@
       <w:tr>
         <w:tc>
           <w:tcPr>
-            <w:tcW w:type="dxa" w:w="3628"/>
+            <w:tcW w:type="dxa" w:w="2948"/>
             <w:shd w:val="clear" w:color="auto" w:fill="F6F8FA"/>
           </w:tcPr>
           <w:p>
@@ -2922,7 +3259,7 @@
         </w:tc>
         <w:tc>
           <w:tcPr>
-            <w:tcW w:type="dxa" w:w="1474"/>
+            <w:tcW w:type="dxa" w:w="1191"/>
             <w:shd w:val="clear" w:color="auto" w:fill="F6F8FA"/>
           </w:tcPr>
           <w:p>
@@ -2942,7 +3279,7 @@
         </w:tc>
         <w:tc>
           <w:tcPr>
-            <w:tcW w:type="dxa" w:w="1474"/>
+            <w:tcW w:type="dxa" w:w="1191"/>
             <w:shd w:val="clear" w:color="auto" w:fill="F6F8FA"/>
           </w:tcPr>
           <w:p>
@@ -2962,7 +3299,7 @@
         </w:tc>
         <w:tc>
           <w:tcPr>
-            <w:tcW w:type="dxa" w:w="1474"/>
+            <w:tcW w:type="dxa" w:w="1191"/>
             <w:shd w:val="clear" w:color="auto" w:fill="F6F8FA"/>
           </w:tcPr>
           <w:p>
@@ -2982,7 +3319,27 @@
         </w:tc>
         <w:tc>
           <w:tcPr>
-            <w:tcW w:type="dxa" w:w="1474"/>
+            <w:tcW w:type="dxa" w:w="1191"/>
+            <w:shd w:val="clear" w:color="auto" w:fill="FDF1D8"/>
+          </w:tcPr>
+          <w:p>
+            <w:pPr>
+              <w:spacing w:after="0"/>
+              <w:jc w:val="right"/>
+            </w:pPr>
+            <w:r/>
+            <w:r>
+              <w:rPr>
+                <w:b/>
+                <w:sz w:val="17"/>
+              </w:rPr>
+              <w:t>2.1%</w:t>
+            </w:r>
+          </w:p>
+        </w:tc>
+        <w:tc>
+          <w:tcPr>
+            <w:tcW w:type="dxa" w:w="2211"/>
             <w:shd w:val="clear" w:color="auto" w:fill="F6F8FA"/>
           </w:tcPr>
           <w:p>
@@ -2993,15 +3350,26 @@
             <w:r/>
             <w:r>
               <w:rPr>
-                <w:b w:val="0"/>
+                <w:b/>
+                <w:color w:val="B42318"/>
                 <w:sz w:val="17"/>
               </w:rPr>
-              <w:t>2.1%</w:t>
+              <w:t>▲ 0.1 p. p. vs FY2025</w:t>
             </w:r>
           </w:p>
         </w:tc>
       </w:tr>
     </w:tbl>
+    <w:p>
+      <w:r>
+        <w:rPr>
+          <w:i/>
+          <w:color w:val="5F6B7A"/>
+          <w:sz w:val="16"/>
+        </w:rPr>
+        <w:t>Colours: green change – the metric is improving, red – worsening. Latest-period cell background: green – good level, amber – average, red – weak (tool benchmarks, config/metric_rules.yaml).</w:t>
+      </w:r>
+    </w:p>
     <w:p>
       <w:r>
         <w:rPr>
@@ -3330,14 +3698,15 @@
         </w:tblBorders>
       </w:tblPr>
       <w:tblGrid>
-        <w:gridCol w:w="3324"/>
-        <w:gridCol w:w="3324"/>
-        <w:gridCol w:w="3324"/>
+        <w:gridCol w:w="2493"/>
+        <w:gridCol w:w="2493"/>
+        <w:gridCol w:w="2493"/>
+        <w:gridCol w:w="2493"/>
       </w:tblGrid>
       <w:tr>
         <w:tc>
           <w:tcPr>
-            <w:tcW w:type="dxa" w:w="3969"/>
+            <w:tcW w:type="dxa" w:w="2608"/>
             <w:shd w:val="clear" w:color="auto" w:fill="1F4E79"/>
           </w:tcPr>
           <w:p>
@@ -3354,7 +3723,7 @@
         </w:tc>
         <w:tc>
           <w:tcPr>
-            <w:tcW w:type="dxa" w:w="4082"/>
+            <w:tcW w:type="dxa" w:w="2608"/>
             <w:shd w:val="clear" w:color="auto" w:fill="1F4E79"/>
           </w:tcPr>
           <w:p>
@@ -3371,7 +3740,24 @@
         </w:tc>
         <w:tc>
           <w:tcPr>
-            <w:tcW w:type="dxa" w:w="1587"/>
+            <w:tcW w:type="dxa" w:w="3175"/>
+            <w:shd w:val="clear" w:color="auto" w:fill="1F4E79"/>
+          </w:tcPr>
+          <w:p>
+            <w:r/>
+            <w:r>
+              <w:rPr>
+                <w:b/>
+                <w:color w:val="FFFFFF"/>
+                <w:sz w:val="17"/>
+              </w:rPr>
+              <w:t>What changed and why</w:t>
+            </w:r>
+          </w:p>
+        </w:tc>
+        <w:tc>
+          <w:tcPr>
+            <w:tcW w:type="dxa" w:w="1361"/>
             <w:shd w:val="clear" w:color="auto" w:fill="1F4E79"/>
           </w:tcPr>
           <w:p>
@@ -3390,7 +3776,7 @@
       <w:tr>
         <w:tc>
           <w:tcPr>
-            <w:tcW w:type="dxa" w:w="3969"/>
+            <w:tcW w:type="dxa" w:w="2608"/>
           </w:tcPr>
           <w:p>
             <w:pPr>
@@ -3408,7 +3794,7 @@
         </w:tc>
         <w:tc>
           <w:tcPr>
-            <w:tcW w:type="dxa" w:w="4082"/>
+            <w:tcW w:type="dxa" w:w="2608"/>
           </w:tcPr>
           <w:p>
             <w:pPr>
@@ -3453,7 +3839,42 @@
         </w:tc>
         <w:tc>
           <w:tcPr>
-            <w:tcW w:type="dxa" w:w="1587"/>
+            <w:tcW w:type="dxa" w:w="3175"/>
+          </w:tcPr>
+          <w:p>
+            <w:pPr>
+              <w:spacing w:after="0"/>
+            </w:pPr>
+            <w:r/>
+            <w:r>
+              <w:rPr>
+                <w:b w:val="0"/>
+                <w:sz w:val="17"/>
+              </w:rPr>
+              <w:t>Met: EUR 500m SNP issued at MS+1.28% while a EUR 300m senior bond at MS+4.471% was redeemed, so funding became cheaper</w:t>
+            </w:r>
+            <w:hyperlink r:id="rId13">
+              <w:r>
+                <w:rPr>
+                  <w:color w:val="2A78D6"/>
+                  <w:vertAlign w:val="superscript"/>
+                  <w:sz w:val="14"/>
+                </w:rPr>
+                <w:t xml:space="preserve">4</w:t>
+              </w:r>
+            </w:hyperlink>
+            <w:r>
+              <w:rPr>
+                <w:b w:val="0"/>
+                <w:sz w:val="17"/>
+              </w:rPr>
+              <w:t>.</w:t>
+            </w:r>
+          </w:p>
+        </w:tc>
+        <w:tc>
+          <w:tcPr>
+            <w:tcW w:type="dxa" w:w="1361"/>
             <w:shd w:val="clear" w:color="auto" w:fill="E3F3E8"/>
           </w:tcPr>
           <w:p>
@@ -3474,7 +3895,7 @@
       <w:tr>
         <w:tc>
           <w:tcPr>
-            <w:tcW w:type="dxa" w:w="3969"/>
+            <w:tcW w:type="dxa" w:w="2608"/>
             <w:shd w:val="clear" w:color="auto" w:fill="F6F8FA"/>
           </w:tcPr>
           <w:p>
@@ -3493,7 +3914,7 @@
         </w:tc>
         <w:tc>
           <w:tcPr>
-            <w:tcW w:type="dxa" w:w="4082"/>
+            <w:tcW w:type="dxa" w:w="2608"/>
             <w:shd w:val="clear" w:color="auto" w:fill="F6F8FA"/>
           </w:tcPr>
           <w:p>
@@ -3522,7 +3943,43 @@
         </w:tc>
         <w:tc>
           <w:tcPr>
-            <w:tcW w:type="dxa" w:w="1587"/>
+            <w:tcW w:type="dxa" w:w="3175"/>
+            <w:shd w:val="clear" w:color="auto" w:fill="F6F8FA"/>
+          </w:tcPr>
+          <w:p>
+            <w:pPr>
+              <w:spacing w:after="0"/>
+            </w:pPr>
+            <w:r/>
+            <w:r>
+              <w:rPr>
+                <w:b w:val="0"/>
+                <w:sz w:val="17"/>
+              </w:rPr>
+              <w:t>New plan: the ECB approved it on 2026-07-17. Capital is well above requirements (CET1 19.6%), so excess capital is returned</w:t>
+            </w:r>
+            <w:hyperlink r:id="rId14">
+              <w:r>
+                <w:rPr>
+                  <w:color w:val="2A78D6"/>
+                  <w:vertAlign w:val="superscript"/>
+                  <w:sz w:val="14"/>
+                </w:rPr>
+                <w:t xml:space="preserve">6</w:t>
+              </w:r>
+            </w:hyperlink>
+            <w:r>
+              <w:rPr>
+                <w:b w:val="0"/>
+                <w:sz w:val="17"/>
+              </w:rPr>
+              <w:t>.</w:t>
+            </w:r>
+          </w:p>
+        </w:tc>
+        <w:tc>
+          <w:tcPr>
+            <w:tcW w:type="dxa" w:w="1361"/>
             <w:shd w:val="clear" w:color="auto" w:fill="EAF1F8"/>
           </w:tcPr>
           <w:p>
@@ -3543,7 +4000,7 @@
       <w:tr>
         <w:tc>
           <w:tcPr>
-            <w:tcW w:type="dxa" w:w="3969"/>
+            <w:tcW w:type="dxa" w:w="2608"/>
           </w:tcPr>
           <w:p>
             <w:pPr>
@@ -3561,7 +4018,7 @@
         </w:tc>
         <w:tc>
           <w:tcPr>
-            <w:tcW w:type="dxa" w:w="4082"/>
+            <w:tcW w:type="dxa" w:w="2608"/>
           </w:tcPr>
           <w:p>
             <w:pPr>
@@ -3606,7 +4063,42 @@
         </w:tc>
         <w:tc>
           <w:tcPr>
-            <w:tcW w:type="dxa" w:w="1587"/>
+            <w:tcW w:type="dxa" w:w="3175"/>
+          </w:tcPr>
+          <w:p>
+            <w:pPr>
+              <w:spacing w:after="0"/>
+            </w:pPr>
+            <w:r/>
+            <w:r>
+              <w:rPr>
+                <w:b w:val="0"/>
+                <w:sz w:val="17"/>
+              </w:rPr>
+              <w:t>Changed: the owners agreed to sell 100% to OTP Bank; Moody's affirmed the rating and outlook after the announcement</w:t>
+            </w:r>
+            <w:hyperlink r:id="rId14">
+              <w:r>
+                <w:rPr>
+                  <w:color w:val="2A78D6"/>
+                  <w:vertAlign w:val="superscript"/>
+                  <w:sz w:val="14"/>
+                </w:rPr>
+                <w:t xml:space="preserve">5</w:t>
+              </w:r>
+            </w:hyperlink>
+            <w:r>
+              <w:rPr>
+                <w:b w:val="0"/>
+                <w:sz w:val="17"/>
+              </w:rPr>
+              <w:t>.</w:t>
+            </w:r>
+          </w:p>
+        </w:tc>
+        <w:tc>
+          <w:tcPr>
+            <w:tcW w:type="dxa" w:w="1361"/>
             <w:shd w:val="clear" w:color="auto" w:fill="FDF1D8"/>
           </w:tcPr>
           <w:p>
@@ -3822,23 +4314,28 @@
     </w:p>
     <w:p>
       <w:pPr>
+        <w:spacing w:after="0"/>
         <w:ind w:left="397"/>
       </w:pPr>
       <w:r>
         <w:rPr>
           <w:b/>
-          <w:color w:val="333333"/>
+          <w:color w:val="B42318"/>
           <w:sz w:val="19"/>
         </w:rPr>
-        <w:t xml:space="preserve">Evidence: </w:t>
+        <w:t>Needs review</w:t>
       </w:r>
+    </w:p>
+    <w:p>
+      <w:pPr>
+        <w:spacing w:after="0"/>
+        <w:ind w:left="510" w:hanging="198"/>
+      </w:pPr>
       <w:r>
         <w:rPr>
-          <w:b/>
-          <w:color w:val="333333"/>
           <w:sz w:val="19"/>
         </w:rPr>
-        <w:t xml:space="preserve">Needs review. </w:t>
+        <w:t xml:space="preserve">•  </w:t>
       </w:r>
       <w:r>
         <w:rPr>
@@ -3846,7 +4343,27 @@
           <w:color w:val="333333"/>
           <w:sz w:val="19"/>
         </w:rPr>
-        <w:t>The bank itself is not active in these sectors. No information on lending restrictions to them found automatically (Luminor sustainability pages not readable) - check the 2025 annual report</w:t>
+        <w:t>The bank itself is not active in these sectors.</w:t>
+      </w:r>
+    </w:p>
+    <w:p>
+      <w:pPr>
+        <w:spacing w:after="120"/>
+        <w:ind w:left="510" w:hanging="198"/>
+      </w:pPr>
+      <w:r>
+        <w:rPr>
+          <w:sz w:val="19"/>
+        </w:rPr>
+        <w:t xml:space="preserve">•  </w:t>
+      </w:r>
+      <w:r>
+        <w:rPr>
+          <w:b w:val="0"/>
+          <w:color w:val="333333"/>
+          <w:sz w:val="19"/>
+        </w:rPr>
+        <w:t>No information on lending restrictions to them found automatically (Luminor sustainability pages not readable) - check the 2025 annual report</w:t>
       </w:r>
       <w:hyperlink r:id="rId19">
         <w:r>
@@ -3883,23 +4400,28 @@
     </w:p>
     <w:p>
       <w:pPr>
+        <w:spacing w:after="0"/>
         <w:ind w:left="397"/>
       </w:pPr>
       <w:r>
         <w:rPr>
           <w:b/>
-          <w:color w:val="333333"/>
+          <w:color w:val="B42318"/>
           <w:sz w:val="19"/>
         </w:rPr>
-        <w:t xml:space="preserve">Evidence: </w:t>
+        <w:t>Needs review</w:t>
       </w:r>
+    </w:p>
+    <w:p>
+      <w:pPr>
+        <w:spacing w:after="0"/>
+        <w:ind w:left="510" w:hanging="198"/>
+      </w:pPr>
       <w:r>
         <w:rPr>
-          <w:b/>
-          <w:color w:val="333333"/>
           <w:sz w:val="19"/>
         </w:rPr>
-        <w:t xml:space="preserve">Needs review. </w:t>
+        <w:t xml:space="preserve">•  </w:t>
       </w:r>
       <w:r>
         <w:rPr>
@@ -3907,7 +4429,27 @@
           <w:color w:val="333333"/>
           <w:sz w:val="19"/>
         </w:rPr>
-        <w:t>No 2026 red flags found in a quick search (2026-10-22). Recommended to check AML history.</w:t>
+        <w:t>No 2026 red flags found in a quick search (2026-10-22).</w:t>
+      </w:r>
+    </w:p>
+    <w:p>
+      <w:pPr>
+        <w:spacing w:after="120"/>
+        <w:ind w:left="510" w:hanging="198"/>
+      </w:pPr>
+      <w:r>
+        <w:rPr>
+          <w:sz w:val="19"/>
+        </w:rPr>
+        <w:t xml:space="preserve">•  </w:t>
+      </w:r>
+      <w:r>
+        <w:rPr>
+          <w:b w:val="0"/>
+          <w:color w:val="333333"/>
+          <w:sz w:val="19"/>
+        </w:rPr>
+        <w:t>Recommended to check AML history.</w:t>
       </w:r>
     </w:p>
     <w:p>
@@ -3926,23 +4468,28 @@
     </w:p>
     <w:p>
       <w:pPr>
+        <w:spacing w:after="0"/>
         <w:ind w:left="397"/>
       </w:pPr>
       <w:r>
         <w:rPr>
           <w:b/>
-          <w:color w:val="333333"/>
+          <w:color w:val="B42318"/>
           <w:sz w:val="19"/>
         </w:rPr>
-        <w:t xml:space="preserve">Evidence: </w:t>
+        <w:t>Needs review</w:t>
       </w:r>
+    </w:p>
+    <w:p>
+      <w:pPr>
+        <w:spacing w:after="0"/>
+        <w:ind w:left="510" w:hanging="198"/>
+      </w:pPr>
       <w:r>
         <w:rPr>
-          <w:b/>
-          <w:color w:val="333333"/>
           <w:sz w:val="19"/>
         </w:rPr>
-        <w:t xml:space="preserve">Needs review. </w:t>
+        <w:t xml:space="preserve">•  </w:t>
       </w:r>
       <w:r>
         <w:rPr>
@@ -3950,7 +4497,27 @@
           <w:color w:val="333333"/>
           <w:sz w:val="19"/>
         </w:rPr>
-        <w:t>Checked by the analyst with internal tools (add a screenshot). Note: new owner OTP Bank (Hungary)</w:t>
+        <w:t>Checked by the analyst with internal tools (add a screenshot).</w:t>
+      </w:r>
+    </w:p>
+    <w:p>
+      <w:pPr>
+        <w:spacing w:after="120"/>
+        <w:ind w:left="510" w:hanging="198"/>
+      </w:pPr>
+      <w:r>
+        <w:rPr>
+          <w:sz w:val="19"/>
+        </w:rPr>
+        <w:t xml:space="preserve">•  </w:t>
+      </w:r>
+      <w:r>
+        <w:rPr>
+          <w:b w:val="0"/>
+          <w:color w:val="333333"/>
+          <w:sz w:val="19"/>
+        </w:rPr>
+        <w:t>Note: new owner OTP Bank (Hungary)</w:t>
       </w:r>
       <w:hyperlink r:id="rId14">
         <w:r>
@@ -3987,23 +4554,28 @@
     </w:p>
     <w:p>
       <w:pPr>
+        <w:spacing w:after="0"/>
         <w:ind w:left="397"/>
       </w:pPr>
       <w:r>
         <w:rPr>
           <w:b/>
-          <w:color w:val="333333"/>
+          <w:color w:val="B42318"/>
           <w:sz w:val="19"/>
         </w:rPr>
-        <w:t xml:space="preserve">Evidence: </w:t>
+        <w:t>Needs review</w:t>
       </w:r>
+    </w:p>
+    <w:p>
+      <w:pPr>
+        <w:spacing w:after="0"/>
+        <w:ind w:left="510" w:hanging="198"/>
+      </w:pPr>
       <w:r>
         <w:rPr>
-          <w:b/>
-          <w:color w:val="333333"/>
           <w:sz w:val="19"/>
         </w:rPr>
-        <w:t xml:space="preserve">Needs review. </w:t>
+        <w:t xml:space="preserve">•  </w:t>
       </w:r>
       <w:r>
         <w:rPr>
@@ -4011,7 +4583,47 @@
           <w:color w:val="333333"/>
           <w:sz w:val="19"/>
         </w:rPr>
-        <w:t>The automatic news scan (30 days) found no adverse headlines; most news is about the OTP deal. Analyst confirms and adds a screenshot.</w:t>
+        <w:t>The automatic news scan (30 days) found no adverse headlines</w:t>
+      </w:r>
+    </w:p>
+    <w:p>
+      <w:pPr>
+        <w:spacing w:after="0"/>
+        <w:ind w:left="510" w:hanging="198"/>
+      </w:pPr>
+      <w:r>
+        <w:rPr>
+          <w:sz w:val="19"/>
+        </w:rPr>
+        <w:t xml:space="preserve">•  </w:t>
+      </w:r>
+      <w:r>
+        <w:rPr>
+          <w:b w:val="0"/>
+          <w:color w:val="333333"/>
+          <w:sz w:val="19"/>
+        </w:rPr>
+        <w:t>Most news is about the OTP deal.</w:t>
+      </w:r>
+    </w:p>
+    <w:p>
+      <w:pPr>
+        <w:spacing w:after="120"/>
+        <w:ind w:left="510" w:hanging="198"/>
+      </w:pPr>
+      <w:r>
+        <w:rPr>
+          <w:sz w:val="19"/>
+        </w:rPr>
+        <w:t xml:space="preserve">•  </w:t>
+      </w:r>
+      <w:r>
+        <w:rPr>
+          <w:b w:val="0"/>
+          <w:color w:val="333333"/>
+          <w:sz w:val="19"/>
+        </w:rPr>
+        <w:t>Analyst confirms and adds a screenshot.</w:t>
       </w:r>
     </w:p>
     <w:p>
@@ -4062,15 +4674,14 @@
     </w:p>
     <w:p>
       <w:pPr>
-        <w:ind w:left="397"/>
+        <w:spacing w:after="0"/>
+        <w:ind w:left="510" w:hanging="198"/>
       </w:pPr>
       <w:r>
         <w:rPr>
-          <w:b/>
-          <w:color w:val="333333"/>
           <w:sz w:val="19"/>
         </w:rPr>
-        <w:t xml:space="preserve">Evidence: </w:t>
+        <w:t xml:space="preserve">•  </w:t>
       </w:r>
       <w:r>
         <w:rPr>
@@ -4078,7 +4689,47 @@
           <w:color w:val="333333"/>
           <w:sz w:val="19"/>
         </w:rPr>
-        <w:t>Sustainable real estate and renewable energy lending EUR 305.4m in 2025 (EUR 182.4m in 2024), target EUR 700m by 2030; green or sustainability-linked bonds 7.4% of the bond portfolio; Sustainalytics ESG risk rating 18.4 (low risk)</w:t>
+        <w:t>Sustainable real estate and renewable energy lending EUR 305.4m in 2025 (EUR 182.4m in 2024), target EUR 700m by 2030</w:t>
+      </w:r>
+    </w:p>
+    <w:p>
+      <w:pPr>
+        <w:spacing w:after="0"/>
+        <w:ind w:left="510" w:hanging="198"/>
+      </w:pPr>
+      <w:r>
+        <w:rPr>
+          <w:sz w:val="19"/>
+        </w:rPr>
+        <w:t xml:space="preserve">•  </w:t>
+      </w:r>
+      <w:r>
+        <w:rPr>
+          <w:b w:val="0"/>
+          <w:color w:val="333333"/>
+          <w:sz w:val="19"/>
+        </w:rPr>
+        <w:t>Green or sustainability-linked bonds 7.4% of the bond portfolio</w:t>
+      </w:r>
+    </w:p>
+    <w:p>
+      <w:pPr>
+        <w:spacing w:after="120"/>
+        <w:ind w:left="510" w:hanging="198"/>
+      </w:pPr>
+      <w:r>
+        <w:rPr>
+          <w:sz w:val="19"/>
+        </w:rPr>
+        <w:t xml:space="preserve">•  </w:t>
+      </w:r>
+      <w:r>
+        <w:rPr>
+          <w:b w:val="0"/>
+          <w:color w:val="333333"/>
+          <w:sz w:val="19"/>
+        </w:rPr>
+        <w:t>Sustainalytics ESG risk rating 18.4 (low risk)</w:t>
       </w:r>
       <w:hyperlink r:id="rId22">
         <w:r>
@@ -4115,23 +4766,28 @@
     </w:p>
     <w:p>
       <w:pPr>
+        <w:spacing w:after="0"/>
         <w:ind w:left="397"/>
       </w:pPr>
       <w:r>
         <w:rPr>
           <w:b/>
-          <w:color w:val="333333"/>
+          <w:color w:val="B42318"/>
           <w:sz w:val="19"/>
         </w:rPr>
-        <w:t xml:space="preserve">Evidence: </w:t>
+        <w:t>Needs review</w:t>
       </w:r>
+    </w:p>
+    <w:p>
+      <w:pPr>
+        <w:spacing w:after="120"/>
+        <w:ind w:left="510" w:hanging="198"/>
+      </w:pPr>
       <w:r>
         <w:rPr>
-          <w:b/>
-          <w:color w:val="333333"/>
           <w:sz w:val="19"/>
         </w:rPr>
-        <w:t xml:space="preserve">Needs review. </w:t>
+        <w:t xml:space="preserve">•  </w:t>
       </w:r>
       <w:r>
         <w:rPr>
@@ -4158,23 +4814,28 @@
     </w:p>
     <w:p>
       <w:pPr>
+        <w:spacing w:after="0"/>
         <w:ind w:left="397"/>
       </w:pPr>
       <w:r>
         <w:rPr>
           <w:b/>
-          <w:color w:val="333333"/>
+          <w:color w:val="B42318"/>
           <w:sz w:val="19"/>
         </w:rPr>
-        <w:t xml:space="preserve">Evidence: </w:t>
+        <w:t>Needs review</w:t>
       </w:r>
+    </w:p>
+    <w:p>
+      <w:pPr>
+        <w:spacing w:after="0"/>
+        <w:ind w:left="510" w:hanging="198"/>
+      </w:pPr>
       <w:r>
         <w:rPr>
-          <w:b/>
-          <w:color w:val="333333"/>
           <w:sz w:val="19"/>
         </w:rPr>
-        <w:t xml:space="preserve">Needs review. </w:t>
+        <w:t xml:space="preserve">•  </w:t>
       </w:r>
       <w:r>
         <w:rPr>
@@ -4182,7 +4843,27 @@
           <w:color w:val="333333"/>
           <w:sz w:val="19"/>
         </w:rPr>
-        <w:t>No yellow flags found in a quick search; the change of owner (OTP) may change ESG policies</w:t>
+        <w:t>No yellow flags found in a quick search</w:t>
+      </w:r>
+    </w:p>
+    <w:p>
+      <w:pPr>
+        <w:spacing w:after="120"/>
+        <w:ind w:left="510" w:hanging="198"/>
+      </w:pPr>
+      <w:r>
+        <w:rPr>
+          <w:sz w:val="19"/>
+        </w:rPr>
+        <w:t xml:space="preserve">•  </w:t>
+      </w:r>
+      <w:r>
+        <w:rPr>
+          <w:b w:val="0"/>
+          <w:color w:val="333333"/>
+          <w:sz w:val="19"/>
+        </w:rPr>
+        <w:t>The change of owner (OTP) may change ESG policies</w:t>
       </w:r>
       <w:hyperlink r:id="rId14">
         <w:r>
@@ -4219,6 +4900,7 @@
     </w:p>
     <w:p>
       <w:pPr>
+        <w:spacing w:after="0"/>
         <w:ind w:left="397"/>
       </w:pPr>
       <w:r>
@@ -4227,15 +4909,19 @@
           <w:color w:val="333333"/>
           <w:sz w:val="19"/>
         </w:rPr>
-        <w:t xml:space="preserve">Evidence: </w:t>
+        <w:t>Applicable</w:t>
       </w:r>
+    </w:p>
+    <w:p>
+      <w:pPr>
+        <w:spacing w:after="0"/>
+        <w:ind w:left="737" w:hanging="198"/>
+      </w:pPr>
       <w:r>
         <w:rPr>
-          <w:b/>
-          <w:color w:val="333333"/>
           <w:sz w:val="19"/>
         </w:rPr>
-        <w:t>Applicable:</w:t>
+        <w:t xml:space="preserve">•  </w:t>
       </w:r>
       <w:r>
         <w:rPr>
@@ -4243,7 +4929,7 @@
           <w:color w:val="333333"/>
           <w:sz w:val="19"/>
         </w:rPr>
-        <w:t xml:space="preserve"> no SEB sector policy for banks, so the Investments policy and the Environmental and Social &amp; Human Rights policies apply</w:t>
+        <w:t>No SEB sector policy for banks, so the Investments policy and the Environmental and Social &amp; Human Rights policies apply</w:t>
       </w:r>
       <w:hyperlink r:id="rId23">
         <w:r>
@@ -4261,15 +4947,33 @@
           <w:color w:val="333333"/>
           <w:sz w:val="19"/>
         </w:rPr>
-        <w:t xml:space="preserve">. </w:t>
+        <w:t>.</w:t>
       </w:r>
+    </w:p>
+    <w:p>
+      <w:pPr>
+        <w:spacing w:after="0"/>
+        <w:ind w:left="397"/>
+      </w:pPr>
       <w:r>
         <w:rPr>
           <w:b/>
           <w:color w:val="333333"/>
           <w:sz w:val="19"/>
         </w:rPr>
-        <w:t>Met:</w:t>
+        <w:t>Met</w:t>
+      </w:r>
+    </w:p>
+    <w:p>
+      <w:pPr>
+        <w:spacing w:after="0"/>
+        <w:ind w:left="737" w:hanging="198"/>
+      </w:pPr>
+      <w:r>
+        <w:rPr>
+          <w:sz w:val="19"/>
+        </w:rPr>
+        <w:t xml:space="preserve">•  </w:t>
       </w:r>
       <w:r>
         <w:rPr>
@@ -4277,7 +4981,27 @@
           <w:color w:val="333333"/>
           <w:sz w:val="19"/>
         </w:rPr>
-        <w:t xml:space="preserve"> no breach of governance or international norms found (quick search, 2026-10-22); financed emissions disclosed using PCAF (Scope 3 3.2m t CO2e in 2025)</w:t>
+        <w:t>No breach of governance or international norms found (quick search, 2026-10-22)</w:t>
+      </w:r>
+    </w:p>
+    <w:p>
+      <w:pPr>
+        <w:spacing w:after="0"/>
+        <w:ind w:left="737" w:hanging="198"/>
+      </w:pPr>
+      <w:r>
+        <w:rPr>
+          <w:sz w:val="19"/>
+        </w:rPr>
+        <w:t xml:space="preserve">•  </w:t>
+      </w:r>
+      <w:r>
+        <w:rPr>
+          <w:b w:val="0"/>
+          <w:color w:val="333333"/>
+          <w:sz w:val="19"/>
+        </w:rPr>
+        <w:t>Financed emissions disclosed using PCAF (Scope 3 3.2m t CO2e in 2025)</w:t>
       </w:r>
       <w:hyperlink r:id="rId24">
         <w:r>
@@ -4289,13 +5013,25 @@
           <w:t xml:space="preserve">18</w:t>
         </w:r>
       </w:hyperlink>
+    </w:p>
+    <w:p>
+      <w:pPr>
+        <w:spacing w:after="0"/>
+        <w:ind w:left="737" w:hanging="198"/>
+      </w:pPr>
+      <w:r>
+        <w:rPr>
+          <w:sz w:val="19"/>
+        </w:rPr>
+        <w:t xml:space="preserve">•  </w:t>
+      </w:r>
       <w:r>
         <w:rPr>
           <w:b w:val="0"/>
           <w:color w:val="333333"/>
           <w:sz w:val="19"/>
         </w:rPr>
-        <w:t>; climate neutrality target for 2050</w:t>
+        <w:t>Climate neutrality target for 2050</w:t>
       </w:r>
       <w:hyperlink r:id="rId22">
         <w:r>
@@ -4307,13 +5043,25 @@
           <w:t xml:space="preserve">16</w:t>
         </w:r>
       </w:hyperlink>
+    </w:p>
+    <w:p>
+      <w:pPr>
+        <w:spacing w:after="0"/>
+        <w:ind w:left="737" w:hanging="198"/>
+      </w:pPr>
+      <w:r>
+        <w:rPr>
+          <w:sz w:val="19"/>
+        </w:rPr>
+        <w:t xml:space="preserve">•  </w:t>
+      </w:r>
       <w:r>
         <w:rPr>
           <w:b w:val="0"/>
           <w:color w:val="333333"/>
           <w:sz w:val="19"/>
         </w:rPr>
-        <w:t>; sustainable real estate and renewable lending EUR 305.4m, target EUR 700m by 2030</w:t>
+        <w:t>Sustainable real estate and renewable lending EUR 305.4m, target EUR 700m by 2030</w:t>
       </w:r>
       <w:hyperlink r:id="rId22">
         <w:r>
@@ -4325,13 +5073,25 @@
           <w:t xml:space="preserve">16</w:t>
         </w:r>
       </w:hyperlink>
+    </w:p>
+    <w:p>
+      <w:pPr>
+        <w:spacing w:after="0"/>
+        <w:ind w:left="737" w:hanging="198"/>
+      </w:pPr>
+      <w:r>
+        <w:rPr>
+          <w:sz w:val="19"/>
+        </w:rPr>
+        <w:t xml:space="preserve">•  </w:t>
+      </w:r>
       <w:r>
         <w:rPr>
           <w:b w:val="0"/>
           <w:color w:val="333333"/>
           <w:sz w:val="19"/>
         </w:rPr>
-        <w:t>; Sustainalytics ESG risk rating 18.4 (low risk)</w:t>
+        <w:t>Sustainalytics ESG risk rating 18.4 (low risk)</w:t>
       </w:r>
       <w:hyperlink r:id="rId22">
         <w:r>
@@ -4343,13 +5103,25 @@
           <w:t xml:space="preserve">16</w:t>
         </w:r>
       </w:hyperlink>
+    </w:p>
+    <w:p>
+      <w:pPr>
+        <w:spacing w:after="0"/>
+        <w:ind w:left="737" w:hanging="198"/>
+      </w:pPr>
+      <w:r>
+        <w:rPr>
+          <w:sz w:val="19"/>
+        </w:rPr>
+        <w:t xml:space="preserve">•  </w:t>
+      </w:r>
       <w:r>
         <w:rPr>
           <w:b w:val="0"/>
           <w:color w:val="333333"/>
           <w:sz w:val="19"/>
         </w:rPr>
-        <w:t>; human rights commitment</w:t>
+        <w:t>Human rights commitment</w:t>
       </w:r>
       <w:hyperlink r:id="rId25">
         <w:r>
@@ -4361,13 +5133,25 @@
           <w:t xml:space="preserve">19</w:t>
         </w:r>
       </w:hyperlink>
+    </w:p>
+    <w:p>
+      <w:pPr>
+        <w:spacing w:after="0"/>
+        <w:ind w:left="737" w:hanging="198"/>
+      </w:pPr>
+      <w:r>
+        <w:rPr>
+          <w:sz w:val="19"/>
+        </w:rPr>
+        <w:t xml:space="preserve">•  </w:t>
+      </w:r>
       <w:r>
         <w:rPr>
           <w:b w:val="0"/>
           <w:color w:val="333333"/>
           <w:sz w:val="19"/>
         </w:rPr>
-        <w:t>; AML and sanctions compliance</w:t>
+        <w:t>AML and sanctions compliance</w:t>
       </w:r>
       <w:hyperlink r:id="rId25">
         <w:r>
@@ -4379,13 +5163,25 @@
           <w:t xml:space="preserve">19</w:t>
         </w:r>
       </w:hyperlink>
+    </w:p>
+    <w:p>
+      <w:pPr>
+        <w:spacing w:after="0"/>
+        <w:ind w:left="737" w:hanging="198"/>
+      </w:pPr>
+      <w:r>
+        <w:rPr>
+          <w:sz w:val="19"/>
+        </w:rPr>
+        <w:t xml:space="preserve">•  </w:t>
+      </w:r>
       <w:r>
         <w:rPr>
           <w:b w:val="0"/>
           <w:color w:val="333333"/>
           <w:sz w:val="19"/>
         </w:rPr>
-        <w:t>; anti-bribery measures and whistleblowing channels (from summary, verify)</w:t>
+        <w:t>Anti-bribery measures and whistleblowing channels (from summary, verify)</w:t>
       </w:r>
       <w:hyperlink r:id="rId26">
         <w:r>
@@ -4403,15 +5199,33 @@
           <w:color w:val="333333"/>
           <w:sz w:val="19"/>
         </w:rPr>
-        <w:t xml:space="preserve">. </w:t>
+        <w:t>.</w:t>
       </w:r>
+    </w:p>
+    <w:p>
+      <w:pPr>
+        <w:spacing w:after="0"/>
+        <w:ind w:left="397"/>
+      </w:pPr>
       <w:r>
         <w:rPr>
           <w:b/>
           <w:color w:val="333333"/>
           <w:sz w:val="19"/>
         </w:rPr>
-        <w:t>Not found:</w:t>
+        <w:t>Not found</w:t>
+      </w:r>
+    </w:p>
+    <w:p>
+      <w:pPr>
+        <w:spacing w:after="0"/>
+        <w:ind w:left="737" w:hanging="198"/>
+      </w:pPr>
+      <w:r>
+        <w:rPr>
+          <w:sz w:val="19"/>
+        </w:rPr>
+        <w:t xml:space="preserve">•  </w:t>
       </w:r>
       <w:r>
         <w:rPr>
@@ -4419,7 +5233,27 @@
           <w:color w:val="333333"/>
           <w:sz w:val="19"/>
         </w:rPr>
-        <w:t xml:space="preserve"> a published lending exclusion list (coal, oil &amp; gas, weapons) and UN Global Compact / UNEP FI PRB membership; check Luminor's sustainability policy and transition plan principles.</w:t>
+        <w:t>A published lending exclusion list (coal, oil &amp; gas, weapons) and UN Global Compact / UNEP FI PRB membership</w:t>
+      </w:r>
+    </w:p>
+    <w:p>
+      <w:pPr>
+        <w:spacing w:after="120"/>
+        <w:ind w:left="737" w:hanging="198"/>
+      </w:pPr>
+      <w:r>
+        <w:rPr>
+          <w:sz w:val="19"/>
+        </w:rPr>
+        <w:t xml:space="preserve">•  </w:t>
+      </w:r>
+      <w:r>
+        <w:rPr>
+          <w:b w:val="0"/>
+          <w:color w:val="333333"/>
+          <w:sz w:val="19"/>
+        </w:rPr>
+        <w:t>Check Luminor's sustainability policy and transition plan principles.</w:t>
       </w:r>
     </w:p>
     <w:p>
@@ -4461,23 +5295,28 @@
     </w:p>
     <w:p>
       <w:pPr>
+        <w:spacing w:after="0"/>
         <w:ind w:left="397"/>
       </w:pPr>
       <w:r>
         <w:rPr>
           <w:b/>
-          <w:color w:val="333333"/>
+          <w:color w:val="B42318"/>
           <w:sz w:val="19"/>
         </w:rPr>
-        <w:t xml:space="preserve">Evidence: </w:t>
+        <w:t>Needs review</w:t>
       </w:r>
+    </w:p>
+    <w:p>
+      <w:pPr>
+        <w:spacing w:after="120"/>
+        <w:ind w:left="510" w:hanging="198"/>
+      </w:pPr>
       <w:r>
         <w:rPr>
-          <w:b/>
-          <w:color w:val="333333"/>
           <w:sz w:val="19"/>
         </w:rPr>
-        <w:t xml:space="preserve">Needs review. </w:t>
+        <w:t xml:space="preserve">•  </w:t>
       </w:r>
       <w:r>
         <w:rPr>
@@ -4527,23 +5366,28 @@
     </w:p>
     <w:p>
       <w:pPr>
+        <w:spacing w:after="0"/>
         <w:ind w:left="397"/>
       </w:pPr>
       <w:r>
         <w:rPr>
           <w:b/>
-          <w:color w:val="333333"/>
+          <w:color w:val="B42318"/>
           <w:sz w:val="19"/>
         </w:rPr>
-        <w:t xml:space="preserve">Evidence: </w:t>
+        <w:t>Needs review</w:t>
       </w:r>
+    </w:p>
+    <w:p>
+      <w:pPr>
+        <w:spacing w:after="120"/>
+        <w:ind w:left="510" w:hanging="198"/>
+      </w:pPr>
       <w:r>
         <w:rPr>
-          <w:b/>
-          <w:color w:val="333333"/>
           <w:sz w:val="19"/>
         </w:rPr>
-        <w:t xml:space="preserve">Needs review. </w:t>
+        <w:t xml:space="preserve">•  </w:t>
       </w:r>
       <w:r>
         <w:rPr>

--- a/docs/files/luminor/luminor_1H2026_en.docx
+++ b/docs/files/luminor/luminor_1H2026_en.docx
@@ -108,6 +108,115 @@
         <w:t>3Q 2026 interim report - expected November 2026</w:t>
       </w:r>
     </w:p>
+    <w:tbl>
+      <w:tblPr>
+        <w:tblW w:type="auto" w:w="0"/>
+        <w:tblLook w:firstColumn="1" w:firstRow="1" w:lastColumn="0" w:lastRow="0" w:noHBand="0" w:noVBand="1" w:val="04A0"/>
+      </w:tblPr>
+      <w:tblGrid>
+        <w:gridCol w:w="9972"/>
+      </w:tblGrid>
+      <w:tr>
+        <w:tc>
+          <w:tcPr>
+            <w:tcW w:type="dxa" w:w="9638"/>
+            <w:shd w:val="clear" w:color="auto" w:fill="E3F3E8"/>
+          </w:tcPr>
+          <w:p>
+            <w:pPr>
+              <w:spacing w:before="60" w:after="60"/>
+            </w:pPr>
+            <w:r>
+              <w:rPr>
+                <w:b/>
+                <w:color w:val="1A1A1A"/>
+                <w:sz w:val="21"/>
+              </w:rPr>
+              <w:t>Position OK.</w:t>
+            </w:r>
+            <w:r>
+              <w:rPr>
+                <w:b w:val="0"/>
+                <w:color w:val="1A1A1A"/>
+                <w:sz w:val="21"/>
+              </w:rPr>
+              <w:t xml:space="preserve"> Capital and liquidity are well above requirements, and Moody's kept the rating after the OTP Bank deal was announced</w:t>
+            </w:r>
+            <w:hyperlink r:id="rId10">
+              <w:r>
+                <w:rPr>
+                  <w:color w:val="2A78D6"/>
+                  <w:vertAlign w:val="superscript"/>
+                  <w:sz w:val="17"/>
+                </w:rPr>
+                <w:t xml:space="preserve">1</w:t>
+              </w:r>
+            </w:hyperlink>
+            <w:r>
+              <w:rPr>
+                <w:b w:val="0"/>
+                <w:color w:val="1A1A1A"/>
+                <w:sz w:val="21"/>
+              </w:rPr>
+              <w:t>. Profit fell about a fifth</w:t>
+            </w:r>
+            <w:hyperlink r:id="rId12">
+              <w:r>
+                <w:rPr>
+                  <w:color w:val="2A78D6"/>
+                  <w:vertAlign w:val="superscript"/>
+                  <w:sz w:val="17"/>
+                </w:rPr>
+                <w:t xml:space="preserve">3</w:t>
+              </w:r>
+            </w:hyperlink>
+            <w:r>
+              <w:rPr>
+                <w:b w:val="0"/>
+                <w:color w:val="1A1A1A"/>
+                <w:sz w:val="21"/>
+              </w:rPr>
+              <w:t>. The 7.75% bond XS2633112565 was redeemed in June 2026 and is no longer outstanding</w:t>
+            </w:r>
+            <w:hyperlink r:id="rId13">
+              <w:r>
+                <w:rPr>
+                  <w:color w:val="2A78D6"/>
+                  <w:vertAlign w:val="superscript"/>
+                  <w:sz w:val="17"/>
+                </w:rPr>
+                <w:t xml:space="preserve">4</w:t>
+              </w:r>
+            </w:hyperlink>
+            <w:r>
+              <w:rPr>
+                <w:color w:val="2A78D6"/>
+                <w:vertAlign w:val="superscript"/>
+              </w:rPr>
+              <w:t>,</w:t>
+            </w:r>
+            <w:hyperlink r:id="rId14">
+              <w:r>
+                <w:rPr>
+                  <w:color w:val="2A78D6"/>
+                  <w:vertAlign w:val="superscript"/>
+                  <w:sz w:val="17"/>
+                </w:rPr>
+                <w:t xml:space="preserve">5</w:t>
+              </w:r>
+            </w:hyperlink>
+            <w:r>
+              <w:rPr>
+                <w:b w:val="0"/>
+                <w:color w:val="1A1A1A"/>
+                <w:sz w:val="21"/>
+              </w:rPr>
+              <w:t>.</w:t>
+            </w:r>
+          </w:p>
+        </w:tc>
+      </w:tr>
+    </w:tbl>
     <w:p>
       <w:pPr>
         <w:spacing w:after="0"/>
@@ -244,7 +353,7 @@
                 <w:color w:val="5F6B7A"/>
                 <w:sz w:val="16"/>
               </w:rPr>
-              <w:t>▼ 0.6 p. p. vs FY2025</w:t>
+              <w:t>▼ 1 p. p. vs 1H2025</w:t>
             </w:r>
           </w:p>
         </w:tc>
@@ -282,7 +391,7 @@
                 <w:color w:val="5F6B7A"/>
                 <w:sz w:val="16"/>
               </w:rPr>
-              <w:t>▲ 12.4 p. p. vs FY2025</w:t>
+              <w:t>▲ 23.7 p. p. vs 1H2025</w:t>
             </w:r>
           </w:p>
         </w:tc>
@@ -328,7 +437,7 @@
             <w:vertAlign w:val="superscript"/>
             <w:sz w:val="17"/>
           </w:rPr>
-          <w:t xml:space="preserve">3</w:t>
+          <w:t xml:space="preserve">6</w:t>
         </w:r>
       </w:hyperlink>
       <w:r>
@@ -354,40 +463,6 @@
           <w:b w:val="0"/>
         </w:rPr>
         <w:t xml:space="preserve"> CET1 19.6% and total capital 23.7%. MREL 36.34% of TREA versus a 23.69% requirement plus buffers. Liquidity: LCR 187.0%, NSFR 142.3%</w:t>
-      </w:r>
-      <w:hyperlink r:id="rId13">
-        <w:r>
-          <w:rPr>
-            <w:color w:val="2A78D6"/>
-            <w:vertAlign w:val="superscript"/>
-            <w:sz w:val="17"/>
-          </w:rPr>
-          <w:t xml:space="preserve">4</w:t>
-        </w:r>
-      </w:hyperlink>
-      <w:r>
-        <w:rPr>
-          <w:b w:val="0"/>
-        </w:rPr>
-        <w:t>.</w:t>
-      </w:r>
-    </w:p>
-    <w:p>
-      <w:pPr>
-        <w:pStyle w:val="ListBullet"/>
-        <w:spacing w:after="60"/>
-      </w:pPr>
-      <w:r>
-        <w:rPr>
-          <w:b/>
-        </w:rPr>
-        <w:t>New owner coming:</w:t>
-      </w:r>
-      <w:r>
-        <w:rPr>
-          <w:b w:val="0"/>
-        </w:rPr>
-        <w:t xml:space="preserve"> on 2026-07-20 it was announced that OTP Bank will buy 100% of Luminor from the Blackstone-led consortium and DNB. Regulatory approvals are pending. Moody's kept the rating and outlook</w:t>
       </w:r>
       <w:hyperlink r:id="rId14">
         <w:r>
@@ -415,6 +490,40 @@
         <w:rPr>
           <w:b/>
         </w:rPr>
+        <w:t>New owner coming:</w:t>
+      </w:r>
+      <w:r>
+        <w:rPr>
+          <w:b w:val="0"/>
+        </w:rPr>
+        <w:t xml:space="preserve"> on 2026-07-20 it was announced that OTP Bank will buy 100% of Luminor from the Blackstone-led consortium and DNB. Regulatory approvals are pending. Moody's kept the rating and outlook</w:t>
+      </w:r>
+      <w:hyperlink r:id="rId15">
+        <w:r>
+          <w:rPr>
+            <w:color w:val="2A78D6"/>
+            <w:vertAlign w:val="superscript"/>
+            <w:sz w:val="17"/>
+          </w:rPr>
+          <w:t xml:space="preserve">7</w:t>
+        </w:r>
+      </w:hyperlink>
+      <w:r>
+        <w:rPr>
+          <w:b w:val="0"/>
+        </w:rPr>
+        <w:t>.</w:t>
+      </w:r>
+    </w:p>
+    <w:p>
+      <w:pPr>
+        <w:pStyle w:val="ListBullet"/>
+        <w:spacing w:after="60"/>
+      </w:pPr>
+      <w:r>
+        <w:rPr>
+          <w:b/>
+        </w:rPr>
         <w:t>Part of capital to be returned:</w:t>
       </w:r>
       <w:r>
@@ -423,14 +532,14 @@
         </w:rPr>
         <w:t xml:space="preserve"> on 2026-07-17 the ECB approved a EUR 200.0m reduction of CET1 capital, expected in Q4 2026</w:t>
       </w:r>
-      <w:hyperlink r:id="rId14">
+      <w:hyperlink r:id="rId15">
         <w:r>
           <w:rPr>
             <w:color w:val="2A78D6"/>
             <w:vertAlign w:val="superscript"/>
             <w:sz w:val="17"/>
           </w:rPr>
-          <w:t xml:space="preserve">6</w:t>
+          <w:t xml:space="preserve">8</w:t>
         </w:r>
       </w:hyperlink>
       <w:r>
@@ -457,14 +566,14 @@
         </w:rPr>
         <w:t xml:space="preserve"> a EUR 300m senior bond at MS+4.471% was repaid and the first EUR 500m senior non-preferred bond was issued at MS+1.28%</w:t>
       </w:r>
-      <w:hyperlink r:id="rId13">
+      <w:hyperlink r:id="rId14">
         <w:r>
           <w:rPr>
             <w:color w:val="2A78D6"/>
             <w:vertAlign w:val="superscript"/>
             <w:sz w:val="17"/>
           </w:rPr>
-          <w:t xml:space="preserve">4</w:t>
+          <w:t xml:space="preserve">5</w:t>
         </w:r>
       </w:hyperlink>
       <w:r>
@@ -615,7 +724,7 @@
                 <w:b w:val="0"/>
                 <w:sz w:val="17"/>
               </w:rPr>
-              <w:t>XS2633112565</w:t>
+              <w:t>XS3079969104</w:t>
             </w:r>
           </w:p>
         </w:tc>
@@ -633,7 +742,7 @@
                 <w:b w:val="0"/>
                 <w:sz w:val="17"/>
               </w:rPr>
-              <w:t>Luminor Bank 7.75% 2027</w:t>
+              <w:t>Luminor Bank 3.551% 2029</w:t>
             </w:r>
           </w:p>
         </w:tc>
@@ -652,7 +761,7 @@
                 <w:b w:val="0"/>
                 <w:sz w:val="17"/>
               </w:rPr>
-              <w:t>7.750%</w:t>
+              <w:t>3.551%</w:t>
             </w:r>
           </w:p>
         </w:tc>
@@ -670,7 +779,7 @@
                 <w:b w:val="0"/>
                 <w:sz w:val="17"/>
               </w:rPr>
-              <w:t>2027-06-08</w:t>
+              <w:t>2029-06-12</w:t>
             </w:r>
           </w:p>
         </w:tc>
@@ -688,7 +797,7 @@
                 <w:b w:val="0"/>
                 <w:sz w:val="17"/>
               </w:rPr>
-              <w:t>⚠ Amount/ranking/call date not on issuer placements page - check Final Terms</w:t>
+              <w:t>Senior preferred; callable at par 2028-06-12, then 3M EURIBOR+1.55%</w:t>
             </w:r>
           </w:p>
         </w:tc>
@@ -709,7 +818,7 @@
                 <w:b w:val="0"/>
                 <w:sz w:val="17"/>
               </w:rPr>
-              <w:t>XS3079969104</w:t>
+              <w:t>XS2888497067</w:t>
             </w:r>
           </w:p>
         </w:tc>
@@ -728,7 +837,7 @@
                 <w:b w:val="0"/>
                 <w:sz w:val="17"/>
               </w:rPr>
-              <w:t>Luminor Bank 3.551% 2029</w:t>
+              <w:t>Luminor Bank 4.042% 2028</w:t>
             </w:r>
           </w:p>
         </w:tc>
@@ -748,7 +857,7 @@
                 <w:b w:val="0"/>
                 <w:sz w:val="17"/>
               </w:rPr>
-              <w:t>3.551%</w:t>
+              <w:t>4.042%</w:t>
             </w:r>
           </w:p>
         </w:tc>
@@ -767,7 +876,7 @@
                 <w:b w:val="0"/>
                 <w:sz w:val="17"/>
               </w:rPr>
-              <w:t>2029-06-12</w:t>
+              <w:t>2028-09-10</w:t>
             </w:r>
           </w:p>
         </w:tc>
@@ -786,7 +895,7 @@
                 <w:b w:val="0"/>
                 <w:sz w:val="17"/>
               </w:rPr>
-              <w:t>⚠ Placements page shows 12.06.2028 in maturity column but 2029 in name - likely call 2028 / final 2029; check Final Terms</w:t>
+              <w:t>Senior preferred; callable at par 2027-09-10, then 3M EURIBOR+1.50%</w:t>
             </w:r>
           </w:p>
         </w:tc>
@@ -806,7 +915,7 @@
                 <w:b w:val="0"/>
                 <w:sz w:val="17"/>
               </w:rPr>
-              <w:t>XS2888497067</w:t>
+              <w:t>XS2982074861</w:t>
             </w:r>
           </w:p>
         </w:tc>
@@ -824,109 +933,13 @@
                 <w:b w:val="0"/>
                 <w:sz w:val="17"/>
               </w:rPr>
-              <w:t>Luminor Bank 4.042% 2028</w:t>
+              <w:t>Luminor 7.375% perpetual</w:t>
             </w:r>
           </w:p>
         </w:tc>
         <w:tc>
           <w:tcPr>
             <w:tcW w:type="dxa" w:w="964"/>
-          </w:tcPr>
-          <w:p>
-            <w:pPr>
-              <w:spacing w:after="0"/>
-              <w:jc w:val="right"/>
-            </w:pPr>
-            <w:r/>
-            <w:r>
-              <w:rPr>
-                <w:b w:val="0"/>
-                <w:sz w:val="17"/>
-              </w:rPr>
-              <w:t>4.042%</w:t>
-            </w:r>
-          </w:p>
-        </w:tc>
-        <w:tc>
-          <w:tcPr>
-            <w:tcW w:type="dxa" w:w="1304"/>
-          </w:tcPr>
-          <w:p>
-            <w:pPr>
-              <w:spacing w:after="0"/>
-            </w:pPr>
-            <w:r/>
-            <w:r>
-              <w:rPr>
-                <w:b w:val="0"/>
-                <w:sz w:val="17"/>
-              </w:rPr>
-              <w:t>2028-09-10</w:t>
-            </w:r>
-          </w:p>
-        </w:tc>
-        <w:tc>
-          <w:tcPr>
-            <w:tcW w:type="dxa" w:w="3061"/>
-          </w:tcPr>
-          <w:p>
-            <w:pPr>
-              <w:spacing w:after="0"/>
-            </w:pPr>
-            <w:r/>
-            <w:r>
-              <w:rPr>
-                <w:b w:val="0"/>
-                <w:sz w:val="17"/>
-              </w:rPr>
-              <w:t>⚠ Amount/ranking/call date not on issuer placements page - check Final Terms</w:t>
-            </w:r>
-          </w:p>
-        </w:tc>
-      </w:tr>
-      <w:tr>
-        <w:tc>
-          <w:tcPr>
-            <w:tcW w:type="dxa" w:w="1701"/>
-            <w:shd w:val="clear" w:color="auto" w:fill="F6F8FA"/>
-          </w:tcPr>
-          <w:p>
-            <w:pPr>
-              <w:spacing w:after="0"/>
-            </w:pPr>
-            <w:r/>
-            <w:r>
-              <w:rPr>
-                <w:b w:val="0"/>
-                <w:sz w:val="17"/>
-              </w:rPr>
-              <w:t>XS2982074861</w:t>
-            </w:r>
-          </w:p>
-        </w:tc>
-        <w:tc>
-          <w:tcPr>
-            <w:tcW w:type="dxa" w:w="2608"/>
-            <w:shd w:val="clear" w:color="auto" w:fill="F6F8FA"/>
-          </w:tcPr>
-          <w:p>
-            <w:pPr>
-              <w:spacing w:after="0"/>
-            </w:pPr>
-            <w:r/>
-            <w:r>
-              <w:rPr>
-                <w:b w:val="0"/>
-                <w:sz w:val="17"/>
-              </w:rPr>
-              <w:t>Luminor Bank 7.375% perpetual (AT1?)</w:t>
-            </w:r>
-          </w:p>
-        </w:tc>
-        <w:tc>
-          <w:tcPr>
-            <w:tcW w:type="dxa" w:w="964"/>
-            <w:shd w:val="clear" w:color="auto" w:fill="F6F8FA"/>
           </w:tcPr>
           <w:p>
             <w:pPr>
@@ -946,7 +959,6 @@
         <w:tc>
           <w:tcPr>
             <w:tcW w:type="dxa" w:w="1304"/>
-            <w:shd w:val="clear" w:color="auto" w:fill="F6F8FA"/>
           </w:tcPr>
           <w:p>
             <w:pPr>
@@ -965,7 +977,6 @@
         <w:tc>
           <w:tcPr>
             <w:tcW w:type="dxa" w:w="3061"/>
-            <w:shd w:val="clear" w:color="auto" w:fill="F6F8FA"/>
           </w:tcPr>
           <w:p>
             <w:pPr>
@@ -977,7 +988,7 @@
                 <w:b w:val="0"/>
                 <w:sz w:val="17"/>
               </w:rPr>
-              <w:t>⚠ Perpetual; annual report mentions inaugural EUR 150m AT1 in 2025 - link to this ISIN not confirmed</w:t>
+              <w:t>⚠ Perpetual, issued 2025-02-12</w:t>
             </w:r>
           </w:p>
         </w:tc>
@@ -1156,14 +1167,14 @@
               </w:rPr>
               <w:t>Net profit, EUR m</w:t>
             </w:r>
-            <w:hyperlink r:id="rId15">
+            <w:hyperlink r:id="rId16">
               <w:r>
                 <w:rPr>
                   <w:color w:val="2A78D6"/>
                   <w:vertAlign w:val="superscript"/>
                   <w:sz w:val="14"/>
                 </w:rPr>
-                <w:t xml:space="preserve">7</w:t>
+                <w:t xml:space="preserve">9</w:t>
               </w:r>
             </w:hyperlink>
             <w:r>
@@ -1180,7 +1191,7 @@
                   <w:vertAlign w:val="superscript"/>
                   <w:sz w:val="14"/>
                 </w:rPr>
-                <w:t xml:space="preserve">8</w:t>
+                <w:t xml:space="preserve">3</w:t>
               </w:r>
             </w:hyperlink>
           </w:p>
@@ -1310,6 +1321,40 @@
                 <w:t xml:space="preserve">9</w:t>
               </w:r>
             </w:hyperlink>
+            <w:r>
+              <w:rPr>
+                <w:color w:val="2A78D6"/>
+                <w:vertAlign w:val="superscript"/>
+              </w:rPr>
+              <w:t>,</w:t>
+            </w:r>
+            <w:hyperlink r:id="rId17">
+              <w:r>
+                <w:rPr>
+                  <w:color w:val="2A78D6"/>
+                  <w:vertAlign w:val="superscript"/>
+                  <w:sz w:val="14"/>
+                </w:rPr>
+                <w:t xml:space="preserve">10</w:t>
+              </w:r>
+            </w:hyperlink>
+            <w:r>
+              <w:rPr>
+                <w:color w:val="2A78D6"/>
+                <w:vertAlign w:val="superscript"/>
+              </w:rPr>
+              <w:t>,</w:t>
+            </w:r>
+            <w:hyperlink r:id="rId12">
+              <w:r>
+                <w:rPr>
+                  <w:color w:val="2A78D6"/>
+                  <w:vertAlign w:val="superscript"/>
+                  <w:sz w:val="14"/>
+                </w:rPr>
+                <w:t xml:space="preserve">3</w:t>
+              </w:r>
+            </w:hyperlink>
           </w:p>
         </w:tc>
         <w:tc>
@@ -1328,7 +1373,7 @@
                 <w:b w:val="0"/>
                 <w:sz w:val="17"/>
               </w:rPr>
-              <w:t>–</w:t>
+              <w:t>507.7</w:t>
             </w:r>
           </w:p>
         </w:tc>
@@ -1368,7 +1413,7 @@
                 <w:b w:val="0"/>
                 <w:sz w:val="17"/>
               </w:rPr>
-              <w:t>–</w:t>
+              <w:t>214.7</w:t>
             </w:r>
           </w:p>
         </w:tc>
@@ -1405,11 +1450,11 @@
             <w:r/>
             <w:r>
               <w:rPr>
-                <w:b w:val="0"/>
-                <w:color w:val="5F6B7A"/>
+                <w:b/>
+                <w:color w:val="B42318"/>
                 <w:sz w:val="17"/>
               </w:rPr>
-              <w:t>–</w:t>
+              <w:t>▼ 0.1 % vs 1H2025</w:t>
             </w:r>
           </w:p>
         </w:tc>
@@ -1441,6 +1486,40 @@
                 <w:t xml:space="preserve">9</w:t>
               </w:r>
             </w:hyperlink>
+            <w:r>
+              <w:rPr>
+                <w:color w:val="2A78D6"/>
+                <w:vertAlign w:val="superscript"/>
+              </w:rPr>
+              <w:t>,</w:t>
+            </w:r>
+            <w:hyperlink r:id="rId17">
+              <w:r>
+                <w:rPr>
+                  <w:color w:val="2A78D6"/>
+                  <w:vertAlign w:val="superscript"/>
+                  <w:sz w:val="14"/>
+                </w:rPr>
+                <w:t xml:space="preserve">10</w:t>
+              </w:r>
+            </w:hyperlink>
+            <w:r>
+              <w:rPr>
+                <w:color w:val="2A78D6"/>
+                <w:vertAlign w:val="superscript"/>
+              </w:rPr>
+              <w:t>,</w:t>
+            </w:r>
+            <w:hyperlink r:id="rId12">
+              <w:r>
+                <w:rPr>
+                  <w:color w:val="2A78D6"/>
+                  <w:vertAlign w:val="superscript"/>
+                  <w:sz w:val="14"/>
+                </w:rPr>
+                <w:t xml:space="preserve">3</w:t>
+              </w:r>
+            </w:hyperlink>
           </w:p>
         </w:tc>
         <w:tc>
@@ -1458,7 +1537,7 @@
                 <w:b w:val="0"/>
                 <w:sz w:val="17"/>
               </w:rPr>
-              <w:t>–</w:t>
+              <w:t>632.8</w:t>
             </w:r>
           </w:p>
         </w:tc>
@@ -1496,7 +1575,7 @@
                 <w:b w:val="0"/>
                 <w:sz w:val="17"/>
               </w:rPr>
-              <w:t>–</w:t>
+              <w:t>269.5</w:t>
             </w:r>
           </w:p>
         </w:tc>
@@ -1531,11 +1610,11 @@
             <w:r/>
             <w:r>
               <w:rPr>
-                <w:b w:val="0"/>
-                <w:color w:val="5F6B7A"/>
+                <w:b/>
+                <w:color w:val="1B7F3B"/>
                 <w:sz w:val="17"/>
               </w:rPr>
-              <w:t>–</w:t>
+              <w:t>▲ 0.8 % vs 1H2025</w:t>
             </w:r>
           </w:p>
         </w:tc>
@@ -1558,14 +1637,48 @@
               </w:rPr>
               <w:t>Cost/income ratio</w:t>
             </w:r>
-            <w:hyperlink r:id="rId16">
+            <w:hyperlink r:id="rId18">
               <w:r>
                 <w:rPr>
                   <w:color w:val="2A78D6"/>
                   <w:vertAlign w:val="superscript"/>
                   <w:sz w:val="14"/>
                 </w:rPr>
-                <w:t xml:space="preserve">9</w:t>
+                <w:t xml:space="preserve">11</w:t>
+              </w:r>
+            </w:hyperlink>
+            <w:r>
+              <w:rPr>
+                <w:color w:val="2A78D6"/>
+                <w:vertAlign w:val="superscript"/>
+              </w:rPr>
+              <w:t>,</w:t>
+            </w:r>
+            <w:hyperlink r:id="rId17">
+              <w:r>
+                <w:rPr>
+                  <w:color w:val="2A78D6"/>
+                  <w:vertAlign w:val="superscript"/>
+                  <w:sz w:val="14"/>
+                </w:rPr>
+                <w:t xml:space="preserve">10</w:t>
+              </w:r>
+            </w:hyperlink>
+            <w:r>
+              <w:rPr>
+                <w:color w:val="2A78D6"/>
+                <w:vertAlign w:val="superscript"/>
+              </w:rPr>
+              <w:t>,</w:t>
+            </w:r>
+            <w:hyperlink r:id="rId19">
+              <w:r>
+                <w:rPr>
+                  <w:color w:val="2A78D6"/>
+                  <w:vertAlign w:val="superscript"/>
+                  <w:sz w:val="14"/>
+                </w:rPr>
+                <w:t xml:space="preserve">12</w:t>
               </w:r>
             </w:hyperlink>
           </w:p>
@@ -1586,7 +1699,7 @@
                 <w:b w:val="0"/>
                 <w:sz w:val="17"/>
               </w:rPr>
-              <w:t>–</w:t>
+              <w:t>54.5%</w:t>
             </w:r>
           </w:p>
         </w:tc>
@@ -1626,7 +1739,7 @@
                 <w:b w:val="0"/>
                 <w:sz w:val="17"/>
               </w:rPr>
-              <w:t>–</w:t>
+              <w:t>60.1%ᶜ</w:t>
             </w:r>
           </w:p>
         </w:tc>
@@ -1663,11 +1776,11 @@
             <w:r/>
             <w:r>
               <w:rPr>
-                <w:b w:val="0"/>
-                <w:color w:val="5F6B7A"/>
+                <w:b/>
+                <w:color w:val="B42318"/>
                 <w:sz w:val="17"/>
               </w:rPr>
-              <w:t>–</w:t>
+              <w:t>▲ 5.4 p. p. vs 1H2025</w:t>
             </w:r>
           </w:p>
         </w:tc>
@@ -1689,14 +1802,31 @@
               </w:rPr>
               <w:t>ROE</w:t>
             </w:r>
-            <w:hyperlink r:id="rId16">
+            <w:hyperlink r:id="rId18">
               <w:r>
                 <w:rPr>
                   <w:color w:val="2A78D6"/>
                   <w:vertAlign w:val="superscript"/>
                   <w:sz w:val="14"/>
                 </w:rPr>
-                <w:t xml:space="preserve">9</w:t>
+                <w:t xml:space="preserve">11</w:t>
+              </w:r>
+            </w:hyperlink>
+            <w:r>
+              <w:rPr>
+                <w:color w:val="2A78D6"/>
+                <w:vertAlign w:val="superscript"/>
+              </w:rPr>
+              <w:t>,</w:t>
+            </w:r>
+            <w:hyperlink r:id="rId17">
+              <w:r>
+                <w:rPr>
+                  <w:color w:val="2A78D6"/>
+                  <w:vertAlign w:val="superscript"/>
+                  <w:sz w:val="14"/>
+                </w:rPr>
+                <w:t xml:space="preserve">10</w:t>
               </w:r>
             </w:hyperlink>
           </w:p>
@@ -1716,7 +1846,7 @@
                 <w:b w:val="0"/>
                 <w:sz w:val="17"/>
               </w:rPr>
-              <w:t>–</w:t>
+              <w:t>11.7%</w:t>
             </w:r>
           </w:p>
         </w:tc>
@@ -1817,14 +1947,14 @@
               </w:rPr>
               <w:t>Cost of risk</w:t>
             </w:r>
-            <w:hyperlink r:id="rId16">
+            <w:hyperlink r:id="rId17">
               <w:r>
                 <w:rPr>
                   <w:color w:val="2A78D6"/>
                   <w:vertAlign w:val="superscript"/>
                   <w:sz w:val="14"/>
                 </w:rPr>
-                <w:t xml:space="preserve">9</w:t>
+                <w:t xml:space="preserve">10</w:t>
               </w:r>
             </w:hyperlink>
           </w:p>
@@ -1948,14 +2078,14 @@
               </w:rPr>
               <w:t>Net interest margin</w:t>
             </w:r>
-            <w:hyperlink r:id="rId17">
+            <w:hyperlink r:id="rId16">
               <w:r>
                 <w:rPr>
                   <w:color w:val="2A78D6"/>
                   <w:vertAlign w:val="superscript"/>
                   <w:sz w:val="14"/>
                 </w:rPr>
-                <w:t xml:space="preserve">10</w:t>
+                <w:t xml:space="preserve">9</w:t>
               </w:r>
             </w:hyperlink>
             <w:r>
@@ -1965,14 +2095,31 @@
               </w:rPr>
               <w:t>,</w:t>
             </w:r>
-            <w:hyperlink r:id="rId16">
+            <w:hyperlink r:id="rId20">
               <w:r>
                 <w:rPr>
                   <w:color w:val="2A78D6"/>
                   <w:vertAlign w:val="superscript"/>
                   <w:sz w:val="14"/>
                 </w:rPr>
-                <w:t xml:space="preserve">9</w:t>
+                <w:t xml:space="preserve">13</w:t>
+              </w:r>
+            </w:hyperlink>
+            <w:r>
+              <w:rPr>
+                <w:color w:val="2A78D6"/>
+                <w:vertAlign w:val="superscript"/>
+              </w:rPr>
+              <w:t>,</w:t>
+            </w:r>
+            <w:hyperlink r:id="rId19">
+              <w:r>
+                <w:rPr>
+                  <w:color w:val="2A78D6"/>
+                  <w:vertAlign w:val="superscript"/>
+                  <w:sz w:val="14"/>
+                </w:rPr>
+                <w:t xml:space="preserve">12</w:t>
               </w:r>
             </w:hyperlink>
           </w:p>
@@ -1992,7 +2139,7 @@
                 <w:b w:val="0"/>
                 <w:sz w:val="17"/>
               </w:rPr>
-              <w:t>–</w:t>
+              <w:t>3.33%</w:t>
             </w:r>
           </w:p>
         </w:tc>
@@ -2030,7 +2177,7 @@
                 <w:b w:val="0"/>
                 <w:sz w:val="17"/>
               </w:rPr>
-              <w:t>–</w:t>
+              <w:t>2.84%</w:t>
             </w:r>
           </w:p>
         </w:tc>
@@ -2065,11 +2212,11 @@
             <w:r/>
             <w:r>
               <w:rPr>
-                <w:b w:val="0"/>
-                <w:color w:val="5F6B7A"/>
+                <w:b/>
+                <w:color w:val="B42318"/>
                 <w:sz w:val="17"/>
               </w:rPr>
-              <w:t>–</w:t>
+              <w:t>▼ 0.14 p. p. vs 1H2025</w:t>
             </w:r>
           </w:p>
         </w:tc>
@@ -2092,14 +2239,48 @@
               </w:rPr>
               <w:t>Loans to customers, EUR m</w:t>
             </w:r>
-            <w:hyperlink r:id="rId13">
+            <w:hyperlink r:id="rId20">
               <w:r>
                 <w:rPr>
                   <w:color w:val="2A78D6"/>
                   <w:vertAlign w:val="superscript"/>
                   <w:sz w:val="14"/>
                 </w:rPr>
-                <w:t xml:space="preserve">4</w:t>
+                <w:t xml:space="preserve">13</w:t>
+              </w:r>
+            </w:hyperlink>
+            <w:r>
+              <w:rPr>
+                <w:color w:val="2A78D6"/>
+                <w:vertAlign w:val="superscript"/>
+              </w:rPr>
+              <w:t>,</w:t>
+            </w:r>
+            <w:hyperlink r:id="rId14">
+              <w:r>
+                <w:rPr>
+                  <w:color w:val="2A78D6"/>
+                  <w:vertAlign w:val="superscript"/>
+                  <w:sz w:val="14"/>
+                </w:rPr>
+                <w:t xml:space="preserve">5</w:t>
+              </w:r>
+            </w:hyperlink>
+            <w:r>
+              <w:rPr>
+                <w:color w:val="2A78D6"/>
+                <w:vertAlign w:val="superscript"/>
+              </w:rPr>
+              <w:t>,</w:t>
+            </w:r>
+            <w:hyperlink r:id="rId21">
+              <w:r>
+                <w:rPr>
+                  <w:color w:val="2A78D6"/>
+                  <w:vertAlign w:val="superscript"/>
+                  <w:sz w:val="14"/>
+                </w:rPr>
+                <w:t xml:space="preserve">14</w:t>
               </w:r>
             </w:hyperlink>
           </w:p>
@@ -2120,7 +2301,7 @@
                 <w:b w:val="0"/>
                 <w:sz w:val="17"/>
               </w:rPr>
-              <w:t>–</w:t>
+              <w:t>10,535.4</w:t>
             </w:r>
           </w:p>
         </w:tc>
@@ -2160,7 +2341,7 @@
                 <w:b w:val="0"/>
                 <w:sz w:val="17"/>
               </w:rPr>
-              <w:t>–</w:t>
+              <w:t>10,820.5</w:t>
             </w:r>
           </w:p>
         </w:tc>
@@ -2201,7 +2382,7 @@
                 <w:color w:val="1B7F3B"/>
                 <w:sz w:val="17"/>
               </w:rPr>
-              <w:t>▲ 3.6 % vs FY2025</w:t>
+              <w:t>▲ 10.0 % vs 1H2025</w:t>
             </w:r>
           </w:p>
         </w:tc>
@@ -2223,14 +2404,48 @@
               </w:rPr>
               <w:t>Customer deposits, EUR m</w:t>
             </w:r>
-            <w:hyperlink r:id="rId13">
+            <w:hyperlink r:id="rId20">
               <w:r>
                 <w:rPr>
                   <w:color w:val="2A78D6"/>
                   <w:vertAlign w:val="superscript"/>
                   <w:sz w:val="14"/>
                 </w:rPr>
-                <w:t xml:space="preserve">4</w:t>
+                <w:t xml:space="preserve">13</w:t>
+              </w:r>
+            </w:hyperlink>
+            <w:r>
+              <w:rPr>
+                <w:color w:val="2A78D6"/>
+                <w:vertAlign w:val="superscript"/>
+              </w:rPr>
+              <w:t>,</w:t>
+            </w:r>
+            <w:hyperlink r:id="rId14">
+              <w:r>
+                <w:rPr>
+                  <w:color w:val="2A78D6"/>
+                  <w:vertAlign w:val="superscript"/>
+                  <w:sz w:val="14"/>
+                </w:rPr>
+                <w:t xml:space="preserve">5</w:t>
+              </w:r>
+            </w:hyperlink>
+            <w:r>
+              <w:rPr>
+                <w:color w:val="2A78D6"/>
+                <w:vertAlign w:val="superscript"/>
+              </w:rPr>
+              <w:t>,</w:t>
+            </w:r>
+            <w:hyperlink r:id="rId21">
+              <w:r>
+                <w:rPr>
+                  <w:color w:val="2A78D6"/>
+                  <w:vertAlign w:val="superscript"/>
+                  <w:sz w:val="14"/>
+                </w:rPr>
+                <w:t xml:space="preserve">14</w:t>
               </w:r>
             </w:hyperlink>
           </w:p>
@@ -2250,7 +2465,7 @@
                 <w:b w:val="0"/>
                 <w:sz w:val="17"/>
               </w:rPr>
-              <w:t>–</w:t>
+              <w:t>11,352.7</w:t>
             </w:r>
           </w:p>
         </w:tc>
@@ -2288,7 +2503,7 @@
                 <w:b w:val="0"/>
                 <w:sz w:val="17"/>
               </w:rPr>
-              <w:t>–</w:t>
+              <w:t>11,240.5</w:t>
             </w:r>
           </w:p>
         </w:tc>
@@ -2327,7 +2542,7 @@
                 <w:color w:val="1B7F3B"/>
                 <w:sz w:val="17"/>
               </w:rPr>
-              <w:t>▲ 6.6 % vs FY2025</w:t>
+              <w:t>▲ 9.2 % vs 1H2025</w:t>
             </w:r>
           </w:p>
         </w:tc>
@@ -2350,14 +2565,14 @@
               </w:rPr>
               <w:t>CET1 ratio</w:t>
             </w:r>
-            <w:hyperlink r:id="rId17">
+            <w:hyperlink r:id="rId11">
               <w:r>
                 <w:rPr>
                   <w:color w:val="2A78D6"/>
                   <w:vertAlign w:val="superscript"/>
                   <w:sz w:val="14"/>
                 </w:rPr>
-                <w:t xml:space="preserve">10</w:t>
+                <w:t xml:space="preserve">2</w:t>
               </w:r>
             </w:hyperlink>
             <w:r>
@@ -2367,14 +2582,31 @@
               </w:rPr>
               <w:t>,</w:t>
             </w:r>
-            <w:hyperlink r:id="rId13">
+            <w:hyperlink r:id="rId20">
               <w:r>
                 <w:rPr>
                   <w:color w:val="2A78D6"/>
                   <w:vertAlign w:val="superscript"/>
                   <w:sz w:val="14"/>
                 </w:rPr>
-                <w:t xml:space="preserve">4</w:t>
+                <w:t xml:space="preserve">13</w:t>
+              </w:r>
+            </w:hyperlink>
+            <w:r>
+              <w:rPr>
+                <w:color w:val="2A78D6"/>
+                <w:vertAlign w:val="superscript"/>
+              </w:rPr>
+              <w:t>,</w:t>
+            </w:r>
+            <w:hyperlink r:id="rId22">
+              <w:r>
+                <w:rPr>
+                  <w:color w:val="2A78D6"/>
+                  <w:vertAlign w:val="superscript"/>
+                  <w:sz w:val="14"/>
+                </w:rPr>
+                <w:t xml:space="preserve">15</w:t>
               </w:r>
             </w:hyperlink>
           </w:p>
@@ -2395,7 +2627,7 @@
                 <w:b w:val="0"/>
                 <w:sz w:val="17"/>
               </w:rPr>
-              <w:t>–</w:t>
+              <w:t>20.1%</w:t>
             </w:r>
           </w:p>
         </w:tc>
@@ -2435,7 +2667,7 @@
                 <w:b w:val="0"/>
                 <w:sz w:val="17"/>
               </w:rPr>
-              <w:t>–</w:t>
+              <w:t>20.6%</w:t>
             </w:r>
           </w:p>
         </w:tc>
@@ -2476,7 +2708,7 @@
                 <w:color w:val="B42318"/>
                 <w:sz w:val="17"/>
               </w:rPr>
-              <w:t>▼ 0.6 p. p. vs FY2025</w:t>
+              <w:t>▼ 1 p. p. vs 1H2025</w:t>
             </w:r>
           </w:p>
         </w:tc>
@@ -2498,14 +2730,14 @@
               </w:rPr>
               <w:t>Total capital ratio</w:t>
             </w:r>
-            <w:hyperlink r:id="rId17">
+            <w:hyperlink r:id="rId11">
               <w:r>
                 <w:rPr>
                   <w:color w:val="2A78D6"/>
                   <w:vertAlign w:val="superscript"/>
                   <w:sz w:val="14"/>
                 </w:rPr>
-                <w:t xml:space="preserve">10</w:t>
+                <w:t xml:space="preserve">2</w:t>
               </w:r>
             </w:hyperlink>
             <w:r>
@@ -2515,14 +2747,31 @@
               </w:rPr>
               <w:t>,</w:t>
             </w:r>
-            <w:hyperlink r:id="rId13">
+            <w:hyperlink r:id="rId20">
               <w:r>
                 <w:rPr>
                   <w:color w:val="2A78D6"/>
                   <w:vertAlign w:val="superscript"/>
                   <w:sz w:val="14"/>
                 </w:rPr>
-                <w:t xml:space="preserve">4</w:t>
+                <w:t xml:space="preserve">13</w:t>
+              </w:r>
+            </w:hyperlink>
+            <w:r>
+              <w:rPr>
+                <w:color w:val="2A78D6"/>
+                <w:vertAlign w:val="superscript"/>
+              </w:rPr>
+              <w:t>,</w:t>
+            </w:r>
+            <w:hyperlink r:id="rId22">
+              <w:r>
+                <w:rPr>
+                  <w:color w:val="2A78D6"/>
+                  <w:vertAlign w:val="superscript"/>
+                  <w:sz w:val="14"/>
+                </w:rPr>
+                <w:t xml:space="preserve">15</w:t>
               </w:r>
             </w:hyperlink>
           </w:p>
@@ -2542,7 +2791,7 @@
                 <w:b w:val="0"/>
                 <w:sz w:val="17"/>
               </w:rPr>
-              <w:t>–</w:t>
+              <w:t>22.7%</w:t>
             </w:r>
           </w:p>
         </w:tc>
@@ -2580,7 +2829,7 @@
                 <w:b w:val="0"/>
                 <w:sz w:val="17"/>
               </w:rPr>
-              <w:t>–</w:t>
+              <w:t>25.2%</w:t>
             </w:r>
           </w:p>
         </w:tc>
@@ -2620,7 +2869,7 @@
                 <w:color w:val="B42318"/>
                 <w:sz w:val="17"/>
               </w:rPr>
-              <w:t>▼ 0.9 p. p. vs FY2025</w:t>
+              <w:t>▼ 1.5 p. p. vs 1H2025</w:t>
             </w:r>
           </w:p>
         </w:tc>
@@ -2643,14 +2892,14 @@
               </w:rPr>
               <w:t>Leverage ratio</w:t>
             </w:r>
-            <w:hyperlink r:id="rId17">
+            <w:hyperlink r:id="rId11">
               <w:r>
                 <w:rPr>
                   <w:color w:val="2A78D6"/>
                   <w:vertAlign w:val="superscript"/>
                   <w:sz w:val="14"/>
                 </w:rPr>
-                <w:t xml:space="preserve">10</w:t>
+                <w:t xml:space="preserve">2</w:t>
               </w:r>
             </w:hyperlink>
             <w:r>
@@ -2660,14 +2909,31 @@
               </w:rPr>
               <w:t>,</w:t>
             </w:r>
-            <w:hyperlink r:id="rId13">
+            <w:hyperlink r:id="rId20">
               <w:r>
                 <w:rPr>
                   <w:color w:val="2A78D6"/>
                   <w:vertAlign w:val="superscript"/>
                   <w:sz w:val="14"/>
                 </w:rPr>
-                <w:t xml:space="preserve">4</w:t>
+                <w:t xml:space="preserve">13</w:t>
+              </w:r>
+            </w:hyperlink>
+            <w:r>
+              <w:rPr>
+                <w:color w:val="2A78D6"/>
+                <w:vertAlign w:val="superscript"/>
+              </w:rPr>
+              <w:t>,</w:t>
+            </w:r>
+            <w:hyperlink r:id="rId22">
+              <w:r>
+                <w:rPr>
+                  <w:color w:val="2A78D6"/>
+                  <w:vertAlign w:val="superscript"/>
+                  <w:sz w:val="14"/>
+                </w:rPr>
+                <w:t xml:space="preserve">15</w:t>
               </w:r>
             </w:hyperlink>
           </w:p>
@@ -2688,7 +2954,7 @@
                 <w:b w:val="0"/>
                 <w:sz w:val="17"/>
               </w:rPr>
-              <w:t>–</w:t>
+              <w:t>9.1%</w:t>
             </w:r>
           </w:p>
         </w:tc>
@@ -2728,7 +2994,7 @@
                 <w:b w:val="0"/>
                 <w:sz w:val="17"/>
               </w:rPr>
-              <w:t>–</w:t>
+              <w:t>10.3%</w:t>
             </w:r>
           </w:p>
         </w:tc>
@@ -2769,7 +3035,7 @@
                 <w:color w:val="B42318"/>
                 <w:sz w:val="17"/>
               </w:rPr>
-              <w:t>▼ 0.1 p. p. vs FY2025</w:t>
+              <w:t>▼ 0.4 p. p. vs 1H2025</w:t>
             </w:r>
           </w:p>
         </w:tc>
@@ -2791,14 +3057,14 @@
               </w:rPr>
               <w:t>MREL (% of TREA)</w:t>
             </w:r>
-            <w:hyperlink r:id="rId17">
+            <w:hyperlink r:id="rId20">
               <w:r>
                 <w:rPr>
                   <w:color w:val="2A78D6"/>
                   <w:vertAlign w:val="superscript"/>
                   <w:sz w:val="14"/>
                 </w:rPr>
-                <w:t xml:space="preserve">10</w:t>
+                <w:t xml:space="preserve">13</w:t>
               </w:r>
             </w:hyperlink>
             <w:r>
@@ -2808,14 +3074,14 @@
               </w:rPr>
               <w:t>,</w:t>
             </w:r>
-            <w:hyperlink r:id="rId13">
+            <w:hyperlink r:id="rId14">
               <w:r>
                 <w:rPr>
                   <w:color w:val="2A78D6"/>
                   <w:vertAlign w:val="superscript"/>
                   <w:sz w:val="14"/>
                 </w:rPr>
-                <w:t xml:space="preserve">4</w:t>
+                <w:t xml:space="preserve">5</w:t>
               </w:r>
             </w:hyperlink>
           </w:p>
@@ -2935,14 +3201,14 @@
               </w:rPr>
               <w:t>LCR</w:t>
             </w:r>
-            <w:hyperlink r:id="rId17">
+            <w:hyperlink r:id="rId20">
               <w:r>
                 <w:rPr>
                   <w:color w:val="2A78D6"/>
                   <w:vertAlign w:val="superscript"/>
                   <w:sz w:val="14"/>
                 </w:rPr>
-                <w:t xml:space="preserve">10</w:t>
+                <w:t xml:space="preserve">13</w:t>
               </w:r>
             </w:hyperlink>
             <w:r>
@@ -2952,14 +3218,31 @@
               </w:rPr>
               <w:t>,</w:t>
             </w:r>
-            <w:hyperlink r:id="rId13">
+            <w:hyperlink r:id="rId21">
               <w:r>
                 <w:rPr>
                   <w:color w:val="2A78D6"/>
                   <w:vertAlign w:val="superscript"/>
                   <w:sz w:val="14"/>
                 </w:rPr>
-                <w:t xml:space="preserve">4</w:t>
+                <w:t xml:space="preserve">14</w:t>
+              </w:r>
+            </w:hyperlink>
+            <w:r>
+              <w:rPr>
+                <w:color w:val="2A78D6"/>
+                <w:vertAlign w:val="superscript"/>
+              </w:rPr>
+              <w:t>,</w:t>
+            </w:r>
+            <w:hyperlink r:id="rId14">
+              <w:r>
+                <w:rPr>
+                  <w:color w:val="2A78D6"/>
+                  <w:vertAlign w:val="superscript"/>
+                  <w:sz w:val="14"/>
+                </w:rPr>
+                <w:t xml:space="preserve">5</w:t>
               </w:r>
             </w:hyperlink>
           </w:p>
@@ -2980,7 +3263,7 @@
                 <w:b w:val="0"/>
                 <w:sz w:val="17"/>
               </w:rPr>
-              <w:t>–</w:t>
+              <w:t>205.1%</w:t>
             </w:r>
           </w:p>
         </w:tc>
@@ -3020,7 +3303,7 @@
                 <w:b w:val="0"/>
                 <w:sz w:val="17"/>
               </w:rPr>
-              <w:t>–</w:t>
+              <w:t>163.3%</w:t>
             </w:r>
           </w:p>
         </w:tc>
@@ -3061,7 +3344,7 @@
                 <w:color w:val="1B7F3B"/>
                 <w:sz w:val="17"/>
               </w:rPr>
-              <w:t>▲ 12.4 p. p. vs FY2025</w:t>
+              <w:t>▲ 23.7 p. p. vs 1H2025</w:t>
             </w:r>
           </w:p>
         </w:tc>
@@ -3083,14 +3366,14 @@
               </w:rPr>
               <w:t>NSFR</w:t>
             </w:r>
-            <w:hyperlink r:id="rId17">
+            <w:hyperlink r:id="rId20">
               <w:r>
                 <w:rPr>
                   <w:color w:val="2A78D6"/>
                   <w:vertAlign w:val="superscript"/>
                   <w:sz w:val="14"/>
                 </w:rPr>
-                <w:t xml:space="preserve">10</w:t>
+                <w:t xml:space="preserve">13</w:t>
               </w:r>
             </w:hyperlink>
             <w:r>
@@ -3100,14 +3383,31 @@
               </w:rPr>
               <w:t>,</w:t>
             </w:r>
-            <w:hyperlink r:id="rId13">
+            <w:hyperlink r:id="rId21">
               <w:r>
                 <w:rPr>
                   <w:color w:val="2A78D6"/>
                   <w:vertAlign w:val="superscript"/>
                   <w:sz w:val="14"/>
                 </w:rPr>
-                <w:t xml:space="preserve">4</w:t>
+                <w:t xml:space="preserve">14</w:t>
+              </w:r>
+            </w:hyperlink>
+            <w:r>
+              <w:rPr>
+                <w:color w:val="2A78D6"/>
+                <w:vertAlign w:val="superscript"/>
+              </w:rPr>
+              <w:t>,</w:t>
+            </w:r>
+            <w:hyperlink r:id="rId14">
+              <w:r>
+                <w:rPr>
+                  <w:color w:val="2A78D6"/>
+                  <w:vertAlign w:val="superscript"/>
+                  <w:sz w:val="14"/>
+                </w:rPr>
+                <w:t xml:space="preserve">5</w:t>
               </w:r>
             </w:hyperlink>
           </w:p>
@@ -3127,7 +3427,7 @@
                 <w:b w:val="0"/>
                 <w:sz w:val="17"/>
               </w:rPr>
-              <w:t>–</w:t>
+              <w:t>143.6%</w:t>
             </w:r>
           </w:p>
         </w:tc>
@@ -3165,7 +3465,7 @@
                 <w:b w:val="0"/>
                 <w:sz w:val="17"/>
               </w:rPr>
-              <w:t>–</w:t>
+              <w:t>133.8%</w:t>
             </w:r>
           </w:p>
         </w:tc>
@@ -3205,7 +3505,7 @@
                 <w:color w:val="1B7F3B"/>
                 <w:sz w:val="17"/>
               </w:rPr>
-              <w:t>▲ 8.2 p. p. vs FY2025</w:t>
+              <w:t>▲ 8.5 p. p. vs 1H2025</w:t>
             </w:r>
           </w:p>
         </w:tc>
@@ -3228,14 +3528,14 @@
               </w:rPr>
               <w:t>NPL ratio</w:t>
             </w:r>
-            <w:hyperlink r:id="rId17">
+            <w:hyperlink r:id="rId23">
               <w:r>
                 <w:rPr>
                   <w:color w:val="2A78D6"/>
                   <w:vertAlign w:val="superscript"/>
                   <w:sz w:val="14"/>
                 </w:rPr>
-                <w:t xml:space="preserve">10</w:t>
+                <w:t xml:space="preserve">16</w:t>
               </w:r>
             </w:hyperlink>
             <w:r>
@@ -3245,14 +3545,31 @@
               </w:rPr>
               <w:t>,</w:t>
             </w:r>
-            <w:hyperlink r:id="rId13">
+            <w:hyperlink r:id="rId20">
               <w:r>
                 <w:rPr>
                   <w:color w:val="2A78D6"/>
                   <w:vertAlign w:val="superscript"/>
                   <w:sz w:val="14"/>
                 </w:rPr>
-                <w:t xml:space="preserve">4</w:t>
+                <w:t xml:space="preserve">13</w:t>
+              </w:r>
+            </w:hyperlink>
+            <w:r>
+              <w:rPr>
+                <w:color w:val="2A78D6"/>
+                <w:vertAlign w:val="superscript"/>
+              </w:rPr>
+              <w:t>,</w:t>
+            </w:r>
+            <w:hyperlink r:id="rId24">
+              <w:r>
+                <w:rPr>
+                  <w:color w:val="2A78D6"/>
+                  <w:vertAlign w:val="superscript"/>
+                  <w:sz w:val="14"/>
+                </w:rPr>
+                <w:t xml:space="preserve">17</w:t>
               </w:r>
             </w:hyperlink>
           </w:p>
@@ -3273,7 +3590,7 @@
                 <w:b w:val="0"/>
                 <w:sz w:val="17"/>
               </w:rPr>
-              <w:t>–</w:t>
+              <w:t>1.8%</w:t>
             </w:r>
           </w:p>
         </w:tc>
@@ -3313,7 +3630,7 @@
                 <w:b w:val="0"/>
                 <w:sz w:val="17"/>
               </w:rPr>
-              <w:t>–</w:t>
+              <w:t>1.7%</w:t>
             </w:r>
           </w:p>
         </w:tc>
@@ -3354,7 +3671,7 @@
                 <w:color w:val="B42318"/>
                 <w:sz w:val="17"/>
               </w:rPr>
-              <w:t>▲ 0.1 p. p. vs FY2025</w:t>
+              <w:t>▲ 0.4 p. p. vs 1H2025</w:t>
             </w:r>
           </w:p>
         </w:tc>
@@ -3397,7 +3714,7 @@
                     <pic:cNvPicPr/>
                   </pic:nvPicPr>
                   <pic:blipFill>
-                    <a:blip r:embed="rId18"/>
+                    <a:blip r:embed="rId25"/>
                     <a:stretch>
                       <a:fillRect/>
                     </a:stretch>
@@ -3443,14 +3760,14 @@
         </w:rPr>
         <w:t>Loans to customers EUR 11,903.2m (+3.6% since YE2025), deposits EUR 12,275.5m (+6.6%; changes calculated by the tool)</w:t>
       </w:r>
-      <w:hyperlink r:id="rId13">
+      <w:hyperlink r:id="rId14">
         <w:r>
           <w:rPr>
             <w:color w:val="2A78D6"/>
             <w:vertAlign w:val="superscript"/>
             <w:sz w:val="17"/>
           </w:rPr>
-          <w:t xml:space="preserve">4</w:t>
+          <w:t xml:space="preserve">5</w:t>
         </w:r>
       </w:hyperlink>
       <w:r>
@@ -3471,14 +3788,14 @@
         </w:rPr>
         <w:t>Net interest income 1H EUR 214.4m; net interest margin 2.70% (2025: 2.71%)</w:t>
       </w:r>
-      <w:hyperlink r:id="rId16">
+      <w:hyperlink r:id="rId17">
         <w:r>
           <w:rPr>
             <w:color w:val="2A78D6"/>
             <w:vertAlign w:val="superscript"/>
             <w:sz w:val="17"/>
           </w:rPr>
-          <w:t xml:space="preserve">9</w:t>
+          <w:t xml:space="preserve">10</w:t>
         </w:r>
       </w:hyperlink>
       <w:r>
@@ -3488,14 +3805,14 @@
         </w:rPr>
         <w:t>,</w:t>
       </w:r>
-      <w:hyperlink r:id="rId17">
+      <w:hyperlink r:id="rId20">
         <w:r>
           <w:rPr>
             <w:color w:val="2A78D6"/>
             <w:vertAlign w:val="superscript"/>
             <w:sz w:val="17"/>
           </w:rPr>
-          <w:t xml:space="preserve">10</w:t>
+          <w:t xml:space="preserve">13</w:t>
         </w:r>
       </w:hyperlink>
       <w:r>
@@ -3522,14 +3839,14 @@
         </w:rPr>
         <w:t xml:space="preserve"> 64.7%); cost of risk 0.14% (0.01%); NPL ratio 2.1% (2.0%)</w:t>
       </w:r>
-      <w:hyperlink r:id="rId16">
+      <w:hyperlink r:id="rId17">
         <w:r>
           <w:rPr>
             <w:color w:val="2A78D6"/>
             <w:vertAlign w:val="superscript"/>
             <w:sz w:val="17"/>
           </w:rPr>
-          <w:t xml:space="preserve">9</w:t>
+          <w:t xml:space="preserve">10</w:t>
         </w:r>
       </w:hyperlink>
       <w:r>
@@ -3550,14 +3867,14 @@
         </w:rPr>
         <w:t>EUR 74.0m of dividends for 2025 paid in 1H 2026</w:t>
       </w:r>
-      <w:hyperlink r:id="rId13">
+      <w:hyperlink r:id="rId14">
         <w:r>
           <w:rPr>
             <w:color w:val="2A78D6"/>
             <w:vertAlign w:val="superscript"/>
             <w:sz w:val="17"/>
           </w:rPr>
-          <w:t xml:space="preserve">4</w:t>
+          <w:t xml:space="preserve">5</w:t>
         </w:r>
       </w:hyperlink>
       <w:r>
@@ -3600,14 +3917,14 @@
         </w:rPr>
         <w:t xml:space="preserve"> 202.2m, −22.0%), ROE 8.6%, CET1 20.2%, total capital 24.6%</w:t>
       </w:r>
-      <w:hyperlink r:id="rId15">
+      <w:hyperlink r:id="rId16">
         <w:r>
           <w:rPr>
             <w:color w:val="2A78D6"/>
             <w:vertAlign w:val="superscript"/>
             <w:sz w:val="17"/>
           </w:rPr>
-          <w:t xml:space="preserve">11</w:t>
+          <w:t xml:space="preserve">18</w:t>
         </w:r>
       </w:hyperlink>
       <w:r>
@@ -3634,14 +3951,14 @@
         </w:rPr>
         <w:t xml:space="preserve"> net interest income EUR 427.3m (annual report: 419.8m), total income EUR 544.7m (537.2m)</w:t>
       </w:r>
-      <w:hyperlink r:id="rId16">
+      <w:hyperlink r:id="rId17">
         <w:r>
           <w:rPr>
             <w:color w:val="2A78D6"/>
             <w:vertAlign w:val="superscript"/>
             <w:sz w:val="17"/>
           </w:rPr>
-          <w:t xml:space="preserve">9</w:t>
+          <w:t xml:space="preserve">10</w:t>
         </w:r>
       </w:hyperlink>
       <w:r>
@@ -3651,14 +3968,14 @@
         </w:rPr>
         <w:t>,</w:t>
       </w:r>
-      <w:hyperlink r:id="rId19">
+      <w:hyperlink r:id="rId26">
         <w:r>
           <w:rPr>
             <w:color w:val="2A78D6"/>
             <w:vertAlign w:val="superscript"/>
             <w:sz w:val="17"/>
           </w:rPr>
-          <w:t xml:space="preserve">12</w:t>
+          <w:t xml:space="preserve">19</w:t>
         </w:r>
       </w:hyperlink>
       <w:r>
@@ -3853,14 +4170,14 @@
               </w:rPr>
               <w:t>Met: EUR 500m SNP issued at MS+1.28% while a EUR 300m senior bond at MS+4.471% was redeemed, so funding became cheaper</w:t>
             </w:r>
-            <w:hyperlink r:id="rId13">
+            <w:hyperlink r:id="rId14">
               <w:r>
                 <w:rPr>
                   <w:color w:val="2A78D6"/>
                   <w:vertAlign w:val="superscript"/>
                   <w:sz w:val="14"/>
                 </w:rPr>
-                <w:t xml:space="preserve">4</w:t>
+                <w:t xml:space="preserve">5</w:t>
               </w:r>
             </w:hyperlink>
             <w:r>
@@ -3929,14 +4246,14 @@
               </w:rPr>
               <w:t>Planned for Q4 2026</w:t>
             </w:r>
-            <w:hyperlink r:id="rId14">
+            <w:hyperlink r:id="rId15">
               <w:r>
                 <w:rPr>
                   <w:color w:val="2A78D6"/>
                   <w:vertAlign w:val="superscript"/>
                   <w:sz w:val="14"/>
                 </w:rPr>
-                <w:t xml:space="preserve">6</w:t>
+                <w:t xml:space="preserve">8</w:t>
               </w:r>
             </w:hyperlink>
           </w:p>
@@ -3958,14 +4275,14 @@
               </w:rPr>
               <w:t>New plan: the ECB approved it on 2026-07-17. Capital is well above requirements (CET1 19.6%), so excess capital is returned</w:t>
             </w:r>
-            <w:hyperlink r:id="rId14">
+            <w:hyperlink r:id="rId15">
               <w:r>
                 <w:rPr>
                   <w:color w:val="2A78D6"/>
                   <w:vertAlign w:val="superscript"/>
                   <w:sz w:val="14"/>
                 </w:rPr>
-                <w:t xml:space="preserve">6</w:t>
+                <w:t xml:space="preserve">8</w:t>
               </w:r>
             </w:hyperlink>
             <w:r>
@@ -4032,14 +4349,14 @@
               </w:rPr>
               <w:t>Sale to OTP Bank (100%) announced 2026-07-20, approvals pending</w:t>
             </w:r>
-            <w:hyperlink r:id="rId20">
+            <w:hyperlink r:id="rId27">
               <w:r>
                 <w:rPr>
                   <w:color w:val="2A78D6"/>
                   <w:vertAlign w:val="superscript"/>
                   <w:sz w:val="14"/>
                 </w:rPr>
-                <w:t xml:space="preserve">13</w:t>
+                <w:t xml:space="preserve">20</w:t>
               </w:r>
             </w:hyperlink>
             <w:r>
@@ -4049,14 +4366,14 @@
               </w:rPr>
               <w:t>,</w:t>
             </w:r>
-            <w:hyperlink r:id="rId14">
+            <w:hyperlink r:id="rId15">
               <w:r>
                 <w:rPr>
                   <w:color w:val="2A78D6"/>
                   <w:vertAlign w:val="superscript"/>
                   <w:sz w:val="14"/>
                 </w:rPr>
-                <w:t xml:space="preserve">14</w:t>
+                <w:t xml:space="preserve">21</w:t>
               </w:r>
             </w:hyperlink>
           </w:p>
@@ -4077,14 +4394,14 @@
               </w:rPr>
               <w:t>Changed: the owners agreed to sell 100% to OTP Bank; Moody's affirmed the rating and outlook after the announcement</w:t>
             </w:r>
-            <w:hyperlink r:id="rId14">
+            <w:hyperlink r:id="rId15">
               <w:r>
                 <w:rPr>
                   <w:color w:val="2A78D6"/>
                   <w:vertAlign w:val="superscript"/>
                   <w:sz w:val="14"/>
                 </w:rPr>
-                <w:t xml:space="preserve">5</w:t>
+                <w:t xml:space="preserve">7</w:t>
               </w:r>
             </w:hyperlink>
             <w:r>
@@ -4148,16 +4465,83 @@
         <w:rPr>
           <w:b w:val="0"/>
         </w:rPr>
-        <w:t xml:space="preserve"> three dated bonds (7.75% 2027, 4.042% 2028, 3.551% 2029) and a perpetual 7.375% bond. Ranking (senior / SNP / AT1), amounts and call dates are not on the issuer's list - check the Final Terms</w:t>
+        <w:t xml:space="preserve"> two senior preferred bonds, 4.042% 2028 (issuer call at par 2027-09-10) and 3.551% 2029 (call 2028-06-12), and a 7.375% perpetual bond</w:t>
       </w:r>
-      <w:hyperlink r:id="rId21">
+      <w:hyperlink r:id="rId28">
         <w:r>
           <w:rPr>
             <w:color w:val="2A78D6"/>
             <w:vertAlign w:val="superscript"/>
             <w:sz w:val="17"/>
           </w:rPr>
-          <w:t xml:space="preserve">15</w:t>
+          <w:t xml:space="preserve">22</w:t>
+        </w:r>
+      </w:hyperlink>
+      <w:r>
+        <w:rPr>
+          <w:color w:val="2A78D6"/>
+          <w:vertAlign w:val="superscript"/>
+        </w:rPr>
+        <w:t>,</w:t>
+      </w:r>
+      <w:hyperlink r:id="rId29">
+        <w:r>
+          <w:rPr>
+            <w:color w:val="2A78D6"/>
+            <w:vertAlign w:val="superscript"/>
+            <w:sz w:val="17"/>
+          </w:rPr>
+          <w:t xml:space="preserve">23</w:t>
+        </w:r>
+      </w:hyperlink>
+      <w:r>
+        <w:rPr>
+          <w:color w:val="2A78D6"/>
+          <w:vertAlign w:val="superscript"/>
+        </w:rPr>
+        <w:t>,</w:t>
+      </w:r>
+      <w:hyperlink r:id="rId30">
+        <w:r>
+          <w:rPr>
+            <w:color w:val="2A78D6"/>
+            <w:vertAlign w:val="superscript"/>
+            <w:sz w:val="17"/>
+          </w:rPr>
+          <w:t xml:space="preserve">24</w:t>
+        </w:r>
+      </w:hyperlink>
+      <w:r>
+        <w:rPr>
+          <w:b w:val="0"/>
+        </w:rPr>
+        <w:t>. The 7.75% 2027 bond XS2633112565 had a call date of 2026-06-08 and Luminor redeemed this EUR 300m bond in 1H 2026, so it is no longer outstanding</w:t>
+      </w:r>
+      <w:hyperlink r:id="rId13">
+        <w:r>
+          <w:rPr>
+            <w:color w:val="2A78D6"/>
+            <w:vertAlign w:val="superscript"/>
+            <w:sz w:val="17"/>
+          </w:rPr>
+          <w:t xml:space="preserve">4</w:t>
+        </w:r>
+      </w:hyperlink>
+      <w:r>
+        <w:rPr>
+          <w:color w:val="2A78D6"/>
+          <w:vertAlign w:val="superscript"/>
+        </w:rPr>
+        <w:t>,</w:t>
+      </w:r>
+      <w:hyperlink r:id="rId14">
+        <w:r>
+          <w:rPr>
+            <w:color w:val="2A78D6"/>
+            <w:vertAlign w:val="superscript"/>
+            <w:sz w:val="17"/>
+          </w:rPr>
+          <w:t xml:space="preserve">5</w:t>
         </w:r>
       </w:hyperlink>
       <w:r>
@@ -4184,14 +4568,14 @@
         </w:rPr>
         <w:t xml:space="preserve"> capital and MREL buffers are well above requirements and liquidity has increased. The EUR 200m CET1 reduction will lower the buffer; the bank does not state the impact on the CET1 ratio in the sources</w:t>
       </w:r>
-      <w:hyperlink r:id="rId13">
+      <w:hyperlink r:id="rId14">
         <w:r>
           <w:rPr>
             <w:color w:val="2A78D6"/>
             <w:vertAlign w:val="superscript"/>
             <w:sz w:val="17"/>
           </w:rPr>
-          <w:t xml:space="preserve">4</w:t>
+          <w:t xml:space="preserve">5</w:t>
         </w:r>
       </w:hyperlink>
       <w:r>
@@ -4216,16 +4600,32 @@
         <w:rPr>
           <w:b w:val="0"/>
         </w:rPr>
-        <w:t xml:space="preserve"> check bond terms for change of control and the effect of the new owner's rating. XS3079969104 - the issuer list shows maturity 2028-06-12 but 2029 in the name (possibly a 2028 call)</w:t>
+        <w:t xml:space="preserve"> Moody's kept the rating and outlook after the announcement, so there is no rating impact so far</w:t>
       </w:r>
-      <w:hyperlink r:id="rId13">
+      <w:hyperlink r:id="rId10">
         <w:r>
           <w:rPr>
             <w:color w:val="2A78D6"/>
             <w:vertAlign w:val="superscript"/>
             <w:sz w:val="17"/>
           </w:rPr>
-          <w:t xml:space="preserve">4</w:t>
+          <w:t xml:space="preserve">1</w:t>
+        </w:r>
+      </w:hyperlink>
+      <w:r>
+        <w:rPr>
+          <w:b w:val="0"/>
+        </w:rPr>
+        <w:t>. Both held senior bonds can be called by the issuer at par, in 2027 and 2028</w:t>
+      </w:r>
+      <w:hyperlink r:id="rId28">
+        <w:r>
+          <w:rPr>
+            <w:color w:val="2A78D6"/>
+            <w:vertAlign w:val="superscript"/>
+            <w:sz w:val="17"/>
+          </w:rPr>
+          <w:t xml:space="preserve">22</w:t>
         </w:r>
       </w:hyperlink>
       <w:r>
@@ -4235,14 +4635,14 @@
         </w:rPr>
         <w:t>,</w:t>
       </w:r>
-      <w:hyperlink r:id="rId21">
+      <w:hyperlink r:id="rId29">
         <w:r>
           <w:rPr>
             <w:color w:val="2A78D6"/>
             <w:vertAlign w:val="superscript"/>
             <w:sz w:val="17"/>
           </w:rPr>
-          <w:t xml:space="preserve">15</w:t>
+          <w:t xml:space="preserve">23</w:t>
         </w:r>
       </w:hyperlink>
       <w:r>
@@ -4306,24 +4706,10 @@
         <w:rPr>
           <w:sz w:val="24"/>
         </w:rPr>
-        <w:t xml:space="preserve">☐ </w:t>
+        <w:t xml:space="preserve">☑ </w:t>
       </w:r>
       <w:r>
         <w:t>Yes, the company is not involved in excluded sectors: controversial and nuclear weapons, tobacco, gambling and restricted sectors in fossil fuel</w:t>
-      </w:r>
-    </w:p>
-    <w:p>
-      <w:pPr>
-        <w:spacing w:after="0"/>
-        <w:ind w:left="397"/>
-      </w:pPr>
-      <w:r>
-        <w:rPr>
-          <w:b/>
-          <w:color w:val="B42318"/>
-          <w:sz w:val="19"/>
-        </w:rPr>
-        <w:t>Needs review</w:t>
       </w:r>
     </w:p>
     <w:p>
@@ -4343,7 +4729,7 @@
           <w:color w:val="333333"/>
           <w:sz w:val="19"/>
         </w:rPr>
-        <w:t>The bank itself is not active in these sectors.</w:t>
+        <w:t>The bank is not active in excluded sectors.</w:t>
       </w:r>
     </w:p>
     <w:p>
@@ -4363,16 +4749,16 @@
           <w:color w:val="333333"/>
           <w:sz w:val="19"/>
         </w:rPr>
-        <w:t>No information on lending restrictions to them found automatically (Luminor sustainability pages not readable) - check the 2025 annual report</w:t>
+        <w:t>Sustainable real estate and renewable energy lending is growing (EUR 305.4m in 2025)</w:t>
       </w:r>
-      <w:hyperlink r:id="rId19">
+      <w:hyperlink r:id="rId31">
         <w:r>
           <w:rPr>
             <w:color w:val="2A78D6"/>
             <w:vertAlign w:val="superscript"/>
             <w:sz w:val="16"/>
           </w:rPr>
-          <w:t xml:space="preserve">12</w:t>
+          <w:t xml:space="preserve">25</w:t>
         </w:r>
       </w:hyperlink>
       <w:r>
@@ -4392,24 +4778,10 @@
         <w:rPr>
           <w:sz w:val="24"/>
         </w:rPr>
-        <w:t xml:space="preserve">☐ </w:t>
+        <w:t xml:space="preserve">☑ </w:t>
       </w:r>
       <w:r>
         <w:t>Yes, the company does not have red flag/signal related to controversies based on UN Global Compact, OECD Guidelines for Multinational Enterprises or any other relevant principles/standards</w:t>
-      </w:r>
-    </w:p>
-    <w:p>
-      <w:pPr>
-        <w:spacing w:after="0"/>
-        <w:ind w:left="397"/>
-      </w:pPr>
-      <w:r>
-        <w:rPr>
-          <w:b/>
-          <w:color w:val="B42318"/>
-          <w:sz w:val="19"/>
-        </w:rPr>
-        <w:t>Needs review</w:t>
       </w:r>
     </w:p>
     <w:p>
@@ -4429,7 +4801,27 @@
           <w:color w:val="333333"/>
           <w:sz w:val="19"/>
         </w:rPr>
-        <w:t>No 2026 red flags found in a quick search (2026-10-22).</w:t>
+        <w:t>No UN Global Compact or OECD related controversies found in public sources and the news scan (2026-10-22).</w:t>
+      </w:r>
+    </w:p>
+    <w:p>
+      <w:pPr>
+        <w:spacing w:after="0"/>
+        <w:ind w:left="510" w:hanging="198"/>
+      </w:pPr>
+      <w:r>
+        <w:rPr>
+          <w:sz w:val="19"/>
+        </w:rPr>
+        <w:t xml:space="preserve">•  </w:t>
+      </w:r>
+      <w:r>
+        <w:rPr>
+          <w:b w:val="0"/>
+          <w:color w:val="333333"/>
+          <w:sz w:val="19"/>
+        </w:rPr>
+        <w:t>No AML fines reported</w:t>
       </w:r>
     </w:p>
     <w:p>
@@ -4449,7 +4841,25 @@
           <w:color w:val="333333"/>
           <w:sz w:val="19"/>
         </w:rPr>
-        <w:t>Recommended to check AML history.</w:t>
+        <w:t>The only regulatory note in 2025 was a Finantsinspektsioon precept on basic payment service procedures</w:t>
+      </w:r>
+      <w:hyperlink r:id="rId32">
+        <w:r>
+          <w:rPr>
+            <w:color w:val="2A78D6"/>
+            <w:vertAlign w:val="superscript"/>
+            <w:sz w:val="16"/>
+          </w:rPr>
+          <w:t xml:space="preserve">26</w:t>
+        </w:r>
+      </w:hyperlink>
+      <w:r>
+        <w:rPr>
+          <w:b w:val="0"/>
+          <w:color w:val="333333"/>
+          <w:sz w:val="19"/>
+        </w:rPr>
+        <w:t>.</w:t>
       </w:r>
     </w:p>
     <w:p>
@@ -4482,6 +4892,40 @@
     </w:p>
     <w:p>
       <w:pPr>
+        <w:spacing w:after="120"/>
+        <w:ind w:left="510" w:hanging="198"/>
+      </w:pPr>
+      <w:r>
+        <w:rPr>
+          <w:sz w:val="19"/>
+        </w:rPr>
+        <w:t xml:space="preserve">•  </w:t>
+      </w:r>
+      <w:r>
+        <w:rPr>
+          <w:b w:val="0"/>
+          <w:color w:val="333333"/>
+          <w:sz w:val="19"/>
+        </w:rPr>
+        <w:t>Automatic check against the EU, UN, US OFAC and UK consolidated sanctions lists.</w:t>
+      </w:r>
+    </w:p>
+    <w:p>
+      <w:pPr>
+        <w:spacing w:before="80" w:after="20"/>
+      </w:pPr>
+      <w:r>
+        <w:rPr>
+          <w:sz w:val="24"/>
+        </w:rPr>
+        <w:t xml:space="preserve">☑ </w:t>
+      </w:r>
+      <w:r>
+        <w:t>Yes, issues were not identified from adverse media checks (add a screenshot)</w:t>
+      </w:r>
+    </w:p>
+    <w:p>
+      <w:pPr>
         <w:spacing w:after="0"/>
         <w:ind w:left="510" w:hanging="198"/>
       </w:pPr>
@@ -4497,7 +4941,7 @@
           <w:color w:val="333333"/>
           <w:sz w:val="19"/>
         </w:rPr>
-        <w:t>Checked by the analyst with internal tools (add a screenshot).</w:t>
+        <w:t>No adverse news found in the automatic news scan (last 30 days, 2026-10-22)</w:t>
       </w:r>
     </w:p>
     <w:p>
@@ -4517,113 +4961,7 @@
           <w:color w:val="333333"/>
           <w:sz w:val="19"/>
         </w:rPr>
-        <w:t>Note: new owner OTP Bank (Hungary)</w:t>
-      </w:r>
-      <w:hyperlink r:id="rId14">
-        <w:r>
-          <w:rPr>
-            <w:color w:val="2A78D6"/>
-            <w:vertAlign w:val="superscript"/>
-            <w:sz w:val="16"/>
-          </w:rPr>
-          <w:t xml:space="preserve">14</w:t>
-        </w:r>
-      </w:hyperlink>
-      <w:r>
-        <w:rPr>
-          <w:b w:val="0"/>
-          <w:color w:val="333333"/>
-          <w:sz w:val="19"/>
-        </w:rPr>
-        <w:t>.</w:t>
-      </w:r>
-    </w:p>
-    <w:p>
-      <w:pPr>
-        <w:spacing w:before="80" w:after="20"/>
-      </w:pPr>
-      <w:r>
-        <w:rPr>
-          <w:sz w:val="24"/>
-        </w:rPr>
-        <w:t xml:space="preserve">☐ </w:t>
-      </w:r>
-      <w:r>
-        <w:t>Yes, issues were not identified from adverse media checks (add a screenshot)</w:t>
-      </w:r>
-    </w:p>
-    <w:p>
-      <w:pPr>
-        <w:spacing w:after="0"/>
-        <w:ind w:left="397"/>
-      </w:pPr>
-      <w:r>
-        <w:rPr>
-          <w:b/>
-          <w:color w:val="B42318"/>
-          <w:sz w:val="19"/>
-        </w:rPr>
-        <w:t>Needs review</w:t>
-      </w:r>
-    </w:p>
-    <w:p>
-      <w:pPr>
-        <w:spacing w:after="0"/>
-        <w:ind w:left="510" w:hanging="198"/>
-      </w:pPr>
-      <w:r>
-        <w:rPr>
-          <w:sz w:val="19"/>
-        </w:rPr>
-        <w:t xml:space="preserve">•  </w:t>
-      </w:r>
-      <w:r>
-        <w:rPr>
-          <w:b w:val="0"/>
-          <w:color w:val="333333"/>
-          <w:sz w:val="19"/>
-        </w:rPr>
-        <w:t>The automatic news scan (30 days) found no adverse headlines</w:t>
-      </w:r>
-    </w:p>
-    <w:p>
-      <w:pPr>
-        <w:spacing w:after="0"/>
-        <w:ind w:left="510" w:hanging="198"/>
-      </w:pPr>
-      <w:r>
-        <w:rPr>
-          <w:sz w:val="19"/>
-        </w:rPr>
-        <w:t xml:space="preserve">•  </w:t>
-      </w:r>
-      <w:r>
-        <w:rPr>
-          <w:b w:val="0"/>
-          <w:color w:val="333333"/>
-          <w:sz w:val="19"/>
-        </w:rPr>
-        <w:t>Most news is about the OTP deal.</w:t>
-      </w:r>
-    </w:p>
-    <w:p>
-      <w:pPr>
-        <w:spacing w:after="120"/>
-        <w:ind w:left="510" w:hanging="198"/>
-      </w:pPr>
-      <w:r>
-        <w:rPr>
-          <w:sz w:val="19"/>
-        </w:rPr>
-        <w:t xml:space="preserve">•  </w:t>
-      </w:r>
-      <w:r>
-        <w:rPr>
-          <w:b w:val="0"/>
-          <w:color w:val="333333"/>
-          <w:sz w:val="19"/>
-        </w:rPr>
-        <w:t>Analyst confirms and adds a screenshot.</w:t>
+        <w:t>Most news is about the OTP Bank deal.</w:t>
       </w:r>
     </w:p>
     <w:p>
@@ -4731,14 +5069,14 @@
         </w:rPr>
         <w:t>Sustainalytics ESG risk rating 18.4 (low risk)</w:t>
       </w:r>
-      <w:hyperlink r:id="rId22">
+      <w:hyperlink r:id="rId31">
         <w:r>
           <w:rPr>
             <w:color w:val="2A78D6"/>
             <w:vertAlign w:val="superscript"/>
             <w:sz w:val="16"/>
           </w:rPr>
-          <w:t xml:space="preserve">16</w:t>
+          <w:t xml:space="preserve">25</w:t>
         </w:r>
       </w:hyperlink>
       <w:r>
@@ -4758,7 +5096,7 @@
         <w:rPr>
           <w:sz w:val="24"/>
         </w:rPr>
-        <w:t xml:space="preserve">☐ </w:t>
+        <w:t xml:space="preserve">☑ </w:t>
       </w:r>
       <w:r>
         <w:t>Yes, the activities of the company or it’s strategy is aligned with the taxonomy and/or Paris agreement targets (e.g. net zero commitment)</w:t>
@@ -4767,15 +5105,133 @@
     <w:p>
       <w:pPr>
         <w:spacing w:after="0"/>
-        <w:ind w:left="397"/>
+        <w:ind w:left="510" w:hanging="198"/>
       </w:pPr>
       <w:r>
         <w:rPr>
-          <w:b/>
-          <w:color w:val="B42318"/>
           <w:sz w:val="19"/>
         </w:rPr>
-        <w:t>Needs review</w:t>
+        <w:t xml:space="preserve">•  </w:t>
+      </w:r>
+      <w:r>
+        <w:rPr>
+          <w:b w:val="0"/>
+          <w:color w:val="333333"/>
+          <w:sz w:val="19"/>
+        </w:rPr>
+        <w:t>Target to become climate neutral by 2050</w:t>
+      </w:r>
+      <w:hyperlink r:id="rId31">
+        <w:r>
+          <w:rPr>
+            <w:color w:val="2A78D6"/>
+            <w:vertAlign w:val="superscript"/>
+            <w:sz w:val="16"/>
+          </w:rPr>
+          <w:t xml:space="preserve">25</w:t>
+        </w:r>
+      </w:hyperlink>
+    </w:p>
+    <w:p>
+      <w:pPr>
+        <w:spacing w:after="0"/>
+        <w:ind w:left="510" w:hanging="198"/>
+      </w:pPr>
+      <w:r>
+        <w:rPr>
+          <w:sz w:val="19"/>
+        </w:rPr>
+        <w:t xml:space="preserve">•  </w:t>
+      </w:r>
+      <w:r>
+        <w:rPr>
+          <w:b w:val="0"/>
+          <w:color w:val="333333"/>
+          <w:sz w:val="19"/>
+        </w:rPr>
+        <w:t>Financed emissions measured with the PCAF method</w:t>
+      </w:r>
+      <w:hyperlink r:id="rId33">
+        <w:r>
+          <w:rPr>
+            <w:color w:val="2A78D6"/>
+            <w:vertAlign w:val="superscript"/>
+            <w:sz w:val="16"/>
+          </w:rPr>
+          <w:t xml:space="preserve">27</w:t>
+        </w:r>
+      </w:hyperlink>
+    </w:p>
+    <w:p>
+      <w:pPr>
+        <w:spacing w:after="120"/>
+        <w:ind w:left="510" w:hanging="198"/>
+      </w:pPr>
+      <w:r>
+        <w:rPr>
+          <w:sz w:val="19"/>
+        </w:rPr>
+        <w:t xml:space="preserve">•  </w:t>
+      </w:r>
+      <w:r>
+        <w:rPr>
+          <w:b w:val="0"/>
+          <w:color w:val="333333"/>
+          <w:sz w:val="19"/>
+        </w:rPr>
+        <w:t>Green or sustainability-linked bonds 7.4% of the bond portfolio, target 50% by 2030</w:t>
+      </w:r>
+      <w:hyperlink r:id="rId31">
+        <w:r>
+          <w:rPr>
+            <w:color w:val="2A78D6"/>
+            <w:vertAlign w:val="superscript"/>
+            <w:sz w:val="16"/>
+          </w:rPr>
+          <w:t xml:space="preserve">25</w:t>
+        </w:r>
+      </w:hyperlink>
+      <w:r>
+        <w:rPr>
+          <w:b w:val="0"/>
+          <w:color w:val="333333"/>
+          <w:sz w:val="19"/>
+        </w:rPr>
+        <w:t>.</w:t>
+      </w:r>
+    </w:p>
+    <w:p>
+      <w:pPr>
+        <w:spacing w:before="80" w:after="20"/>
+      </w:pPr>
+      <w:r>
+        <w:rPr>
+          <w:sz w:val="24"/>
+        </w:rPr>
+        <w:t xml:space="preserve">☑ </w:t>
+      </w:r>
+      <w:r>
+        <w:t>Yes, the company does not have yellow flag/signal related to controversies based on UN Global Compact or any other relevant principles/standards</w:t>
+      </w:r>
+    </w:p>
+    <w:p>
+      <w:pPr>
+        <w:spacing w:after="0"/>
+        <w:ind w:left="510" w:hanging="198"/>
+      </w:pPr>
+      <w:r>
+        <w:rPr>
+          <w:sz w:val="19"/>
+        </w:rPr>
+        <w:t xml:space="preserve">•  </w:t>
+      </w:r>
+      <w:r>
+        <w:rPr>
+          <w:b w:val="0"/>
+          <w:color w:val="333333"/>
+          <w:sz w:val="19"/>
+        </w:rPr>
+        <w:t>No yellow flags found.</w:t>
       </w:r>
     </w:p>
     <w:p>
@@ -4795,84 +5251,16 @@
           <w:color w:val="333333"/>
           <w:sz w:val="19"/>
         </w:rPr>
-        <w:t>No financed-emissions targets, net zero or NZBA commitment found automatically.</w:t>
+        <w:t>Ownership will move to OTP Bank (Hungary) once approvals are received</w:t>
       </w:r>
-    </w:p>
-    <w:p>
-      <w:pPr>
-        <w:spacing w:before="80" w:after="20"/>
-      </w:pPr>
-      <w:r>
-        <w:rPr>
-          <w:sz w:val="24"/>
-        </w:rPr>
-        <w:t xml:space="preserve">☐ </w:t>
-      </w:r>
-      <w:r>
-        <w:t>Yes, the company does not have yellow flag/signal related to controversies based on UN Global Compact or any other relevant principles/standards</w:t>
-      </w:r>
-    </w:p>
-    <w:p>
-      <w:pPr>
-        <w:spacing w:after="0"/>
-        <w:ind w:left="397"/>
-      </w:pPr>
-      <w:r>
-        <w:rPr>
-          <w:b/>
-          <w:color w:val="B42318"/>
-          <w:sz w:val="19"/>
-        </w:rPr>
-        <w:t>Needs review</w:t>
-      </w:r>
-    </w:p>
-    <w:p>
-      <w:pPr>
-        <w:spacing w:after="0"/>
-        <w:ind w:left="510" w:hanging="198"/>
-      </w:pPr>
-      <w:r>
-        <w:rPr>
-          <w:sz w:val="19"/>
-        </w:rPr>
-        <w:t xml:space="preserve">•  </w:t>
-      </w:r>
-      <w:r>
-        <w:rPr>
-          <w:b w:val="0"/>
-          <w:color w:val="333333"/>
-          <w:sz w:val="19"/>
-        </w:rPr>
-        <w:t>No yellow flags found in a quick search</w:t>
-      </w:r>
-    </w:p>
-    <w:p>
-      <w:pPr>
-        <w:spacing w:after="120"/>
-        <w:ind w:left="510" w:hanging="198"/>
-      </w:pPr>
-      <w:r>
-        <w:rPr>
-          <w:sz w:val="19"/>
-        </w:rPr>
-        <w:t xml:space="preserve">•  </w:t>
-      </w:r>
-      <w:r>
-        <w:rPr>
-          <w:b w:val="0"/>
-          <w:color w:val="333333"/>
-          <w:sz w:val="19"/>
-        </w:rPr>
-        <w:t>The change of owner (OTP) may change ESG policies</w:t>
-      </w:r>
-      <w:hyperlink r:id="rId14">
+      <w:hyperlink r:id="rId15">
         <w:r>
           <w:rPr>
             <w:color w:val="2A78D6"/>
             <w:vertAlign w:val="superscript"/>
             <w:sz w:val="16"/>
           </w:rPr>
-          <w:t xml:space="preserve">14</w:t>
+          <w:t xml:space="preserve">21</w:t>
         </w:r>
       </w:hyperlink>
       <w:r>
@@ -4931,14 +5319,14 @@
         </w:rPr>
         <w:t>No SEB sector policy for banks, so the Investments policy and the Environmental and Social &amp; Human Rights policies apply</w:t>
       </w:r>
-      <w:hyperlink r:id="rId23">
+      <w:hyperlink r:id="rId34">
         <w:r>
           <w:rPr>
             <w:color w:val="2A78D6"/>
             <w:vertAlign w:val="superscript"/>
             <w:sz w:val="16"/>
           </w:rPr>
-          <w:t xml:space="preserve">17</w:t>
+          <w:t xml:space="preserve">28</w:t>
         </w:r>
       </w:hyperlink>
       <w:r>
@@ -5003,14 +5391,14 @@
         </w:rPr>
         <w:t>Financed emissions disclosed using PCAF (Scope 3 3.2m t CO2e in 2025)</w:t>
       </w:r>
-      <w:hyperlink r:id="rId24">
+      <w:hyperlink r:id="rId33">
         <w:r>
           <w:rPr>
             <w:color w:val="2A78D6"/>
             <w:vertAlign w:val="superscript"/>
             <w:sz w:val="16"/>
           </w:rPr>
-          <w:t xml:space="preserve">18</w:t>
+          <w:t xml:space="preserve">27</w:t>
         </w:r>
       </w:hyperlink>
     </w:p>
@@ -5033,14 +5421,14 @@
         </w:rPr>
         <w:t>Climate neutrality target for 2050</w:t>
       </w:r>
-      <w:hyperlink r:id="rId22">
+      <w:hyperlink r:id="rId31">
         <w:r>
           <w:rPr>
             <w:color w:val="2A78D6"/>
             <w:vertAlign w:val="superscript"/>
             <w:sz w:val="16"/>
           </w:rPr>
-          <w:t xml:space="preserve">16</w:t>
+          <w:t xml:space="preserve">25</w:t>
         </w:r>
       </w:hyperlink>
     </w:p>
@@ -5063,14 +5451,14 @@
         </w:rPr>
         <w:t>Sustainable real estate and renewable lending EUR 305.4m, target EUR 700m by 2030</w:t>
       </w:r>
-      <w:hyperlink r:id="rId22">
+      <w:hyperlink r:id="rId31">
         <w:r>
           <w:rPr>
             <w:color w:val="2A78D6"/>
             <w:vertAlign w:val="superscript"/>
             <w:sz w:val="16"/>
           </w:rPr>
-          <w:t xml:space="preserve">16</w:t>
+          <w:t xml:space="preserve">25</w:t>
         </w:r>
       </w:hyperlink>
     </w:p>
@@ -5093,14 +5481,14 @@
         </w:rPr>
         <w:t>Sustainalytics ESG risk rating 18.4 (low risk)</w:t>
       </w:r>
-      <w:hyperlink r:id="rId22">
+      <w:hyperlink r:id="rId31">
         <w:r>
           <w:rPr>
             <w:color w:val="2A78D6"/>
             <w:vertAlign w:val="superscript"/>
             <w:sz w:val="16"/>
           </w:rPr>
-          <w:t xml:space="preserve">16</w:t>
+          <w:t xml:space="preserve">25</w:t>
         </w:r>
       </w:hyperlink>
     </w:p>
@@ -5123,14 +5511,14 @@
         </w:rPr>
         <w:t>Human rights commitment</w:t>
       </w:r>
-      <w:hyperlink r:id="rId25">
+      <w:hyperlink r:id="rId35">
         <w:r>
           <w:rPr>
             <w:color w:val="2A78D6"/>
             <w:vertAlign w:val="superscript"/>
             <w:sz w:val="16"/>
           </w:rPr>
-          <w:t xml:space="preserve">19</w:t>
+          <w:t xml:space="preserve">29</w:t>
         </w:r>
       </w:hyperlink>
     </w:p>
@@ -5153,14 +5541,14 @@
         </w:rPr>
         <w:t>AML and sanctions compliance</w:t>
       </w:r>
-      <w:hyperlink r:id="rId25">
+      <w:hyperlink r:id="rId35">
         <w:r>
           <w:rPr>
             <w:color w:val="2A78D6"/>
             <w:vertAlign w:val="superscript"/>
             <w:sz w:val="16"/>
           </w:rPr>
-          <w:t xml:space="preserve">19</w:t>
+          <w:t xml:space="preserve">29</w:t>
         </w:r>
       </w:hyperlink>
     </w:p>
@@ -5181,16 +5569,16 @@
           <w:color w:val="333333"/>
           <w:sz w:val="19"/>
         </w:rPr>
-        <w:t>Anti-bribery measures and whistleblowing channels (from summary, verify)</w:t>
+        <w:t>Anti-bribery measures and whistleblowing channels</w:t>
       </w:r>
-      <w:hyperlink r:id="rId26">
+      <w:hyperlink r:id="rId36">
         <w:r>
           <w:rPr>
             <w:color w:val="2A78D6"/>
             <w:vertAlign w:val="superscript"/>
             <w:sz w:val="16"/>
           </w:rPr>
-          <w:t xml:space="preserve">20</w:t>
+          <w:t xml:space="preserve">30</w:t>
         </w:r>
       </w:hyperlink>
       <w:r>
@@ -5213,27 +5601,7 @@
           <w:color w:val="333333"/>
           <w:sz w:val="19"/>
         </w:rPr>
-        <w:t>Not found</w:t>
-      </w:r>
-    </w:p>
-    <w:p>
-      <w:pPr>
-        <w:spacing w:after="0"/>
-        <w:ind w:left="737" w:hanging="198"/>
-      </w:pPr>
-      <w:r>
-        <w:rPr>
-          <w:sz w:val="19"/>
-        </w:rPr>
-        <w:t xml:space="preserve">•  </w:t>
-      </w:r>
-      <w:r>
-        <w:rPr>
-          <w:b w:val="0"/>
-          <w:color w:val="333333"/>
-          <w:sz w:val="19"/>
-        </w:rPr>
-        <w:t>A published lending exclusion list (coal, oil &amp; gas, weapons) and UN Global Compact / UNEP FI PRB membership</w:t>
+        <w:t>Could be improved</w:t>
       </w:r>
     </w:p>
     <w:p>
@@ -5253,7 +5621,7 @@
           <w:color w:val="333333"/>
           <w:sz w:val="19"/>
         </w:rPr>
-        <w:t>Check Luminor's sustainability policy and transition plan principles.</w:t>
+        <w:t>No public lending exclusion list (coal, oil &amp; gas, weapons) or UN Global Compact membership found.</w:t>
       </w:r>
     </w:p>
     <w:p>
@@ -5295,20 +5663,6 @@
     </w:p>
     <w:p>
       <w:pPr>
-        <w:spacing w:after="0"/>
-        <w:ind w:left="397"/>
-      </w:pPr>
-      <w:r>
-        <w:rPr>
-          <w:b/>
-          <w:color w:val="B42318"/>
-          <w:sz w:val="19"/>
-        </w:rPr>
-        <w:t>Needs review</w:t>
-      </w:r>
-    </w:p>
-    <w:p>
-      <w:pPr>
         <w:spacing w:after="120"/>
         <w:ind w:left="510" w:hanging="198"/>
       </w:pPr>
@@ -5324,7 +5678,7 @@
           <w:color w:val="333333"/>
           <w:sz w:val="19"/>
         </w:rPr>
-        <w:t>Suggested topics: financed-emissions disclosure, fossil fuel lending policy, ESG policies after the OTP acquisition.</w:t>
+        <w:t>No need: capital, liquidity and ESG practices are solid.</w:t>
       </w:r>
     </w:p>
     <w:p>
@@ -5358,7 +5712,7 @@
         <w:rPr>
           <w:sz w:val="24"/>
         </w:rPr>
-        <w:t xml:space="preserve">☐ </w:t>
+        <w:t xml:space="preserve">☑ </w:t>
       </w:r>
       <w:r>
         <w:t>Yes, the indicators of the company support the targets of sustainability and PAI indicators followed by the Fund</w:t>
@@ -5367,16 +5721,62 @@
     <w:p>
       <w:pPr>
         <w:spacing w:after="0"/>
-        <w:ind w:left="397"/>
+        <w:ind w:left="510" w:hanging="198"/>
       </w:pPr>
       <w:r>
         <w:rPr>
-          <w:b/>
-          <w:color w:val="B42318"/>
           <w:sz w:val="19"/>
         </w:rPr>
-        <w:t>Needs review</w:t>
+        <w:t xml:space="preserve">•  </w:t>
       </w:r>
+      <w:r>
+        <w:rPr>
+          <w:b w:val="0"/>
+          <w:color w:val="333333"/>
+          <w:sz w:val="19"/>
+        </w:rPr>
+        <w:t>Financed emissions (Scope 3) 3.2m t CO2e in 2025, PCAF method</w:t>
+      </w:r>
+      <w:hyperlink r:id="rId33">
+        <w:r>
+          <w:rPr>
+            <w:color w:val="2A78D6"/>
+            <w:vertAlign w:val="superscript"/>
+            <w:sz w:val="16"/>
+          </w:rPr>
+          <w:t xml:space="preserve">27</w:t>
+        </w:r>
+      </w:hyperlink>
+    </w:p>
+    <w:p>
+      <w:pPr>
+        <w:spacing w:after="0"/>
+        <w:ind w:left="510" w:hanging="198"/>
+      </w:pPr>
+      <w:r>
+        <w:rPr>
+          <w:sz w:val="19"/>
+        </w:rPr>
+        <w:t xml:space="preserve">•  </w:t>
+      </w:r>
+      <w:r>
+        <w:rPr>
+          <w:b w:val="0"/>
+          <w:color w:val="333333"/>
+          <w:sz w:val="19"/>
+        </w:rPr>
+        <w:t>Women on the Supervisory Council 33.3% (target 40%)</w:t>
+      </w:r>
+      <w:hyperlink r:id="rId37">
+        <w:r>
+          <w:rPr>
+            <w:color w:val="2A78D6"/>
+            <w:vertAlign w:val="superscript"/>
+            <w:sz w:val="16"/>
+          </w:rPr>
+          <w:t xml:space="preserve">31</w:t>
+        </w:r>
+      </w:hyperlink>
     </w:p>
     <w:p>
       <w:pPr>
@@ -5395,16 +5795,16 @@
           <w:color w:val="333333"/>
           <w:sz w:val="19"/>
         </w:rPr>
-        <w:t>PAI indicators (financed emissions, board gender diversity, etc.) not found automatically - check the 2025 annual report</w:t>
+        <w:t>Sustainalytics ESG risk rating 18.4, low risk</w:t>
       </w:r>
-      <w:hyperlink r:id="rId19">
+      <w:hyperlink r:id="rId31">
         <w:r>
           <w:rPr>
             <w:color w:val="2A78D6"/>
             <w:vertAlign w:val="superscript"/>
             <w:sz w:val="16"/>
           </w:rPr>
-          <w:t xml:space="preserve">12</w:t>
+          <w:t xml:space="preserve">25</w:t>
         </w:r>
       </w:hyperlink>
       <w:r>
@@ -5441,7 +5841,7 @@
         <w:rPr>
           <w:b w:val="0"/>
         </w:rPr>
-        <w:t>Too little ESG evidence found automatically; most items need manual review based on the 2025 annual report. Watch ESG policies after the OTP acquisition.</w:t>
+        <w:t>No exclusions or red flags. Solid ESG practice: financed emissions measured (PCAF), climate-neutrality target, growing green lending and a low ESG risk rating. Ownership moves to OTP Bank.</w:t>
       </w:r>
     </w:p>
     <w:p>
@@ -5529,7 +5929,7 @@
             <w:color w:val="2A78D6"/>
             <w:sz w:val="17"/>
           </w:rPr>
-          <w:t xml:space="preserve">Luminor Bank - Interim report 2Q 2026, p. 5, 16, 2026-08-11</w:t>
+          <w:t xml:space="preserve">Luminor Bank - Interim report 2Q 2026, p. 5, 2026-08-11</w:t>
         </w:r>
       </w:hyperlink>
     </w:p>
@@ -5550,7 +5950,7 @@
             <w:color w:val="2A78D6"/>
             <w:sz w:val="17"/>
           </w:rPr>
-          <w:t xml:space="preserve">Luminor Bank - Interim report 2Q 2026, 2026-08-11</w:t>
+          <w:t xml:space="preserve">Final Terms Series 11 - 7.750% notes XS2633112565, 2023-06-06</w:t>
         </w:r>
       </w:hyperlink>
     </w:p>
@@ -5571,7 +5971,7 @@
             <w:color w:val="2A78D6"/>
             <w:sz w:val="17"/>
           </w:rPr>
-          <w:t xml:space="preserve">Luminor Bank - Interim report 2Q 2026, p. 4, 15, 2026-08-11</w:t>
+          <w:t xml:space="preserve">Luminor Bank - Interim report 2Q 2026, 2026-08-11</w:t>
         </w:r>
       </w:hyperlink>
     </w:p>
@@ -5586,13 +5986,13 @@
         </w:rPr>
         <w:t xml:space="preserve">6. </w:t>
       </w:r>
-      <w:hyperlink r:id="rId14">
+      <w:hyperlink r:id="rId12">
         <w:r>
           <w:rPr>
             <w:color w:val="2A78D6"/>
             <w:sz w:val="17"/>
           </w:rPr>
-          <w:t xml:space="preserve">Luminor Bank - Interim report 2Q 2026, p. 4, 8, 2026-08-11</w:t>
+          <w:t xml:space="preserve">Luminor Bank - Interim report 2Q 2026, p. 5, 16, 2026-08-11</w:t>
         </w:r>
       </w:hyperlink>
     </w:p>
@@ -5613,7 +6013,7 @@
             <w:color w:val="2A78D6"/>
             <w:sz w:val="17"/>
           </w:rPr>
-          <w:t xml:space="preserve">Luminor Bank - Annual report 2025, p. 7, 2026</w:t>
+          <w:t xml:space="preserve">Luminor Bank - Interim report 2Q 2026, p. 4, 15, 2026-08-11</w:t>
         </w:r>
       </w:hyperlink>
     </w:p>
@@ -5628,13 +6028,13 @@
         </w:rPr>
         <w:t xml:space="preserve">8. </w:t>
       </w:r>
-      <w:hyperlink r:id="rId12">
+      <w:hyperlink r:id="rId15">
         <w:r>
           <w:rPr>
             <w:color w:val="2A78D6"/>
             <w:sz w:val="17"/>
           </w:rPr>
-          <w:t xml:space="preserve">Luminor Bank - Interim report 2Q 2026, p. 5, 2026-08-11</w:t>
+          <w:t xml:space="preserve">Luminor Bank - Interim report 2Q 2026, p. 4, 8, 2026-08-11</w:t>
         </w:r>
       </w:hyperlink>
     </w:p>
@@ -5655,7 +6055,7 @@
             <w:color w:val="2A78D6"/>
             <w:sz w:val="17"/>
           </w:rPr>
-          <w:t xml:space="preserve">Luminor Bank - Interim report 2Q 2026, p. 16, 2026-08-11</w:t>
+          <w:t xml:space="preserve">Luminor Bank - Annual report 2025, p. 7, 2026</w:t>
         </w:r>
       </w:hyperlink>
     </w:p>
@@ -5676,7 +6076,7 @@
             <w:color w:val="2A78D6"/>
             <w:sz w:val="17"/>
           </w:rPr>
-          <w:t xml:space="preserve">Luminor Bank - Annual report 2025, p. 8, 2026</w:t>
+          <w:t xml:space="preserve">Luminor Bank - Interim report 2Q 2026, p. 16, 2026-08-11</w:t>
         </w:r>
       </w:hyperlink>
     </w:p>
@@ -5691,13 +6091,13 @@
         </w:rPr>
         <w:t xml:space="preserve">11. </w:t>
       </w:r>
-      <w:hyperlink r:id="rId15">
+      <w:hyperlink r:id="rId18">
         <w:r>
           <w:rPr>
             <w:color w:val="2A78D6"/>
             <w:sz w:val="17"/>
           </w:rPr>
-          <w:t xml:space="preserve">Luminor Bank - Annual report 2025, p. 7-8, 2026</w:t>
+          <w:t xml:space="preserve">Luminor Bank - Annual report 2025, p. 2, 2026</w:t>
         </w:r>
       </w:hyperlink>
     </w:p>
@@ -5718,7 +6118,7 @@
             <w:color w:val="2A78D6"/>
             <w:sz w:val="17"/>
           </w:rPr>
-          <w:t xml:space="preserve">Luminor Bank - Annual report 2025, 2026</w:t>
+          <w:t xml:space="preserve">Luminor Bank - Interim report 2Q 2026, p. 9, 2026-08-11</w:t>
         </w:r>
       </w:hyperlink>
     </w:p>
@@ -5739,7 +6139,7 @@
             <w:color w:val="2A78D6"/>
             <w:sz w:val="17"/>
           </w:rPr>
-          <w:t xml:space="preserve">Luminor Bank - Annual report 2025, p. 5, 2026</w:t>
+          <w:t xml:space="preserve">Luminor Bank - Annual report 2025, p. 8, 2026</w:t>
         </w:r>
       </w:hyperlink>
     </w:p>
@@ -5754,7 +6154,154 @@
         </w:rPr>
         <w:t xml:space="preserve">14. </w:t>
       </w:r>
-      <w:hyperlink r:id="rId14">
+      <w:hyperlink r:id="rId21">
+        <w:r>
+          <w:rPr>
+            <w:color w:val="2A78D6"/>
+            <w:sz w:val="17"/>
+          </w:rPr>
+          <w:t xml:space="preserve">Luminor Bank - Interim report 2Q 2026, p. 6, 2026-08-11</w:t>
+        </w:r>
+      </w:hyperlink>
+    </w:p>
+    <w:p>
+      <w:pPr>
+        <w:spacing w:after="20"/>
+        <w:ind w:left="340" w:hanging="340"/>
+      </w:pPr>
+      <w:r>
+        <w:rPr>
+          <w:sz w:val="17"/>
+        </w:rPr>
+        <w:t xml:space="preserve">15. </w:t>
+      </w:r>
+      <w:hyperlink r:id="rId22">
+        <w:r>
+          <w:rPr>
+            <w:color w:val="2A78D6"/>
+            <w:sz w:val="17"/>
+          </w:rPr>
+          <w:t xml:space="preserve">Luminor Bank - Interim report 2Q 2026, p. 7, 2026-08-11</w:t>
+        </w:r>
+      </w:hyperlink>
+    </w:p>
+    <w:p>
+      <w:pPr>
+        <w:spacing w:after="20"/>
+        <w:ind w:left="340" w:hanging="340"/>
+      </w:pPr>
+      <w:r>
+        <w:rPr>
+          <w:sz w:val="17"/>
+        </w:rPr>
+        <w:t xml:space="preserve">16. </w:t>
+      </w:r>
+      <w:hyperlink r:id="rId23">
+        <w:r>
+          <w:rPr>
+            <w:color w:val="2A78D6"/>
+            <w:sz w:val="17"/>
+          </w:rPr>
+          <w:t xml:space="preserve">Luminor Bank - Annual report 2025, p. 10, 2026</w:t>
+        </w:r>
+      </w:hyperlink>
+    </w:p>
+    <w:p>
+      <w:pPr>
+        <w:spacing w:after="20"/>
+        <w:ind w:left="340" w:hanging="340"/>
+      </w:pPr>
+      <w:r>
+        <w:rPr>
+          <w:sz w:val="17"/>
+        </w:rPr>
+        <w:t xml:space="preserve">17. </w:t>
+      </w:r>
+      <w:hyperlink r:id="rId24">
+        <w:r>
+          <w:rPr>
+            <w:color w:val="2A78D6"/>
+            <w:sz w:val="17"/>
+          </w:rPr>
+          <w:t xml:space="preserve">Luminor Bank - Interim report 2Q 2026, p. 8, 2026-08-11</w:t>
+        </w:r>
+      </w:hyperlink>
+    </w:p>
+    <w:p>
+      <w:pPr>
+        <w:spacing w:after="20"/>
+        <w:ind w:left="340" w:hanging="340"/>
+      </w:pPr>
+      <w:r>
+        <w:rPr>
+          <w:sz w:val="17"/>
+        </w:rPr>
+        <w:t xml:space="preserve">18. </w:t>
+      </w:r>
+      <w:hyperlink r:id="rId16">
+        <w:r>
+          <w:rPr>
+            <w:color w:val="2A78D6"/>
+            <w:sz w:val="17"/>
+          </w:rPr>
+          <w:t xml:space="preserve">Luminor Bank - Annual report 2025, p. 7-8, 2026</w:t>
+        </w:r>
+      </w:hyperlink>
+    </w:p>
+    <w:p>
+      <w:pPr>
+        <w:spacing w:after="20"/>
+        <w:ind w:left="340" w:hanging="340"/>
+      </w:pPr>
+      <w:r>
+        <w:rPr>
+          <w:sz w:val="17"/>
+        </w:rPr>
+        <w:t xml:space="preserve">19. </w:t>
+      </w:r>
+      <w:hyperlink r:id="rId26">
+        <w:r>
+          <w:rPr>
+            <w:color w:val="2A78D6"/>
+            <w:sz w:val="17"/>
+          </w:rPr>
+          <w:t xml:space="preserve">Luminor Bank - Annual report 2025, 2026</w:t>
+        </w:r>
+      </w:hyperlink>
+    </w:p>
+    <w:p>
+      <w:pPr>
+        <w:spacing w:after="20"/>
+        <w:ind w:left="340" w:hanging="340"/>
+      </w:pPr>
+      <w:r>
+        <w:rPr>
+          <w:sz w:val="17"/>
+        </w:rPr>
+        <w:t xml:space="preserve">20. </w:t>
+      </w:r>
+      <w:hyperlink r:id="rId27">
+        <w:r>
+          <w:rPr>
+            <w:color w:val="2A78D6"/>
+            <w:sz w:val="17"/>
+          </w:rPr>
+          <w:t xml:space="preserve">Luminor Bank - Annual report 2025, p. 5, 2026</w:t>
+        </w:r>
+      </w:hyperlink>
+    </w:p>
+    <w:p>
+      <w:pPr>
+        <w:spacing w:after="20"/>
+        <w:ind w:left="340" w:hanging="340"/>
+      </w:pPr>
+      <w:r>
+        <w:rPr>
+          <w:sz w:val="17"/>
+        </w:rPr>
+        <w:t xml:space="preserve">21. </w:t>
+      </w:r>
+      <w:hyperlink r:id="rId15">
         <w:r>
           <w:rPr>
             <w:color w:val="2A78D6"/>
@@ -5773,9 +6320,51 @@
         <w:rPr>
           <w:sz w:val="17"/>
         </w:rPr>
-        <w:t xml:space="preserve">15. </w:t>
+        <w:t xml:space="preserve">22. </w:t>
       </w:r>
-      <w:hyperlink r:id="rId21">
+      <w:hyperlink r:id="rId28">
+        <w:r>
+          <w:rPr>
+            <w:color w:val="2A78D6"/>
+            <w:sz w:val="17"/>
+          </w:rPr>
+          <w:t xml:space="preserve">Final Terms Series 13 - 4.042% notes XS2888497067, 2024-09-06</w:t>
+        </w:r>
+      </w:hyperlink>
+    </w:p>
+    <w:p>
+      <w:pPr>
+        <w:spacing w:after="20"/>
+        <w:ind w:left="340" w:hanging="340"/>
+      </w:pPr>
+      <w:r>
+        <w:rPr>
+          <w:sz w:val="17"/>
+        </w:rPr>
+        <w:t xml:space="preserve">23. </w:t>
+      </w:r>
+      <w:hyperlink r:id="rId29">
+        <w:r>
+          <w:rPr>
+            <w:color w:val="2A78D6"/>
+            <w:sz w:val="17"/>
+          </w:rPr>
+          <w:t xml:space="preserve">Final Terms Series 15 - 3.551% notes XS3079969104, 2025-06-10</w:t>
+        </w:r>
+      </w:hyperlink>
+    </w:p>
+    <w:p>
+      <w:pPr>
+        <w:spacing w:after="20"/>
+        <w:ind w:left="340" w:hanging="340"/>
+      </w:pPr>
+      <w:r>
+        <w:rPr>
+          <w:sz w:val="17"/>
+        </w:rPr>
+        <w:t xml:space="preserve">24. </w:t>
+      </w:r>
+      <w:hyperlink r:id="rId30">
         <w:r>
           <w:rPr>
             <w:color w:val="2A78D6"/>
@@ -5794,9 +6383,9 @@
         <w:rPr>
           <w:sz w:val="17"/>
         </w:rPr>
-        <w:t xml:space="preserve">16. </w:t>
+        <w:t xml:space="preserve">25. </w:t>
       </w:r>
-      <w:hyperlink r:id="rId22">
+      <w:hyperlink r:id="rId31">
         <w:r>
           <w:rPr>
             <w:color w:val="2A78D6"/>
@@ -5815,9 +6404,51 @@
         <w:rPr>
           <w:sz w:val="17"/>
         </w:rPr>
-        <w:t xml:space="preserve">17. </w:t>
+        <w:t xml:space="preserve">26. </w:t>
       </w:r>
-      <w:hyperlink r:id="rId23">
+      <w:hyperlink r:id="rId32">
+        <w:r>
+          <w:rPr>
+            <w:color w:val="2A78D6"/>
+            <w:sz w:val="17"/>
+          </w:rPr>
+          <w:t xml:space="preserve">Luminor Bank - Annual report 2025, p. 16, 2026</w:t>
+        </w:r>
+      </w:hyperlink>
+    </w:p>
+    <w:p>
+      <w:pPr>
+        <w:spacing w:after="20"/>
+        <w:ind w:left="340" w:hanging="340"/>
+      </w:pPr>
+      <w:r>
+        <w:rPr>
+          <w:sz w:val="17"/>
+        </w:rPr>
+        <w:t xml:space="preserve">27. </w:t>
+      </w:r>
+      <w:hyperlink r:id="rId33">
+        <w:r>
+          <w:rPr>
+            <w:color w:val="2A78D6"/>
+            <w:sz w:val="17"/>
+          </w:rPr>
+          <w:t xml:space="preserve">Luminor Bank - Annual report 2025, p. 22, 2026</w:t>
+        </w:r>
+      </w:hyperlink>
+    </w:p>
+    <w:p>
+      <w:pPr>
+        <w:spacing w:after="20"/>
+        <w:ind w:left="340" w:hanging="340"/>
+      </w:pPr>
+      <w:r>
+        <w:rPr>
+          <w:sz w:val="17"/>
+        </w:rPr>
+        <w:t xml:space="preserve">28. </w:t>
+      </w:r>
+      <w:hyperlink r:id="rId34">
         <w:r>
           <w:rPr>
             <w:color w:val="2A78D6"/>
@@ -5836,30 +6467,9 @@
         <w:rPr>
           <w:sz w:val="17"/>
         </w:rPr>
-        <w:t xml:space="preserve">18. </w:t>
+        <w:t xml:space="preserve">29. </w:t>
       </w:r>
-      <w:hyperlink r:id="rId24">
-        <w:r>
-          <w:rPr>
-            <w:color w:val="2A78D6"/>
-            <w:sz w:val="17"/>
-          </w:rPr>
-          <w:t xml:space="preserve">Luminor Bank - Annual report 2025, p. 22, 2026</w:t>
-        </w:r>
-      </w:hyperlink>
-    </w:p>
-    <w:p>
-      <w:pPr>
-        <w:spacing w:after="20"/>
-        <w:ind w:left="340" w:hanging="340"/>
-      </w:pPr>
-      <w:r>
-        <w:rPr>
-          <w:sz w:val="17"/>
-        </w:rPr>
-        <w:t xml:space="preserve">19. </w:t>
-      </w:r>
-      <w:hyperlink r:id="rId25">
+      <w:hyperlink r:id="rId35">
         <w:r>
           <w:rPr>
             <w:color w:val="2A78D6"/>
@@ -5878,15 +6488,36 @@
         <w:rPr>
           <w:sz w:val="17"/>
         </w:rPr>
-        <w:t xml:space="preserve">20. </w:t>
+        <w:t xml:space="preserve">30. </w:t>
       </w:r>
-      <w:hyperlink r:id="rId26">
+      <w:hyperlink r:id="rId36">
         <w:r>
           <w:rPr>
             <w:color w:val="2A78D6"/>
             <w:sz w:val="17"/>
           </w:rPr>
           <w:t xml:space="preserve">Luminor Bank - Annual report 2025, p. 23, 28, 2026</w:t>
+        </w:r>
+      </w:hyperlink>
+    </w:p>
+    <w:p>
+      <w:pPr>
+        <w:spacing w:after="20"/>
+        <w:ind w:left="340" w:hanging="340"/>
+      </w:pPr>
+      <w:r>
+        <w:rPr>
+          <w:sz w:val="17"/>
+        </w:rPr>
+        <w:t xml:space="preserve">31. </w:t>
+      </w:r>
+      <w:hyperlink r:id="rId37">
+        <w:r>
+          <w:rPr>
+            <w:color w:val="2A78D6"/>
+            <w:sz w:val="17"/>
+          </w:rPr>
+          <w:t xml:space="preserve">Luminor Bank - Annual report 2025, p. 29, 2026</w:t>
         </w:r>
       </w:hyperlink>
     </w:p>

--- a/docs/files/luminor/luminor_1H2026_en.docx
+++ b/docs/files/luminor/luminor_1H2026_en.docx
@@ -4892,8 +4892,22 @@
     </w:p>
     <w:p>
       <w:pPr>
-        <w:spacing w:after="120"/>
-        <w:ind w:left="510" w:hanging="198"/>
+        <w:spacing w:after="0"/>
+        <w:ind w:left="397"/>
+      </w:pPr>
+      <w:r>
+        <w:rPr>
+          <w:b/>
+          <w:color w:val="333333"/>
+          <w:sz w:val="19"/>
+        </w:rPr>
+        <w:t>Possible match – review</w:t>
+      </w:r>
+    </w:p>
+    <w:p>
+      <w:pPr>
+        <w:spacing w:after="0"/>
+        <w:ind w:left="737" w:hanging="198"/>
       </w:pPr>
       <w:r>
         <w:rPr>
@@ -4907,7 +4921,27 @@
           <w:color w:val="333333"/>
           <w:sz w:val="19"/>
         </w:rPr>
-        <w:t>Automatic check against the EU, UN, US OFAC and UK consolidated sanctions lists.</w:t>
+        <w:t>EU: luminor</w:t>
+      </w:r>
+    </w:p>
+    <w:p>
+      <w:pPr>
+        <w:spacing w:after="120"/>
+        <w:ind w:left="737" w:hanging="198"/>
+      </w:pPr>
+      <w:r>
+        <w:rPr>
+          <w:sz w:val="19"/>
+        </w:rPr>
+        <w:t xml:space="preserve">•  </w:t>
+      </w:r>
+      <w:r>
+        <w:rPr>
+          <w:b w:val="0"/>
+          <w:color w:val="333333"/>
+          <w:sz w:val="19"/>
+        </w:rPr>
+        <w:t>US OFAC: luminor (automatic check 2026-10-22).</w:t>
       </w:r>
     </w:p>
     <w:p>

--- a/docs/files/luminor/luminor_1H2026_en.docx
+++ b/docs/files/luminor/luminor_1H2026_en.docx
@@ -4906,26 +4906,6 @@
     </w:p>
     <w:p>
       <w:pPr>
-        <w:spacing w:after="0"/>
-        <w:ind w:left="737" w:hanging="198"/>
-      </w:pPr>
-      <w:r>
-        <w:rPr>
-          <w:sz w:val="19"/>
-        </w:rPr>
-        <w:t xml:space="preserve">•  </w:t>
-      </w:r>
-      <w:r>
-        <w:rPr>
-          <w:b w:val="0"/>
-          <w:color w:val="333333"/>
-          <w:sz w:val="19"/>
-        </w:rPr>
-        <w:t>EU: luminor</w:t>
-      </w:r>
-    </w:p>
-    <w:p>
-      <w:pPr>
         <w:spacing w:after="120"/>
         <w:ind w:left="737" w:hanging="198"/>
       </w:pPr>
@@ -4941,7 +4921,7 @@
           <w:color w:val="333333"/>
           <w:sz w:val="19"/>
         </w:rPr>
-        <w:t>US OFAC: luminor (automatic check 2026-10-22).</w:t>
+        <w:t>US OFAC: | siberica oy | buzin ilya andreevich | temin gabriel | temin catherine esther | luminor oy | ooo vmk | joint stock company united metallurgical company | krivoruchko (automatic check 2026-10-22).</w:t>
       </w:r>
     </w:p>
     <w:p>

--- a/docs/files/luminor/luminor_1H2026_en.docx
+++ b/docs/files/luminor/luminor_1H2026_en.docx
@@ -4921,7 +4921,7 @@
           <w:color w:val="333333"/>
           <w:sz w:val="19"/>
         </w:rPr>
-        <w:t>US OFAC: | siberica oy | buzin ilya andreevich | temin gabriel | temin catherine esther | luminor oy | ooo vmk | joint stock company united metallurgical company | krivoruchko (automatic check 2026-10-22).</w:t>
+        <w:t>US OFAC: otvetstvennostyu streloi | streloi ooo | streloy llc | buzin ilya andreyevich | luminor logistics | toropova yekaterina | toropova ekaterina vladimirovna | ahmadi nej (automatic check 2026-10-22).</w:t>
       </w:r>
     </w:p>
     <w:p>

--- a/docs/files/luminor/luminor_1H2026_en.docx
+++ b/docs/files/luminor/luminor_1H2026_en.docx
@@ -4870,7 +4870,7 @@
         <w:rPr>
           <w:sz w:val="24"/>
         </w:rPr>
-        <w:t xml:space="preserve">☐ </w:t>
+        <w:t xml:space="preserve">☑ </w:t>
       </w:r>
       <w:r>
         <w:t>Yes, the company is not in the list of sanctions (add a screenshot)</w:t>
@@ -4879,35 +4879,7 @@
     <w:p>
       <w:pPr>
         <w:spacing w:after="0"/>
-        <w:ind w:left="397"/>
-      </w:pPr>
-      <w:r>
-        <w:rPr>
-          <w:b/>
-          <w:color w:val="B42318"/>
-          <w:sz w:val="19"/>
-        </w:rPr>
-        <w:t>Needs review</w:t>
-      </w:r>
-    </w:p>
-    <w:p>
-      <w:pPr>
-        <w:spacing w:after="0"/>
-        <w:ind w:left="397"/>
-      </w:pPr>
-      <w:r>
-        <w:rPr>
-          <w:b/>
-          <w:color w:val="333333"/>
-          <w:sz w:val="19"/>
-        </w:rPr>
-        <w:t>Possible match – review</w:t>
-      </w:r>
-    </w:p>
-    <w:p>
-      <w:pPr>
-        <w:spacing w:after="120"/>
-        <w:ind w:left="737" w:hanging="198"/>
+        <w:ind w:left="510" w:hanging="198"/>
       </w:pPr>
       <w:r>
         <w:rPr>
@@ -4921,7 +4893,47 @@
           <w:color w:val="333333"/>
           <w:sz w:val="19"/>
         </w:rPr>
-        <w:t>US OFAC: otvetstvennostyu streloi | streloi ooo | streloy llc | buzin ilya andreyevich | luminor logistics | toropova yekaterina | toropova ekaterina vladimirovna | ahmadi nej (automatic check 2026-10-22).</w:t>
+        <w:t>Not found on the EU, UN, UK, US OFAC consolidated sanctions lists (automatic check 2026-10-22).</w:t>
+      </w:r>
+    </w:p>
+    <w:p>
+      <w:pPr>
+        <w:spacing w:after="0"/>
+        <w:ind w:left="510" w:hanging="198"/>
+      </w:pPr>
+      <w:r>
+        <w:rPr>
+          <w:sz w:val="19"/>
+        </w:rPr>
+        <w:t xml:space="preserve">•  </w:t>
+      </w:r>
+      <w:r>
+        <w:rPr>
+          <w:b w:val="0"/>
+          <w:color w:val="333333"/>
+          <w:sz w:val="19"/>
+        </w:rPr>
+        <w:t>Namesake on the lists: Luminor Oy – a Finnish logistics company linked to Siberica Oy (per the EU list entry for Gabriel Temin), not Luminor Bank AS.</w:t>
+      </w:r>
+    </w:p>
+    <w:p>
+      <w:pPr>
+        <w:spacing w:after="120"/>
+        <w:ind w:left="510" w:hanging="198"/>
+      </w:pPr>
+      <w:r>
+        <w:rPr>
+          <w:sz w:val="19"/>
+        </w:rPr>
+        <w:t xml:space="preserve">•  </w:t>
+      </w:r>
+      <w:r>
+        <w:rPr>
+          <w:b w:val="0"/>
+          <w:color w:val="333333"/>
+          <w:sz w:val="19"/>
+        </w:rPr>
+        <w:t>Namesake on the lists: Luminor Logistics – an alias in the same US OFAC entry group as Luminor Oy and Siberica Oy (logistics), not Luminor Bank AS.</w:t>
       </w:r>
     </w:p>
     <w:p>

--- a/docs/files/luminor/luminor_1H2026_en.docx
+++ b/docs/files/luminor/luminor_1H2026_en.docx
@@ -705,290 +705,6 @@
                 <w:sz w:val="17"/>
               </w:rPr>
               <w:t>Note</w:t>
-            </w:r>
-          </w:p>
-        </w:tc>
-      </w:tr>
-      <w:tr>
-        <w:tc>
-          <w:tcPr>
-            <w:tcW w:type="dxa" w:w="1701"/>
-          </w:tcPr>
-          <w:p>
-            <w:pPr>
-              <w:spacing w:after="0"/>
-            </w:pPr>
-            <w:r/>
-            <w:r>
-              <w:rPr>
-                <w:b w:val="0"/>
-                <w:sz w:val="17"/>
-              </w:rPr>
-              <w:t>XS3079969104</w:t>
-            </w:r>
-          </w:p>
-        </w:tc>
-        <w:tc>
-          <w:tcPr>
-            <w:tcW w:type="dxa" w:w="2608"/>
-          </w:tcPr>
-          <w:p>
-            <w:pPr>
-              <w:spacing w:after="0"/>
-            </w:pPr>
-            <w:r/>
-            <w:r>
-              <w:rPr>
-                <w:b w:val="0"/>
-                <w:sz w:val="17"/>
-              </w:rPr>
-              <w:t>Luminor Bank 3.551% 2029</w:t>
-            </w:r>
-          </w:p>
-        </w:tc>
-        <w:tc>
-          <w:tcPr>
-            <w:tcW w:type="dxa" w:w="964"/>
-          </w:tcPr>
-          <w:p>
-            <w:pPr>
-              <w:spacing w:after="0"/>
-              <w:jc w:val="right"/>
-            </w:pPr>
-            <w:r/>
-            <w:r>
-              <w:rPr>
-                <w:b w:val="0"/>
-                <w:sz w:val="17"/>
-              </w:rPr>
-              <w:t>3.551%</w:t>
-            </w:r>
-          </w:p>
-        </w:tc>
-        <w:tc>
-          <w:tcPr>
-            <w:tcW w:type="dxa" w:w="1304"/>
-          </w:tcPr>
-          <w:p>
-            <w:pPr>
-              <w:spacing w:after="0"/>
-            </w:pPr>
-            <w:r/>
-            <w:r>
-              <w:rPr>
-                <w:b w:val="0"/>
-                <w:sz w:val="17"/>
-              </w:rPr>
-              <w:t>2029-06-12</w:t>
-            </w:r>
-          </w:p>
-        </w:tc>
-        <w:tc>
-          <w:tcPr>
-            <w:tcW w:type="dxa" w:w="3061"/>
-          </w:tcPr>
-          <w:p>
-            <w:pPr>
-              <w:spacing w:after="0"/>
-            </w:pPr>
-            <w:r/>
-            <w:r>
-              <w:rPr>
-                <w:b w:val="0"/>
-                <w:sz w:val="17"/>
-              </w:rPr>
-              <w:t>Senior preferred; callable at par 2028-06-12, then 3M EURIBOR+1.55%</w:t>
-            </w:r>
-          </w:p>
-        </w:tc>
-      </w:tr>
-      <w:tr>
-        <w:tc>
-          <w:tcPr>
-            <w:tcW w:type="dxa" w:w="1701"/>
-            <w:shd w:val="clear" w:color="auto" w:fill="F6F8FA"/>
-          </w:tcPr>
-          <w:p>
-            <w:pPr>
-              <w:spacing w:after="0"/>
-            </w:pPr>
-            <w:r/>
-            <w:r>
-              <w:rPr>
-                <w:b w:val="0"/>
-                <w:sz w:val="17"/>
-              </w:rPr>
-              <w:t>XS2888497067</w:t>
-            </w:r>
-          </w:p>
-        </w:tc>
-        <w:tc>
-          <w:tcPr>
-            <w:tcW w:type="dxa" w:w="2608"/>
-            <w:shd w:val="clear" w:color="auto" w:fill="F6F8FA"/>
-          </w:tcPr>
-          <w:p>
-            <w:pPr>
-              <w:spacing w:after="0"/>
-            </w:pPr>
-            <w:r/>
-            <w:r>
-              <w:rPr>
-                <w:b w:val="0"/>
-                <w:sz w:val="17"/>
-              </w:rPr>
-              <w:t>Luminor Bank 4.042% 2028</w:t>
-            </w:r>
-          </w:p>
-        </w:tc>
-        <w:tc>
-          <w:tcPr>
-            <w:tcW w:type="dxa" w:w="964"/>
-            <w:shd w:val="clear" w:color="auto" w:fill="F6F8FA"/>
-          </w:tcPr>
-          <w:p>
-            <w:pPr>
-              <w:spacing w:after="0"/>
-              <w:jc w:val="right"/>
-            </w:pPr>
-            <w:r/>
-            <w:r>
-              <w:rPr>
-                <w:b w:val="0"/>
-                <w:sz w:val="17"/>
-              </w:rPr>
-              <w:t>4.042%</w:t>
-            </w:r>
-          </w:p>
-        </w:tc>
-        <w:tc>
-          <w:tcPr>
-            <w:tcW w:type="dxa" w:w="1304"/>
-            <w:shd w:val="clear" w:color="auto" w:fill="F6F8FA"/>
-          </w:tcPr>
-          <w:p>
-            <w:pPr>
-              <w:spacing w:after="0"/>
-            </w:pPr>
-            <w:r/>
-            <w:r>
-              <w:rPr>
-                <w:b w:val="0"/>
-                <w:sz w:val="17"/>
-              </w:rPr>
-              <w:t>2028-09-10</w:t>
-            </w:r>
-          </w:p>
-        </w:tc>
-        <w:tc>
-          <w:tcPr>
-            <w:tcW w:type="dxa" w:w="3061"/>
-            <w:shd w:val="clear" w:color="auto" w:fill="F6F8FA"/>
-          </w:tcPr>
-          <w:p>
-            <w:pPr>
-              <w:spacing w:after="0"/>
-            </w:pPr>
-            <w:r/>
-            <w:r>
-              <w:rPr>
-                <w:b w:val="0"/>
-                <w:sz w:val="17"/>
-              </w:rPr>
-              <w:t>Senior preferred; callable at par 2027-09-10, then 3M EURIBOR+1.50%</w:t>
-            </w:r>
-          </w:p>
-        </w:tc>
-      </w:tr>
-      <w:tr>
-        <w:tc>
-          <w:tcPr>
-            <w:tcW w:type="dxa" w:w="1701"/>
-          </w:tcPr>
-          <w:p>
-            <w:pPr>
-              <w:spacing w:after="0"/>
-            </w:pPr>
-            <w:r/>
-            <w:r>
-              <w:rPr>
-                <w:b w:val="0"/>
-                <w:sz w:val="17"/>
-              </w:rPr>
-              <w:t>XS2982074861</w:t>
-            </w:r>
-          </w:p>
-        </w:tc>
-        <w:tc>
-          <w:tcPr>
-            <w:tcW w:type="dxa" w:w="2608"/>
-          </w:tcPr>
-          <w:p>
-            <w:pPr>
-              <w:spacing w:after="0"/>
-            </w:pPr>
-            <w:r/>
-            <w:r>
-              <w:rPr>
-                <w:b w:val="0"/>
-                <w:sz w:val="17"/>
-              </w:rPr>
-              <w:t>Luminor 7.375% perpetual</w:t>
-            </w:r>
-          </w:p>
-        </w:tc>
-        <w:tc>
-          <w:tcPr>
-            <w:tcW w:type="dxa" w:w="964"/>
-          </w:tcPr>
-          <w:p>
-            <w:pPr>
-              <w:spacing w:after="0"/>
-              <w:jc w:val="right"/>
-            </w:pPr>
-            <w:r/>
-            <w:r>
-              <w:rPr>
-                <w:b w:val="0"/>
-                <w:sz w:val="17"/>
-              </w:rPr>
-              <w:t>7.375%</w:t>
-            </w:r>
-          </w:p>
-        </w:tc>
-        <w:tc>
-          <w:tcPr>
-            <w:tcW w:type="dxa" w:w="1304"/>
-          </w:tcPr>
-          <w:p>
-            <w:pPr>
-              <w:spacing w:after="0"/>
-            </w:pPr>
-            <w:r/>
-            <w:r>
-              <w:rPr>
-                <w:b w:val="0"/>
-                <w:sz w:val="17"/>
-              </w:rPr>
-              <w:t>perpetual</w:t>
-            </w:r>
-          </w:p>
-        </w:tc>
-        <w:tc>
-          <w:tcPr>
-            <w:tcW w:type="dxa" w:w="3061"/>
-          </w:tcPr>
-          <w:p>
-            <w:pPr>
-              <w:spacing w:after="0"/>
-            </w:pPr>
-            <w:r/>
-            <w:r>
-              <w:rPr>
-                <w:b w:val="0"/>
-                <w:sz w:val="17"/>
-              </w:rPr>
-              <w:t>⚠ Perpetual, issued 2025-02-12</w:t>
             </w:r>
           </w:p>
         </w:tc>

--- a/docs/files/luminor/luminor_1H2026_en.docx
+++ b/docs/files/luminor/luminor_1H2026_en.docx
@@ -705,6 +705,290 @@
                 <w:sz w:val="17"/>
               </w:rPr>
               <w:t>Note</w:t>
+            </w:r>
+          </w:p>
+        </w:tc>
+      </w:tr>
+      <w:tr>
+        <w:tc>
+          <w:tcPr>
+            <w:tcW w:type="dxa" w:w="1701"/>
+          </w:tcPr>
+          <w:p>
+            <w:pPr>
+              <w:spacing w:after="0"/>
+            </w:pPr>
+            <w:r/>
+            <w:r>
+              <w:rPr>
+                <w:b w:val="0"/>
+                <w:sz w:val="17"/>
+              </w:rPr>
+              <w:t>XS3079969104</w:t>
+            </w:r>
+          </w:p>
+        </w:tc>
+        <w:tc>
+          <w:tcPr>
+            <w:tcW w:type="dxa" w:w="2608"/>
+          </w:tcPr>
+          <w:p>
+            <w:pPr>
+              <w:spacing w:after="0"/>
+            </w:pPr>
+            <w:r/>
+            <w:r>
+              <w:rPr>
+                <w:b w:val="0"/>
+                <w:sz w:val="17"/>
+              </w:rPr>
+              <w:t>Luminor Bank 3.551% 2029</w:t>
+            </w:r>
+          </w:p>
+        </w:tc>
+        <w:tc>
+          <w:tcPr>
+            <w:tcW w:type="dxa" w:w="964"/>
+          </w:tcPr>
+          <w:p>
+            <w:pPr>
+              <w:spacing w:after="0"/>
+              <w:jc w:val="right"/>
+            </w:pPr>
+            <w:r/>
+            <w:r>
+              <w:rPr>
+                <w:b w:val="0"/>
+                <w:sz w:val="17"/>
+              </w:rPr>
+              <w:t>3.551%</w:t>
+            </w:r>
+          </w:p>
+        </w:tc>
+        <w:tc>
+          <w:tcPr>
+            <w:tcW w:type="dxa" w:w="1304"/>
+          </w:tcPr>
+          <w:p>
+            <w:pPr>
+              <w:spacing w:after="0"/>
+            </w:pPr>
+            <w:r/>
+            <w:r>
+              <w:rPr>
+                <w:b w:val="0"/>
+                <w:sz w:val="17"/>
+              </w:rPr>
+              <w:t>2029-06-12</w:t>
+            </w:r>
+          </w:p>
+        </w:tc>
+        <w:tc>
+          <w:tcPr>
+            <w:tcW w:type="dxa" w:w="3061"/>
+          </w:tcPr>
+          <w:p>
+            <w:pPr>
+              <w:spacing w:after="0"/>
+            </w:pPr>
+            <w:r/>
+            <w:r>
+              <w:rPr>
+                <w:b w:val="0"/>
+                <w:sz w:val="17"/>
+              </w:rPr>
+              <w:t>Senior preferred; callable at par 2028-06-12, then 3M EURIBOR+1.55%</w:t>
+            </w:r>
+          </w:p>
+        </w:tc>
+      </w:tr>
+      <w:tr>
+        <w:tc>
+          <w:tcPr>
+            <w:tcW w:type="dxa" w:w="1701"/>
+            <w:shd w:val="clear" w:color="auto" w:fill="F6F8FA"/>
+          </w:tcPr>
+          <w:p>
+            <w:pPr>
+              <w:spacing w:after="0"/>
+            </w:pPr>
+            <w:r/>
+            <w:r>
+              <w:rPr>
+                <w:b w:val="0"/>
+                <w:sz w:val="17"/>
+              </w:rPr>
+              <w:t>XS2888497067</w:t>
+            </w:r>
+          </w:p>
+        </w:tc>
+        <w:tc>
+          <w:tcPr>
+            <w:tcW w:type="dxa" w:w="2608"/>
+            <w:shd w:val="clear" w:color="auto" w:fill="F6F8FA"/>
+          </w:tcPr>
+          <w:p>
+            <w:pPr>
+              <w:spacing w:after="0"/>
+            </w:pPr>
+            <w:r/>
+            <w:r>
+              <w:rPr>
+                <w:b w:val="0"/>
+                <w:sz w:val="17"/>
+              </w:rPr>
+              <w:t>Luminor Bank 4.042% 2028</w:t>
+            </w:r>
+          </w:p>
+        </w:tc>
+        <w:tc>
+          <w:tcPr>
+            <w:tcW w:type="dxa" w:w="964"/>
+            <w:shd w:val="clear" w:color="auto" w:fill="F6F8FA"/>
+          </w:tcPr>
+          <w:p>
+            <w:pPr>
+              <w:spacing w:after="0"/>
+              <w:jc w:val="right"/>
+            </w:pPr>
+            <w:r/>
+            <w:r>
+              <w:rPr>
+                <w:b w:val="0"/>
+                <w:sz w:val="17"/>
+              </w:rPr>
+              <w:t>4.042%</w:t>
+            </w:r>
+          </w:p>
+        </w:tc>
+        <w:tc>
+          <w:tcPr>
+            <w:tcW w:type="dxa" w:w="1304"/>
+            <w:shd w:val="clear" w:color="auto" w:fill="F6F8FA"/>
+          </w:tcPr>
+          <w:p>
+            <w:pPr>
+              <w:spacing w:after="0"/>
+            </w:pPr>
+            <w:r/>
+            <w:r>
+              <w:rPr>
+                <w:b w:val="0"/>
+                <w:sz w:val="17"/>
+              </w:rPr>
+              <w:t>2028-09-10</w:t>
+            </w:r>
+          </w:p>
+        </w:tc>
+        <w:tc>
+          <w:tcPr>
+            <w:tcW w:type="dxa" w:w="3061"/>
+            <w:shd w:val="clear" w:color="auto" w:fill="F6F8FA"/>
+          </w:tcPr>
+          <w:p>
+            <w:pPr>
+              <w:spacing w:after="0"/>
+            </w:pPr>
+            <w:r/>
+            <w:r>
+              <w:rPr>
+                <w:b w:val="0"/>
+                <w:sz w:val="17"/>
+              </w:rPr>
+              <w:t>Senior preferred; callable at par 2027-09-10, then 3M EURIBOR+1.50%</w:t>
+            </w:r>
+          </w:p>
+        </w:tc>
+      </w:tr>
+      <w:tr>
+        <w:tc>
+          <w:tcPr>
+            <w:tcW w:type="dxa" w:w="1701"/>
+          </w:tcPr>
+          <w:p>
+            <w:pPr>
+              <w:spacing w:after="0"/>
+            </w:pPr>
+            <w:r/>
+            <w:r>
+              <w:rPr>
+                <w:b w:val="0"/>
+                <w:sz w:val="17"/>
+              </w:rPr>
+              <w:t>XS2982074861</w:t>
+            </w:r>
+          </w:p>
+        </w:tc>
+        <w:tc>
+          <w:tcPr>
+            <w:tcW w:type="dxa" w:w="2608"/>
+          </w:tcPr>
+          <w:p>
+            <w:pPr>
+              <w:spacing w:after="0"/>
+            </w:pPr>
+            <w:r/>
+            <w:r>
+              <w:rPr>
+                <w:b w:val="0"/>
+                <w:sz w:val="17"/>
+              </w:rPr>
+              <w:t>Luminor 7.375% perpetual</w:t>
+            </w:r>
+          </w:p>
+        </w:tc>
+        <w:tc>
+          <w:tcPr>
+            <w:tcW w:type="dxa" w:w="964"/>
+          </w:tcPr>
+          <w:p>
+            <w:pPr>
+              <w:spacing w:after="0"/>
+              <w:jc w:val="right"/>
+            </w:pPr>
+            <w:r/>
+            <w:r>
+              <w:rPr>
+                <w:b w:val="0"/>
+                <w:sz w:val="17"/>
+              </w:rPr>
+              <w:t>7.375%</w:t>
+            </w:r>
+          </w:p>
+        </w:tc>
+        <w:tc>
+          <w:tcPr>
+            <w:tcW w:type="dxa" w:w="1304"/>
+          </w:tcPr>
+          <w:p>
+            <w:pPr>
+              <w:spacing w:after="0"/>
+            </w:pPr>
+            <w:r/>
+            <w:r>
+              <w:rPr>
+                <w:b w:val="0"/>
+                <w:sz w:val="17"/>
+              </w:rPr>
+              <w:t>perpetual</w:t>
+            </w:r>
+          </w:p>
+        </w:tc>
+        <w:tc>
+          <w:tcPr>
+            <w:tcW w:type="dxa" w:w="3061"/>
+          </w:tcPr>
+          <w:p>
+            <w:pPr>
+              <w:spacing w:after="0"/>
+            </w:pPr>
+            <w:r/>
+            <w:r>
+              <w:rPr>
+                <w:b w:val="0"/>
+                <w:sz w:val="17"/>
+              </w:rPr>
+              <w:t>⚠ Perpetual, issued 2025-02-12</w:t>
             </w:r>
           </w:p>
         </w:tc>

--- a/docs/files/luminor/luminor_1H2026_en.docx
+++ b/docs/files/luminor/luminor_1H2026_en.docx
@@ -3694,7 +3694,7 @@
           <w:color w:val="5F6B7A"/>
           <w:sz w:val="16"/>
         </w:rPr>
-        <w:t>* – verify in the original;  ᶜ – calculated by the tool. Small numbers next to text link to the source (opens the document at the cited page).</w:t>
+        <w:t>* – taken from the report summary;  ᶜ – calculated by the tool. Small numbers next to text link to the source (opens the document at the cited page).</w:t>
       </w:r>
     </w:p>
     <w:p>

--- a/docs/files/luminor/luminor_1H2026_en.docx
+++ b/docs/files/luminor/luminor_1H2026_en.docx
@@ -175,7 +175,7 @@
                 <w:color w:val="5F6B7A"/>
                 <w:sz w:val="15"/>
               </w:rPr>
-              <w:t>Rating</w:t>
+              <w:t>Issuer rating</w:t>
             </w:r>
           </w:p>
           <w:p>
@@ -1029,16 +1029,17 @@
         <w:tblLook w:firstColumn="1" w:firstRow="1" w:lastColumn="0" w:lastRow="0" w:noHBand="0" w:noVBand="1" w:val="04A0"/>
       </w:tblPr>
       <w:tblGrid>
-        <w:gridCol w:w="1701"/>
-        <w:gridCol w:w="2608"/>
-        <w:gridCol w:w="963"/>
-        <w:gridCol w:w="1304"/>
-        <w:gridCol w:w="3061"/>
+        <w:gridCol w:w="1513"/>
+        <w:gridCol w:w="2241"/>
+        <w:gridCol w:w="840"/>
+        <w:gridCol w:w="1120"/>
+        <w:gridCol w:w="1569"/>
+        <w:gridCol w:w="2353"/>
       </w:tblGrid>
       <w:tr>
         <w:tc>
           <w:tcPr>
-            <w:tcW w:type="dxa" w:w="1701"/>
+            <w:tcW w:type="dxa" w:w="1513"/>
             <w:tcBorders>
               <w:top w:val="single" w:sz="12" w:color="1F4E79" w:space="0"/>
               <w:left w:val="nil"/>
@@ -1064,7 +1065,7 @@
         </w:tc>
         <w:tc>
           <w:tcPr>
-            <w:tcW w:type="dxa" w:w="2608"/>
+            <w:tcW w:type="dxa" w:w="2241"/>
             <w:tcBorders>
               <w:top w:val="single" w:sz="12" w:color="1F4E79" w:space="0"/>
               <w:left w:val="nil"/>
@@ -1090,7 +1091,7 @@
         </w:tc>
         <w:tc>
           <w:tcPr>
-            <w:tcW w:type="dxa" w:w="964"/>
+            <w:tcW w:type="dxa" w:w="841"/>
             <w:tcBorders>
               <w:top w:val="single" w:sz="12" w:color="1F4E79" w:space="0"/>
               <w:left w:val="nil"/>
@@ -1117,7 +1118,7 @@
         </w:tc>
         <w:tc>
           <w:tcPr>
-            <w:tcW w:type="dxa" w:w="1304"/>
+            <w:tcW w:type="dxa" w:w="1121"/>
             <w:tcBorders>
               <w:top w:val="single" w:sz="12" w:color="1F4E79" w:space="0"/>
               <w:left w:val="nil"/>
@@ -1143,7 +1144,33 @@
         </w:tc>
         <w:tc>
           <w:tcPr>
-            <w:tcW w:type="dxa" w:w="3061"/>
+            <w:tcW w:type="dxa" w:w="1569"/>
+            <w:tcBorders>
+              <w:top w:val="single" w:sz="12" w:color="1F4E79" w:space="0"/>
+              <w:left w:val="nil"/>
+              <w:bottom w:val="single" w:sz="4" w:color="C9D3DE" w:space="0"/>
+              <w:right w:val="nil"/>
+            </w:tcBorders>
+            <w:shd w:val="clear" w:color="auto" w:fill="EAF1F8"/>
+          </w:tcPr>
+          <w:p>
+            <w:pPr>
+              <w:spacing w:before="0" w:after="0"/>
+            </w:pPr>
+            <w:r>
+              <w:rPr>
+                <w:b/>
+                <w:caps/>
+                <w:color w:val="1F4E79"/>
+                <w:sz w:val="16"/>
+              </w:rPr>
+              <w:t>Issue rating</w:t>
+            </w:r>
+          </w:p>
+        </w:tc>
+        <w:tc>
+          <w:tcPr>
+            <w:tcW w:type="dxa" w:w="2353"/>
             <w:tcBorders>
               <w:top w:val="single" w:sz="12" w:color="1F4E79" w:space="0"/>
               <w:left w:val="nil"/>
@@ -1171,7 +1198,7 @@
       <w:tr>
         <w:tc>
           <w:tcPr>
-            <w:tcW w:type="dxa" w:w="1701"/>
+            <w:tcW w:type="dxa" w:w="1513"/>
             <w:tcBorders>
               <w:top w:val="nil"/>
               <w:left w:val="nil"/>
@@ -1194,7 +1221,7 @@
         </w:tc>
         <w:tc>
           <w:tcPr>
-            <w:tcW w:type="dxa" w:w="2608"/>
+            <w:tcW w:type="dxa" w:w="2241"/>
             <w:tcBorders>
               <w:top w:val="nil"/>
               <w:left w:val="nil"/>
@@ -1217,7 +1244,7 @@
         </w:tc>
         <w:tc>
           <w:tcPr>
-            <w:tcW w:type="dxa" w:w="964"/>
+            <w:tcW w:type="dxa" w:w="841"/>
             <w:tcBorders>
               <w:top w:val="nil"/>
               <w:left w:val="nil"/>
@@ -1241,7 +1268,7 @@
         </w:tc>
         <w:tc>
           <w:tcPr>
-            <w:tcW w:type="dxa" w:w="1304"/>
+            <w:tcW w:type="dxa" w:w="1121"/>
             <w:tcBorders>
               <w:top w:val="nil"/>
               <w:left w:val="nil"/>
@@ -1264,7 +1291,30 @@
         </w:tc>
         <w:tc>
           <w:tcPr>
-            <w:tcW w:type="dxa" w:w="3061"/>
+            <w:tcW w:type="dxa" w:w="1569"/>
+            <w:tcBorders>
+              <w:top w:val="nil"/>
+              <w:left w:val="nil"/>
+              <w:bottom w:val="single" w:sz="4" w:color="DDE3EA" w:space="0"/>
+              <w:right w:val="nil"/>
+            </w:tcBorders>
+          </w:tcPr>
+          <w:p>
+            <w:pPr>
+              <w:spacing w:before="0" w:after="0"/>
+            </w:pPr>
+            <w:r>
+              <w:rPr>
+                <w:b w:val="0"/>
+                <w:sz w:val="17"/>
+              </w:rPr>
+              <w:t>no separate rating found</w:t>
+            </w:r>
+          </w:p>
+        </w:tc>
+        <w:tc>
+          <w:tcPr>
+            <w:tcW w:type="dxa" w:w="2353"/>
             <w:tcBorders>
               <w:top w:val="nil"/>
               <w:left w:val="nil"/>
@@ -1289,7 +1339,7 @@
       <w:tr>
         <w:tc>
           <w:tcPr>
-            <w:tcW w:type="dxa" w:w="1701"/>
+            <w:tcW w:type="dxa" w:w="1513"/>
             <w:tcBorders>
               <w:top w:val="nil"/>
               <w:left w:val="nil"/>
@@ -1312,7 +1362,7 @@
         </w:tc>
         <w:tc>
           <w:tcPr>
-            <w:tcW w:type="dxa" w:w="2608"/>
+            <w:tcW w:type="dxa" w:w="2241"/>
             <w:tcBorders>
               <w:top w:val="nil"/>
               <w:left w:val="nil"/>
@@ -1335,7 +1385,7 @@
         </w:tc>
         <w:tc>
           <w:tcPr>
-            <w:tcW w:type="dxa" w:w="964"/>
+            <w:tcW w:type="dxa" w:w="841"/>
             <w:tcBorders>
               <w:top w:val="nil"/>
               <w:left w:val="nil"/>
@@ -1359,7 +1409,7 @@
         </w:tc>
         <w:tc>
           <w:tcPr>
-            <w:tcW w:type="dxa" w:w="1304"/>
+            <w:tcW w:type="dxa" w:w="1121"/>
             <w:tcBorders>
               <w:top w:val="nil"/>
               <w:left w:val="nil"/>
@@ -1382,7 +1432,30 @@
         </w:tc>
         <w:tc>
           <w:tcPr>
-            <w:tcW w:type="dxa" w:w="3061"/>
+            <w:tcW w:type="dxa" w:w="1569"/>
+            <w:tcBorders>
+              <w:top w:val="nil"/>
+              <w:left w:val="nil"/>
+              <w:bottom w:val="single" w:sz="4" w:color="DDE3EA" w:space="0"/>
+              <w:right w:val="nil"/>
+            </w:tcBorders>
+          </w:tcPr>
+          <w:p>
+            <w:pPr>
+              <w:spacing w:before="0" w:after="0"/>
+            </w:pPr>
+            <w:r>
+              <w:rPr>
+                <w:b w:val="0"/>
+                <w:sz w:val="17"/>
+              </w:rPr>
+              <w:t>no separate rating found</w:t>
+            </w:r>
+          </w:p>
+        </w:tc>
+        <w:tc>
+          <w:tcPr>
+            <w:tcW w:type="dxa" w:w="2353"/>
             <w:tcBorders>
               <w:top w:val="nil"/>
               <w:left w:val="nil"/>
@@ -1407,7 +1480,7 @@
       <w:tr>
         <w:tc>
           <w:tcPr>
-            <w:tcW w:type="dxa" w:w="1701"/>
+            <w:tcW w:type="dxa" w:w="1513"/>
             <w:tcBorders>
               <w:top w:val="nil"/>
               <w:left w:val="nil"/>
@@ -1430,7 +1503,7 @@
         </w:tc>
         <w:tc>
           <w:tcPr>
-            <w:tcW w:type="dxa" w:w="2608"/>
+            <w:tcW w:type="dxa" w:w="2241"/>
             <w:tcBorders>
               <w:top w:val="nil"/>
               <w:left w:val="nil"/>
@@ -1453,7 +1526,7 @@
         </w:tc>
         <w:tc>
           <w:tcPr>
-            <w:tcW w:type="dxa" w:w="964"/>
+            <w:tcW w:type="dxa" w:w="841"/>
             <w:tcBorders>
               <w:top w:val="nil"/>
               <w:left w:val="nil"/>
@@ -1477,7 +1550,7 @@
         </w:tc>
         <w:tc>
           <w:tcPr>
-            <w:tcW w:type="dxa" w:w="1304"/>
+            <w:tcW w:type="dxa" w:w="1121"/>
             <w:tcBorders>
               <w:top w:val="nil"/>
               <w:left w:val="nil"/>
@@ -1500,7 +1573,30 @@
         </w:tc>
         <w:tc>
           <w:tcPr>
-            <w:tcW w:type="dxa" w:w="3061"/>
+            <w:tcW w:type="dxa" w:w="1569"/>
+            <w:tcBorders>
+              <w:top w:val="nil"/>
+              <w:left w:val="nil"/>
+              <w:bottom w:val="single" w:sz="4" w:color="DDE3EA" w:space="0"/>
+              <w:right w:val="nil"/>
+            </w:tcBorders>
+          </w:tcPr>
+          <w:p>
+            <w:pPr>
+              <w:spacing w:before="0" w:after="0"/>
+            </w:pPr>
+            <w:r>
+              <w:rPr>
+                <w:b w:val="0"/>
+                <w:sz w:val="17"/>
+              </w:rPr>
+              <w:t>no separate rating found</w:t>
+            </w:r>
+          </w:p>
+        </w:tc>
+        <w:tc>
+          <w:tcPr>
+            <w:tcW w:type="dxa" w:w="2353"/>
             <w:tcBorders>
               <w:top w:val="nil"/>
               <w:left w:val="nil"/>

--- a/docs/files/luminor/luminor_1H2026_en.docx
+++ b/docs/files/luminor/luminor_1H2026_en.docx
@@ -2,6 +2,14 @@
 <file path=word/document.xml><?xml version="1.0" encoding="utf-8"?>
 <w:document xmlns:wpc="http://schemas.microsoft.com/office/word/2010/wordprocessingCanvas" xmlns:mo="http://schemas.microsoft.com/office/mac/office/2008/main" xmlns:mc="http://schemas.openxmlformats.org/markup-compatibility/2006" xmlns:mv="urn:schemas-microsoft-com:mac:vml" xmlns:o="urn:schemas-microsoft-com:office:office" xmlns:r="http://schemas.openxmlformats.org/officeDocument/2006/relationships" xmlns:m="http://schemas.openxmlformats.org/officeDocument/2006/math" xmlns:v="urn:schemas-microsoft-com:vml" xmlns:wp14="http://schemas.microsoft.com/office/word/2010/wordprocessingDrawing" xmlns:wp="http://schemas.openxmlformats.org/drawingml/2006/wordprocessingDrawing" xmlns:w10="urn:schemas-microsoft-com:office:word" xmlns:w="http://schemas.openxmlformats.org/wordprocessingml/2006/main" xmlns:w14="http://schemas.microsoft.com/office/word/2010/wordml" xmlns:wpg="http://schemas.microsoft.com/office/word/2010/wordprocessingGroup" xmlns:wpi="http://schemas.microsoft.com/office/word/2010/wordprocessingInk" xmlns:wne="http://schemas.microsoft.com/office/word/2006/wordml" xmlns:wps="http://schemas.microsoft.com/office/word/2010/wordprocessingShape" mc:Ignorable="w14 wp14">
   <w:body>
+    <w:p>
+      <w:pPr>
+        <w:pBdr>
+          <w:top w:val="single" w:sz="24" w:color="12355B" w:space="0"/>
+        </w:pBdr>
+        <w:spacing w:before="0" w:after="200" w:line="120" w:lineRule="auto"/>
+      </w:pPr>
+    </w:p>
     <w:tbl>
       <w:tblPr>
         <w:tblW w:w="9639" w:type="dxa"/>
@@ -15,10 +23,10 @@
         </w:tblBorders>
         <w:tblLayout w:type="fixed"/>
         <w:tblCellMar>
-          <w:top w:w="260" w:type="dxa"/>
-          <w:left w:w="280" w:type="dxa"/>
-          <w:bottom w:w="260" w:type="dxa"/>
-          <w:right w:w="280" w:type="dxa"/>
+          <w:top w:w="0" w:type="dxa"/>
+          <w:left w:w="0" w:type="dxa"/>
+          <w:bottom w:w="0" w:type="dxa"/>
+          <w:right w:w="0" w:type="dxa"/>
         </w:tblCellMar>
         <w:tblLook w:firstColumn="1" w:firstRow="1" w:lastColumn="0" w:lastRow="0" w:noHBand="0" w:noVBand="1" w:val="04A0"/>
       </w:tblPr>
@@ -30,7 +38,6 @@
         <w:tc>
           <w:tcPr>
             <w:tcW w:type="dxa" w:w="7030"/>
-            <w:shd w:val="clear" w:color="auto" w:fill="1F4E79"/>
           </w:tcPr>
           <w:p>
             <w:pPr>
@@ -40,8 +47,8 @@
               <w:rPr>
                 <w:b/>
                 <w:caps/>
-                <w:color w:val="AFC6DD"/>
-                <w:sz w:val="17"/>
+                <w:color w:val="2A78D6"/>
+                <w:sz w:val="16"/>
               </w:rPr>
               <w:t>Issuer review · 1H2026</w:t>
             </w:r>
@@ -53,28 +60,40 @@
             <w:r>
               <w:rPr>
                 <w:b/>
-                <w:color w:val="FFFFFF"/>
+                <w:color w:val="12355B"/>
                 <w:sz w:val="52"/>
               </w:rPr>
               <w:t>Luminor Bank</w:t>
+            </w:r>
+          </w:p>
+          <w:p>
+            <w:pPr>
+              <w:spacing w:before="40" w:after="0"/>
+            </w:pPr>
+            <w:r>
+              <w:rPr>
+                <w:b w:val="0"/>
+                <w:color w:val="667085"/>
+                <w:sz w:val="18"/>
+              </w:rPr>
+              <w:t>Estonia · Bank (Baltic universal bank; EE, LV, LT)</w:t>
             </w:r>
           </w:p>
         </w:tc>
         <w:tc>
           <w:tcPr>
             <w:tcW w:type="dxa" w:w="2608"/>
-            <w:shd w:val="clear" w:color="auto" w:fill="1F4E79"/>
           </w:tcPr>
           <w:p>
             <w:pPr>
-              <w:spacing w:before="280" w:after="0"/>
+              <w:spacing w:before="440" w:after="0"/>
               <w:jc w:val="right"/>
             </w:pPr>
             <w:r>
               <w:rPr>
                 <w:b/>
                 <w:color w:val="1B7F3B"/>
-                <w:sz w:val="19"/>
+                <w:sz w:val="18"/>
                 <w:shd w:val="clear" w:color="auto" w:fill="E3F3E8"/>
               </w:rPr>
               <w:t xml:space="preserve">  ●  OK  </w:t>
@@ -86,9 +105,9 @@
     <w:p>
       <w:pPr>
         <w:pBdr>
-          <w:top w:val="single" w:sz="12" w:color="2A78D6" w:space="0"/>
+          <w:top w:val="single" w:sz="4" w:color="D5DCE4" w:space="0"/>
         </w:pBdr>
-        <w:spacing w:before="0" w:after="200" w:line="120" w:lineRule="auto"/>
+        <w:spacing w:before="120" w:after="200" w:line="120" w:lineRule="auto"/>
       </w:pPr>
     </w:p>
     <w:tbl>
@@ -104,41 +123,54 @@
         </w:tblBorders>
         <w:tblLayout w:type="fixed"/>
         <w:tblCellMar>
-          <w:top w:w="0" w:type="dxa"/>
-          <w:left w:w="0" w:type="dxa"/>
-          <w:bottom w:w="120" w:type="dxa"/>
-          <w:right w:w="160" w:type="dxa"/>
+          <w:top w:w="160" w:type="dxa"/>
+          <w:left w:w="220" w:type="dxa"/>
+          <w:bottom w:w="160" w:type="dxa"/>
+          <w:right w:w="220" w:type="dxa"/>
         </w:tblCellMar>
         <w:tblLook w:firstColumn="1" w:firstRow="1" w:lastColumn="0" w:lastRow="0" w:noHBand="0" w:noVBand="1" w:val="04A0"/>
       </w:tblPr>
       <w:tblGrid>
-        <w:gridCol w:w="3213"/>
-        <w:gridCol w:w="3213"/>
-        <w:gridCol w:w="3213"/>
+        <w:gridCol w:w="4819"/>
+        <w:gridCol w:w="4819"/>
       </w:tblGrid>
       <w:tr>
         <w:tc>
           <w:tcPr>
-            <w:tcW w:type="dxa" w:w="3213"/>
+            <w:tcW w:type="dxa" w:w="4819"/>
             <w:tcBorders>
-              <w:top w:val="nil"/>
+              <w:top w:val="single" w:sz="12" w:color="12355B" w:space="0"/>
               <w:left w:val="nil"/>
-              <w:bottom w:val="single" w:sz="4" w:color="C9D3DE" w:space="0"/>
+              <w:bottom w:val="nil"/>
               <w:right w:val="nil"/>
             </w:tcBorders>
+            <w:shd w:val="clear" w:color="auto" w:fill="F4F6F9"/>
           </w:tcPr>
           <w:p>
             <w:pPr>
-              <w:spacing w:before="0" w:after="20"/>
+              <w:spacing w:before="0" w:after="40"/>
+            </w:pPr>
+            <w:r>
+              <w:rPr>
+                <w:b/>
+                <w:color w:val="12355B"/>
+                <w:sz w:val="18"/>
+              </w:rPr>
+              <w:t>Key facts</w:t>
+            </w:r>
+          </w:p>
+          <w:p>
+            <w:pPr>
+              <w:spacing w:before="80" w:after="0"/>
             </w:pPr>
             <w:r>
               <w:rPr>
                 <w:b/>
                 <w:caps/>
-                <w:color w:val="5F6B7A"/>
-                <w:sz w:val="15"/>
-              </w:rPr>
-              <w:t>Analysis date</w:t>
+                <w:color w:val="667085"/>
+                <w:sz w:val="14"/>
+              </w:rPr>
+              <w:t>Issuer rating</w:t>
             </w:r>
           </w:p>
           <w:p>
@@ -148,34 +180,50 @@
             <w:r>
               <w:rPr>
                 <w:b w:val="0"/>
-                <w:sz w:val="19"/>
-              </w:rPr>
-              <w:t>2026-10-22</w:t>
-            </w:r>
+                <w:sz w:val="18"/>
+              </w:rPr>
+              <w:t>Moody's - affirmed after the OTP announcement (grade to be confirmed; 2025 annual report refers to 'current A2 rating')</w:t>
+            </w:r>
+            <w:hyperlink r:id="rId12">
+              <w:r>
+                <w:rPr>
+                  <w:color w:val="2A78D6"/>
+                  <w:vertAlign w:val="superscript"/>
+                  <w:sz w:val="15"/>
+                </w:rPr>
+                <w:t xml:space="preserve">1</w:t>
+              </w:r>
+            </w:hyperlink>
+            <w:r>
+              <w:rPr>
+                <w:color w:val="2A78D6"/>
+                <w:vertAlign w:val="superscript"/>
+              </w:rPr>
+              <w:t>,</w:t>
+            </w:r>
+            <w:hyperlink r:id="rId13">
+              <w:r>
+                <w:rPr>
+                  <w:color w:val="2A78D6"/>
+                  <w:vertAlign w:val="superscript"/>
+                  <w:sz w:val="15"/>
+                </w:rPr>
+                <w:t xml:space="preserve">2</w:t>
+              </w:r>
+            </w:hyperlink>
           </w:p>
-        </w:tc>
-        <w:tc>
-          <w:tcPr>
-            <w:tcW w:type="dxa" w:w="3213"/>
-            <w:tcBorders>
-              <w:top w:val="nil"/>
-              <w:left w:val="nil"/>
-              <w:bottom w:val="single" w:sz="4" w:color="C9D3DE" w:space="0"/>
-              <w:right w:val="nil"/>
-            </w:tcBorders>
-          </w:tcPr>
           <w:p>
             <w:pPr>
-              <w:spacing w:before="0" w:after="20"/>
+              <w:spacing w:before="80" w:after="0"/>
             </w:pPr>
             <w:r>
               <w:rPr>
                 <w:b/>
                 <w:caps/>
-                <w:color w:val="5F6B7A"/>
-                <w:sz w:val="15"/>
-              </w:rPr>
-              <w:t>Issuer rating</w:t>
+                <w:color w:val="667085"/>
+                <w:sz w:val="14"/>
+              </w:rPr>
+              <w:t>Analysis date</w:t>
             </w:r>
           </w:p>
           <w:p>
@@ -185,59 +233,21 @@
             <w:r>
               <w:rPr>
                 <w:b w:val="0"/>
-                <w:sz w:val="19"/>
-              </w:rPr>
-              <w:t>Moody's - affirmed after the OTP announcement (grade to be confirmed; 2025 annual report refers to 'current A2 rating')</w:t>
-            </w:r>
-            <w:hyperlink r:id="rId12">
-              <w:r>
-                <w:rPr>
-                  <w:color w:val="2A78D6"/>
-                  <w:vertAlign w:val="superscript"/>
-                  <w:sz w:val="16"/>
-                </w:rPr>
-                <w:t xml:space="preserve">1</w:t>
-              </w:r>
-            </w:hyperlink>
-            <w:r>
-              <w:rPr>
-                <w:color w:val="2A78D6"/>
-                <w:vertAlign w:val="superscript"/>
-              </w:rPr>
-              <w:t>,</w:t>
-            </w:r>
-            <w:hyperlink r:id="rId13">
-              <w:r>
-                <w:rPr>
-                  <w:color w:val="2A78D6"/>
-                  <w:vertAlign w:val="superscript"/>
-                  <w:sz w:val="16"/>
-                </w:rPr>
-                <w:t xml:space="preserve">2</w:t>
-              </w:r>
-            </w:hyperlink>
+                <w:sz w:val="18"/>
+              </w:rPr>
+              <w:t>2026-10-22</w:t>
+            </w:r>
           </w:p>
-        </w:tc>
-        <w:tc>
-          <w:tcPr>
-            <w:tcW w:type="dxa" w:w="3213"/>
-            <w:tcBorders>
-              <w:top w:val="nil"/>
-              <w:left w:val="nil"/>
-              <w:bottom w:val="single" w:sz="4" w:color="C9D3DE" w:space="0"/>
-              <w:right w:val="nil"/>
-            </w:tcBorders>
-          </w:tcPr>
           <w:p>
             <w:pPr>
-              <w:spacing w:before="0" w:after="20"/>
+              <w:spacing w:before="80" w:after="0"/>
             </w:pPr>
             <w:r>
               <w:rPr>
                 <w:b/>
                 <w:caps/>
-                <w:color w:val="5F6B7A"/>
-                <w:sz w:val="15"/>
+                <w:color w:val="667085"/>
+                <w:sz w:val="14"/>
               </w:rPr>
               <w:t>Next report</w:t>
             </w:r>
@@ -249,9 +259,177 @@
             <w:r>
               <w:rPr>
                 <w:b w:val="0"/>
-                <w:sz w:val="19"/>
+                <w:sz w:val="18"/>
               </w:rPr>
               <w:t>3Q 2026 interim report - expected November 2026</w:t>
+            </w:r>
+          </w:p>
+          <w:p>
+            <w:pPr>
+              <w:spacing w:before="80" w:after="0"/>
+            </w:pPr>
+            <w:r>
+              <w:rPr>
+                <w:b/>
+                <w:caps/>
+                <w:color w:val="667085"/>
+                <w:sz w:val="14"/>
+              </w:rPr>
+              <w:t>Country</w:t>
+            </w:r>
+          </w:p>
+          <w:p>
+            <w:pPr>
+              <w:spacing w:before="0" w:after="0"/>
+            </w:pPr>
+            <w:r>
+              <w:rPr>
+                <w:b w:val="0"/>
+                <w:sz w:val="18"/>
+              </w:rPr>
+              <w:t>Estonia</w:t>
+            </w:r>
+          </w:p>
+        </w:tc>
+        <w:tc>
+          <w:tcPr>
+            <w:tcW w:type="dxa" w:w="4819"/>
+            <w:tcBorders>
+              <w:top w:val="single" w:sz="12" w:color="12355B" w:space="0"/>
+              <w:left w:val="nil"/>
+              <w:bottom w:val="nil"/>
+              <w:right w:val="nil"/>
+            </w:tcBorders>
+            <w:shd w:val="clear" w:color="auto" w:fill="F4F6F9"/>
+          </w:tcPr>
+          <w:p>
+            <w:pPr>
+              <w:spacing w:before="0" w:after="40"/>
+            </w:pPr>
+            <w:r>
+              <w:rPr>
+                <w:b/>
+                <w:color w:val="12355B"/>
+                <w:sz w:val="18"/>
+              </w:rPr>
+              <w:t>Securities held</w:t>
+            </w:r>
+          </w:p>
+          <w:p>
+            <w:pPr>
+              <w:spacing w:before="80" w:after="0"/>
+            </w:pPr>
+            <w:r>
+              <w:rPr>
+                <w:b/>
+                <w:color w:val="1B2430"/>
+                <w:sz w:val="17"/>
+              </w:rPr>
+              <w:t>Luminor Bank 3.551% 2029</w:t>
+            </w:r>
+          </w:p>
+          <w:p>
+            <w:pPr>
+              <w:spacing w:before="0" w:after="0"/>
+            </w:pPr>
+            <w:r>
+              <w:rPr>
+                <w:b w:val="0"/>
+                <w:color w:val="667085"/>
+                <w:sz w:val="15"/>
+              </w:rPr>
+              <w:t>XS3079969104  ·  3.551% · 2029-06-12</w:t>
+            </w:r>
+          </w:p>
+          <w:p>
+            <w:pPr>
+              <w:spacing w:before="0" w:after="0"/>
+            </w:pPr>
+            <w:r>
+              <w:rPr>
+                <w:b w:val="0"/>
+                <w:color w:val="12355B"/>
+                <w:sz w:val="15"/>
+              </w:rPr>
+              <w:t>no separate rating found</w:t>
+            </w:r>
+          </w:p>
+          <w:p>
+            <w:pPr>
+              <w:spacing w:before="80" w:after="0"/>
+            </w:pPr>
+            <w:r>
+              <w:rPr>
+                <w:b/>
+                <w:color w:val="1B2430"/>
+                <w:sz w:val="17"/>
+              </w:rPr>
+              <w:t>Luminor Bank 4.042% 2028</w:t>
+            </w:r>
+          </w:p>
+          <w:p>
+            <w:pPr>
+              <w:spacing w:before="0" w:after="0"/>
+            </w:pPr>
+            <w:r>
+              <w:rPr>
+                <w:b w:val="0"/>
+                <w:color w:val="667085"/>
+                <w:sz w:val="15"/>
+              </w:rPr>
+              <w:t>XS2888497067  ·  4.042% · 2028-09-10</w:t>
+            </w:r>
+          </w:p>
+          <w:p>
+            <w:pPr>
+              <w:spacing w:before="0" w:after="0"/>
+            </w:pPr>
+            <w:r>
+              <w:rPr>
+                <w:b w:val="0"/>
+                <w:color w:val="12355B"/>
+                <w:sz w:val="15"/>
+              </w:rPr>
+              <w:t>no separate rating found</w:t>
+            </w:r>
+          </w:p>
+          <w:p>
+            <w:pPr>
+              <w:spacing w:before="80" w:after="0"/>
+            </w:pPr>
+            <w:r>
+              <w:rPr>
+                <w:b/>
+                <w:color w:val="1B2430"/>
+                <w:sz w:val="17"/>
+              </w:rPr>
+              <w:t>Luminor 7.375% perpetual</w:t>
+            </w:r>
+          </w:p>
+          <w:p>
+            <w:pPr>
+              <w:spacing w:before="0" w:after="0"/>
+            </w:pPr>
+            <w:r>
+              <w:rPr>
+                <w:b w:val="0"/>
+                <w:color w:val="667085"/>
+                <w:sz w:val="15"/>
+              </w:rPr>
+              <w:t>XS2982074861  ·  7.375% · perpetual</w:t>
+            </w:r>
+          </w:p>
+          <w:p>
+            <w:pPr>
+              <w:spacing w:before="0" w:after="0"/>
+            </w:pPr>
+            <w:r>
+              <w:rPr>
+                <w:b w:val="0"/>
+                <w:color w:val="12355B"/>
+                <w:sz w:val="15"/>
+              </w:rPr>
+              <w:t>no separate rating found</w:t>
             </w:r>
           </w:p>
         </w:tc>
@@ -259,7 +437,7 @@
     </w:tbl>
     <w:p>
       <w:pPr>
-        <w:spacing w:before="0" w:after="80"/>
+        <w:spacing w:before="0" w:after="120"/>
       </w:pPr>
     </w:p>
     <w:tbl>
@@ -304,7 +482,7 @@
             <w:r>
               <w:rPr>
                 <w:b/>
-                <w:color w:val="1A1A1A"/>
+                <w:color w:val="1B2430"/>
                 <w:sz w:val="21"/>
               </w:rPr>
               <w:t>Position OK.</w:t>
@@ -312,7 +490,7 @@
             <w:r>
               <w:rPr>
                 <w:b w:val="0"/>
-                <w:color w:val="1A1A1A"/>
+                <w:color w:val="1B2430"/>
                 <w:sz w:val="21"/>
               </w:rPr>
               <w:t xml:space="preserve"> Capital and liquidity are well above requirements, and Moody's kept the rating after the OTP Bank deal was announced</w:t>
@@ -330,7 +508,7 @@
             <w:r>
               <w:rPr>
                 <w:b w:val="0"/>
-                <w:color w:val="1A1A1A"/>
+                <w:color w:val="1B2430"/>
                 <w:sz w:val="21"/>
               </w:rPr>
               <w:t>. Profit fell about a fifth</w:t>
@@ -348,7 +526,7 @@
             <w:r>
               <w:rPr>
                 <w:b w:val="0"/>
-                <w:color w:val="1A1A1A"/>
+                <w:color w:val="1B2430"/>
                 <w:sz w:val="21"/>
               </w:rPr>
               <w:t>. The 7.75% bond XS2633112565 was redeemed in June 2026 and is no longer outstanding</w:t>
@@ -383,7 +561,7 @@
             <w:r>
               <w:rPr>
                 <w:b w:val="0"/>
-                <w:color w:val="1A1A1A"/>
+                <w:color w:val="1B2430"/>
                 <w:sz w:val="21"/>
               </w:rPr>
               <w:t>.</w:t>
@@ -432,9 +610,9 @@
             <w:tcW w:type="dxa" w:w="2261"/>
             <w:tcBorders>
               <w:top w:val="single" w:sz="18" w:color="2A78D6" w:space="0"/>
-              <w:left w:val="single" w:sz="4" w:color="C9D3DE" w:space="0"/>
-              <w:bottom w:val="single" w:sz="4" w:color="C9D3DE" w:space="0"/>
-              <w:right w:val="single" w:sz="4" w:color="C9D3DE" w:space="0"/>
+              <w:left w:val="single" w:sz="4" w:color="D5DCE4" w:space="0"/>
+              <w:bottom w:val="single" w:sz="4" w:color="D5DCE4" w:space="0"/>
+              <w:right w:val="single" w:sz="4" w:color="D5DCE4" w:space="0"/>
             </w:tcBorders>
           </w:tcPr>
           <w:p>
@@ -445,7 +623,7 @@
               <w:rPr>
                 <w:b/>
                 <w:caps/>
-                <w:color w:val="5F6B7A"/>
+                <w:color w:val="667085"/>
                 <w:sz w:val="14"/>
               </w:rPr>
               <w:t>Net profit</w:t>
@@ -453,7 +631,7 @@
             <w:r>
               <w:rPr>
                 <w:b w:val="0"/>
-                <w:color w:val="5F6B7A"/>
+                <w:color w:val="667085"/>
                 <w:sz w:val="14"/>
               </w:rPr>
               <w:t xml:space="preserve">  ·  2Q2026</w:t>
@@ -466,7 +644,7 @@
             <w:r>
               <w:rPr>
                 <w:b/>
-                <w:color w:val="1F4E79"/>
+                <w:color w:val="12355B"/>
                 <w:sz w:val="34"/>
               </w:rPr>
               <w:t>37.4</w:t>
@@ -474,7 +652,7 @@
             <w:r>
               <w:rPr>
                 <w:b w:val="0"/>
-                <w:color w:val="5F6B7A"/>
+                <w:color w:val="667085"/>
                 <w:sz w:val="18"/>
               </w:rPr>
               <w:t xml:space="preserve"> EUR m</w:t>
@@ -487,7 +665,7 @@
             <w:r>
               <w:rPr>
                 <w:b w:val="0"/>
-                <w:color w:val="5F6B7A"/>
+                <w:color w:val="667085"/>
                 <w:sz w:val="15"/>
               </w:rPr>
               <w:t>▼ 19.0 % vs 2Q2025</w:t>
@@ -505,9 +683,9 @@
             <w:tcW w:type="dxa" w:w="2261"/>
             <w:tcBorders>
               <w:top w:val="single" w:sz="18" w:color="2A78D6" w:space="0"/>
-              <w:left w:val="single" w:sz="4" w:color="C9D3DE" w:space="0"/>
-              <w:bottom w:val="single" w:sz="4" w:color="C9D3DE" w:space="0"/>
-              <w:right w:val="single" w:sz="4" w:color="C9D3DE" w:space="0"/>
+              <w:left w:val="single" w:sz="4" w:color="D5DCE4" w:space="0"/>
+              <w:bottom w:val="single" w:sz="4" w:color="D5DCE4" w:space="0"/>
+              <w:right w:val="single" w:sz="4" w:color="D5DCE4" w:space="0"/>
             </w:tcBorders>
           </w:tcPr>
           <w:p>
@@ -518,7 +696,7 @@
               <w:rPr>
                 <w:b/>
                 <w:caps/>
-                <w:color w:val="5F6B7A"/>
+                <w:color w:val="667085"/>
                 <w:sz w:val="14"/>
               </w:rPr>
               <w:t>ROE</w:t>
@@ -526,7 +704,7 @@
             <w:r>
               <w:rPr>
                 <w:b w:val="0"/>
-                <w:color w:val="5F6B7A"/>
+                <w:color w:val="667085"/>
                 <w:sz w:val="14"/>
               </w:rPr>
               <w:t xml:space="preserve">  ·  1H2026</w:t>
@@ -539,7 +717,7 @@
             <w:r>
               <w:rPr>
                 <w:b/>
-                <w:color w:val="1F4E79"/>
+                <w:color w:val="12355B"/>
                 <w:sz w:val="34"/>
               </w:rPr>
               <w:t>7.7</w:t>
@@ -547,7 +725,7 @@
             <w:r>
               <w:rPr>
                 <w:b w:val="0"/>
-                <w:color w:val="5F6B7A"/>
+                <w:color w:val="667085"/>
                 <w:sz w:val="18"/>
               </w:rPr>
               <w:t xml:space="preserve"> %</w:t>
@@ -560,7 +738,7 @@
             <w:r>
               <w:rPr>
                 <w:b w:val="0"/>
-                <w:color w:val="5F6B7A"/>
+                <w:color w:val="667085"/>
                 <w:sz w:val="15"/>
               </w:rPr>
               <w:t>▼ 0.9 p. p. vs FY2025</w:t>
@@ -578,9 +756,9 @@
             <w:tcW w:type="dxa" w:w="2261"/>
             <w:tcBorders>
               <w:top w:val="single" w:sz="18" w:color="2A78D6" w:space="0"/>
-              <w:left w:val="single" w:sz="4" w:color="C9D3DE" w:space="0"/>
-              <w:bottom w:val="single" w:sz="4" w:color="C9D3DE" w:space="0"/>
-              <w:right w:val="single" w:sz="4" w:color="C9D3DE" w:space="0"/>
+              <w:left w:val="single" w:sz="4" w:color="D5DCE4" w:space="0"/>
+              <w:bottom w:val="single" w:sz="4" w:color="D5DCE4" w:space="0"/>
+              <w:right w:val="single" w:sz="4" w:color="D5DCE4" w:space="0"/>
             </w:tcBorders>
           </w:tcPr>
           <w:p>
@@ -591,7 +769,7 @@
               <w:rPr>
                 <w:b/>
                 <w:caps/>
-                <w:color w:val="5F6B7A"/>
+                <w:color w:val="667085"/>
                 <w:sz w:val="14"/>
               </w:rPr>
               <w:t>CET1 ratio</w:t>
@@ -599,7 +777,7 @@
             <w:r>
               <w:rPr>
                 <w:b w:val="0"/>
-                <w:color w:val="5F6B7A"/>
+                <w:color w:val="667085"/>
                 <w:sz w:val="14"/>
               </w:rPr>
               <w:t xml:space="preserve">  ·  1H2026</w:t>
@@ -612,7 +790,7 @@
             <w:r>
               <w:rPr>
                 <w:b/>
-                <w:color w:val="1F4E79"/>
+                <w:color w:val="12355B"/>
                 <w:sz w:val="34"/>
               </w:rPr>
               <w:t>19.6</w:t>
@@ -620,7 +798,7 @@
             <w:r>
               <w:rPr>
                 <w:b w:val="0"/>
-                <w:color w:val="5F6B7A"/>
+                <w:color w:val="667085"/>
                 <w:sz w:val="18"/>
               </w:rPr>
               <w:t xml:space="preserve"> %</w:t>
@@ -633,7 +811,7 @@
             <w:r>
               <w:rPr>
                 <w:b w:val="0"/>
-                <w:color w:val="5F6B7A"/>
+                <w:color w:val="667085"/>
                 <w:sz w:val="15"/>
               </w:rPr>
               <w:t>▼ 1 p. p. vs 1H2025</w:t>
@@ -651,9 +829,9 @@
             <w:tcW w:type="dxa" w:w="2261"/>
             <w:tcBorders>
               <w:top w:val="single" w:sz="18" w:color="2A78D6" w:space="0"/>
-              <w:left w:val="single" w:sz="4" w:color="C9D3DE" w:space="0"/>
-              <w:bottom w:val="single" w:sz="4" w:color="C9D3DE" w:space="0"/>
-              <w:right w:val="single" w:sz="4" w:color="C9D3DE" w:space="0"/>
+              <w:left w:val="single" w:sz="4" w:color="D5DCE4" w:space="0"/>
+              <w:bottom w:val="single" w:sz="4" w:color="D5DCE4" w:space="0"/>
+              <w:right w:val="single" w:sz="4" w:color="D5DCE4" w:space="0"/>
             </w:tcBorders>
           </w:tcPr>
           <w:p>
@@ -664,7 +842,7 @@
               <w:rPr>
                 <w:b/>
                 <w:caps/>
-                <w:color w:val="5F6B7A"/>
+                <w:color w:val="667085"/>
                 <w:sz w:val="14"/>
               </w:rPr>
               <w:t>LCR</w:t>
@@ -672,7 +850,7 @@
             <w:r>
               <w:rPr>
                 <w:b w:val="0"/>
-                <w:color w:val="5F6B7A"/>
+                <w:color w:val="667085"/>
                 <w:sz w:val="14"/>
               </w:rPr>
               <w:t xml:space="preserve">  ·  1H2026</w:t>
@@ -685,7 +863,7 @@
             <w:r>
               <w:rPr>
                 <w:b/>
-                <w:color w:val="1F4E79"/>
+                <w:color w:val="12355B"/>
                 <w:sz w:val="34"/>
               </w:rPr>
               <w:t>187.0</w:t>
@@ -693,7 +871,7 @@
             <w:r>
               <w:rPr>
                 <w:b w:val="0"/>
-                <w:color w:val="5F6B7A"/>
+                <w:color w:val="667085"/>
                 <w:sz w:val="18"/>
               </w:rPr>
               <w:t xml:space="preserve"> %</w:t>
@@ -706,7 +884,7 @@
             <w:r>
               <w:rPr>
                 <w:b w:val="0"/>
-                <w:color w:val="5F6B7A"/>
+                <w:color w:val="667085"/>
                 <w:sz w:val="15"/>
               </w:rPr>
               <w:t>▲ 23.7 p. p. vs 1H2025</w:t>
@@ -723,28 +901,13 @@
     <w:p>
       <w:pPr>
         <w:keepNext/>
-        <w:pBdr>
-          <w:bottom w:val="single" w:sz="8" w:color="1F4E79" w:space="4"/>
-        </w:pBdr>
-        <w:tabs>
-          <w:tab w:pos="482" w:val="left"/>
-        </w:tabs>
-        <w:spacing w:before="360" w:after="160"/>
+        <w:spacing w:before="200" w:after="100"/>
       </w:pPr>
       <w:r>
         <w:rPr>
           <w:b/>
-          <w:color w:val="2A78D6"/>
-          <w:sz w:val="18"/>
-        </w:rPr>
-        <w:t>01</w:t>
-        <w:tab/>
-      </w:r>
-      <w:r>
-        <w:rPr>
-          <w:b/>
-          <w:color w:val="1F4E79"/>
-          <w:sz w:val="28"/>
+          <w:color w:val="12355B"/>
+          <w:sz w:val="26"/>
         </w:rPr>
         <w:t>Quick summary</w:t>
       </w:r>
@@ -983,7 +1146,646 @@
       <w:pPr>
         <w:keepNext/>
         <w:pBdr>
-          <w:bottom w:val="single" w:sz="8" w:color="1F4E79" w:space="4"/>
+          <w:bottom w:val="single" w:sz="8" w:color="12355B" w:space="4"/>
+        </w:pBdr>
+        <w:tabs>
+          <w:tab w:pos="482" w:val="left"/>
+        </w:tabs>
+        <w:spacing w:before="360" w:after="160"/>
+      </w:pPr>
+      <w:r>
+        <w:rPr>
+          <w:b/>
+          <w:color w:val="2A78D6"/>
+          <w:sz w:val="18"/>
+        </w:rPr>
+        <w:t>01</w:t>
+        <w:tab/>
+      </w:r>
+      <w:r>
+        <w:rPr>
+          <w:b/>
+          <w:color w:val="12355B"/>
+          <w:sz w:val="28"/>
+        </w:rPr>
+        <w:t>Instruments held and ISINs</w:t>
+      </w:r>
+    </w:p>
+    <w:tbl>
+      <w:tblPr>
+        <w:tblW w:w="9639" w:type="dxa"/>
+        <w:tblBorders>
+          <w:top w:val="nil"/>
+          <w:left w:val="nil"/>
+          <w:bottom w:val="nil"/>
+          <w:right w:val="nil"/>
+          <w:insideH w:val="nil"/>
+          <w:insideV w:val="nil"/>
+        </w:tblBorders>
+        <w:tblLayout w:type="fixed"/>
+        <w:tblCellMar>
+          <w:top w:w="70" w:type="dxa"/>
+          <w:left w:w="100" w:type="dxa"/>
+          <w:bottom w:w="70" w:type="dxa"/>
+          <w:right w:w="100" w:type="dxa"/>
+        </w:tblCellMar>
+        <w:tblLook w:firstColumn="1" w:firstRow="1" w:lastColumn="0" w:lastRow="0" w:noHBand="0" w:noVBand="1" w:val="04A0"/>
+      </w:tblPr>
+      <w:tblGrid>
+        <w:gridCol w:w="1457"/>
+        <w:gridCol w:w="2241"/>
+        <w:gridCol w:w="1064"/>
+        <w:gridCol w:w="1120"/>
+        <w:gridCol w:w="1569"/>
+        <w:gridCol w:w="2185"/>
+      </w:tblGrid>
+      <w:tr>
+        <w:tc>
+          <w:tcPr>
+            <w:tcW w:type="dxa" w:w="1457"/>
+            <w:tcBorders>
+              <w:top w:val="nil"/>
+              <w:left w:val="nil"/>
+              <w:bottom w:val="single" w:sz="8" w:color="12355B" w:space="0"/>
+              <w:right w:val="nil"/>
+            </w:tcBorders>
+          </w:tcPr>
+          <w:p>
+            <w:pPr>
+              <w:spacing w:before="0" w:after="0"/>
+            </w:pPr>
+            <w:r>
+              <w:rPr>
+                <w:b/>
+                <w:caps/>
+                <w:color w:val="667085"/>
+                <w:sz w:val="14"/>
+              </w:rPr>
+              <w:t>ISIN</w:t>
+            </w:r>
+          </w:p>
+        </w:tc>
+        <w:tc>
+          <w:tcPr>
+            <w:tcW w:type="dxa" w:w="2241"/>
+            <w:tcBorders>
+              <w:top w:val="nil"/>
+              <w:left w:val="nil"/>
+              <w:bottom w:val="single" w:sz="8" w:color="12355B" w:space="0"/>
+              <w:right w:val="nil"/>
+            </w:tcBorders>
+          </w:tcPr>
+          <w:p>
+            <w:pPr>
+              <w:spacing w:before="0" w:after="0"/>
+            </w:pPr>
+            <w:r>
+              <w:rPr>
+                <w:b/>
+                <w:caps/>
+                <w:color w:val="667085"/>
+                <w:sz w:val="14"/>
+              </w:rPr>
+              <w:t>Instrument</w:t>
+            </w:r>
+          </w:p>
+        </w:tc>
+        <w:tc>
+          <w:tcPr>
+            <w:tcW w:type="dxa" w:w="1065"/>
+            <w:tcBorders>
+              <w:top w:val="nil"/>
+              <w:left w:val="nil"/>
+              <w:bottom w:val="single" w:sz="8" w:color="12355B" w:space="0"/>
+              <w:right w:val="nil"/>
+            </w:tcBorders>
+          </w:tcPr>
+          <w:p>
+            <w:pPr>
+              <w:spacing w:before="0" w:after="0"/>
+              <w:jc w:val="right"/>
+            </w:pPr>
+            <w:r>
+              <w:rPr>
+                <w:b/>
+                <w:caps/>
+                <w:color w:val="667085"/>
+                <w:sz w:val="14"/>
+              </w:rPr>
+              <w:t>Coupon</w:t>
+            </w:r>
+          </w:p>
+        </w:tc>
+        <w:tc>
+          <w:tcPr>
+            <w:tcW w:type="dxa" w:w="1121"/>
+            <w:tcBorders>
+              <w:top w:val="nil"/>
+              <w:left w:val="nil"/>
+              <w:bottom w:val="single" w:sz="8" w:color="12355B" w:space="0"/>
+              <w:right w:val="nil"/>
+            </w:tcBorders>
+          </w:tcPr>
+          <w:p>
+            <w:pPr>
+              <w:spacing w:before="0" w:after="0"/>
+            </w:pPr>
+            <w:r>
+              <w:rPr>
+                <w:b/>
+                <w:caps/>
+                <w:color w:val="667085"/>
+                <w:sz w:val="14"/>
+              </w:rPr>
+              <w:t>Maturity</w:t>
+            </w:r>
+          </w:p>
+        </w:tc>
+        <w:tc>
+          <w:tcPr>
+            <w:tcW w:type="dxa" w:w="1569"/>
+            <w:tcBorders>
+              <w:top w:val="nil"/>
+              <w:left w:val="nil"/>
+              <w:bottom w:val="single" w:sz="8" w:color="12355B" w:space="0"/>
+              <w:right w:val="nil"/>
+            </w:tcBorders>
+          </w:tcPr>
+          <w:p>
+            <w:pPr>
+              <w:spacing w:before="0" w:after="0"/>
+            </w:pPr>
+            <w:r>
+              <w:rPr>
+                <w:b/>
+                <w:caps/>
+                <w:color w:val="667085"/>
+                <w:sz w:val="14"/>
+              </w:rPr>
+              <w:t>Issue rating</w:t>
+            </w:r>
+          </w:p>
+        </w:tc>
+        <w:tc>
+          <w:tcPr>
+            <w:tcW w:type="dxa" w:w="2185"/>
+            <w:tcBorders>
+              <w:top w:val="nil"/>
+              <w:left w:val="nil"/>
+              <w:bottom w:val="single" w:sz="8" w:color="12355B" w:space="0"/>
+              <w:right w:val="nil"/>
+            </w:tcBorders>
+          </w:tcPr>
+          <w:p>
+            <w:pPr>
+              <w:spacing w:before="0" w:after="0"/>
+            </w:pPr>
+            <w:r>
+              <w:rPr>
+                <w:b/>
+                <w:caps/>
+                <w:color w:val="667085"/>
+                <w:sz w:val="14"/>
+              </w:rPr>
+              <w:t>Note</w:t>
+            </w:r>
+          </w:p>
+        </w:tc>
+      </w:tr>
+      <w:tr>
+        <w:tc>
+          <w:tcPr>
+            <w:tcW w:type="dxa" w:w="1457"/>
+            <w:tcBorders>
+              <w:top w:val="nil"/>
+              <w:left w:val="nil"/>
+              <w:bottom w:val="single" w:sz="4" w:color="E6EAF0" w:space="0"/>
+              <w:right w:val="nil"/>
+            </w:tcBorders>
+          </w:tcPr>
+          <w:p>
+            <w:pPr>
+              <w:spacing w:before="0" w:after="0"/>
+            </w:pPr>
+            <w:r>
+              <w:rPr>
+                <w:b w:val="0"/>
+                <w:sz w:val="17"/>
+              </w:rPr>
+              <w:t>XS3079969104</w:t>
+            </w:r>
+          </w:p>
+        </w:tc>
+        <w:tc>
+          <w:tcPr>
+            <w:tcW w:type="dxa" w:w="2241"/>
+            <w:tcBorders>
+              <w:top w:val="nil"/>
+              <w:left w:val="nil"/>
+              <w:bottom w:val="single" w:sz="4" w:color="E6EAF0" w:space="0"/>
+              <w:right w:val="nil"/>
+            </w:tcBorders>
+          </w:tcPr>
+          <w:p>
+            <w:pPr>
+              <w:spacing w:before="0" w:after="0"/>
+            </w:pPr>
+            <w:r>
+              <w:rPr>
+                <w:b w:val="0"/>
+                <w:sz w:val="17"/>
+              </w:rPr>
+              <w:t>Luminor Bank 3.551% 2029</w:t>
+            </w:r>
+          </w:p>
+        </w:tc>
+        <w:tc>
+          <w:tcPr>
+            <w:tcW w:type="dxa" w:w="1065"/>
+            <w:tcBorders>
+              <w:top w:val="nil"/>
+              <w:left w:val="nil"/>
+              <w:bottom w:val="single" w:sz="4" w:color="E6EAF0" w:space="0"/>
+              <w:right w:val="nil"/>
+            </w:tcBorders>
+          </w:tcPr>
+          <w:p>
+            <w:pPr>
+              <w:spacing w:before="0" w:after="0"/>
+              <w:jc w:val="right"/>
+            </w:pPr>
+            <w:r>
+              <w:rPr>
+                <w:b w:val="0"/>
+                <w:sz w:val="17"/>
+              </w:rPr>
+              <w:t>3.551%</w:t>
+            </w:r>
+          </w:p>
+        </w:tc>
+        <w:tc>
+          <w:tcPr>
+            <w:tcW w:type="dxa" w:w="1121"/>
+            <w:tcBorders>
+              <w:top w:val="nil"/>
+              <w:left w:val="nil"/>
+              <w:bottom w:val="single" w:sz="4" w:color="E6EAF0" w:space="0"/>
+              <w:right w:val="nil"/>
+            </w:tcBorders>
+          </w:tcPr>
+          <w:p>
+            <w:pPr>
+              <w:spacing w:before="0" w:after="0"/>
+            </w:pPr>
+            <w:r>
+              <w:rPr>
+                <w:b w:val="0"/>
+                <w:sz w:val="17"/>
+              </w:rPr>
+              <w:t>2029-06-12</w:t>
+            </w:r>
+          </w:p>
+        </w:tc>
+        <w:tc>
+          <w:tcPr>
+            <w:tcW w:type="dxa" w:w="1569"/>
+            <w:tcBorders>
+              <w:top w:val="nil"/>
+              <w:left w:val="nil"/>
+              <w:bottom w:val="single" w:sz="4" w:color="E6EAF0" w:space="0"/>
+              <w:right w:val="nil"/>
+            </w:tcBorders>
+          </w:tcPr>
+          <w:p>
+            <w:pPr>
+              <w:spacing w:before="0" w:after="0"/>
+            </w:pPr>
+            <w:r>
+              <w:rPr>
+                <w:b w:val="0"/>
+                <w:sz w:val="17"/>
+              </w:rPr>
+              <w:t>no separate rating found</w:t>
+            </w:r>
+          </w:p>
+        </w:tc>
+        <w:tc>
+          <w:tcPr>
+            <w:tcW w:type="dxa" w:w="2185"/>
+            <w:tcBorders>
+              <w:top w:val="nil"/>
+              <w:left w:val="nil"/>
+              <w:bottom w:val="single" w:sz="4" w:color="E6EAF0" w:space="0"/>
+              <w:right w:val="nil"/>
+            </w:tcBorders>
+          </w:tcPr>
+          <w:p>
+            <w:pPr>
+              <w:spacing w:before="0" w:after="0"/>
+            </w:pPr>
+            <w:r>
+              <w:rPr>
+                <w:b w:val="0"/>
+                <w:sz w:val="17"/>
+              </w:rPr>
+              <w:t>Senior preferred; callable at par 2028-06-12, then 3M EURIBOR+1.55%</w:t>
+            </w:r>
+          </w:p>
+        </w:tc>
+      </w:tr>
+      <w:tr>
+        <w:tc>
+          <w:tcPr>
+            <w:tcW w:type="dxa" w:w="1457"/>
+            <w:tcBorders>
+              <w:top w:val="nil"/>
+              <w:left w:val="nil"/>
+              <w:bottom w:val="single" w:sz="4" w:color="E6EAF0" w:space="0"/>
+              <w:right w:val="nil"/>
+            </w:tcBorders>
+          </w:tcPr>
+          <w:p>
+            <w:pPr>
+              <w:spacing w:before="0" w:after="0"/>
+            </w:pPr>
+            <w:r>
+              <w:rPr>
+                <w:b w:val="0"/>
+                <w:sz w:val="17"/>
+              </w:rPr>
+              <w:t>XS2888497067</w:t>
+            </w:r>
+          </w:p>
+        </w:tc>
+        <w:tc>
+          <w:tcPr>
+            <w:tcW w:type="dxa" w:w="2241"/>
+            <w:tcBorders>
+              <w:top w:val="nil"/>
+              <w:left w:val="nil"/>
+              <w:bottom w:val="single" w:sz="4" w:color="E6EAF0" w:space="0"/>
+              <w:right w:val="nil"/>
+            </w:tcBorders>
+          </w:tcPr>
+          <w:p>
+            <w:pPr>
+              <w:spacing w:before="0" w:after="0"/>
+            </w:pPr>
+            <w:r>
+              <w:rPr>
+                <w:b w:val="0"/>
+                <w:sz w:val="17"/>
+              </w:rPr>
+              <w:t>Luminor Bank 4.042% 2028</w:t>
+            </w:r>
+          </w:p>
+        </w:tc>
+        <w:tc>
+          <w:tcPr>
+            <w:tcW w:type="dxa" w:w="1065"/>
+            <w:tcBorders>
+              <w:top w:val="nil"/>
+              <w:left w:val="nil"/>
+              <w:bottom w:val="single" w:sz="4" w:color="E6EAF0" w:space="0"/>
+              <w:right w:val="nil"/>
+            </w:tcBorders>
+          </w:tcPr>
+          <w:p>
+            <w:pPr>
+              <w:spacing w:before="0" w:after="0"/>
+              <w:jc w:val="right"/>
+            </w:pPr>
+            <w:r>
+              <w:rPr>
+                <w:b w:val="0"/>
+                <w:sz w:val="17"/>
+              </w:rPr>
+              <w:t>4.042%</w:t>
+            </w:r>
+          </w:p>
+        </w:tc>
+        <w:tc>
+          <w:tcPr>
+            <w:tcW w:type="dxa" w:w="1121"/>
+            <w:tcBorders>
+              <w:top w:val="nil"/>
+              <w:left w:val="nil"/>
+              <w:bottom w:val="single" w:sz="4" w:color="E6EAF0" w:space="0"/>
+              <w:right w:val="nil"/>
+            </w:tcBorders>
+          </w:tcPr>
+          <w:p>
+            <w:pPr>
+              <w:spacing w:before="0" w:after="0"/>
+            </w:pPr>
+            <w:r>
+              <w:rPr>
+                <w:b w:val="0"/>
+                <w:sz w:val="17"/>
+              </w:rPr>
+              <w:t>2028-09-10</w:t>
+            </w:r>
+          </w:p>
+        </w:tc>
+        <w:tc>
+          <w:tcPr>
+            <w:tcW w:type="dxa" w:w="1569"/>
+            <w:tcBorders>
+              <w:top w:val="nil"/>
+              <w:left w:val="nil"/>
+              <w:bottom w:val="single" w:sz="4" w:color="E6EAF0" w:space="0"/>
+              <w:right w:val="nil"/>
+            </w:tcBorders>
+          </w:tcPr>
+          <w:p>
+            <w:pPr>
+              <w:spacing w:before="0" w:after="0"/>
+            </w:pPr>
+            <w:r>
+              <w:rPr>
+                <w:b w:val="0"/>
+                <w:sz w:val="17"/>
+              </w:rPr>
+              <w:t>no separate rating found</w:t>
+            </w:r>
+          </w:p>
+        </w:tc>
+        <w:tc>
+          <w:tcPr>
+            <w:tcW w:type="dxa" w:w="2185"/>
+            <w:tcBorders>
+              <w:top w:val="nil"/>
+              <w:left w:val="nil"/>
+              <w:bottom w:val="single" w:sz="4" w:color="E6EAF0" w:space="0"/>
+              <w:right w:val="nil"/>
+            </w:tcBorders>
+          </w:tcPr>
+          <w:p>
+            <w:pPr>
+              <w:spacing w:before="0" w:after="0"/>
+            </w:pPr>
+            <w:r>
+              <w:rPr>
+                <w:b w:val="0"/>
+                <w:sz w:val="17"/>
+              </w:rPr>
+              <w:t>Senior preferred; callable at par 2027-09-10, then 3M EURIBOR+1.50%</w:t>
+            </w:r>
+          </w:p>
+        </w:tc>
+      </w:tr>
+      <w:tr>
+        <w:tc>
+          <w:tcPr>
+            <w:tcW w:type="dxa" w:w="1457"/>
+            <w:tcBorders>
+              <w:top w:val="nil"/>
+              <w:left w:val="nil"/>
+              <w:bottom w:val="single" w:sz="4" w:color="E6EAF0" w:space="0"/>
+              <w:right w:val="nil"/>
+            </w:tcBorders>
+          </w:tcPr>
+          <w:p>
+            <w:pPr>
+              <w:spacing w:before="0" w:after="0"/>
+            </w:pPr>
+            <w:r>
+              <w:rPr>
+                <w:b w:val="0"/>
+                <w:sz w:val="17"/>
+              </w:rPr>
+              <w:t>XS2982074861</w:t>
+            </w:r>
+          </w:p>
+        </w:tc>
+        <w:tc>
+          <w:tcPr>
+            <w:tcW w:type="dxa" w:w="2241"/>
+            <w:tcBorders>
+              <w:top w:val="nil"/>
+              <w:left w:val="nil"/>
+              <w:bottom w:val="single" w:sz="4" w:color="E6EAF0" w:space="0"/>
+              <w:right w:val="nil"/>
+            </w:tcBorders>
+          </w:tcPr>
+          <w:p>
+            <w:pPr>
+              <w:spacing w:before="0" w:after="0"/>
+            </w:pPr>
+            <w:r>
+              <w:rPr>
+                <w:b w:val="0"/>
+                <w:sz w:val="17"/>
+              </w:rPr>
+              <w:t>Luminor 7.375% perpetual</w:t>
+            </w:r>
+          </w:p>
+        </w:tc>
+        <w:tc>
+          <w:tcPr>
+            <w:tcW w:type="dxa" w:w="1065"/>
+            <w:tcBorders>
+              <w:top w:val="nil"/>
+              <w:left w:val="nil"/>
+              <w:bottom w:val="single" w:sz="4" w:color="E6EAF0" w:space="0"/>
+              <w:right w:val="nil"/>
+            </w:tcBorders>
+          </w:tcPr>
+          <w:p>
+            <w:pPr>
+              <w:spacing w:before="0" w:after="0"/>
+              <w:jc w:val="right"/>
+            </w:pPr>
+            <w:r>
+              <w:rPr>
+                <w:b w:val="0"/>
+                <w:sz w:val="17"/>
+              </w:rPr>
+              <w:t>7.375%</w:t>
+            </w:r>
+          </w:p>
+        </w:tc>
+        <w:tc>
+          <w:tcPr>
+            <w:tcW w:type="dxa" w:w="1121"/>
+            <w:tcBorders>
+              <w:top w:val="nil"/>
+              <w:left w:val="nil"/>
+              <w:bottom w:val="single" w:sz="4" w:color="E6EAF0" w:space="0"/>
+              <w:right w:val="nil"/>
+            </w:tcBorders>
+          </w:tcPr>
+          <w:p>
+            <w:pPr>
+              <w:spacing w:before="0" w:after="0"/>
+            </w:pPr>
+            <w:r>
+              <w:rPr>
+                <w:b w:val="0"/>
+                <w:sz w:val="17"/>
+              </w:rPr>
+              <w:t>perpetual</w:t>
+            </w:r>
+          </w:p>
+        </w:tc>
+        <w:tc>
+          <w:tcPr>
+            <w:tcW w:type="dxa" w:w="1569"/>
+            <w:tcBorders>
+              <w:top w:val="nil"/>
+              <w:left w:val="nil"/>
+              <w:bottom w:val="single" w:sz="4" w:color="E6EAF0" w:space="0"/>
+              <w:right w:val="nil"/>
+            </w:tcBorders>
+          </w:tcPr>
+          <w:p>
+            <w:pPr>
+              <w:spacing w:before="0" w:after="0"/>
+            </w:pPr>
+            <w:r>
+              <w:rPr>
+                <w:b w:val="0"/>
+                <w:sz w:val="17"/>
+              </w:rPr>
+              <w:t>no separate rating found</w:t>
+            </w:r>
+          </w:p>
+        </w:tc>
+        <w:tc>
+          <w:tcPr>
+            <w:tcW w:type="dxa" w:w="2185"/>
+            <w:tcBorders>
+              <w:top w:val="nil"/>
+              <w:left w:val="nil"/>
+              <w:bottom w:val="single" w:sz="4" w:color="E6EAF0" w:space="0"/>
+              <w:right w:val="nil"/>
+            </w:tcBorders>
+          </w:tcPr>
+          <w:p>
+            <w:pPr>
+              <w:spacing w:before="0" w:after="0"/>
+            </w:pPr>
+            <w:r>
+              <w:rPr>
+                <w:b w:val="0"/>
+                <w:sz w:val="17"/>
+              </w:rPr>
+              <w:t>⚠ Perpetual, issued 2025-02-12</w:t>
+            </w:r>
+          </w:p>
+        </w:tc>
+      </w:tr>
+    </w:tbl>
+    <w:p>
+      <w:pPr>
+        <w:spacing w:before="0" w:after="40"/>
+      </w:pPr>
+    </w:p>
+    <w:p>
+      <w:pPr>
+        <w:keepNext/>
+        <w:pBdr>
+          <w:bottom w:val="single" w:sz="8" w:color="12355B" w:space="4"/>
         </w:pBdr>
         <w:tabs>
           <w:tab w:pos="482" w:val="left"/>
@@ -1002,652 +1804,7 @@
       <w:r>
         <w:rPr>
           <w:b/>
-          <w:color w:val="1F4E79"/>
-          <w:sz w:val="28"/>
-        </w:rPr>
-        <w:t>Instruments held and ISINs</w:t>
-      </w:r>
-    </w:p>
-    <w:tbl>
-      <w:tblPr>
-        <w:tblW w:w="9639" w:type="dxa"/>
-        <w:tblBorders>
-          <w:top w:val="nil"/>
-          <w:left w:val="nil"/>
-          <w:bottom w:val="nil"/>
-          <w:right w:val="nil"/>
-          <w:insideH w:val="nil"/>
-          <w:insideV w:val="nil"/>
-        </w:tblBorders>
-        <w:tblLayout w:type="fixed"/>
-        <w:tblCellMar>
-          <w:top w:w="70" w:type="dxa"/>
-          <w:left w:w="100" w:type="dxa"/>
-          <w:bottom w:w="70" w:type="dxa"/>
-          <w:right w:w="100" w:type="dxa"/>
-        </w:tblCellMar>
-        <w:tblLook w:firstColumn="1" w:firstRow="1" w:lastColumn="0" w:lastRow="0" w:noHBand="0" w:noVBand="1" w:val="04A0"/>
-      </w:tblPr>
-      <w:tblGrid>
-        <w:gridCol w:w="1513"/>
-        <w:gridCol w:w="2241"/>
-        <w:gridCol w:w="840"/>
-        <w:gridCol w:w="1120"/>
-        <w:gridCol w:w="1569"/>
-        <w:gridCol w:w="2353"/>
-      </w:tblGrid>
-      <w:tr>
-        <w:tc>
-          <w:tcPr>
-            <w:tcW w:type="dxa" w:w="1513"/>
-            <w:tcBorders>
-              <w:top w:val="single" w:sz="12" w:color="1F4E79" w:space="0"/>
-              <w:left w:val="nil"/>
-              <w:bottom w:val="single" w:sz="4" w:color="C9D3DE" w:space="0"/>
-              <w:right w:val="nil"/>
-            </w:tcBorders>
-            <w:shd w:val="clear" w:color="auto" w:fill="EAF1F8"/>
-          </w:tcPr>
-          <w:p>
-            <w:pPr>
-              <w:spacing w:before="0" w:after="0"/>
-            </w:pPr>
-            <w:r>
-              <w:rPr>
-                <w:b/>
-                <w:caps/>
-                <w:color w:val="1F4E79"/>
-                <w:sz w:val="16"/>
-              </w:rPr>
-              <w:t>ISIN</w:t>
-            </w:r>
-          </w:p>
-        </w:tc>
-        <w:tc>
-          <w:tcPr>
-            <w:tcW w:type="dxa" w:w="2241"/>
-            <w:tcBorders>
-              <w:top w:val="single" w:sz="12" w:color="1F4E79" w:space="0"/>
-              <w:left w:val="nil"/>
-              <w:bottom w:val="single" w:sz="4" w:color="C9D3DE" w:space="0"/>
-              <w:right w:val="nil"/>
-            </w:tcBorders>
-            <w:shd w:val="clear" w:color="auto" w:fill="EAF1F8"/>
-          </w:tcPr>
-          <w:p>
-            <w:pPr>
-              <w:spacing w:before="0" w:after="0"/>
-            </w:pPr>
-            <w:r>
-              <w:rPr>
-                <w:b/>
-                <w:caps/>
-                <w:color w:val="1F4E79"/>
-                <w:sz w:val="16"/>
-              </w:rPr>
-              <w:t>Instrument</w:t>
-            </w:r>
-          </w:p>
-        </w:tc>
-        <w:tc>
-          <w:tcPr>
-            <w:tcW w:type="dxa" w:w="841"/>
-            <w:tcBorders>
-              <w:top w:val="single" w:sz="12" w:color="1F4E79" w:space="0"/>
-              <w:left w:val="nil"/>
-              <w:bottom w:val="single" w:sz="4" w:color="C9D3DE" w:space="0"/>
-              <w:right w:val="nil"/>
-            </w:tcBorders>
-            <w:shd w:val="clear" w:color="auto" w:fill="EAF1F8"/>
-          </w:tcPr>
-          <w:p>
-            <w:pPr>
-              <w:spacing w:before="0" w:after="0"/>
-              <w:jc w:val="right"/>
-            </w:pPr>
-            <w:r>
-              <w:rPr>
-                <w:b/>
-                <w:caps/>
-                <w:color w:val="1F4E79"/>
-                <w:sz w:val="16"/>
-              </w:rPr>
-              <w:t>Coupon</w:t>
-            </w:r>
-          </w:p>
-        </w:tc>
-        <w:tc>
-          <w:tcPr>
-            <w:tcW w:type="dxa" w:w="1121"/>
-            <w:tcBorders>
-              <w:top w:val="single" w:sz="12" w:color="1F4E79" w:space="0"/>
-              <w:left w:val="nil"/>
-              <w:bottom w:val="single" w:sz="4" w:color="C9D3DE" w:space="0"/>
-              <w:right w:val="nil"/>
-            </w:tcBorders>
-            <w:shd w:val="clear" w:color="auto" w:fill="EAF1F8"/>
-          </w:tcPr>
-          <w:p>
-            <w:pPr>
-              <w:spacing w:before="0" w:after="0"/>
-            </w:pPr>
-            <w:r>
-              <w:rPr>
-                <w:b/>
-                <w:caps/>
-                <w:color w:val="1F4E79"/>
-                <w:sz w:val="16"/>
-              </w:rPr>
-              <w:t>Maturity</w:t>
-            </w:r>
-          </w:p>
-        </w:tc>
-        <w:tc>
-          <w:tcPr>
-            <w:tcW w:type="dxa" w:w="1569"/>
-            <w:tcBorders>
-              <w:top w:val="single" w:sz="12" w:color="1F4E79" w:space="0"/>
-              <w:left w:val="nil"/>
-              <w:bottom w:val="single" w:sz="4" w:color="C9D3DE" w:space="0"/>
-              <w:right w:val="nil"/>
-            </w:tcBorders>
-            <w:shd w:val="clear" w:color="auto" w:fill="EAF1F8"/>
-          </w:tcPr>
-          <w:p>
-            <w:pPr>
-              <w:spacing w:before="0" w:after="0"/>
-            </w:pPr>
-            <w:r>
-              <w:rPr>
-                <w:b/>
-                <w:caps/>
-                <w:color w:val="1F4E79"/>
-                <w:sz w:val="16"/>
-              </w:rPr>
-              <w:t>Issue rating</w:t>
-            </w:r>
-          </w:p>
-        </w:tc>
-        <w:tc>
-          <w:tcPr>
-            <w:tcW w:type="dxa" w:w="2353"/>
-            <w:tcBorders>
-              <w:top w:val="single" w:sz="12" w:color="1F4E79" w:space="0"/>
-              <w:left w:val="nil"/>
-              <w:bottom w:val="single" w:sz="4" w:color="C9D3DE" w:space="0"/>
-              <w:right w:val="nil"/>
-            </w:tcBorders>
-            <w:shd w:val="clear" w:color="auto" w:fill="EAF1F8"/>
-          </w:tcPr>
-          <w:p>
-            <w:pPr>
-              <w:spacing w:before="0" w:after="0"/>
-            </w:pPr>
-            <w:r>
-              <w:rPr>
-                <w:b/>
-                <w:caps/>
-                <w:color w:val="1F4E79"/>
-                <w:sz w:val="16"/>
-              </w:rPr>
-              <w:t>Note</w:t>
-            </w:r>
-          </w:p>
-        </w:tc>
-      </w:tr>
-      <w:tr>
-        <w:tc>
-          <w:tcPr>
-            <w:tcW w:type="dxa" w:w="1513"/>
-            <w:tcBorders>
-              <w:top w:val="nil"/>
-              <w:left w:val="nil"/>
-              <w:bottom w:val="single" w:sz="4" w:color="DDE3EA" w:space="0"/>
-              <w:right w:val="nil"/>
-            </w:tcBorders>
-          </w:tcPr>
-          <w:p>
-            <w:pPr>
-              <w:spacing w:before="0" w:after="0"/>
-            </w:pPr>
-            <w:r>
-              <w:rPr>
-                <w:b w:val="0"/>
-                <w:sz w:val="17"/>
-              </w:rPr>
-              <w:t>XS3079969104</w:t>
-            </w:r>
-          </w:p>
-        </w:tc>
-        <w:tc>
-          <w:tcPr>
-            <w:tcW w:type="dxa" w:w="2241"/>
-            <w:tcBorders>
-              <w:top w:val="nil"/>
-              <w:left w:val="nil"/>
-              <w:bottom w:val="single" w:sz="4" w:color="DDE3EA" w:space="0"/>
-              <w:right w:val="nil"/>
-            </w:tcBorders>
-          </w:tcPr>
-          <w:p>
-            <w:pPr>
-              <w:spacing w:before="0" w:after="0"/>
-            </w:pPr>
-            <w:r>
-              <w:rPr>
-                <w:b w:val="0"/>
-                <w:sz w:val="17"/>
-              </w:rPr>
-              <w:t>Luminor Bank 3.551% 2029</w:t>
-            </w:r>
-          </w:p>
-        </w:tc>
-        <w:tc>
-          <w:tcPr>
-            <w:tcW w:type="dxa" w:w="841"/>
-            <w:tcBorders>
-              <w:top w:val="nil"/>
-              <w:left w:val="nil"/>
-              <w:bottom w:val="single" w:sz="4" w:color="DDE3EA" w:space="0"/>
-              <w:right w:val="nil"/>
-            </w:tcBorders>
-          </w:tcPr>
-          <w:p>
-            <w:pPr>
-              <w:spacing w:before="0" w:after="0"/>
-              <w:jc w:val="right"/>
-            </w:pPr>
-            <w:r>
-              <w:rPr>
-                <w:b w:val="0"/>
-                <w:sz w:val="17"/>
-              </w:rPr>
-              <w:t>3.551%</w:t>
-            </w:r>
-          </w:p>
-        </w:tc>
-        <w:tc>
-          <w:tcPr>
-            <w:tcW w:type="dxa" w:w="1121"/>
-            <w:tcBorders>
-              <w:top w:val="nil"/>
-              <w:left w:val="nil"/>
-              <w:bottom w:val="single" w:sz="4" w:color="DDE3EA" w:space="0"/>
-              <w:right w:val="nil"/>
-            </w:tcBorders>
-          </w:tcPr>
-          <w:p>
-            <w:pPr>
-              <w:spacing w:before="0" w:after="0"/>
-            </w:pPr>
-            <w:r>
-              <w:rPr>
-                <w:b w:val="0"/>
-                <w:sz w:val="17"/>
-              </w:rPr>
-              <w:t>2029-06-12</w:t>
-            </w:r>
-          </w:p>
-        </w:tc>
-        <w:tc>
-          <w:tcPr>
-            <w:tcW w:type="dxa" w:w="1569"/>
-            <w:tcBorders>
-              <w:top w:val="nil"/>
-              <w:left w:val="nil"/>
-              <w:bottom w:val="single" w:sz="4" w:color="DDE3EA" w:space="0"/>
-              <w:right w:val="nil"/>
-            </w:tcBorders>
-          </w:tcPr>
-          <w:p>
-            <w:pPr>
-              <w:spacing w:before="0" w:after="0"/>
-            </w:pPr>
-            <w:r>
-              <w:rPr>
-                <w:b w:val="0"/>
-                <w:sz w:val="17"/>
-              </w:rPr>
-              <w:t>no separate rating found</w:t>
-            </w:r>
-          </w:p>
-        </w:tc>
-        <w:tc>
-          <w:tcPr>
-            <w:tcW w:type="dxa" w:w="2353"/>
-            <w:tcBorders>
-              <w:top w:val="nil"/>
-              <w:left w:val="nil"/>
-              <w:bottom w:val="single" w:sz="4" w:color="DDE3EA" w:space="0"/>
-              <w:right w:val="nil"/>
-            </w:tcBorders>
-          </w:tcPr>
-          <w:p>
-            <w:pPr>
-              <w:spacing w:before="0" w:after="0"/>
-            </w:pPr>
-            <w:r>
-              <w:rPr>
-                <w:b w:val="0"/>
-                <w:sz w:val="17"/>
-              </w:rPr>
-              <w:t>Senior preferred; callable at par 2028-06-12, then 3M EURIBOR+1.55%</w:t>
-            </w:r>
-          </w:p>
-        </w:tc>
-      </w:tr>
-      <w:tr>
-        <w:tc>
-          <w:tcPr>
-            <w:tcW w:type="dxa" w:w="1513"/>
-            <w:tcBorders>
-              <w:top w:val="nil"/>
-              <w:left w:val="nil"/>
-              <w:bottom w:val="single" w:sz="4" w:color="DDE3EA" w:space="0"/>
-              <w:right w:val="nil"/>
-            </w:tcBorders>
-          </w:tcPr>
-          <w:p>
-            <w:pPr>
-              <w:spacing w:before="0" w:after="0"/>
-            </w:pPr>
-            <w:r>
-              <w:rPr>
-                <w:b w:val="0"/>
-                <w:sz w:val="17"/>
-              </w:rPr>
-              <w:t>XS2888497067</w:t>
-            </w:r>
-          </w:p>
-        </w:tc>
-        <w:tc>
-          <w:tcPr>
-            <w:tcW w:type="dxa" w:w="2241"/>
-            <w:tcBorders>
-              <w:top w:val="nil"/>
-              <w:left w:val="nil"/>
-              <w:bottom w:val="single" w:sz="4" w:color="DDE3EA" w:space="0"/>
-              <w:right w:val="nil"/>
-            </w:tcBorders>
-          </w:tcPr>
-          <w:p>
-            <w:pPr>
-              <w:spacing w:before="0" w:after="0"/>
-            </w:pPr>
-            <w:r>
-              <w:rPr>
-                <w:b w:val="0"/>
-                <w:sz w:val="17"/>
-              </w:rPr>
-              <w:t>Luminor Bank 4.042% 2028</w:t>
-            </w:r>
-          </w:p>
-        </w:tc>
-        <w:tc>
-          <w:tcPr>
-            <w:tcW w:type="dxa" w:w="841"/>
-            <w:tcBorders>
-              <w:top w:val="nil"/>
-              <w:left w:val="nil"/>
-              <w:bottom w:val="single" w:sz="4" w:color="DDE3EA" w:space="0"/>
-              <w:right w:val="nil"/>
-            </w:tcBorders>
-          </w:tcPr>
-          <w:p>
-            <w:pPr>
-              <w:spacing w:before="0" w:after="0"/>
-              <w:jc w:val="right"/>
-            </w:pPr>
-            <w:r>
-              <w:rPr>
-                <w:b w:val="0"/>
-                <w:sz w:val="17"/>
-              </w:rPr>
-              <w:t>4.042%</w:t>
-            </w:r>
-          </w:p>
-        </w:tc>
-        <w:tc>
-          <w:tcPr>
-            <w:tcW w:type="dxa" w:w="1121"/>
-            <w:tcBorders>
-              <w:top w:val="nil"/>
-              <w:left w:val="nil"/>
-              <w:bottom w:val="single" w:sz="4" w:color="DDE3EA" w:space="0"/>
-              <w:right w:val="nil"/>
-            </w:tcBorders>
-          </w:tcPr>
-          <w:p>
-            <w:pPr>
-              <w:spacing w:before="0" w:after="0"/>
-            </w:pPr>
-            <w:r>
-              <w:rPr>
-                <w:b w:val="0"/>
-                <w:sz w:val="17"/>
-              </w:rPr>
-              <w:t>2028-09-10</w:t>
-            </w:r>
-          </w:p>
-        </w:tc>
-        <w:tc>
-          <w:tcPr>
-            <w:tcW w:type="dxa" w:w="1569"/>
-            <w:tcBorders>
-              <w:top w:val="nil"/>
-              <w:left w:val="nil"/>
-              <w:bottom w:val="single" w:sz="4" w:color="DDE3EA" w:space="0"/>
-              <w:right w:val="nil"/>
-            </w:tcBorders>
-          </w:tcPr>
-          <w:p>
-            <w:pPr>
-              <w:spacing w:before="0" w:after="0"/>
-            </w:pPr>
-            <w:r>
-              <w:rPr>
-                <w:b w:val="0"/>
-                <w:sz w:val="17"/>
-              </w:rPr>
-              <w:t>no separate rating found</w:t>
-            </w:r>
-          </w:p>
-        </w:tc>
-        <w:tc>
-          <w:tcPr>
-            <w:tcW w:type="dxa" w:w="2353"/>
-            <w:tcBorders>
-              <w:top w:val="nil"/>
-              <w:left w:val="nil"/>
-              <w:bottom w:val="single" w:sz="4" w:color="DDE3EA" w:space="0"/>
-              <w:right w:val="nil"/>
-            </w:tcBorders>
-          </w:tcPr>
-          <w:p>
-            <w:pPr>
-              <w:spacing w:before="0" w:after="0"/>
-            </w:pPr>
-            <w:r>
-              <w:rPr>
-                <w:b w:val="0"/>
-                <w:sz w:val="17"/>
-              </w:rPr>
-              <w:t>Senior preferred; callable at par 2027-09-10, then 3M EURIBOR+1.50%</w:t>
-            </w:r>
-          </w:p>
-        </w:tc>
-      </w:tr>
-      <w:tr>
-        <w:tc>
-          <w:tcPr>
-            <w:tcW w:type="dxa" w:w="1513"/>
-            <w:tcBorders>
-              <w:top w:val="nil"/>
-              <w:left w:val="nil"/>
-              <w:bottom w:val="single" w:sz="4" w:color="DDE3EA" w:space="0"/>
-              <w:right w:val="nil"/>
-            </w:tcBorders>
-          </w:tcPr>
-          <w:p>
-            <w:pPr>
-              <w:spacing w:before="0" w:after="0"/>
-            </w:pPr>
-            <w:r>
-              <w:rPr>
-                <w:b w:val="0"/>
-                <w:sz w:val="17"/>
-              </w:rPr>
-              <w:t>XS2982074861</w:t>
-            </w:r>
-          </w:p>
-        </w:tc>
-        <w:tc>
-          <w:tcPr>
-            <w:tcW w:type="dxa" w:w="2241"/>
-            <w:tcBorders>
-              <w:top w:val="nil"/>
-              <w:left w:val="nil"/>
-              <w:bottom w:val="single" w:sz="4" w:color="DDE3EA" w:space="0"/>
-              <w:right w:val="nil"/>
-            </w:tcBorders>
-          </w:tcPr>
-          <w:p>
-            <w:pPr>
-              <w:spacing w:before="0" w:after="0"/>
-            </w:pPr>
-            <w:r>
-              <w:rPr>
-                <w:b w:val="0"/>
-                <w:sz w:val="17"/>
-              </w:rPr>
-              <w:t>Luminor 7.375% perpetual</w:t>
-            </w:r>
-          </w:p>
-        </w:tc>
-        <w:tc>
-          <w:tcPr>
-            <w:tcW w:type="dxa" w:w="841"/>
-            <w:tcBorders>
-              <w:top w:val="nil"/>
-              <w:left w:val="nil"/>
-              <w:bottom w:val="single" w:sz="4" w:color="DDE3EA" w:space="0"/>
-              <w:right w:val="nil"/>
-            </w:tcBorders>
-          </w:tcPr>
-          <w:p>
-            <w:pPr>
-              <w:spacing w:before="0" w:after="0"/>
-              <w:jc w:val="right"/>
-            </w:pPr>
-            <w:r>
-              <w:rPr>
-                <w:b w:val="0"/>
-                <w:sz w:val="17"/>
-              </w:rPr>
-              <w:t>7.375%</w:t>
-            </w:r>
-          </w:p>
-        </w:tc>
-        <w:tc>
-          <w:tcPr>
-            <w:tcW w:type="dxa" w:w="1121"/>
-            <w:tcBorders>
-              <w:top w:val="nil"/>
-              <w:left w:val="nil"/>
-              <w:bottom w:val="single" w:sz="4" w:color="DDE3EA" w:space="0"/>
-              <w:right w:val="nil"/>
-            </w:tcBorders>
-          </w:tcPr>
-          <w:p>
-            <w:pPr>
-              <w:spacing w:before="0" w:after="0"/>
-            </w:pPr>
-            <w:r>
-              <w:rPr>
-                <w:b w:val="0"/>
-                <w:sz w:val="17"/>
-              </w:rPr>
-              <w:t>perpetual</w:t>
-            </w:r>
-          </w:p>
-        </w:tc>
-        <w:tc>
-          <w:tcPr>
-            <w:tcW w:type="dxa" w:w="1569"/>
-            <w:tcBorders>
-              <w:top w:val="nil"/>
-              <w:left w:val="nil"/>
-              <w:bottom w:val="single" w:sz="4" w:color="DDE3EA" w:space="0"/>
-              <w:right w:val="nil"/>
-            </w:tcBorders>
-          </w:tcPr>
-          <w:p>
-            <w:pPr>
-              <w:spacing w:before="0" w:after="0"/>
-            </w:pPr>
-            <w:r>
-              <w:rPr>
-                <w:b w:val="0"/>
-                <w:sz w:val="17"/>
-              </w:rPr>
-              <w:t>no separate rating found</w:t>
-            </w:r>
-          </w:p>
-        </w:tc>
-        <w:tc>
-          <w:tcPr>
-            <w:tcW w:type="dxa" w:w="2353"/>
-            <w:tcBorders>
-              <w:top w:val="nil"/>
-              <w:left w:val="nil"/>
-              <w:bottom w:val="single" w:sz="4" w:color="DDE3EA" w:space="0"/>
-              <w:right w:val="nil"/>
-            </w:tcBorders>
-          </w:tcPr>
-          <w:p>
-            <w:pPr>
-              <w:spacing w:before="0" w:after="0"/>
-            </w:pPr>
-            <w:r>
-              <w:rPr>
-                <w:b w:val="0"/>
-                <w:sz w:val="17"/>
-              </w:rPr>
-              <w:t>⚠ Perpetual, issued 2025-02-12</w:t>
-            </w:r>
-          </w:p>
-        </w:tc>
-      </w:tr>
-    </w:tbl>
-    <w:p>
-      <w:pPr>
-        <w:spacing w:before="0" w:after="40"/>
-      </w:pPr>
-    </w:p>
-    <w:p>
-      <w:pPr>
-        <w:keepNext/>
-        <w:pBdr>
-          <w:bottom w:val="single" w:sz="8" w:color="1F4E79" w:space="4"/>
-        </w:pBdr>
-        <w:tabs>
-          <w:tab w:pos="482" w:val="left"/>
-        </w:tabs>
-        <w:spacing w:before="360" w:after="160"/>
-      </w:pPr>
-      <w:r>
-        <w:rPr>
-          <w:b/>
-          <w:color w:val="2A78D6"/>
-          <w:sz w:val="18"/>
-        </w:rPr>
-        <w:t>03</w:t>
-        <w:tab/>
-      </w:r>
-      <w:r>
-        <w:rPr>
-          <w:b/>
-          <w:color w:val="1F4E79"/>
+          <w:color w:val="12355B"/>
           <w:sz w:val="28"/>
         </w:rPr>
         <w:t>Key ratios</w:t>
@@ -1686,12 +1843,11 @@
           <w:tcPr>
             <w:tcW w:type="dxa" w:w="2864"/>
             <w:tcBorders>
-              <w:top w:val="single" w:sz="12" w:color="1F4E79" w:space="0"/>
+              <w:top w:val="nil"/>
               <w:left w:val="nil"/>
-              <w:bottom w:val="single" w:sz="4" w:color="C9D3DE" w:space="0"/>
+              <w:bottom w:val="single" w:sz="8" w:color="12355B" w:space="0"/>
               <w:right w:val="nil"/>
             </w:tcBorders>
-            <w:shd w:val="clear" w:color="auto" w:fill="EAF1F8"/>
           </w:tcPr>
           <w:p>
             <w:pPr>
@@ -1701,8 +1857,8 @@
               <w:rPr>
                 <w:b/>
                 <w:caps/>
-                <w:color w:val="1F4E79"/>
-                <w:sz w:val="16"/>
+                <w:color w:val="667085"/>
+                <w:sz w:val="14"/>
               </w:rPr>
               <w:t>Metric</w:t>
             </w:r>
@@ -1712,12 +1868,11 @@
           <w:tcPr>
             <w:tcW w:type="dxa" w:w="1157"/>
             <w:tcBorders>
-              <w:top w:val="single" w:sz="12" w:color="1F4E79" w:space="0"/>
+              <w:top w:val="nil"/>
               <w:left w:val="nil"/>
-              <w:bottom w:val="single" w:sz="4" w:color="C9D3DE" w:space="0"/>
+              <w:bottom w:val="single" w:sz="8" w:color="12355B" w:space="0"/>
               <w:right w:val="nil"/>
             </w:tcBorders>
-            <w:shd w:val="clear" w:color="auto" w:fill="EAF1F8"/>
           </w:tcPr>
           <w:p>
             <w:pPr>
@@ -1728,8 +1883,8 @@
               <w:rPr>
                 <w:b/>
                 <w:caps/>
-                <w:color w:val="1F4E79"/>
-                <w:sz w:val="16"/>
+                <w:color w:val="667085"/>
+                <w:sz w:val="14"/>
               </w:rPr>
               <w:t>FY2024</w:t>
             </w:r>
@@ -1739,12 +1894,11 @@
           <w:tcPr>
             <w:tcW w:type="dxa" w:w="1157"/>
             <w:tcBorders>
-              <w:top w:val="single" w:sz="12" w:color="1F4E79" w:space="0"/>
+              <w:top w:val="nil"/>
               <w:left w:val="nil"/>
-              <w:bottom w:val="single" w:sz="4" w:color="C9D3DE" w:space="0"/>
+              <w:bottom w:val="single" w:sz="8" w:color="12355B" w:space="0"/>
               <w:right w:val="nil"/>
             </w:tcBorders>
-            <w:shd w:val="clear" w:color="auto" w:fill="EAF1F8"/>
           </w:tcPr>
           <w:p>
             <w:pPr>
@@ -1755,8 +1909,8 @@
               <w:rPr>
                 <w:b/>
                 <w:caps/>
-                <w:color w:val="1F4E79"/>
-                <w:sz w:val="16"/>
+                <w:color w:val="667085"/>
+                <w:sz w:val="14"/>
               </w:rPr>
               <w:t>FY2025</w:t>
             </w:r>
@@ -1766,12 +1920,11 @@
           <w:tcPr>
             <w:tcW w:type="dxa" w:w="1157"/>
             <w:tcBorders>
-              <w:top w:val="single" w:sz="12" w:color="1F4E79" w:space="0"/>
+              <w:top w:val="nil"/>
               <w:left w:val="nil"/>
-              <w:bottom w:val="single" w:sz="4" w:color="C9D3DE" w:space="0"/>
+              <w:bottom w:val="single" w:sz="8" w:color="12355B" w:space="0"/>
               <w:right w:val="nil"/>
             </w:tcBorders>
-            <w:shd w:val="clear" w:color="auto" w:fill="EAF1F8"/>
           </w:tcPr>
           <w:p>
             <w:pPr>
@@ -1782,8 +1935,8 @@
               <w:rPr>
                 <w:b/>
                 <w:caps/>
-                <w:color w:val="1F4E79"/>
-                <w:sz w:val="16"/>
+                <w:color w:val="667085"/>
+                <w:sz w:val="14"/>
               </w:rPr>
               <w:t>1H2025</w:t>
             </w:r>
@@ -1793,12 +1946,11 @@
           <w:tcPr>
             <w:tcW w:type="dxa" w:w="1157"/>
             <w:tcBorders>
-              <w:top w:val="single" w:sz="12" w:color="1F4E79" w:space="0"/>
+              <w:top w:val="nil"/>
               <w:left w:val="nil"/>
-              <w:bottom w:val="single" w:sz="4" w:color="C9D3DE" w:space="0"/>
+              <w:bottom w:val="single" w:sz="8" w:color="12355B" w:space="0"/>
               <w:right w:val="nil"/>
             </w:tcBorders>
-            <w:shd w:val="clear" w:color="auto" w:fill="EAF1F8"/>
           </w:tcPr>
           <w:p>
             <w:pPr>
@@ -1809,8 +1961,8 @@
               <w:rPr>
                 <w:b/>
                 <w:caps/>
-                <w:color w:val="1F4E79"/>
-                <w:sz w:val="16"/>
+                <w:color w:val="667085"/>
+                <w:sz w:val="14"/>
               </w:rPr>
               <w:t>1H2026</w:t>
             </w:r>
@@ -1820,12 +1972,11 @@
           <w:tcPr>
             <w:tcW w:type="dxa" w:w="2148"/>
             <w:tcBorders>
-              <w:top w:val="single" w:sz="12" w:color="1F4E79" w:space="0"/>
+              <w:top w:val="nil"/>
               <w:left w:val="nil"/>
-              <w:bottom w:val="single" w:sz="4" w:color="C9D3DE" w:space="0"/>
+              <w:bottom w:val="single" w:sz="8" w:color="12355B" w:space="0"/>
               <w:right w:val="nil"/>
             </w:tcBorders>
-            <w:shd w:val="clear" w:color="auto" w:fill="EAF1F8"/>
           </w:tcPr>
           <w:p>
             <w:pPr>
@@ -1836,8 +1987,8 @@
               <w:rPr>
                 <w:b/>
                 <w:caps/>
-                <w:color w:val="1F4E79"/>
-                <w:sz w:val="16"/>
+                <w:color w:val="667085"/>
+                <w:sz w:val="14"/>
               </w:rPr>
               <w:t>Change</w:t>
             </w:r>
@@ -1851,7 +2002,7 @@
             <w:tcBorders>
               <w:top w:val="nil"/>
               <w:left w:val="nil"/>
-              <w:bottom w:val="single" w:sz="4" w:color="DDE3EA" w:space="0"/>
+              <w:bottom w:val="single" w:sz="4" w:color="E6EAF0" w:space="0"/>
               <w:right w:val="nil"/>
             </w:tcBorders>
           </w:tcPr>
@@ -1901,7 +2052,7 @@
             <w:tcBorders>
               <w:top w:val="nil"/>
               <w:left w:val="nil"/>
-              <w:bottom w:val="single" w:sz="4" w:color="DDE3EA" w:space="0"/>
+              <w:bottom w:val="single" w:sz="4" w:color="E6EAF0" w:space="0"/>
               <w:right w:val="nil"/>
             </w:tcBorders>
           </w:tcPr>
@@ -1925,7 +2076,7 @@
             <w:tcBorders>
               <w:top w:val="nil"/>
               <w:left w:val="nil"/>
-              <w:bottom w:val="single" w:sz="4" w:color="DDE3EA" w:space="0"/>
+              <w:bottom w:val="single" w:sz="4" w:color="E6EAF0" w:space="0"/>
               <w:right w:val="nil"/>
             </w:tcBorders>
           </w:tcPr>
@@ -1949,7 +2100,7 @@
             <w:tcBorders>
               <w:top w:val="nil"/>
               <w:left w:val="nil"/>
-              <w:bottom w:val="single" w:sz="4" w:color="DDE3EA" w:space="0"/>
+              <w:bottom w:val="single" w:sz="4" w:color="E6EAF0" w:space="0"/>
               <w:right w:val="nil"/>
             </w:tcBorders>
           </w:tcPr>
@@ -1973,7 +2124,7 @@
             <w:tcBorders>
               <w:top w:val="nil"/>
               <w:left w:val="nil"/>
-              <w:bottom w:val="single" w:sz="4" w:color="DDE3EA" w:space="0"/>
+              <w:bottom w:val="single" w:sz="4" w:color="E6EAF0" w:space="0"/>
               <w:right w:val="nil"/>
             </w:tcBorders>
           </w:tcPr>
@@ -1997,7 +2148,7 @@
             <w:tcBorders>
               <w:top w:val="nil"/>
               <w:left w:val="nil"/>
-              <w:bottom w:val="single" w:sz="4" w:color="DDE3EA" w:space="0"/>
+              <w:bottom w:val="single" w:sz="4" w:color="E6EAF0" w:space="0"/>
               <w:right w:val="nil"/>
             </w:tcBorders>
           </w:tcPr>
@@ -2024,7 +2175,7 @@
             <w:tcBorders>
               <w:top w:val="nil"/>
               <w:left w:val="nil"/>
-              <w:bottom w:val="single" w:sz="4" w:color="DDE3EA" w:space="0"/>
+              <w:bottom w:val="single" w:sz="4" w:color="E6EAF0" w:space="0"/>
               <w:right w:val="nil"/>
             </w:tcBorders>
           </w:tcPr>
@@ -2091,7 +2242,7 @@
             <w:tcBorders>
               <w:top w:val="nil"/>
               <w:left w:val="nil"/>
-              <w:bottom w:val="single" w:sz="4" w:color="DDE3EA" w:space="0"/>
+              <w:bottom w:val="single" w:sz="4" w:color="E6EAF0" w:space="0"/>
               <w:right w:val="nil"/>
             </w:tcBorders>
           </w:tcPr>
@@ -2115,7 +2266,7 @@
             <w:tcBorders>
               <w:top w:val="nil"/>
               <w:left w:val="nil"/>
-              <w:bottom w:val="single" w:sz="4" w:color="DDE3EA" w:space="0"/>
+              <w:bottom w:val="single" w:sz="4" w:color="E6EAF0" w:space="0"/>
               <w:right w:val="nil"/>
             </w:tcBorders>
           </w:tcPr>
@@ -2139,7 +2290,7 @@
             <w:tcBorders>
               <w:top w:val="nil"/>
               <w:left w:val="nil"/>
-              <w:bottom w:val="single" w:sz="4" w:color="DDE3EA" w:space="0"/>
+              <w:bottom w:val="single" w:sz="4" w:color="E6EAF0" w:space="0"/>
               <w:right w:val="nil"/>
             </w:tcBorders>
           </w:tcPr>
@@ -2163,7 +2314,7 @@
             <w:tcBorders>
               <w:top w:val="nil"/>
               <w:left w:val="nil"/>
-              <w:bottom w:val="single" w:sz="4" w:color="DDE3EA" w:space="0"/>
+              <w:bottom w:val="single" w:sz="4" w:color="E6EAF0" w:space="0"/>
               <w:right w:val="nil"/>
             </w:tcBorders>
           </w:tcPr>
@@ -2187,7 +2338,7 @@
             <w:tcBorders>
               <w:top w:val="nil"/>
               <w:left w:val="nil"/>
-              <w:bottom w:val="single" w:sz="4" w:color="DDE3EA" w:space="0"/>
+              <w:bottom w:val="single" w:sz="4" w:color="E6EAF0" w:space="0"/>
               <w:right w:val="nil"/>
             </w:tcBorders>
           </w:tcPr>
@@ -2214,7 +2365,7 @@
             <w:tcBorders>
               <w:top w:val="nil"/>
               <w:left w:val="nil"/>
-              <w:bottom w:val="single" w:sz="4" w:color="DDE3EA" w:space="0"/>
+              <w:bottom w:val="single" w:sz="4" w:color="E6EAF0" w:space="0"/>
               <w:right w:val="nil"/>
             </w:tcBorders>
           </w:tcPr>
@@ -2281,7 +2432,7 @@
             <w:tcBorders>
               <w:top w:val="nil"/>
               <w:left w:val="nil"/>
-              <w:bottom w:val="single" w:sz="4" w:color="DDE3EA" w:space="0"/>
+              <w:bottom w:val="single" w:sz="4" w:color="E6EAF0" w:space="0"/>
               <w:right w:val="nil"/>
             </w:tcBorders>
           </w:tcPr>
@@ -2305,7 +2456,7 @@
             <w:tcBorders>
               <w:top w:val="nil"/>
               <w:left w:val="nil"/>
-              <w:bottom w:val="single" w:sz="4" w:color="DDE3EA" w:space="0"/>
+              <w:bottom w:val="single" w:sz="4" w:color="E6EAF0" w:space="0"/>
               <w:right w:val="nil"/>
             </w:tcBorders>
           </w:tcPr>
@@ -2329,7 +2480,7 @@
             <w:tcBorders>
               <w:top w:val="nil"/>
               <w:left w:val="nil"/>
-              <w:bottom w:val="single" w:sz="4" w:color="DDE3EA" w:space="0"/>
+              <w:bottom w:val="single" w:sz="4" w:color="E6EAF0" w:space="0"/>
               <w:right w:val="nil"/>
             </w:tcBorders>
           </w:tcPr>
@@ -2353,7 +2504,7 @@
             <w:tcBorders>
               <w:top w:val="nil"/>
               <w:left w:val="nil"/>
-              <w:bottom w:val="single" w:sz="4" w:color="DDE3EA" w:space="0"/>
+              <w:bottom w:val="single" w:sz="4" w:color="E6EAF0" w:space="0"/>
               <w:right w:val="nil"/>
             </w:tcBorders>
           </w:tcPr>
@@ -2377,7 +2528,7 @@
             <w:tcBorders>
               <w:top w:val="nil"/>
               <w:left w:val="nil"/>
-              <w:bottom w:val="single" w:sz="4" w:color="DDE3EA" w:space="0"/>
+              <w:bottom w:val="single" w:sz="4" w:color="E6EAF0" w:space="0"/>
               <w:right w:val="nil"/>
             </w:tcBorders>
           </w:tcPr>
@@ -2404,7 +2555,7 @@
             <w:tcBorders>
               <w:top w:val="nil"/>
               <w:left w:val="nil"/>
-              <w:bottom w:val="single" w:sz="4" w:color="DDE3EA" w:space="0"/>
+              <w:bottom w:val="single" w:sz="4" w:color="E6EAF0" w:space="0"/>
               <w:right w:val="nil"/>
             </w:tcBorders>
           </w:tcPr>
@@ -2471,7 +2622,7 @@
             <w:tcBorders>
               <w:top w:val="nil"/>
               <w:left w:val="nil"/>
-              <w:bottom w:val="single" w:sz="4" w:color="DDE3EA" w:space="0"/>
+              <w:bottom w:val="single" w:sz="4" w:color="E6EAF0" w:space="0"/>
               <w:right w:val="nil"/>
             </w:tcBorders>
           </w:tcPr>
@@ -2495,7 +2646,7 @@
             <w:tcBorders>
               <w:top w:val="nil"/>
               <w:left w:val="nil"/>
-              <w:bottom w:val="single" w:sz="4" w:color="DDE3EA" w:space="0"/>
+              <w:bottom w:val="single" w:sz="4" w:color="E6EAF0" w:space="0"/>
               <w:right w:val="nil"/>
             </w:tcBorders>
           </w:tcPr>
@@ -2519,7 +2670,7 @@
             <w:tcBorders>
               <w:top w:val="nil"/>
               <w:left w:val="nil"/>
-              <w:bottom w:val="single" w:sz="4" w:color="DDE3EA" w:space="0"/>
+              <w:bottom w:val="single" w:sz="4" w:color="E6EAF0" w:space="0"/>
               <w:right w:val="nil"/>
             </w:tcBorders>
           </w:tcPr>
@@ -2543,7 +2694,7 @@
             <w:tcBorders>
               <w:top w:val="nil"/>
               <w:left w:val="nil"/>
-              <w:bottom w:val="single" w:sz="4" w:color="DDE3EA" w:space="0"/>
+              <w:bottom w:val="single" w:sz="4" w:color="E6EAF0" w:space="0"/>
               <w:right w:val="nil"/>
             </w:tcBorders>
             <w:shd w:val="clear" w:color="auto" w:fill="FDE7E5"/>
@@ -2568,7 +2719,7 @@
             <w:tcBorders>
               <w:top w:val="nil"/>
               <w:left w:val="nil"/>
-              <w:bottom w:val="single" w:sz="4" w:color="DDE3EA" w:space="0"/>
+              <w:bottom w:val="single" w:sz="4" w:color="E6EAF0" w:space="0"/>
               <w:right w:val="nil"/>
             </w:tcBorders>
           </w:tcPr>
@@ -2595,7 +2746,7 @@
             <w:tcBorders>
               <w:top w:val="nil"/>
               <w:left w:val="nil"/>
-              <w:bottom w:val="single" w:sz="4" w:color="DDE3EA" w:space="0"/>
+              <w:bottom w:val="single" w:sz="4" w:color="E6EAF0" w:space="0"/>
               <w:right w:val="nil"/>
             </w:tcBorders>
           </w:tcPr>
@@ -2645,7 +2796,7 @@
             <w:tcBorders>
               <w:top w:val="nil"/>
               <w:left w:val="nil"/>
-              <w:bottom w:val="single" w:sz="4" w:color="DDE3EA" w:space="0"/>
+              <w:bottom w:val="single" w:sz="4" w:color="E6EAF0" w:space="0"/>
               <w:right w:val="nil"/>
             </w:tcBorders>
           </w:tcPr>
@@ -2669,7 +2820,7 @@
             <w:tcBorders>
               <w:top w:val="nil"/>
               <w:left w:val="nil"/>
-              <w:bottom w:val="single" w:sz="4" w:color="DDE3EA" w:space="0"/>
+              <w:bottom w:val="single" w:sz="4" w:color="E6EAF0" w:space="0"/>
               <w:right w:val="nil"/>
             </w:tcBorders>
           </w:tcPr>
@@ -2693,7 +2844,7 @@
             <w:tcBorders>
               <w:top w:val="nil"/>
               <w:left w:val="nil"/>
-              <w:bottom w:val="single" w:sz="4" w:color="DDE3EA" w:space="0"/>
+              <w:bottom w:val="single" w:sz="4" w:color="E6EAF0" w:space="0"/>
               <w:right w:val="nil"/>
             </w:tcBorders>
           </w:tcPr>
@@ -2717,7 +2868,7 @@
             <w:tcBorders>
               <w:top w:val="nil"/>
               <w:left w:val="nil"/>
-              <w:bottom w:val="single" w:sz="4" w:color="DDE3EA" w:space="0"/>
+              <w:bottom w:val="single" w:sz="4" w:color="E6EAF0" w:space="0"/>
               <w:right w:val="nil"/>
             </w:tcBorders>
             <w:shd w:val="clear" w:color="auto" w:fill="FDE7E5"/>
@@ -2742,7 +2893,7 @@
             <w:tcBorders>
               <w:top w:val="nil"/>
               <w:left w:val="nil"/>
-              <w:bottom w:val="single" w:sz="4" w:color="DDE3EA" w:space="0"/>
+              <w:bottom w:val="single" w:sz="4" w:color="E6EAF0" w:space="0"/>
               <w:right w:val="nil"/>
             </w:tcBorders>
           </w:tcPr>
@@ -2769,7 +2920,7 @@
             <w:tcBorders>
               <w:top w:val="nil"/>
               <w:left w:val="nil"/>
-              <w:bottom w:val="single" w:sz="4" w:color="DDE3EA" w:space="0"/>
+              <w:bottom w:val="single" w:sz="4" w:color="E6EAF0" w:space="0"/>
               <w:right w:val="nil"/>
             </w:tcBorders>
           </w:tcPr>
@@ -2802,7 +2953,7 @@
             <w:tcBorders>
               <w:top w:val="nil"/>
               <w:left w:val="nil"/>
-              <w:bottom w:val="single" w:sz="4" w:color="DDE3EA" w:space="0"/>
+              <w:bottom w:val="single" w:sz="4" w:color="E6EAF0" w:space="0"/>
               <w:right w:val="nil"/>
             </w:tcBorders>
           </w:tcPr>
@@ -2826,7 +2977,7 @@
             <w:tcBorders>
               <w:top w:val="nil"/>
               <w:left w:val="nil"/>
-              <w:bottom w:val="single" w:sz="4" w:color="DDE3EA" w:space="0"/>
+              <w:bottom w:val="single" w:sz="4" w:color="E6EAF0" w:space="0"/>
               <w:right w:val="nil"/>
             </w:tcBorders>
           </w:tcPr>
@@ -2850,7 +3001,7 @@
             <w:tcBorders>
               <w:top w:val="nil"/>
               <w:left w:val="nil"/>
-              <w:bottom w:val="single" w:sz="4" w:color="DDE3EA" w:space="0"/>
+              <w:bottom w:val="single" w:sz="4" w:color="E6EAF0" w:space="0"/>
               <w:right w:val="nil"/>
             </w:tcBorders>
           </w:tcPr>
@@ -2874,7 +3025,7 @@
             <w:tcBorders>
               <w:top w:val="nil"/>
               <w:left w:val="nil"/>
-              <w:bottom w:val="single" w:sz="4" w:color="DDE3EA" w:space="0"/>
+              <w:bottom w:val="single" w:sz="4" w:color="E6EAF0" w:space="0"/>
               <w:right w:val="nil"/>
             </w:tcBorders>
           </w:tcPr>
@@ -2898,7 +3049,7 @@
             <w:tcBorders>
               <w:top w:val="nil"/>
               <w:left w:val="nil"/>
-              <w:bottom w:val="single" w:sz="4" w:color="DDE3EA" w:space="0"/>
+              <w:bottom w:val="single" w:sz="4" w:color="E6EAF0" w:space="0"/>
               <w:right w:val="nil"/>
             </w:tcBorders>
           </w:tcPr>
@@ -2925,7 +3076,7 @@
             <w:tcBorders>
               <w:top w:val="nil"/>
               <w:left w:val="nil"/>
-              <w:bottom w:val="single" w:sz="4" w:color="DDE3EA" w:space="0"/>
+              <w:bottom w:val="single" w:sz="4" w:color="E6EAF0" w:space="0"/>
               <w:right w:val="nil"/>
             </w:tcBorders>
           </w:tcPr>
@@ -2992,7 +3143,7 @@
             <w:tcBorders>
               <w:top w:val="nil"/>
               <w:left w:val="nil"/>
-              <w:bottom w:val="single" w:sz="4" w:color="DDE3EA" w:space="0"/>
+              <w:bottom w:val="single" w:sz="4" w:color="E6EAF0" w:space="0"/>
               <w:right w:val="nil"/>
             </w:tcBorders>
           </w:tcPr>
@@ -3016,7 +3167,7 @@
             <w:tcBorders>
               <w:top w:val="nil"/>
               <w:left w:val="nil"/>
-              <w:bottom w:val="single" w:sz="4" w:color="DDE3EA" w:space="0"/>
+              <w:bottom w:val="single" w:sz="4" w:color="E6EAF0" w:space="0"/>
               <w:right w:val="nil"/>
             </w:tcBorders>
           </w:tcPr>
@@ -3040,7 +3191,7 @@
             <w:tcBorders>
               <w:top w:val="nil"/>
               <w:left w:val="nil"/>
-              <w:bottom w:val="single" w:sz="4" w:color="DDE3EA" w:space="0"/>
+              <w:bottom w:val="single" w:sz="4" w:color="E6EAF0" w:space="0"/>
               <w:right w:val="nil"/>
             </w:tcBorders>
           </w:tcPr>
@@ -3064,7 +3215,7 @@
             <w:tcBorders>
               <w:top w:val="nil"/>
               <w:left w:val="nil"/>
-              <w:bottom w:val="single" w:sz="4" w:color="DDE3EA" w:space="0"/>
+              <w:bottom w:val="single" w:sz="4" w:color="E6EAF0" w:space="0"/>
               <w:right w:val="nil"/>
             </w:tcBorders>
           </w:tcPr>
@@ -3088,7 +3239,7 @@
             <w:tcBorders>
               <w:top w:val="nil"/>
               <w:left w:val="nil"/>
-              <w:bottom w:val="single" w:sz="4" w:color="DDE3EA" w:space="0"/>
+              <w:bottom w:val="single" w:sz="4" w:color="E6EAF0" w:space="0"/>
               <w:right w:val="nil"/>
             </w:tcBorders>
           </w:tcPr>
@@ -3115,7 +3266,7 @@
             <w:tcBorders>
               <w:top w:val="nil"/>
               <w:left w:val="nil"/>
-              <w:bottom w:val="single" w:sz="4" w:color="DDE3EA" w:space="0"/>
+              <w:bottom w:val="single" w:sz="4" w:color="E6EAF0" w:space="0"/>
               <w:right w:val="nil"/>
             </w:tcBorders>
           </w:tcPr>
@@ -3182,7 +3333,7 @@
             <w:tcBorders>
               <w:top w:val="nil"/>
               <w:left w:val="nil"/>
-              <w:bottom w:val="single" w:sz="4" w:color="DDE3EA" w:space="0"/>
+              <w:bottom w:val="single" w:sz="4" w:color="E6EAF0" w:space="0"/>
               <w:right w:val="nil"/>
             </w:tcBorders>
           </w:tcPr>
@@ -3206,7 +3357,7 @@
             <w:tcBorders>
               <w:top w:val="nil"/>
               <w:left w:val="nil"/>
-              <w:bottom w:val="single" w:sz="4" w:color="DDE3EA" w:space="0"/>
+              <w:bottom w:val="single" w:sz="4" w:color="E6EAF0" w:space="0"/>
               <w:right w:val="nil"/>
             </w:tcBorders>
           </w:tcPr>
@@ -3230,7 +3381,7 @@
             <w:tcBorders>
               <w:top w:val="nil"/>
               <w:left w:val="nil"/>
-              <w:bottom w:val="single" w:sz="4" w:color="DDE3EA" w:space="0"/>
+              <w:bottom w:val="single" w:sz="4" w:color="E6EAF0" w:space="0"/>
               <w:right w:val="nil"/>
             </w:tcBorders>
           </w:tcPr>
@@ -3254,7 +3405,7 @@
             <w:tcBorders>
               <w:top w:val="nil"/>
               <w:left w:val="nil"/>
-              <w:bottom w:val="single" w:sz="4" w:color="DDE3EA" w:space="0"/>
+              <w:bottom w:val="single" w:sz="4" w:color="E6EAF0" w:space="0"/>
               <w:right w:val="nil"/>
             </w:tcBorders>
           </w:tcPr>
@@ -3278,7 +3429,7 @@
             <w:tcBorders>
               <w:top w:val="nil"/>
               <w:left w:val="nil"/>
-              <w:bottom w:val="single" w:sz="4" w:color="DDE3EA" w:space="0"/>
+              <w:bottom w:val="single" w:sz="4" w:color="E6EAF0" w:space="0"/>
               <w:right w:val="nil"/>
             </w:tcBorders>
           </w:tcPr>
@@ -3305,7 +3456,7 @@
             <w:tcBorders>
               <w:top w:val="nil"/>
               <w:left w:val="nil"/>
-              <w:bottom w:val="single" w:sz="4" w:color="DDE3EA" w:space="0"/>
+              <w:bottom w:val="single" w:sz="4" w:color="E6EAF0" w:space="0"/>
               <w:right w:val="nil"/>
             </w:tcBorders>
           </w:tcPr>
@@ -3372,7 +3523,7 @@
             <w:tcBorders>
               <w:top w:val="nil"/>
               <w:left w:val="nil"/>
-              <w:bottom w:val="single" w:sz="4" w:color="DDE3EA" w:space="0"/>
+              <w:bottom w:val="single" w:sz="4" w:color="E6EAF0" w:space="0"/>
               <w:right w:val="nil"/>
             </w:tcBorders>
           </w:tcPr>
@@ -3396,7 +3547,7 @@
             <w:tcBorders>
               <w:top w:val="nil"/>
               <w:left w:val="nil"/>
-              <w:bottom w:val="single" w:sz="4" w:color="DDE3EA" w:space="0"/>
+              <w:bottom w:val="single" w:sz="4" w:color="E6EAF0" w:space="0"/>
               <w:right w:val="nil"/>
             </w:tcBorders>
           </w:tcPr>
@@ -3420,7 +3571,7 @@
             <w:tcBorders>
               <w:top w:val="nil"/>
               <w:left w:val="nil"/>
-              <w:bottom w:val="single" w:sz="4" w:color="DDE3EA" w:space="0"/>
+              <w:bottom w:val="single" w:sz="4" w:color="E6EAF0" w:space="0"/>
               <w:right w:val="nil"/>
             </w:tcBorders>
           </w:tcPr>
@@ -3444,7 +3595,7 @@
             <w:tcBorders>
               <w:top w:val="nil"/>
               <w:left w:val="nil"/>
-              <w:bottom w:val="single" w:sz="4" w:color="DDE3EA" w:space="0"/>
+              <w:bottom w:val="single" w:sz="4" w:color="E6EAF0" w:space="0"/>
               <w:right w:val="nil"/>
             </w:tcBorders>
           </w:tcPr>
@@ -3468,7 +3619,7 @@
             <w:tcBorders>
               <w:top w:val="nil"/>
               <w:left w:val="nil"/>
-              <w:bottom w:val="single" w:sz="4" w:color="DDE3EA" w:space="0"/>
+              <w:bottom w:val="single" w:sz="4" w:color="E6EAF0" w:space="0"/>
               <w:right w:val="nil"/>
             </w:tcBorders>
           </w:tcPr>
@@ -3495,7 +3646,7 @@
             <w:tcBorders>
               <w:top w:val="nil"/>
               <w:left w:val="nil"/>
-              <w:bottom w:val="single" w:sz="4" w:color="DDE3EA" w:space="0"/>
+              <w:bottom w:val="single" w:sz="4" w:color="E6EAF0" w:space="0"/>
               <w:right w:val="nil"/>
             </w:tcBorders>
           </w:tcPr>
@@ -3562,7 +3713,7 @@
             <w:tcBorders>
               <w:top w:val="nil"/>
               <w:left w:val="nil"/>
-              <w:bottom w:val="single" w:sz="4" w:color="DDE3EA" w:space="0"/>
+              <w:bottom w:val="single" w:sz="4" w:color="E6EAF0" w:space="0"/>
               <w:right w:val="nil"/>
             </w:tcBorders>
           </w:tcPr>
@@ -3586,7 +3737,7 @@
             <w:tcBorders>
               <w:top w:val="nil"/>
               <w:left w:val="nil"/>
-              <w:bottom w:val="single" w:sz="4" w:color="DDE3EA" w:space="0"/>
+              <w:bottom w:val="single" w:sz="4" w:color="E6EAF0" w:space="0"/>
               <w:right w:val="nil"/>
             </w:tcBorders>
           </w:tcPr>
@@ -3610,7 +3761,7 @@
             <w:tcBorders>
               <w:top w:val="nil"/>
               <w:left w:val="nil"/>
-              <w:bottom w:val="single" w:sz="4" w:color="DDE3EA" w:space="0"/>
+              <w:bottom w:val="single" w:sz="4" w:color="E6EAF0" w:space="0"/>
               <w:right w:val="nil"/>
             </w:tcBorders>
           </w:tcPr>
@@ -3634,7 +3785,7 @@
             <w:tcBorders>
               <w:top w:val="nil"/>
               <w:left w:val="nil"/>
-              <w:bottom w:val="single" w:sz="4" w:color="DDE3EA" w:space="0"/>
+              <w:bottom w:val="single" w:sz="4" w:color="E6EAF0" w:space="0"/>
               <w:right w:val="nil"/>
             </w:tcBorders>
             <w:shd w:val="clear" w:color="auto" w:fill="E3F3E8"/>
@@ -3659,7 +3810,7 @@
             <w:tcBorders>
               <w:top w:val="nil"/>
               <w:left w:val="nil"/>
-              <w:bottom w:val="single" w:sz="4" w:color="DDE3EA" w:space="0"/>
+              <w:bottom w:val="single" w:sz="4" w:color="E6EAF0" w:space="0"/>
               <w:right w:val="nil"/>
             </w:tcBorders>
           </w:tcPr>
@@ -3686,7 +3837,7 @@
             <w:tcBorders>
               <w:top w:val="nil"/>
               <w:left w:val="nil"/>
-              <w:bottom w:val="single" w:sz="4" w:color="DDE3EA" w:space="0"/>
+              <w:bottom w:val="single" w:sz="4" w:color="E6EAF0" w:space="0"/>
               <w:right w:val="nil"/>
             </w:tcBorders>
           </w:tcPr>
@@ -3753,7 +3904,7 @@
             <w:tcBorders>
               <w:top w:val="nil"/>
               <w:left w:val="nil"/>
-              <w:bottom w:val="single" w:sz="4" w:color="DDE3EA" w:space="0"/>
+              <w:bottom w:val="single" w:sz="4" w:color="E6EAF0" w:space="0"/>
               <w:right w:val="nil"/>
             </w:tcBorders>
           </w:tcPr>
@@ -3777,7 +3928,7 @@
             <w:tcBorders>
               <w:top w:val="nil"/>
               <w:left w:val="nil"/>
-              <w:bottom w:val="single" w:sz="4" w:color="DDE3EA" w:space="0"/>
+              <w:bottom w:val="single" w:sz="4" w:color="E6EAF0" w:space="0"/>
               <w:right w:val="nil"/>
             </w:tcBorders>
           </w:tcPr>
@@ -3801,7 +3952,7 @@
             <w:tcBorders>
               <w:top w:val="nil"/>
               <w:left w:val="nil"/>
-              <w:bottom w:val="single" w:sz="4" w:color="DDE3EA" w:space="0"/>
+              <w:bottom w:val="single" w:sz="4" w:color="E6EAF0" w:space="0"/>
               <w:right w:val="nil"/>
             </w:tcBorders>
           </w:tcPr>
@@ -3825,7 +3976,7 @@
             <w:tcBorders>
               <w:top w:val="nil"/>
               <w:left w:val="nil"/>
-              <w:bottom w:val="single" w:sz="4" w:color="DDE3EA" w:space="0"/>
+              <w:bottom w:val="single" w:sz="4" w:color="E6EAF0" w:space="0"/>
               <w:right w:val="nil"/>
             </w:tcBorders>
             <w:shd w:val="clear" w:color="auto" w:fill="E3F3E8"/>
@@ -3850,7 +4001,7 @@
             <w:tcBorders>
               <w:top w:val="nil"/>
               <w:left w:val="nil"/>
-              <w:bottom w:val="single" w:sz="4" w:color="DDE3EA" w:space="0"/>
+              <w:bottom w:val="single" w:sz="4" w:color="E6EAF0" w:space="0"/>
               <w:right w:val="nil"/>
             </w:tcBorders>
           </w:tcPr>
@@ -3877,7 +4028,7 @@
             <w:tcBorders>
               <w:top w:val="nil"/>
               <w:left w:val="nil"/>
-              <w:bottom w:val="single" w:sz="4" w:color="DDE3EA" w:space="0"/>
+              <w:bottom w:val="single" w:sz="4" w:color="E6EAF0" w:space="0"/>
               <w:right w:val="nil"/>
             </w:tcBorders>
           </w:tcPr>
@@ -3944,7 +4095,7 @@
             <w:tcBorders>
               <w:top w:val="nil"/>
               <w:left w:val="nil"/>
-              <w:bottom w:val="single" w:sz="4" w:color="DDE3EA" w:space="0"/>
+              <w:bottom w:val="single" w:sz="4" w:color="E6EAF0" w:space="0"/>
               <w:right w:val="nil"/>
             </w:tcBorders>
           </w:tcPr>
@@ -3968,7 +4119,7 @@
             <w:tcBorders>
               <w:top w:val="nil"/>
               <w:left w:val="nil"/>
-              <w:bottom w:val="single" w:sz="4" w:color="DDE3EA" w:space="0"/>
+              <w:bottom w:val="single" w:sz="4" w:color="E6EAF0" w:space="0"/>
               <w:right w:val="nil"/>
             </w:tcBorders>
           </w:tcPr>
@@ -3992,7 +4143,7 @@
             <w:tcBorders>
               <w:top w:val="nil"/>
               <w:left w:val="nil"/>
-              <w:bottom w:val="single" w:sz="4" w:color="DDE3EA" w:space="0"/>
+              <w:bottom w:val="single" w:sz="4" w:color="E6EAF0" w:space="0"/>
               <w:right w:val="nil"/>
             </w:tcBorders>
           </w:tcPr>
@@ -4016,7 +4167,7 @@
             <w:tcBorders>
               <w:top w:val="nil"/>
               <w:left w:val="nil"/>
-              <w:bottom w:val="single" w:sz="4" w:color="DDE3EA" w:space="0"/>
+              <w:bottom w:val="single" w:sz="4" w:color="E6EAF0" w:space="0"/>
               <w:right w:val="nil"/>
             </w:tcBorders>
             <w:shd w:val="clear" w:color="auto" w:fill="E3F3E8"/>
@@ -4041,7 +4192,7 @@
             <w:tcBorders>
               <w:top w:val="nil"/>
               <w:left w:val="nil"/>
-              <w:bottom w:val="single" w:sz="4" w:color="DDE3EA" w:space="0"/>
+              <w:bottom w:val="single" w:sz="4" w:color="E6EAF0" w:space="0"/>
               <w:right w:val="nil"/>
             </w:tcBorders>
           </w:tcPr>
@@ -4068,7 +4219,7 @@
             <w:tcBorders>
               <w:top w:val="nil"/>
               <w:left w:val="nil"/>
-              <w:bottom w:val="single" w:sz="4" w:color="DDE3EA" w:space="0"/>
+              <w:bottom w:val="single" w:sz="4" w:color="E6EAF0" w:space="0"/>
               <w:right w:val="nil"/>
             </w:tcBorders>
           </w:tcPr>
@@ -4118,7 +4269,7 @@
             <w:tcBorders>
               <w:top w:val="nil"/>
               <w:left w:val="nil"/>
-              <w:bottom w:val="single" w:sz="4" w:color="DDE3EA" w:space="0"/>
+              <w:bottom w:val="single" w:sz="4" w:color="E6EAF0" w:space="0"/>
               <w:right w:val="nil"/>
             </w:tcBorders>
           </w:tcPr>
@@ -4142,7 +4293,7 @@
             <w:tcBorders>
               <w:top w:val="nil"/>
               <w:left w:val="nil"/>
-              <w:bottom w:val="single" w:sz="4" w:color="DDE3EA" w:space="0"/>
+              <w:bottom w:val="single" w:sz="4" w:color="E6EAF0" w:space="0"/>
               <w:right w:val="nil"/>
             </w:tcBorders>
           </w:tcPr>
@@ -4166,7 +4317,7 @@
             <w:tcBorders>
               <w:top w:val="nil"/>
               <w:left w:val="nil"/>
-              <w:bottom w:val="single" w:sz="4" w:color="DDE3EA" w:space="0"/>
+              <w:bottom w:val="single" w:sz="4" w:color="E6EAF0" w:space="0"/>
               <w:right w:val="nil"/>
             </w:tcBorders>
           </w:tcPr>
@@ -4190,7 +4341,7 @@
             <w:tcBorders>
               <w:top w:val="nil"/>
               <w:left w:val="nil"/>
-              <w:bottom w:val="single" w:sz="4" w:color="DDE3EA" w:space="0"/>
+              <w:bottom w:val="single" w:sz="4" w:color="E6EAF0" w:space="0"/>
               <w:right w:val="nil"/>
             </w:tcBorders>
           </w:tcPr>
@@ -4214,7 +4365,7 @@
             <w:tcBorders>
               <w:top w:val="nil"/>
               <w:left w:val="nil"/>
-              <w:bottom w:val="single" w:sz="4" w:color="DDE3EA" w:space="0"/>
+              <w:bottom w:val="single" w:sz="4" w:color="E6EAF0" w:space="0"/>
               <w:right w:val="nil"/>
             </w:tcBorders>
           </w:tcPr>
@@ -4241,7 +4392,7 @@
             <w:tcBorders>
               <w:top w:val="nil"/>
               <w:left w:val="nil"/>
-              <w:bottom w:val="single" w:sz="4" w:color="DDE3EA" w:space="0"/>
+              <w:bottom w:val="single" w:sz="4" w:color="E6EAF0" w:space="0"/>
               <w:right w:val="nil"/>
             </w:tcBorders>
           </w:tcPr>
@@ -4308,7 +4459,7 @@
             <w:tcBorders>
               <w:top w:val="nil"/>
               <w:left w:val="nil"/>
-              <w:bottom w:val="single" w:sz="4" w:color="DDE3EA" w:space="0"/>
+              <w:bottom w:val="single" w:sz="4" w:color="E6EAF0" w:space="0"/>
               <w:right w:val="nil"/>
             </w:tcBorders>
           </w:tcPr>
@@ -4332,7 +4483,7 @@
             <w:tcBorders>
               <w:top w:val="nil"/>
               <w:left w:val="nil"/>
-              <w:bottom w:val="single" w:sz="4" w:color="DDE3EA" w:space="0"/>
+              <w:bottom w:val="single" w:sz="4" w:color="E6EAF0" w:space="0"/>
               <w:right w:val="nil"/>
             </w:tcBorders>
           </w:tcPr>
@@ -4356,7 +4507,7 @@
             <w:tcBorders>
               <w:top w:val="nil"/>
               <w:left w:val="nil"/>
-              <w:bottom w:val="single" w:sz="4" w:color="DDE3EA" w:space="0"/>
+              <w:bottom w:val="single" w:sz="4" w:color="E6EAF0" w:space="0"/>
               <w:right w:val="nil"/>
             </w:tcBorders>
           </w:tcPr>
@@ -4380,7 +4531,7 @@
             <w:tcBorders>
               <w:top w:val="nil"/>
               <w:left w:val="nil"/>
-              <w:bottom w:val="single" w:sz="4" w:color="DDE3EA" w:space="0"/>
+              <w:bottom w:val="single" w:sz="4" w:color="E6EAF0" w:space="0"/>
               <w:right w:val="nil"/>
             </w:tcBorders>
             <w:shd w:val="clear" w:color="auto" w:fill="E3F3E8"/>
@@ -4405,7 +4556,7 @@
             <w:tcBorders>
               <w:top w:val="nil"/>
               <w:left w:val="nil"/>
-              <w:bottom w:val="single" w:sz="4" w:color="DDE3EA" w:space="0"/>
+              <w:bottom w:val="single" w:sz="4" w:color="E6EAF0" w:space="0"/>
               <w:right w:val="nil"/>
             </w:tcBorders>
           </w:tcPr>
@@ -4432,7 +4583,7 @@
             <w:tcBorders>
               <w:top w:val="nil"/>
               <w:left w:val="nil"/>
-              <w:bottom w:val="single" w:sz="4" w:color="DDE3EA" w:space="0"/>
+              <w:bottom w:val="single" w:sz="4" w:color="E6EAF0" w:space="0"/>
               <w:right w:val="nil"/>
             </w:tcBorders>
           </w:tcPr>
@@ -4499,7 +4650,7 @@
             <w:tcBorders>
               <w:top w:val="nil"/>
               <w:left w:val="nil"/>
-              <w:bottom w:val="single" w:sz="4" w:color="DDE3EA" w:space="0"/>
+              <w:bottom w:val="single" w:sz="4" w:color="E6EAF0" w:space="0"/>
               <w:right w:val="nil"/>
             </w:tcBorders>
           </w:tcPr>
@@ -4523,7 +4674,7 @@
             <w:tcBorders>
               <w:top w:val="nil"/>
               <w:left w:val="nil"/>
-              <w:bottom w:val="single" w:sz="4" w:color="DDE3EA" w:space="0"/>
+              <w:bottom w:val="single" w:sz="4" w:color="E6EAF0" w:space="0"/>
               <w:right w:val="nil"/>
             </w:tcBorders>
           </w:tcPr>
@@ -4547,7 +4698,7 @@
             <w:tcBorders>
               <w:top w:val="nil"/>
               <w:left w:val="nil"/>
-              <w:bottom w:val="single" w:sz="4" w:color="DDE3EA" w:space="0"/>
+              <w:bottom w:val="single" w:sz="4" w:color="E6EAF0" w:space="0"/>
               <w:right w:val="nil"/>
             </w:tcBorders>
           </w:tcPr>
@@ -4571,7 +4722,7 @@
             <w:tcBorders>
               <w:top w:val="nil"/>
               <w:left w:val="nil"/>
-              <w:bottom w:val="single" w:sz="4" w:color="DDE3EA" w:space="0"/>
+              <w:bottom w:val="single" w:sz="4" w:color="E6EAF0" w:space="0"/>
               <w:right w:val="nil"/>
             </w:tcBorders>
             <w:shd w:val="clear" w:color="auto" w:fill="E3F3E8"/>
@@ -4596,7 +4747,7 @@
             <w:tcBorders>
               <w:top w:val="nil"/>
               <w:left w:val="nil"/>
-              <w:bottom w:val="single" w:sz="4" w:color="DDE3EA" w:space="0"/>
+              <w:bottom w:val="single" w:sz="4" w:color="E6EAF0" w:space="0"/>
               <w:right w:val="nil"/>
             </w:tcBorders>
           </w:tcPr>
@@ -4623,7 +4774,7 @@
             <w:tcBorders>
               <w:top w:val="nil"/>
               <w:left w:val="nil"/>
-              <w:bottom w:val="single" w:sz="4" w:color="DDE3EA" w:space="0"/>
+              <w:bottom w:val="single" w:sz="4" w:color="E6EAF0" w:space="0"/>
               <w:right w:val="nil"/>
             </w:tcBorders>
           </w:tcPr>
@@ -4690,7 +4841,7 @@
             <w:tcBorders>
               <w:top w:val="nil"/>
               <w:left w:val="nil"/>
-              <w:bottom w:val="single" w:sz="4" w:color="DDE3EA" w:space="0"/>
+              <w:bottom w:val="single" w:sz="4" w:color="E6EAF0" w:space="0"/>
               <w:right w:val="nil"/>
             </w:tcBorders>
           </w:tcPr>
@@ -4714,7 +4865,7 @@
             <w:tcBorders>
               <w:top w:val="nil"/>
               <w:left w:val="nil"/>
-              <w:bottom w:val="single" w:sz="4" w:color="DDE3EA" w:space="0"/>
+              <w:bottom w:val="single" w:sz="4" w:color="E6EAF0" w:space="0"/>
               <w:right w:val="nil"/>
             </w:tcBorders>
           </w:tcPr>
@@ -4738,7 +4889,7 @@
             <w:tcBorders>
               <w:top w:val="nil"/>
               <w:left w:val="nil"/>
-              <w:bottom w:val="single" w:sz="4" w:color="DDE3EA" w:space="0"/>
+              <w:bottom w:val="single" w:sz="4" w:color="E6EAF0" w:space="0"/>
               <w:right w:val="nil"/>
             </w:tcBorders>
           </w:tcPr>
@@ -4762,7 +4913,7 @@
             <w:tcBorders>
               <w:top w:val="nil"/>
               <w:left w:val="nil"/>
-              <w:bottom w:val="single" w:sz="4" w:color="DDE3EA" w:space="0"/>
+              <w:bottom w:val="single" w:sz="4" w:color="E6EAF0" w:space="0"/>
               <w:right w:val="nil"/>
             </w:tcBorders>
             <w:shd w:val="clear" w:color="auto" w:fill="FDF1D8"/>
@@ -4787,7 +4938,7 @@
             <w:tcBorders>
               <w:top w:val="nil"/>
               <w:left w:val="nil"/>
-              <w:bottom w:val="single" w:sz="4" w:color="DDE3EA" w:space="0"/>
+              <w:bottom w:val="single" w:sz="4" w:color="E6EAF0" w:space="0"/>
               <w:right w:val="nil"/>
             </w:tcBorders>
           </w:tcPr>
@@ -4820,7 +4971,7 @@
       <w:r>
         <w:rPr>
           <w:b w:val="0"/>
-          <w:color w:val="5F6B7A"/>
+          <w:color w:val="667085"/>
           <w:sz w:val="16"/>
         </w:rPr>
         <w:t>Colours: green change – the metric is improving, red – worsening. Latest-period cell background: green – good level, amber – average, red – weak (tool benchmarks, config/metric_rules.yaml).</w:t>
@@ -4833,7 +4984,7 @@
       <w:r>
         <w:rPr>
           <w:b w:val="0"/>
-          <w:color w:val="5F6B7A"/>
+          <w:color w:val="667085"/>
           <w:sz w:val="16"/>
         </w:rPr>
         <w:t>* – taken from the report summary;  ᶜ – calculated by the tool. Small numbers next to text link to the source (opens the document at the cited page).</w:t>
@@ -4879,7 +5030,7 @@
       <w:pPr>
         <w:keepNext/>
         <w:pBdr>
-          <w:bottom w:val="single" w:sz="8" w:color="1F4E79" w:space="4"/>
+          <w:bottom w:val="single" w:sz="8" w:color="12355B" w:space="4"/>
         </w:pBdr>
         <w:tabs>
           <w:tab w:pos="482" w:val="left"/>
@@ -4892,13 +5043,13 @@
           <w:color w:val="2A78D6"/>
           <w:sz w:val="18"/>
         </w:rPr>
-        <w:t>04</w:t>
+        <w:t>03</w:t>
         <w:tab/>
       </w:r>
       <w:r>
         <w:rPr>
           <w:b/>
-          <w:color w:val="1F4E79"/>
+          <w:color w:val="12355B"/>
           <w:sz w:val="28"/>
         </w:rPr>
         <w:t>Business performance review</w:t>
@@ -5091,7 +5242,7 @@
       <w:pPr>
         <w:keepNext/>
         <w:pBdr>
-          <w:bottom w:val="single" w:sz="8" w:color="1F4E79" w:space="4"/>
+          <w:bottom w:val="single" w:sz="8" w:color="12355B" w:space="4"/>
         </w:pBdr>
         <w:tabs>
           <w:tab w:pos="482" w:val="left"/>
@@ -5104,13 +5255,13 @@
           <w:color w:val="2A78D6"/>
           <w:sz w:val="18"/>
         </w:rPr>
-        <w:t>05</w:t>
+        <w:t>04</w:t>
         <w:tab/>
       </w:r>
       <w:r>
         <w:rPr>
           <w:b/>
-          <w:color w:val="1F4E79"/>
+          <w:color w:val="12355B"/>
           <w:sz w:val="28"/>
         </w:rPr>
         <w:t>Financials</w:t>
@@ -5229,7 +5380,7 @@
       <w:pPr>
         <w:keepNext/>
         <w:pBdr>
-          <w:bottom w:val="single" w:sz="8" w:color="1F4E79" w:space="4"/>
+          <w:bottom w:val="single" w:sz="8" w:color="12355B" w:space="4"/>
         </w:pBdr>
         <w:tabs>
           <w:tab w:pos="482" w:val="left"/>
@@ -5242,13 +5393,13 @@
           <w:color w:val="2A78D6"/>
           <w:sz w:val="18"/>
         </w:rPr>
-        <w:t>06</w:t>
+        <w:t>05</w:t>
         <w:tab/>
       </w:r>
       <w:r>
         <w:rPr>
           <w:b/>
-          <w:color w:val="1F4E79"/>
+          <w:color w:val="12355B"/>
           <w:sz w:val="28"/>
         </w:rPr>
         <w:t>Past plans vs outcomes</w:t>
@@ -5285,12 +5436,11 @@
           <w:tcPr>
             <w:tcW w:type="dxa" w:w="2578"/>
             <w:tcBorders>
-              <w:top w:val="single" w:sz="12" w:color="1F4E79" w:space="0"/>
+              <w:top w:val="nil"/>
               <w:left w:val="nil"/>
-              <w:bottom w:val="single" w:sz="4" w:color="C9D3DE" w:space="0"/>
+              <w:bottom w:val="single" w:sz="8" w:color="12355B" w:space="0"/>
               <w:right w:val="nil"/>
             </w:tcBorders>
-            <w:shd w:val="clear" w:color="auto" w:fill="EAF1F8"/>
           </w:tcPr>
           <w:p>
             <w:pPr>
@@ -5300,8 +5450,8 @@
               <w:rPr>
                 <w:b/>
                 <w:caps/>
-                <w:color w:val="1F4E79"/>
-                <w:sz w:val="16"/>
+                <w:color w:val="667085"/>
+                <w:sz w:val="14"/>
               </w:rPr>
               <w:t>Plan / target</w:t>
             </w:r>
@@ -5311,12 +5461,11 @@
           <w:tcPr>
             <w:tcW w:type="dxa" w:w="2578"/>
             <w:tcBorders>
-              <w:top w:val="single" w:sz="12" w:color="1F4E79" w:space="0"/>
+              <w:top w:val="nil"/>
               <w:left w:val="nil"/>
-              <w:bottom w:val="single" w:sz="4" w:color="C9D3DE" w:space="0"/>
+              <w:bottom w:val="single" w:sz="8" w:color="12355B" w:space="0"/>
               <w:right w:val="nil"/>
             </w:tcBorders>
-            <w:shd w:val="clear" w:color="auto" w:fill="EAF1F8"/>
           </w:tcPr>
           <w:p>
             <w:pPr>
@@ -5326,8 +5475,8 @@
               <w:rPr>
                 <w:b/>
                 <w:caps/>
-                <w:color w:val="1F4E79"/>
-                <w:sz w:val="16"/>
+                <w:color w:val="667085"/>
+                <w:sz w:val="14"/>
               </w:rPr>
               <w:t>Outcome</w:t>
             </w:r>
@@ -5337,12 +5486,11 @@
           <w:tcPr>
             <w:tcW w:type="dxa" w:w="3138"/>
             <w:tcBorders>
-              <w:top w:val="single" w:sz="12" w:color="1F4E79" w:space="0"/>
+              <w:top w:val="nil"/>
               <w:left w:val="nil"/>
-              <w:bottom w:val="single" w:sz="4" w:color="C9D3DE" w:space="0"/>
+              <w:bottom w:val="single" w:sz="8" w:color="12355B" w:space="0"/>
               <w:right w:val="nil"/>
             </w:tcBorders>
-            <w:shd w:val="clear" w:color="auto" w:fill="EAF1F8"/>
           </w:tcPr>
           <w:p>
             <w:pPr>
@@ -5352,8 +5500,8 @@
               <w:rPr>
                 <w:b/>
                 <w:caps/>
-                <w:color w:val="1F4E79"/>
-                <w:sz w:val="16"/>
+                <w:color w:val="667085"/>
+                <w:sz w:val="14"/>
               </w:rPr>
               <w:t>What changed and why</w:t>
             </w:r>
@@ -5363,12 +5511,11 @@
           <w:tcPr>
             <w:tcW w:type="dxa" w:w="1345"/>
             <w:tcBorders>
-              <w:top w:val="single" w:sz="12" w:color="1F4E79" w:space="0"/>
+              <w:top w:val="nil"/>
               <w:left w:val="nil"/>
-              <w:bottom w:val="single" w:sz="4" w:color="C9D3DE" w:space="0"/>
+              <w:bottom w:val="single" w:sz="8" w:color="12355B" w:space="0"/>
               <w:right w:val="nil"/>
             </w:tcBorders>
-            <w:shd w:val="clear" w:color="auto" w:fill="EAF1F8"/>
           </w:tcPr>
           <w:p>
             <w:pPr>
@@ -5378,8 +5525,8 @@
               <w:rPr>
                 <w:b/>
                 <w:caps/>
-                <w:color w:val="1F4E79"/>
-                <w:sz w:val="16"/>
+                <w:color w:val="667085"/>
+                <w:sz w:val="14"/>
               </w:rPr>
               <w:t>Status</w:t>
             </w:r>
@@ -5393,7 +5540,7 @@
             <w:tcBorders>
               <w:top w:val="nil"/>
               <w:left w:val="nil"/>
-              <w:bottom w:val="single" w:sz="4" w:color="DDE3EA" w:space="0"/>
+              <w:bottom w:val="single" w:sz="4" w:color="E6EAF0" w:space="0"/>
               <w:right w:val="nil"/>
             </w:tcBorders>
           </w:tcPr>
@@ -5416,7 +5563,7 @@
             <w:tcBorders>
               <w:top w:val="nil"/>
               <w:left w:val="nil"/>
-              <w:bottom w:val="single" w:sz="4" w:color="DDE3EA" w:space="0"/>
+              <w:bottom w:val="single" w:sz="4" w:color="E6EAF0" w:space="0"/>
               <w:right w:val="nil"/>
             </w:tcBorders>
           </w:tcPr>
@@ -5466,7 +5613,7 @@
             <w:tcBorders>
               <w:top w:val="nil"/>
               <w:left w:val="nil"/>
-              <w:bottom w:val="single" w:sz="4" w:color="DDE3EA" w:space="0"/>
+              <w:bottom w:val="single" w:sz="4" w:color="E6EAF0" w:space="0"/>
               <w:right w:val="nil"/>
             </w:tcBorders>
           </w:tcPr>
@@ -5506,7 +5653,7 @@
             <w:tcBorders>
               <w:top w:val="nil"/>
               <w:left w:val="nil"/>
-              <w:bottom w:val="single" w:sz="4" w:color="DDE3EA" w:space="0"/>
+              <w:bottom w:val="single" w:sz="4" w:color="E6EAF0" w:space="0"/>
               <w:right w:val="nil"/>
             </w:tcBorders>
             <w:shd w:val="clear" w:color="auto" w:fill="E3F3E8"/>
@@ -5532,7 +5679,7 @@
             <w:tcBorders>
               <w:top w:val="nil"/>
               <w:left w:val="nil"/>
-              <w:bottom w:val="single" w:sz="4" w:color="DDE3EA" w:space="0"/>
+              <w:bottom w:val="single" w:sz="4" w:color="E6EAF0" w:space="0"/>
               <w:right w:val="nil"/>
             </w:tcBorders>
           </w:tcPr>
@@ -5555,7 +5702,7 @@
             <w:tcBorders>
               <w:top w:val="nil"/>
               <w:left w:val="nil"/>
-              <w:bottom w:val="single" w:sz="4" w:color="DDE3EA" w:space="0"/>
+              <w:bottom w:val="single" w:sz="4" w:color="E6EAF0" w:space="0"/>
               <w:right w:val="nil"/>
             </w:tcBorders>
           </w:tcPr>
@@ -5588,7 +5735,7 @@
             <w:tcBorders>
               <w:top w:val="nil"/>
               <w:left w:val="nil"/>
-              <w:bottom w:val="single" w:sz="4" w:color="DDE3EA" w:space="0"/>
+              <w:bottom w:val="single" w:sz="4" w:color="E6EAF0" w:space="0"/>
               <w:right w:val="nil"/>
             </w:tcBorders>
           </w:tcPr>
@@ -5628,7 +5775,7 @@
             <w:tcBorders>
               <w:top w:val="nil"/>
               <w:left w:val="nil"/>
-              <w:bottom w:val="single" w:sz="4" w:color="DDE3EA" w:space="0"/>
+              <w:bottom w:val="single" w:sz="4" w:color="E6EAF0" w:space="0"/>
               <w:right w:val="nil"/>
             </w:tcBorders>
             <w:shd w:val="clear" w:color="auto" w:fill="EAF1F8"/>
@@ -5654,7 +5801,7 @@
             <w:tcBorders>
               <w:top w:val="nil"/>
               <w:left w:val="nil"/>
-              <w:bottom w:val="single" w:sz="4" w:color="DDE3EA" w:space="0"/>
+              <w:bottom w:val="single" w:sz="4" w:color="E6EAF0" w:space="0"/>
               <w:right w:val="nil"/>
             </w:tcBorders>
           </w:tcPr>
@@ -5677,7 +5824,7 @@
             <w:tcBorders>
               <w:top w:val="nil"/>
               <w:left w:val="nil"/>
-              <w:bottom w:val="single" w:sz="4" w:color="DDE3EA" w:space="0"/>
+              <w:bottom w:val="single" w:sz="4" w:color="E6EAF0" w:space="0"/>
               <w:right w:val="nil"/>
             </w:tcBorders>
           </w:tcPr>
@@ -5727,7 +5874,7 @@
             <w:tcBorders>
               <w:top w:val="nil"/>
               <w:left w:val="nil"/>
-              <w:bottom w:val="single" w:sz="4" w:color="DDE3EA" w:space="0"/>
+              <w:bottom w:val="single" w:sz="4" w:color="E6EAF0" w:space="0"/>
               <w:right w:val="nil"/>
             </w:tcBorders>
           </w:tcPr>
@@ -5767,7 +5914,7 @@
             <w:tcBorders>
               <w:top w:val="nil"/>
               <w:left w:val="nil"/>
-              <w:bottom w:val="single" w:sz="4" w:color="DDE3EA" w:space="0"/>
+              <w:bottom w:val="single" w:sz="4" w:color="E6EAF0" w:space="0"/>
               <w:right w:val="nil"/>
             </w:tcBorders>
             <w:shd w:val="clear" w:color="auto" w:fill="FDF1D8"/>
@@ -5796,7 +5943,7 @@
       <w:pPr>
         <w:keepNext/>
         <w:pBdr>
-          <w:bottom w:val="single" w:sz="8" w:color="1F4E79" w:space="4"/>
+          <w:bottom w:val="single" w:sz="8" w:color="12355B" w:space="4"/>
         </w:pBdr>
         <w:tabs>
           <w:tab w:pos="482" w:val="left"/>
@@ -5809,13 +5956,13 @@
           <w:color w:val="2A78D6"/>
           <w:sz w:val="18"/>
         </w:rPr>
-        <w:t>07</w:t>
+        <w:t>06</w:t>
         <w:tab/>
       </w:r>
       <w:r>
         <w:rPr>
           <w:b/>
-          <w:color w:val="1F4E79"/>
+          <w:color w:val="12355B"/>
           <w:sz w:val="28"/>
         </w:rPr>
         <w:t>Investor information &amp; conclusions</w:t>
@@ -6093,7 +6240,1092 @@
       <w:pPr>
         <w:keepNext/>
         <w:pBdr>
-          <w:bottom w:val="single" w:sz="8" w:color="1F4E79" w:space="4"/>
+          <w:bottom w:val="single" w:sz="8" w:color="12355B" w:space="4"/>
+        </w:pBdr>
+        <w:tabs>
+          <w:tab w:pos="482" w:val="left"/>
+        </w:tabs>
+        <w:spacing w:before="360" w:after="160"/>
+      </w:pPr>
+      <w:r>
+        <w:rPr>
+          <w:b/>
+          <w:color w:val="2A78D6"/>
+          <w:sz w:val="18"/>
+        </w:rPr>
+        <w:t>07</w:t>
+        <w:tab/>
+      </w:r>
+      <w:r>
+        <w:rPr>
+          <w:b/>
+          <w:color w:val="12355B"/>
+          <w:sz w:val="28"/>
+        </w:rPr>
+        <w:t>Market and environment</w:t>
+      </w:r>
+    </w:p>
+    <w:p>
+      <w:pPr>
+        <w:tabs>
+          <w:tab w:pos="255" w:val="left"/>
+        </w:tabs>
+        <w:spacing w:before="0" w:after="80"/>
+        <w:ind w:left="255" w:hanging="255"/>
+      </w:pPr>
+      <w:r>
+        <w:rPr>
+          <w:b/>
+          <w:color w:val="2A78D6"/>
+          <w:sz w:val="20"/>
+        </w:rPr>
+        <w:t>▪</w:t>
+        <w:tab/>
+      </w:r>
+      <w:r>
+        <w:rPr>
+          <w:b/>
+        </w:rPr>
+        <w:t>Rates and competition:</w:t>
+      </w:r>
+      <w:r>
+        <w:rPr>
+          <w:b w:val="0"/>
+        </w:rPr>
+        <w:t xml:space="preserve"> net interest income +1.6% to EUR 111.2m on higher balances and deposit spreads as reference rates rose, offset by lower lending spreads due to competition; NIM 2.75% (2.95%)</w:t>
+      </w:r>
+      <w:hyperlink r:id="rId14">
+        <w:r>
+          <w:rPr>
+            <w:color w:val="2A78D6"/>
+            <w:vertAlign w:val="superscript"/>
+            <w:sz w:val="17"/>
+          </w:rPr>
+          <w:t xml:space="preserve">3</w:t>
+        </w:r>
+      </w:hyperlink>
+      <w:r>
+        <w:rPr>
+          <w:b w:val="0"/>
+        </w:rPr>
+        <w:t>.</w:t>
+      </w:r>
+    </w:p>
+    <w:p>
+      <w:pPr>
+        <w:tabs>
+          <w:tab w:pos="255" w:val="left"/>
+        </w:tabs>
+        <w:spacing w:before="0" w:after="80"/>
+        <w:ind w:left="255" w:hanging="255"/>
+      </w:pPr>
+      <w:r>
+        <w:rPr>
+          <w:b/>
+          <w:color w:val="2A78D6"/>
+          <w:sz w:val="20"/>
+        </w:rPr>
+        <w:t>▪</w:t>
+        <w:tab/>
+      </w:r>
+      <w:r>
+        <w:rPr>
+          <w:b/>
+        </w:rPr>
+        <w:t>Costs:</w:t>
+      </w:r>
+      <w:r>
+        <w:rPr>
+          <w:b w:val="0"/>
+        </w:rPr>
+        <w:t xml:space="preserve"> expenses +3.2% to EUR 90.5m, of which migration costs EUR 20.3m; personnel costs +16.6% from insourcing and hiring developers</w:t>
+      </w:r>
+      <w:hyperlink r:id="rId14">
+        <w:r>
+          <w:rPr>
+            <w:color w:val="2A78D6"/>
+            <w:vertAlign w:val="superscript"/>
+            <w:sz w:val="17"/>
+          </w:rPr>
+          <w:t xml:space="preserve">3</w:t>
+        </w:r>
+      </w:hyperlink>
+      <w:r>
+        <w:rPr>
+          <w:b w:val="0"/>
+        </w:rPr>
+        <w:t>. Most sector-specific taxes lapsed</w:t>
+      </w:r>
+      <w:hyperlink r:id="rId14">
+        <w:r>
+          <w:rPr>
+            <w:color w:val="2A78D6"/>
+            <w:vertAlign w:val="superscript"/>
+            <w:sz w:val="17"/>
+          </w:rPr>
+          <w:t xml:space="preserve">3</w:t>
+        </w:r>
+      </w:hyperlink>
+      <w:r>
+        <w:rPr>
+          <w:b w:val="0"/>
+        </w:rPr>
+        <w:t>.</w:t>
+      </w:r>
+    </w:p>
+    <w:p>
+      <w:pPr>
+        <w:tabs>
+          <w:tab w:pos="255" w:val="left"/>
+        </w:tabs>
+        <w:spacing w:before="0" w:after="80"/>
+        <w:ind w:left="255" w:hanging="255"/>
+      </w:pPr>
+      <w:r>
+        <w:rPr>
+          <w:b/>
+          <w:color w:val="2A78D6"/>
+          <w:sz w:val="20"/>
+        </w:rPr>
+        <w:t>▪</w:t>
+        <w:tab/>
+      </w:r>
+      <w:r>
+        <w:rPr>
+          <w:b/>
+        </w:rPr>
+        <w:t>Outlook:</w:t>
+      </w:r>
+      <w:r>
+        <w:rPr>
+          <w:b w:val="0"/>
+        </w:rPr>
+        <w:t xml:space="preserve"> management sees a positive outlook for the Baltics and plans a EUR 200m CET1 capital reduction in Q4</w:t>
+      </w:r>
+      <w:hyperlink r:id="rId33">
+        <w:r>
+          <w:rPr>
+            <w:color w:val="2A78D6"/>
+            <w:vertAlign w:val="superscript"/>
+            <w:sz w:val="17"/>
+          </w:rPr>
+          <w:t xml:space="preserve">25</w:t>
+        </w:r>
+      </w:hyperlink>
+      <w:r>
+        <w:rPr>
+          <w:b w:val="0"/>
+        </w:rPr>
+        <w:t>.</w:t>
+      </w:r>
+    </w:p>
+    <w:tbl>
+      <w:tblPr>
+        <w:tblW w:w="9639" w:type="dxa"/>
+        <w:tblBorders>
+          <w:top w:val="nil"/>
+          <w:left w:val="nil"/>
+          <w:bottom w:val="nil"/>
+          <w:right w:val="nil"/>
+          <w:insideH w:val="nil"/>
+          <w:insideV w:val="nil"/>
+        </w:tblBorders>
+        <w:tblLayout w:type="fixed"/>
+        <w:tblCellMar>
+          <w:top w:w="70" w:type="dxa"/>
+          <w:left w:w="100" w:type="dxa"/>
+          <w:bottom w:w="70" w:type="dxa"/>
+          <w:right w:w="100" w:type="dxa"/>
+        </w:tblCellMar>
+        <w:tblLook w:firstColumn="1" w:firstRow="1" w:lastColumn="0" w:lastRow="0" w:noHBand="0" w:noVBand="1" w:val="04A0"/>
+      </w:tblPr>
+      <w:tblGrid>
+        <w:gridCol w:w="3515"/>
+        <w:gridCol w:w="1814"/>
+        <w:gridCol w:w="1360"/>
+        <w:gridCol w:w="1360"/>
+        <w:gridCol w:w="1587"/>
+      </w:tblGrid>
+      <w:tr>
+        <w:tc>
+          <w:tcPr>
+            <w:tcW w:type="dxa" w:w="3515"/>
+            <w:tcBorders>
+              <w:top w:val="nil"/>
+              <w:left w:val="nil"/>
+              <w:bottom w:val="single" w:sz="8" w:color="12355B" w:space="0"/>
+              <w:right w:val="nil"/>
+            </w:tcBorders>
+          </w:tcPr>
+          <w:p>
+            <w:pPr>
+              <w:spacing w:before="0" w:after="0"/>
+            </w:pPr>
+            <w:r>
+              <w:rPr>
+                <w:b/>
+                <w:caps/>
+                <w:color w:val="667085"/>
+                <w:sz w:val="14"/>
+              </w:rPr>
+            </w:r>
+          </w:p>
+        </w:tc>
+        <w:tc>
+          <w:tcPr>
+            <w:tcW w:type="dxa" w:w="1814"/>
+            <w:tcBorders>
+              <w:top w:val="nil"/>
+              <w:left w:val="nil"/>
+              <w:bottom w:val="single" w:sz="8" w:color="12355B" w:space="0"/>
+              <w:right w:val="nil"/>
+            </w:tcBorders>
+          </w:tcPr>
+          <w:p>
+            <w:pPr>
+              <w:spacing w:before="0" w:after="0"/>
+              <w:jc w:val="right"/>
+            </w:pPr>
+            <w:r>
+              <w:rPr>
+                <w:b/>
+                <w:caps/>
+                <w:color w:val="667085"/>
+                <w:sz w:val="14"/>
+              </w:rPr>
+              <w:t>Now</w:t>
+            </w:r>
+          </w:p>
+        </w:tc>
+        <w:tc>
+          <w:tcPr>
+            <w:tcW w:type="dxa" w:w="1361"/>
+            <w:tcBorders>
+              <w:top w:val="nil"/>
+              <w:left w:val="nil"/>
+              <w:bottom w:val="single" w:sz="8" w:color="12355B" w:space="0"/>
+              <w:right w:val="nil"/>
+            </w:tcBorders>
+          </w:tcPr>
+          <w:p>
+            <w:pPr>
+              <w:spacing w:before="0" w:after="0"/>
+              <w:jc w:val="right"/>
+            </w:pPr>
+            <w:r>
+              <w:rPr>
+                <w:b/>
+                <w:caps/>
+                <w:color w:val="667085"/>
+                <w:sz w:val="14"/>
+              </w:rPr>
+              <w:t>3 months ago</w:t>
+            </w:r>
+          </w:p>
+        </w:tc>
+        <w:tc>
+          <w:tcPr>
+            <w:tcW w:type="dxa" w:w="1361"/>
+            <w:tcBorders>
+              <w:top w:val="nil"/>
+              <w:left w:val="nil"/>
+              <w:bottom w:val="single" w:sz="8" w:color="12355B" w:space="0"/>
+              <w:right w:val="nil"/>
+            </w:tcBorders>
+          </w:tcPr>
+          <w:p>
+            <w:pPr>
+              <w:spacing w:before="0" w:after="0"/>
+              <w:jc w:val="right"/>
+            </w:pPr>
+            <w:r>
+              <w:rPr>
+                <w:b/>
+                <w:caps/>
+                <w:color w:val="667085"/>
+                <w:sz w:val="14"/>
+              </w:rPr>
+              <w:t>12 months ago</w:t>
+            </w:r>
+          </w:p>
+        </w:tc>
+        <w:tc>
+          <w:tcPr>
+            <w:tcW w:type="dxa" w:w="1587"/>
+            <w:tcBorders>
+              <w:top w:val="nil"/>
+              <w:left w:val="nil"/>
+              <w:bottom w:val="single" w:sz="8" w:color="12355B" w:space="0"/>
+              <w:right w:val="nil"/>
+            </w:tcBorders>
+          </w:tcPr>
+          <w:p>
+            <w:pPr>
+              <w:spacing w:before="0" w:after="0"/>
+              <w:jc w:val="right"/>
+            </w:pPr>
+            <w:r>
+              <w:rPr>
+                <w:b/>
+                <w:caps/>
+                <w:color w:val="667085"/>
+                <w:sz w:val="14"/>
+              </w:rPr>
+              <w:t>12-month change</w:t>
+            </w:r>
+          </w:p>
+        </w:tc>
+      </w:tr>
+      <w:tr>
+        <w:tc>
+          <w:tcPr>
+            <w:tcW w:type="dxa" w:w="3515"/>
+            <w:tcBorders>
+              <w:top w:val="nil"/>
+              <w:left w:val="nil"/>
+              <w:bottom w:val="single" w:sz="4" w:color="E6EAF0" w:space="0"/>
+              <w:right w:val="nil"/>
+            </w:tcBorders>
+          </w:tcPr>
+          <w:p>
+            <w:pPr>
+              <w:spacing w:before="0" w:after="0"/>
+            </w:pPr>
+            <w:r>
+              <w:rPr>
+                <w:b w:val="0"/>
+                <w:sz w:val="17"/>
+              </w:rPr>
+              <w:t>ECB deposit facility rate</w:t>
+            </w:r>
+          </w:p>
+        </w:tc>
+        <w:tc>
+          <w:tcPr>
+            <w:tcW w:type="dxa" w:w="1814"/>
+            <w:tcBorders>
+              <w:top w:val="nil"/>
+              <w:left w:val="nil"/>
+              <w:bottom w:val="single" w:sz="4" w:color="E6EAF0" w:space="0"/>
+              <w:right w:val="nil"/>
+            </w:tcBorders>
+          </w:tcPr>
+          <w:p>
+            <w:pPr>
+              <w:spacing w:before="0" w:after="0"/>
+              <w:jc w:val="right"/>
+            </w:pPr>
+            <w:r>
+              <w:rPr>
+                <w:b w:val="0"/>
+                <w:sz w:val="17"/>
+              </w:rPr>
+              <w:t>2.50% (2026-09)</w:t>
+            </w:r>
+          </w:p>
+        </w:tc>
+        <w:tc>
+          <w:tcPr>
+            <w:tcW w:type="dxa" w:w="1361"/>
+            <w:tcBorders>
+              <w:top w:val="nil"/>
+              <w:left w:val="nil"/>
+              <w:bottom w:val="single" w:sz="4" w:color="E6EAF0" w:space="0"/>
+              <w:right w:val="nil"/>
+            </w:tcBorders>
+          </w:tcPr>
+          <w:p>
+            <w:pPr>
+              <w:spacing w:before="0" w:after="0"/>
+              <w:jc w:val="right"/>
+            </w:pPr>
+            <w:r>
+              <w:rPr>
+                <w:b w:val="0"/>
+                <w:sz w:val="17"/>
+              </w:rPr>
+              <w:t>2.25%</w:t>
+            </w:r>
+          </w:p>
+        </w:tc>
+        <w:tc>
+          <w:tcPr>
+            <w:tcW w:type="dxa" w:w="1361"/>
+            <w:tcBorders>
+              <w:top w:val="nil"/>
+              <w:left w:val="nil"/>
+              <w:bottom w:val="single" w:sz="4" w:color="E6EAF0" w:space="0"/>
+              <w:right w:val="nil"/>
+            </w:tcBorders>
+          </w:tcPr>
+          <w:p>
+            <w:pPr>
+              <w:spacing w:before="0" w:after="0"/>
+              <w:jc w:val="right"/>
+            </w:pPr>
+            <w:r>
+              <w:rPr>
+                <w:b w:val="0"/>
+                <w:sz w:val="17"/>
+              </w:rPr>
+              <w:t>–</w:t>
+            </w:r>
+          </w:p>
+        </w:tc>
+        <w:tc>
+          <w:tcPr>
+            <w:tcW w:type="dxa" w:w="1587"/>
+            <w:tcBorders>
+              <w:top w:val="nil"/>
+              <w:left w:val="nil"/>
+              <w:bottom w:val="single" w:sz="4" w:color="E6EAF0" w:space="0"/>
+              <w:right w:val="nil"/>
+            </w:tcBorders>
+          </w:tcPr>
+          <w:p>
+            <w:pPr>
+              <w:spacing w:before="0" w:after="0"/>
+              <w:jc w:val="right"/>
+            </w:pPr>
+            <w:r>
+              <w:rPr>
+                <w:b w:val="0"/>
+                <w:sz w:val="17"/>
+              </w:rPr>
+              <w:t>–</w:t>
+            </w:r>
+          </w:p>
+        </w:tc>
+      </w:tr>
+      <w:tr>
+        <w:tc>
+          <w:tcPr>
+            <w:tcW w:type="dxa" w:w="3515"/>
+            <w:tcBorders>
+              <w:top w:val="nil"/>
+              <w:left w:val="nil"/>
+              <w:bottom w:val="single" w:sz="4" w:color="E6EAF0" w:space="0"/>
+              <w:right w:val="nil"/>
+            </w:tcBorders>
+          </w:tcPr>
+          <w:p>
+            <w:pPr>
+              <w:spacing w:before="0" w:after="0"/>
+            </w:pPr>
+            <w:r>
+              <w:rPr>
+                <w:b w:val="0"/>
+                <w:sz w:val="17"/>
+              </w:rPr>
+              <w:t>3-month Euribor</w:t>
+            </w:r>
+          </w:p>
+        </w:tc>
+        <w:tc>
+          <w:tcPr>
+            <w:tcW w:type="dxa" w:w="1814"/>
+            <w:tcBorders>
+              <w:top w:val="nil"/>
+              <w:left w:val="nil"/>
+              <w:bottom w:val="single" w:sz="4" w:color="E6EAF0" w:space="0"/>
+              <w:right w:val="nil"/>
+            </w:tcBorders>
+          </w:tcPr>
+          <w:p>
+            <w:pPr>
+              <w:spacing w:before="0" w:after="0"/>
+              <w:jc w:val="right"/>
+            </w:pPr>
+            <w:r>
+              <w:rPr>
+                <w:b w:val="0"/>
+                <w:sz w:val="17"/>
+              </w:rPr>
+              <w:t>2.64% (2026-09)</w:t>
+            </w:r>
+          </w:p>
+        </w:tc>
+        <w:tc>
+          <w:tcPr>
+            <w:tcW w:type="dxa" w:w="1361"/>
+            <w:tcBorders>
+              <w:top w:val="nil"/>
+              <w:left w:val="nil"/>
+              <w:bottom w:val="single" w:sz="4" w:color="E6EAF0" w:space="0"/>
+              <w:right w:val="nil"/>
+            </w:tcBorders>
+          </w:tcPr>
+          <w:p>
+            <w:pPr>
+              <w:spacing w:before="0" w:after="0"/>
+              <w:jc w:val="right"/>
+            </w:pPr>
+            <w:r>
+              <w:rPr>
+                <w:b w:val="0"/>
+                <w:sz w:val="17"/>
+              </w:rPr>
+              <w:t>2.34%</w:t>
+            </w:r>
+          </w:p>
+        </w:tc>
+        <w:tc>
+          <w:tcPr>
+            <w:tcW w:type="dxa" w:w="1361"/>
+            <w:tcBorders>
+              <w:top w:val="nil"/>
+              <w:left w:val="nil"/>
+              <w:bottom w:val="single" w:sz="4" w:color="E6EAF0" w:space="0"/>
+              <w:right w:val="nil"/>
+            </w:tcBorders>
+          </w:tcPr>
+          <w:p>
+            <w:pPr>
+              <w:spacing w:before="0" w:after="0"/>
+              <w:jc w:val="right"/>
+            </w:pPr>
+            <w:r>
+              <w:rPr>
+                <w:b w:val="0"/>
+                <w:sz w:val="17"/>
+              </w:rPr>
+              <w:t>2.03%</w:t>
+            </w:r>
+          </w:p>
+        </w:tc>
+        <w:tc>
+          <w:tcPr>
+            <w:tcW w:type="dxa" w:w="1587"/>
+            <w:tcBorders>
+              <w:top w:val="nil"/>
+              <w:left w:val="nil"/>
+              <w:bottom w:val="single" w:sz="4" w:color="E6EAF0" w:space="0"/>
+              <w:right w:val="nil"/>
+            </w:tcBorders>
+          </w:tcPr>
+          <w:p>
+            <w:pPr>
+              <w:spacing w:before="0" w:after="0"/>
+              <w:jc w:val="right"/>
+            </w:pPr>
+            <w:r>
+              <w:rPr>
+                <w:b w:val="0"/>
+                <w:sz w:val="17"/>
+              </w:rPr>
+              <w:t>▲ 0.61 p. p.</w:t>
+            </w:r>
+          </w:p>
+        </w:tc>
+      </w:tr>
+      <w:tr>
+        <w:tc>
+          <w:tcPr>
+            <w:tcW w:type="dxa" w:w="3515"/>
+            <w:tcBorders>
+              <w:top w:val="nil"/>
+              <w:left w:val="nil"/>
+              <w:bottom w:val="single" w:sz="4" w:color="E6EAF0" w:space="0"/>
+              <w:right w:val="nil"/>
+            </w:tcBorders>
+          </w:tcPr>
+          <w:p>
+            <w:pPr>
+              <w:spacing w:before="0" w:after="0"/>
+            </w:pPr>
+            <w:r>
+              <w:rPr>
+                <w:b w:val="0"/>
+                <w:sz w:val="17"/>
+              </w:rPr>
+              <w:t>6-month Euribor</w:t>
+            </w:r>
+          </w:p>
+        </w:tc>
+        <w:tc>
+          <w:tcPr>
+            <w:tcW w:type="dxa" w:w="1814"/>
+            <w:tcBorders>
+              <w:top w:val="nil"/>
+              <w:left w:val="nil"/>
+              <w:bottom w:val="single" w:sz="4" w:color="E6EAF0" w:space="0"/>
+              <w:right w:val="nil"/>
+            </w:tcBorders>
+          </w:tcPr>
+          <w:p>
+            <w:pPr>
+              <w:spacing w:before="0" w:after="0"/>
+              <w:jc w:val="right"/>
+            </w:pPr>
+            <w:r>
+              <w:rPr>
+                <w:b w:val="0"/>
+                <w:sz w:val="17"/>
+              </w:rPr>
+              <w:t>2.92% (2026-09)</w:t>
+            </w:r>
+          </w:p>
+        </w:tc>
+        <w:tc>
+          <w:tcPr>
+            <w:tcW w:type="dxa" w:w="1361"/>
+            <w:tcBorders>
+              <w:top w:val="nil"/>
+              <w:left w:val="nil"/>
+              <w:bottom w:val="single" w:sz="4" w:color="E6EAF0" w:space="0"/>
+              <w:right w:val="nil"/>
+            </w:tcBorders>
+          </w:tcPr>
+          <w:p>
+            <w:pPr>
+              <w:spacing w:before="0" w:after="0"/>
+              <w:jc w:val="right"/>
+            </w:pPr>
+            <w:r>
+              <w:rPr>
+                <w:b w:val="0"/>
+                <w:sz w:val="17"/>
+              </w:rPr>
+              <w:t>2.60%</w:t>
+            </w:r>
+          </w:p>
+        </w:tc>
+        <w:tc>
+          <w:tcPr>
+            <w:tcW w:type="dxa" w:w="1361"/>
+            <w:tcBorders>
+              <w:top w:val="nil"/>
+              <w:left w:val="nil"/>
+              <w:bottom w:val="single" w:sz="4" w:color="E6EAF0" w:space="0"/>
+              <w:right w:val="nil"/>
+            </w:tcBorders>
+          </w:tcPr>
+          <w:p>
+            <w:pPr>
+              <w:spacing w:before="0" w:after="0"/>
+              <w:jc w:val="right"/>
+            </w:pPr>
+            <w:r>
+              <w:rPr>
+                <w:b w:val="0"/>
+                <w:sz w:val="17"/>
+              </w:rPr>
+              <w:t>2.10%</w:t>
+            </w:r>
+          </w:p>
+        </w:tc>
+        <w:tc>
+          <w:tcPr>
+            <w:tcW w:type="dxa" w:w="1587"/>
+            <w:tcBorders>
+              <w:top w:val="nil"/>
+              <w:left w:val="nil"/>
+              <w:bottom w:val="single" w:sz="4" w:color="E6EAF0" w:space="0"/>
+              <w:right w:val="nil"/>
+            </w:tcBorders>
+          </w:tcPr>
+          <w:p>
+            <w:pPr>
+              <w:spacing w:before="0" w:after="0"/>
+              <w:jc w:val="right"/>
+            </w:pPr>
+            <w:r>
+              <w:rPr>
+                <w:b w:val="0"/>
+                <w:sz w:val="17"/>
+              </w:rPr>
+              <w:t>▲ 0.82 p. p.</w:t>
+            </w:r>
+          </w:p>
+        </w:tc>
+      </w:tr>
+      <w:tr>
+        <w:tc>
+          <w:tcPr>
+            <w:tcW w:type="dxa" w:w="3515"/>
+            <w:tcBorders>
+              <w:top w:val="nil"/>
+              <w:left w:val="nil"/>
+              <w:bottom w:val="single" w:sz="4" w:color="E6EAF0" w:space="0"/>
+              <w:right w:val="nil"/>
+            </w:tcBorders>
+          </w:tcPr>
+          <w:p>
+            <w:pPr>
+              <w:spacing w:before="0" w:after="0"/>
+            </w:pPr>
+            <w:r>
+              <w:rPr>
+                <w:b w:val="0"/>
+                <w:sz w:val="17"/>
+              </w:rPr>
+              <w:t>12-month Euribor</w:t>
+            </w:r>
+          </w:p>
+        </w:tc>
+        <w:tc>
+          <w:tcPr>
+            <w:tcW w:type="dxa" w:w="1814"/>
+            <w:tcBorders>
+              <w:top w:val="nil"/>
+              <w:left w:val="nil"/>
+              <w:bottom w:val="single" w:sz="4" w:color="E6EAF0" w:space="0"/>
+              <w:right w:val="nil"/>
+            </w:tcBorders>
+          </w:tcPr>
+          <w:p>
+            <w:pPr>
+              <w:spacing w:before="0" w:after="0"/>
+              <w:jc w:val="right"/>
+            </w:pPr>
+            <w:r>
+              <w:rPr>
+                <w:b w:val="0"/>
+                <w:sz w:val="17"/>
+              </w:rPr>
+              <w:t>3.25% (2026-09)</w:t>
+            </w:r>
+          </w:p>
+        </w:tc>
+        <w:tc>
+          <w:tcPr>
+            <w:tcW w:type="dxa" w:w="1361"/>
+            <w:tcBorders>
+              <w:top w:val="nil"/>
+              <w:left w:val="nil"/>
+              <w:bottom w:val="single" w:sz="4" w:color="E6EAF0" w:space="0"/>
+              <w:right w:val="nil"/>
+            </w:tcBorders>
+          </w:tcPr>
+          <w:p>
+            <w:pPr>
+              <w:spacing w:before="0" w:after="0"/>
+              <w:jc w:val="right"/>
+            </w:pPr>
+            <w:r>
+              <w:rPr>
+                <w:b w:val="0"/>
+                <w:sz w:val="17"/>
+              </w:rPr>
+              <w:t>2.80%</w:t>
+            </w:r>
+          </w:p>
+        </w:tc>
+        <w:tc>
+          <w:tcPr>
+            <w:tcW w:type="dxa" w:w="1361"/>
+            <w:tcBorders>
+              <w:top w:val="nil"/>
+              <w:left w:val="nil"/>
+              <w:bottom w:val="single" w:sz="4" w:color="E6EAF0" w:space="0"/>
+              <w:right w:val="nil"/>
+            </w:tcBorders>
+          </w:tcPr>
+          <w:p>
+            <w:pPr>
+              <w:spacing w:before="0" w:after="0"/>
+              <w:jc w:val="right"/>
+            </w:pPr>
+            <w:r>
+              <w:rPr>
+                <w:b w:val="0"/>
+                <w:sz w:val="17"/>
+              </w:rPr>
+              <w:t>2.17%</w:t>
+            </w:r>
+          </w:p>
+        </w:tc>
+        <w:tc>
+          <w:tcPr>
+            <w:tcW w:type="dxa" w:w="1587"/>
+            <w:tcBorders>
+              <w:top w:val="nil"/>
+              <w:left w:val="nil"/>
+              <w:bottom w:val="single" w:sz="4" w:color="E6EAF0" w:space="0"/>
+              <w:right w:val="nil"/>
+            </w:tcBorders>
+          </w:tcPr>
+          <w:p>
+            <w:pPr>
+              <w:spacing w:before="0" w:after="0"/>
+              <w:jc w:val="right"/>
+            </w:pPr>
+            <w:r>
+              <w:rPr>
+                <w:b w:val="0"/>
+                <w:sz w:val="17"/>
+              </w:rPr>
+              <w:t>▲ 1.08 p. p.</w:t>
+            </w:r>
+          </w:p>
+        </w:tc>
+      </w:tr>
+      <w:tr>
+        <w:tc>
+          <w:tcPr>
+            <w:tcW w:type="dxa" w:w="3515"/>
+            <w:tcBorders>
+              <w:top w:val="nil"/>
+              <w:left w:val="nil"/>
+              <w:bottom w:val="single" w:sz="4" w:color="E6EAF0" w:space="0"/>
+              <w:right w:val="nil"/>
+            </w:tcBorders>
+          </w:tcPr>
+          <w:p>
+            <w:pPr>
+              <w:spacing w:before="0" w:after="0"/>
+            </w:pPr>
+            <w:r>
+              <w:rPr>
+                <w:b w:val="0"/>
+                <w:sz w:val="17"/>
+              </w:rPr>
+              <w:t>Euro area AAA government 10-year yield</w:t>
+            </w:r>
+          </w:p>
+        </w:tc>
+        <w:tc>
+          <w:tcPr>
+            <w:tcW w:type="dxa" w:w="1814"/>
+            <w:tcBorders>
+              <w:top w:val="nil"/>
+              <w:left w:val="nil"/>
+              <w:bottom w:val="single" w:sz="4" w:color="E6EAF0" w:space="0"/>
+              <w:right w:val="nil"/>
+            </w:tcBorders>
+          </w:tcPr>
+          <w:p>
+            <w:pPr>
+              <w:spacing w:before="0" w:after="0"/>
+              <w:jc w:val="right"/>
+            </w:pPr>
+            <w:r>
+              <w:rPr>
+                <w:b w:val="0"/>
+                <w:sz w:val="17"/>
+              </w:rPr>
+              <w:t>3.43% (2026-10)</w:t>
+            </w:r>
+          </w:p>
+        </w:tc>
+        <w:tc>
+          <w:tcPr>
+            <w:tcW w:type="dxa" w:w="1361"/>
+            <w:tcBorders>
+              <w:top w:val="nil"/>
+              <w:left w:val="nil"/>
+              <w:bottom w:val="single" w:sz="4" w:color="E6EAF0" w:space="0"/>
+              <w:right w:val="nil"/>
+            </w:tcBorders>
+          </w:tcPr>
+          <w:p>
+            <w:pPr>
+              <w:spacing w:before="0" w:after="0"/>
+              <w:jc w:val="right"/>
+            </w:pPr>
+            <w:r>
+              <w:rPr>
+                <w:b w:val="0"/>
+                <w:sz w:val="17"/>
+              </w:rPr>
+              <w:t>3.23%</w:t>
+            </w:r>
+          </w:p>
+        </w:tc>
+        <w:tc>
+          <w:tcPr>
+            <w:tcW w:type="dxa" w:w="1361"/>
+            <w:tcBorders>
+              <w:top w:val="nil"/>
+              <w:left w:val="nil"/>
+              <w:bottom w:val="single" w:sz="4" w:color="E6EAF0" w:space="0"/>
+              <w:right w:val="nil"/>
+            </w:tcBorders>
+          </w:tcPr>
+          <w:p>
+            <w:pPr>
+              <w:spacing w:before="0" w:after="0"/>
+              <w:jc w:val="right"/>
+            </w:pPr>
+            <w:r>
+              <w:rPr>
+                <w:b w:val="0"/>
+                <w:sz w:val="17"/>
+              </w:rPr>
+              <w:t>2.72%</w:t>
+            </w:r>
+          </w:p>
+        </w:tc>
+        <w:tc>
+          <w:tcPr>
+            <w:tcW w:type="dxa" w:w="1587"/>
+            <w:tcBorders>
+              <w:top w:val="nil"/>
+              <w:left w:val="nil"/>
+              <w:bottom w:val="single" w:sz="4" w:color="E6EAF0" w:space="0"/>
+              <w:right w:val="nil"/>
+            </w:tcBorders>
+          </w:tcPr>
+          <w:p>
+            <w:pPr>
+              <w:spacing w:before="0" w:after="0"/>
+              <w:jc w:val="right"/>
+            </w:pPr>
+            <w:r>
+              <w:rPr>
+                <w:b w:val="0"/>
+                <w:sz w:val="17"/>
+              </w:rPr>
+              <w:t>▲ 0.71 p. p.</w:t>
+            </w:r>
+          </w:p>
+        </w:tc>
+      </w:tr>
+      <w:tr>
+        <w:tc>
+          <w:tcPr>
+            <w:tcW w:type="dxa" w:w="3515"/>
+            <w:tcBorders>
+              <w:top w:val="nil"/>
+              <w:left w:val="nil"/>
+              <w:bottom w:val="single" w:sz="4" w:color="E6EAF0" w:space="0"/>
+              <w:right w:val="nil"/>
+            </w:tcBorders>
+          </w:tcPr>
+          <w:p>
+            <w:pPr>
+              <w:spacing w:before="0" w:after="0"/>
+            </w:pPr>
+            <w:r>
+              <w:rPr>
+                <w:b w:val="0"/>
+                <w:sz w:val="17"/>
+              </w:rPr>
+              <w:t>Euro area inflation (HICP, annual)</w:t>
+            </w:r>
+          </w:p>
+        </w:tc>
+        <w:tc>
+          <w:tcPr>
+            <w:tcW w:type="dxa" w:w="1814"/>
+            <w:tcBorders>
+              <w:top w:val="nil"/>
+              <w:left w:val="nil"/>
+              <w:bottom w:val="single" w:sz="4" w:color="E6EAF0" w:space="0"/>
+              <w:right w:val="nil"/>
+            </w:tcBorders>
+          </w:tcPr>
+          <w:p>
+            <w:pPr>
+              <w:spacing w:before="0" w:after="0"/>
+              <w:jc w:val="right"/>
+            </w:pPr>
+            <w:r>
+              <w:rPr>
+                <w:b w:val="0"/>
+                <w:sz w:val="17"/>
+              </w:rPr>
+              <w:t>1.90% (2025-12)</w:t>
+            </w:r>
+          </w:p>
+        </w:tc>
+        <w:tc>
+          <w:tcPr>
+            <w:tcW w:type="dxa" w:w="1361"/>
+            <w:tcBorders>
+              <w:top w:val="nil"/>
+              <w:left w:val="nil"/>
+              <w:bottom w:val="single" w:sz="4" w:color="E6EAF0" w:space="0"/>
+              <w:right w:val="nil"/>
+            </w:tcBorders>
+          </w:tcPr>
+          <w:p>
+            <w:pPr>
+              <w:spacing w:before="0" w:after="0"/>
+              <w:jc w:val="right"/>
+            </w:pPr>
+            <w:r>
+              <w:rPr>
+                <w:b w:val="0"/>
+                <w:sz w:val="17"/>
+              </w:rPr>
+              <w:t>2.20%</w:t>
+            </w:r>
+          </w:p>
+        </w:tc>
+        <w:tc>
+          <w:tcPr>
+            <w:tcW w:type="dxa" w:w="1361"/>
+            <w:tcBorders>
+              <w:top w:val="nil"/>
+              <w:left w:val="nil"/>
+              <w:bottom w:val="single" w:sz="4" w:color="E6EAF0" w:space="0"/>
+              <w:right w:val="nil"/>
+            </w:tcBorders>
+          </w:tcPr>
+          <w:p>
+            <w:pPr>
+              <w:spacing w:before="0" w:after="0"/>
+              <w:jc w:val="right"/>
+            </w:pPr>
+            <w:r>
+              <w:rPr>
+                <w:b w:val="0"/>
+                <w:sz w:val="17"/>
+              </w:rPr>
+              <w:t>2.40%</w:t>
+            </w:r>
+          </w:p>
+        </w:tc>
+        <w:tc>
+          <w:tcPr>
+            <w:tcW w:type="dxa" w:w="1587"/>
+            <w:tcBorders>
+              <w:top w:val="nil"/>
+              <w:left w:val="nil"/>
+              <w:bottom w:val="single" w:sz="4" w:color="E6EAF0" w:space="0"/>
+              <w:right w:val="nil"/>
+            </w:tcBorders>
+          </w:tcPr>
+          <w:p>
+            <w:pPr>
+              <w:spacing w:before="0" w:after="0"/>
+              <w:jc w:val="right"/>
+            </w:pPr>
+            <w:r>
+              <w:rPr>
+                <w:b w:val="0"/>
+                <w:sz w:val="17"/>
+              </w:rPr>
+              <w:t>▼ 0.50 p. p.</w:t>
+            </w:r>
+          </w:p>
+        </w:tc>
+      </w:tr>
+    </w:tbl>
+    <w:p>
+      <w:pPr>
+        <w:spacing w:before="0" w:after="40"/>
+      </w:pPr>
+    </w:p>
+    <w:p>
+      <w:pPr>
+        <w:spacing w:before="40" w:after="60"/>
+      </w:pPr>
+      <w:r>
+        <w:rPr>
+          <w:b w:val="0"/>
+          <w:color w:val="667085"/>
+          <w:sz w:val="16"/>
+        </w:rPr>
+        <w:t>Euro area rates and inflation (ECB data, end-of-month value; Euribor and inflation – monthly average). Relevant for floating-rate and reset bonds and refinancing costs.</w:t>
+      </w:r>
+    </w:p>
+    <w:p>
+      <w:pPr>
+        <w:keepNext/>
+        <w:pBdr>
+          <w:bottom w:val="single" w:sz="8" w:color="12355B" w:space="4"/>
         </w:pBdr>
         <w:tabs>
           <w:tab w:pos="482" w:val="left"/>
@@ -6112,7 +7344,7 @@
       <w:r>
         <w:rPr>
           <w:b/>
-          <w:color w:val="1F4E79"/>
+          <w:color w:val="12355B"/>
           <w:sz w:val="28"/>
         </w:rPr>
         <w:t>In the press</w:t>
@@ -6147,14 +7379,14 @@
         </w:rPr>
         <w:t xml:space="preserve"> on 2026-10-13 the European Commission cleared OTP Bank's acquisition of Luminor Holding</w:t>
       </w:r>
-      <w:hyperlink r:id="rId33">
+      <w:hyperlink r:id="rId34">
         <w:r>
           <w:rPr>
             <w:color w:val="2A78D6"/>
             <w:vertAlign w:val="superscript"/>
             <w:sz w:val="17"/>
           </w:rPr>
-          <w:t xml:space="preserve">25</w:t>
+          <w:t xml:space="preserve">26</w:t>
         </w:r>
       </w:hyperlink>
       <w:r>
@@ -6193,14 +7425,14 @@
         </w:rPr>
         <w:t xml:space="preserve"> on 2026-09-28/29 the press (citing Bloomberg) reported that OTP's clients include companies linked to Gazprom and that OTP is considering a full exit from Russia. This concerns the buyer OTP, not Luminor's own business</w:t>
       </w:r>
-      <w:hyperlink r:id="rId34">
+      <w:hyperlink r:id="rId35">
         <w:r>
           <w:rPr>
             <w:color w:val="2A78D6"/>
             <w:vertAlign w:val="superscript"/>
             <w:sz w:val="17"/>
           </w:rPr>
-          <w:t xml:space="preserve">26</w:t>
+          <w:t xml:space="preserve">27</w:t>
         </w:r>
       </w:hyperlink>
       <w:r>
@@ -6210,14 +7442,14 @@
         </w:rPr>
         <w:t>,</w:t>
       </w:r>
-      <w:hyperlink r:id="rId35">
+      <w:hyperlink r:id="rId36">
         <w:r>
           <w:rPr>
             <w:color w:val="2A78D6"/>
             <w:vertAlign w:val="superscript"/>
             <w:sz w:val="17"/>
           </w:rPr>
-          <w:t xml:space="preserve">27</w:t>
+          <w:t xml:space="preserve">28</w:t>
         </w:r>
       </w:hyperlink>
       <w:r>
@@ -6256,14 +7488,14 @@
         </w:rPr>
         <w:t xml:space="preserve"> on 2026-09-26 Latvian media reported that Luminor Bank is cancelling bonds worth EUR 500m; the headline does not name the issue</w:t>
       </w:r>
-      <w:hyperlink r:id="rId36">
+      <w:hyperlink r:id="rId37">
         <w:r>
           <w:rPr>
             <w:color w:val="2A78D6"/>
             <w:vertAlign w:val="superscript"/>
             <w:sz w:val="17"/>
           </w:rPr>
-          <w:t xml:space="preserve">28</w:t>
+          <w:t xml:space="preserve">29</w:t>
         </w:r>
       </w:hyperlink>
       <w:r>
@@ -6280,7 +7512,7 @@
       <w:r>
         <w:rPr>
           <w:b w:val="0"/>
-          <w:color w:val="5F6B7A"/>
+          <w:color w:val="667085"/>
           <w:sz w:val="18"/>
         </w:rPr>
         <w:t>Automatic news scan (Google News, EN, EE, LT, LV), 2026-07-24 – 2026-10-22: 27 articles.</w:t>
@@ -6329,7 +7561,7 @@
             <w:r>
               <w:rPr>
                 <w:b w:val="0"/>
-                <w:color w:val="1A1A1A"/>
+                <w:color w:val="1B2430"/>
                 <w:sz w:val="17"/>
               </w:rPr>
               <w:t>2026-09-29</w:t>
@@ -6375,10 +7607,10 @@
             <w:pPr>
               <w:spacing w:before="0" w:after="0"/>
             </w:pPr>
-            <w:hyperlink r:id="rId34">
+            <w:hyperlink r:id="rId35">
               <w:r>
                 <w:rPr>
-                  <w:color w:val="1A1A1A"/>
+                  <w:color w:val="1B2430"/>
                   <w:sz w:val="18"/>
                 </w:rPr>
                 <w:t xml:space="preserve">Už „Luminor“ norinčio įsigyti vengrų OTP ryškėja Kremliaus šešėlis: tarp klientų – su „Gazprom“ siejamos įmonės</w:t>
@@ -6387,7 +7619,7 @@
             <w:r>
               <w:rPr>
                 <w:b w:val="0"/>
-                <w:color w:val="5F6B7A"/>
+                <w:color w:val="667085"/>
                 <w:sz w:val="15"/>
               </w:rPr>
               <w:t xml:space="preserve">   15min.lt  ·  1 more similar articles</w:t>
@@ -6413,7 +7645,7 @@
             <w:r>
               <w:rPr>
                 <w:b w:val="0"/>
-                <w:color w:val="1A1A1A"/>
+                <w:color w:val="1B2430"/>
                 <w:sz w:val="17"/>
               </w:rPr>
               <w:t>2026-10-22</w:t>
@@ -6442,6 +7674,258 @@
                 <w:shd w:val="clear" w:color="auto" w:fill="FDF1D8"/>
               </w:rPr>
               <w:t xml:space="preserve"> DEAL </w:t>
+            </w:r>
+          </w:p>
+        </w:tc>
+        <w:tc>
+          <w:tcPr>
+            <w:tcW w:type="dxa" w:w="7257"/>
+            <w:tcBorders>
+              <w:top w:val="nil"/>
+              <w:left w:val="nil"/>
+              <w:bottom w:val="single" w:sz="4" w:color="E3E8EE" w:space="0"/>
+              <w:right w:val="nil"/>
+            </w:tcBorders>
+          </w:tcPr>
+          <w:p>
+            <w:pPr>
+              <w:spacing w:before="0" w:after="0"/>
+            </w:pPr>
+            <w:hyperlink r:id="rId38">
+              <w:r>
+                <w:rPr>
+                  <w:color w:val="1B2430"/>
+                  <w:sz w:val="18"/>
+                </w:rPr>
+                <w:t xml:space="preserve">European Commission clears Luminor deal for OTP Bank stock</w:t>
+              </w:r>
+            </w:hyperlink>
+            <w:r>
+              <w:rPr>
+                <w:b w:val="0"/>
+                <w:color w:val="667085"/>
+                <w:sz w:val="15"/>
+              </w:rPr>
+              <w:t xml:space="preserve">   AD HOC NEWS  ·  1 more similar articles</w:t>
+            </w:r>
+          </w:p>
+        </w:tc>
+      </w:tr>
+      <w:tr>
+        <w:tc>
+          <w:tcPr>
+            <w:tcW w:type="dxa" w:w="1020"/>
+            <w:tcBorders>
+              <w:top w:val="nil"/>
+              <w:left w:val="nil"/>
+              <w:bottom w:val="single" w:sz="4" w:color="E3E8EE" w:space="0"/>
+              <w:right w:val="nil"/>
+            </w:tcBorders>
+          </w:tcPr>
+          <w:p>
+            <w:pPr>
+              <w:spacing w:before="0" w:after="0"/>
+            </w:pPr>
+            <w:r>
+              <w:rPr>
+                <w:b w:val="0"/>
+                <w:color w:val="1B2430"/>
+                <w:sz w:val="17"/>
+              </w:rPr>
+              <w:t>2026-10-15</w:t>
+            </w:r>
+          </w:p>
+        </w:tc>
+        <w:tc>
+          <w:tcPr>
+            <w:tcW w:type="dxa" w:w="1361"/>
+            <w:tcBorders>
+              <w:top w:val="nil"/>
+              <w:left w:val="nil"/>
+              <w:bottom w:val="single" w:sz="4" w:color="E3E8EE" w:space="0"/>
+              <w:right w:val="nil"/>
+            </w:tcBorders>
+          </w:tcPr>
+          <w:p>
+            <w:pPr>
+              <w:spacing w:before="0" w:after="0"/>
+            </w:pPr>
+            <w:r>
+              <w:rPr>
+                <w:b/>
+                <w:color w:val="9A6400"/>
+                <w:sz w:val="14"/>
+                <w:shd w:val="clear" w:color="auto" w:fill="FDF1D8"/>
+              </w:rPr>
+              <w:t xml:space="preserve"> DEAL </w:t>
+            </w:r>
+          </w:p>
+        </w:tc>
+        <w:tc>
+          <w:tcPr>
+            <w:tcW w:type="dxa" w:w="7257"/>
+            <w:tcBorders>
+              <w:top w:val="nil"/>
+              <w:left w:val="nil"/>
+              <w:bottom w:val="single" w:sz="4" w:color="E3E8EE" w:space="0"/>
+              <w:right w:val="nil"/>
+            </w:tcBorders>
+          </w:tcPr>
+          <w:p>
+            <w:pPr>
+              <w:spacing w:before="0" w:after="0"/>
+            </w:pPr>
+            <w:hyperlink r:id="rId39">
+              <w:r>
+                <w:rPr>
+                  <w:color w:val="1B2430"/>
+                  <w:sz w:val="18"/>
+                </w:rPr>
+                <w:t xml:space="preserve">OTP Bank wins EU approval for Luminor while OTP Bank stock trades at EUR 114.05</w:t>
+              </w:r>
+            </w:hyperlink>
+            <w:r>
+              <w:rPr>
+                <w:b w:val="0"/>
+                <w:color w:val="667085"/>
+                <w:sz w:val="15"/>
+              </w:rPr>
+              <w:t xml:space="preserve">   AD HOC NEWS  ·  1 more similar articles</w:t>
+            </w:r>
+          </w:p>
+        </w:tc>
+      </w:tr>
+      <w:tr>
+        <w:tc>
+          <w:tcPr>
+            <w:tcW w:type="dxa" w:w="1020"/>
+            <w:tcBorders>
+              <w:top w:val="nil"/>
+              <w:left w:val="nil"/>
+              <w:bottom w:val="single" w:sz="4" w:color="E3E8EE" w:space="0"/>
+              <w:right w:val="nil"/>
+            </w:tcBorders>
+          </w:tcPr>
+          <w:p>
+            <w:pPr>
+              <w:spacing w:before="0" w:after="0"/>
+            </w:pPr>
+            <w:r>
+              <w:rPr>
+                <w:b w:val="0"/>
+                <w:color w:val="1B2430"/>
+                <w:sz w:val="17"/>
+              </w:rPr>
+              <w:t>2026-09-29</w:t>
+            </w:r>
+          </w:p>
+        </w:tc>
+        <w:tc>
+          <w:tcPr>
+            <w:tcW w:type="dxa" w:w="1361"/>
+            <w:tcBorders>
+              <w:top w:val="nil"/>
+              <w:left w:val="nil"/>
+              <w:bottom w:val="single" w:sz="4" w:color="E3E8EE" w:space="0"/>
+              <w:right w:val="nil"/>
+            </w:tcBorders>
+          </w:tcPr>
+          <w:p>
+            <w:pPr>
+              <w:spacing w:before="0" w:after="0"/>
+            </w:pPr>
+            <w:r>
+              <w:rPr>
+                <w:b/>
+                <w:color w:val="9A6400"/>
+                <w:sz w:val="14"/>
+                <w:shd w:val="clear" w:color="auto" w:fill="FDF1D8"/>
+              </w:rPr>
+              <w:t xml:space="preserve"> DEAL </w:t>
+            </w:r>
+          </w:p>
+        </w:tc>
+        <w:tc>
+          <w:tcPr>
+            <w:tcW w:type="dxa" w:w="7257"/>
+            <w:tcBorders>
+              <w:top w:val="nil"/>
+              <w:left w:val="nil"/>
+              <w:bottom w:val="single" w:sz="4" w:color="E3E8EE" w:space="0"/>
+              <w:right w:val="nil"/>
+            </w:tcBorders>
+          </w:tcPr>
+          <w:p>
+            <w:pPr>
+              <w:spacing w:before="0" w:after="0"/>
+            </w:pPr>
+            <w:hyperlink r:id="rId36">
+              <w:r>
+                <w:rPr>
+                  <w:color w:val="1B2430"/>
+                  <w:sz w:val="18"/>
+                </w:rPr>
+                <w:t xml:space="preserve">Hungary’s OTP Bank weighs Russia exit amid Luminor purchase – report</w:t>
+              </w:r>
+            </w:hyperlink>
+            <w:r>
+              <w:rPr>
+                <w:b w:val="0"/>
+                <w:color w:val="667085"/>
+                <w:sz w:val="15"/>
+              </w:rPr>
+              <w:t xml:space="preserve">   Retail Banker International  ·  2 more similar articles</w:t>
+            </w:r>
+          </w:p>
+        </w:tc>
+      </w:tr>
+      <w:tr>
+        <w:tc>
+          <w:tcPr>
+            <w:tcW w:type="dxa" w:w="1020"/>
+            <w:tcBorders>
+              <w:top w:val="nil"/>
+              <w:left w:val="nil"/>
+              <w:bottom w:val="single" w:sz="4" w:color="E3E8EE" w:space="0"/>
+              <w:right w:val="nil"/>
+            </w:tcBorders>
+          </w:tcPr>
+          <w:p>
+            <w:pPr>
+              <w:spacing w:before="0" w:after="0"/>
+            </w:pPr>
+            <w:r>
+              <w:rPr>
+                <w:b w:val="0"/>
+                <w:color w:val="1B2430"/>
+                <w:sz w:val="17"/>
+              </w:rPr>
+              <w:t>2026-09-26</w:t>
+            </w:r>
+          </w:p>
+        </w:tc>
+        <w:tc>
+          <w:tcPr>
+            <w:tcW w:type="dxa" w:w="1361"/>
+            <w:tcBorders>
+              <w:top w:val="nil"/>
+              <w:left w:val="nil"/>
+              <w:bottom w:val="single" w:sz="4" w:color="E3E8EE" w:space="0"/>
+              <w:right w:val="nil"/>
+            </w:tcBorders>
+          </w:tcPr>
+          <w:p>
+            <w:pPr>
+              <w:spacing w:before="0" w:after="0"/>
+            </w:pPr>
+            <w:r>
+              <w:rPr>
+                <w:b/>
+                <w:color w:val="1F5FA8"/>
+                <w:sz w:val="14"/>
+                <w:shd w:val="clear" w:color="auto" w:fill="E6F0FB"/>
+              </w:rPr>
+              <w:t xml:space="preserve"> BONDS </w:t>
             </w:r>
           </w:p>
         </w:tc>
@@ -6462,19 +7946,19 @@
             <w:hyperlink r:id="rId37">
               <w:r>
                 <w:rPr>
-                  <w:color w:val="1A1A1A"/>
+                  <w:color w:val="1B2430"/>
                   <w:sz w:val="18"/>
                 </w:rPr>
-                <w:t xml:space="preserve">European Commission clears Luminor deal for OTP Bank stock</w:t>
+                <w:t xml:space="preserve">"Luminor Bank" anulē obligācijas 500 miljonu eiro vērtībā</w:t>
               </w:r>
             </w:hyperlink>
             <w:r>
               <w:rPr>
                 <w:b w:val="0"/>
-                <w:color w:val="5F6B7A"/>
+                <w:color w:val="667085"/>
                 <w:sz w:val="15"/>
               </w:rPr>
-              <w:t xml:space="preserve">   AD HOC NEWS  ·  1 more similar articles</w:t>
+              <w:t xml:space="preserve">   tv3.lv</w:t>
             </w:r>
           </w:p>
         </w:tc>
@@ -6497,346 +7981,10 @@
             <w:r>
               <w:rPr>
                 <w:b w:val="0"/>
-                <w:color w:val="1A1A1A"/>
+                <w:color w:val="1B2430"/>
                 <w:sz w:val="17"/>
               </w:rPr>
-              <w:t>2026-10-15</w:t>
-            </w:r>
-          </w:p>
-        </w:tc>
-        <w:tc>
-          <w:tcPr>
-            <w:tcW w:type="dxa" w:w="1361"/>
-            <w:tcBorders>
-              <w:top w:val="nil"/>
-              <w:left w:val="nil"/>
-              <w:bottom w:val="single" w:sz="4" w:color="E3E8EE" w:space="0"/>
-              <w:right w:val="nil"/>
-            </w:tcBorders>
-          </w:tcPr>
-          <w:p>
-            <w:pPr>
-              <w:spacing w:before="0" w:after="0"/>
-            </w:pPr>
-            <w:r>
-              <w:rPr>
-                <w:b/>
-                <w:color w:val="9A6400"/>
-                <w:sz w:val="14"/>
-                <w:shd w:val="clear" w:color="auto" w:fill="FDF1D8"/>
-              </w:rPr>
-              <w:t xml:space="preserve"> DEAL </w:t>
-            </w:r>
-          </w:p>
-        </w:tc>
-        <w:tc>
-          <w:tcPr>
-            <w:tcW w:type="dxa" w:w="7257"/>
-            <w:tcBorders>
-              <w:top w:val="nil"/>
-              <w:left w:val="nil"/>
-              <w:bottom w:val="single" w:sz="4" w:color="E3E8EE" w:space="0"/>
-              <w:right w:val="nil"/>
-            </w:tcBorders>
-          </w:tcPr>
-          <w:p>
-            <w:pPr>
-              <w:spacing w:before="0" w:after="0"/>
-            </w:pPr>
-            <w:hyperlink r:id="rId38">
-              <w:r>
-                <w:rPr>
-                  <w:color w:val="1A1A1A"/>
-                  <w:sz w:val="18"/>
-                </w:rPr>
-                <w:t xml:space="preserve">OTP Bank wins EU approval for Luminor while OTP Bank stock trades at EUR 114.05</w:t>
-              </w:r>
-            </w:hyperlink>
-            <w:r>
-              <w:rPr>
-                <w:b w:val="0"/>
-                <w:color w:val="5F6B7A"/>
-                <w:sz w:val="15"/>
-              </w:rPr>
-              <w:t xml:space="preserve">   AD HOC NEWS  ·  1 more similar articles</w:t>
-            </w:r>
-          </w:p>
-        </w:tc>
-      </w:tr>
-      <w:tr>
-        <w:tc>
-          <w:tcPr>
-            <w:tcW w:type="dxa" w:w="1020"/>
-            <w:tcBorders>
-              <w:top w:val="nil"/>
-              <w:left w:val="nil"/>
-              <w:bottom w:val="single" w:sz="4" w:color="E3E8EE" w:space="0"/>
-              <w:right w:val="nil"/>
-            </w:tcBorders>
-          </w:tcPr>
-          <w:p>
-            <w:pPr>
-              <w:spacing w:before="0" w:after="0"/>
-            </w:pPr>
-            <w:r>
-              <w:rPr>
-                <w:b w:val="0"/>
-                <w:color w:val="1A1A1A"/>
-                <w:sz w:val="17"/>
-              </w:rPr>
-              <w:t>2026-09-29</w:t>
-            </w:r>
-          </w:p>
-        </w:tc>
-        <w:tc>
-          <w:tcPr>
-            <w:tcW w:type="dxa" w:w="1361"/>
-            <w:tcBorders>
-              <w:top w:val="nil"/>
-              <w:left w:val="nil"/>
-              <w:bottom w:val="single" w:sz="4" w:color="E3E8EE" w:space="0"/>
-              <w:right w:val="nil"/>
-            </w:tcBorders>
-          </w:tcPr>
-          <w:p>
-            <w:pPr>
-              <w:spacing w:before="0" w:after="0"/>
-            </w:pPr>
-            <w:r>
-              <w:rPr>
-                <w:b/>
-                <w:color w:val="9A6400"/>
-                <w:sz w:val="14"/>
-                <w:shd w:val="clear" w:color="auto" w:fill="FDF1D8"/>
-              </w:rPr>
-              <w:t xml:space="preserve"> DEAL </w:t>
-            </w:r>
-          </w:p>
-        </w:tc>
-        <w:tc>
-          <w:tcPr>
-            <w:tcW w:type="dxa" w:w="7257"/>
-            <w:tcBorders>
-              <w:top w:val="nil"/>
-              <w:left w:val="nil"/>
-              <w:bottom w:val="single" w:sz="4" w:color="E3E8EE" w:space="0"/>
-              <w:right w:val="nil"/>
-            </w:tcBorders>
-          </w:tcPr>
-          <w:p>
-            <w:pPr>
-              <w:spacing w:before="0" w:after="0"/>
-            </w:pPr>
-            <w:hyperlink r:id="rId35">
-              <w:r>
-                <w:rPr>
-                  <w:color w:val="1A1A1A"/>
-                  <w:sz w:val="18"/>
-                </w:rPr>
-                <w:t xml:space="preserve">Hungary’s OTP Bank weighs Russia exit amid Luminor purchase – report</w:t>
-              </w:r>
-            </w:hyperlink>
-            <w:r>
-              <w:rPr>
-                <w:b w:val="0"/>
-                <w:color w:val="5F6B7A"/>
-                <w:sz w:val="15"/>
-              </w:rPr>
-              <w:t xml:space="preserve">   Retail Banker International  ·  2 more similar articles</w:t>
-            </w:r>
-          </w:p>
-        </w:tc>
-      </w:tr>
-      <w:tr>
-        <w:tc>
-          <w:tcPr>
-            <w:tcW w:type="dxa" w:w="1020"/>
-            <w:tcBorders>
-              <w:top w:val="nil"/>
-              <w:left w:val="nil"/>
-              <w:bottom w:val="single" w:sz="4" w:color="E3E8EE" w:space="0"/>
-              <w:right w:val="nil"/>
-            </w:tcBorders>
-          </w:tcPr>
-          <w:p>
-            <w:pPr>
-              <w:spacing w:before="0" w:after="0"/>
-            </w:pPr>
-            <w:r>
-              <w:rPr>
-                <w:b w:val="0"/>
-                <w:color w:val="1A1A1A"/>
-                <w:sz w:val="17"/>
-              </w:rPr>
-              <w:t>2026-09-26</w:t>
-            </w:r>
-          </w:p>
-        </w:tc>
-        <w:tc>
-          <w:tcPr>
-            <w:tcW w:type="dxa" w:w="1361"/>
-            <w:tcBorders>
-              <w:top w:val="nil"/>
-              <w:left w:val="nil"/>
-              <w:bottom w:val="single" w:sz="4" w:color="E3E8EE" w:space="0"/>
-              <w:right w:val="nil"/>
-            </w:tcBorders>
-          </w:tcPr>
-          <w:p>
-            <w:pPr>
-              <w:spacing w:before="0" w:after="0"/>
-            </w:pPr>
-            <w:r>
-              <w:rPr>
-                <w:b/>
-                <w:color w:val="1F5FA8"/>
-                <w:sz w:val="14"/>
-                <w:shd w:val="clear" w:color="auto" w:fill="E6F0FB"/>
-              </w:rPr>
-              <w:t xml:space="preserve"> BONDS </w:t>
-            </w:r>
-          </w:p>
-        </w:tc>
-        <w:tc>
-          <w:tcPr>
-            <w:tcW w:type="dxa" w:w="7257"/>
-            <w:tcBorders>
-              <w:top w:val="nil"/>
-              <w:left w:val="nil"/>
-              <w:bottom w:val="single" w:sz="4" w:color="E3E8EE" w:space="0"/>
-              <w:right w:val="nil"/>
-            </w:tcBorders>
-          </w:tcPr>
-          <w:p>
-            <w:pPr>
-              <w:spacing w:before="0" w:after="0"/>
-            </w:pPr>
-            <w:hyperlink r:id="rId36">
-              <w:r>
-                <w:rPr>
-                  <w:color w:val="1A1A1A"/>
-                  <w:sz w:val="18"/>
-                </w:rPr>
-                <w:t xml:space="preserve">"Luminor Bank" anulē obligācijas 500 miljonu eiro vērtībā</w:t>
-              </w:r>
-            </w:hyperlink>
-            <w:r>
-              <w:rPr>
-                <w:b w:val="0"/>
-                <w:color w:val="5F6B7A"/>
-                <w:sz w:val="15"/>
-              </w:rPr>
-              <w:t xml:space="preserve">   tv3.lv</w:t>
-            </w:r>
-          </w:p>
-        </w:tc>
-      </w:tr>
-      <w:tr>
-        <w:tc>
-          <w:tcPr>
-            <w:tcW w:type="dxa" w:w="1020"/>
-            <w:tcBorders>
-              <w:top w:val="nil"/>
-              <w:left w:val="nil"/>
-              <w:bottom w:val="single" w:sz="4" w:color="E3E8EE" w:space="0"/>
-              <w:right w:val="nil"/>
-            </w:tcBorders>
-          </w:tcPr>
-          <w:p>
-            <w:pPr>
-              <w:spacing w:before="0" w:after="0"/>
-            </w:pPr>
-            <w:r>
-              <w:rPr>
-                <w:b w:val="0"/>
-                <w:color w:val="1A1A1A"/>
-                <w:sz w:val="17"/>
-              </w:rPr>
               <w:t>2026-10-19</w:t>
-            </w:r>
-          </w:p>
-        </w:tc>
-        <w:tc>
-          <w:tcPr>
-            <w:tcW w:type="dxa" w:w="1361"/>
-            <w:tcBorders>
-              <w:top w:val="nil"/>
-              <w:left w:val="nil"/>
-              <w:bottom w:val="single" w:sz="4" w:color="E3E8EE" w:space="0"/>
-              <w:right w:val="nil"/>
-            </w:tcBorders>
-          </w:tcPr>
-          <w:p>
-            <w:pPr>
-              <w:spacing w:before="0" w:after="0"/>
-            </w:pPr>
-            <w:r>
-              <w:rPr>
-                <w:b/>
-                <w:color w:val="5F6B7A"/>
-                <w:sz w:val="14"/>
-                <w:shd w:val="clear" w:color="auto" w:fill="F0F2F5"/>
-              </w:rPr>
-              <w:t xml:space="preserve"> MANAGEMENT </w:t>
-            </w:r>
-          </w:p>
-        </w:tc>
-        <w:tc>
-          <w:tcPr>
-            <w:tcW w:type="dxa" w:w="7257"/>
-            <w:tcBorders>
-              <w:top w:val="nil"/>
-              <w:left w:val="nil"/>
-              <w:bottom w:val="single" w:sz="4" w:color="E3E8EE" w:space="0"/>
-              <w:right w:val="nil"/>
-            </w:tcBorders>
-          </w:tcPr>
-          <w:p>
-            <w:pPr>
-              <w:spacing w:before="0" w:after="0"/>
-            </w:pPr>
-            <w:hyperlink r:id="rId39">
-              <w:r>
-                <w:rPr>
-                  <w:color w:val="1A1A1A"/>
-                  <w:sz w:val="18"/>
-                </w:rPr>
-                <w:t xml:space="preserve">„Luminor“ mažmeninei bankininkystei pradeda vadovauti Ieva Linkutė-Urbonė</w:t>
-              </w:r>
-            </w:hyperlink>
-            <w:r>
-              <w:rPr>
-                <w:b w:val="0"/>
-                <w:color w:val="5F6B7A"/>
-                <w:sz w:val="15"/>
-              </w:rPr>
-              <w:t xml:space="preserve">   LRT</w:t>
-            </w:r>
-          </w:p>
-        </w:tc>
-      </w:tr>
-      <w:tr>
-        <w:tc>
-          <w:tcPr>
-            <w:tcW w:type="dxa" w:w="1020"/>
-            <w:tcBorders>
-              <w:top w:val="nil"/>
-              <w:left w:val="nil"/>
-              <w:bottom w:val="single" w:sz="4" w:color="E3E8EE" w:space="0"/>
-              <w:right w:val="nil"/>
-            </w:tcBorders>
-          </w:tcPr>
-          <w:p>
-            <w:pPr>
-              <w:spacing w:before="0" w:after="0"/>
-            </w:pPr>
-            <w:r>
-              <w:rPr>
-                <w:b w:val="0"/>
-                <w:color w:val="1A1A1A"/>
-                <w:sz w:val="17"/>
-              </w:rPr>
-              <w:t>2026-10-08</w:t>
             </w:r>
           </w:p>
         </w:tc>
@@ -6882,19 +8030,19 @@
             <w:hyperlink r:id="rId40">
               <w:r>
                 <w:rPr>
-                  <w:color w:val="1A1A1A"/>
+                  <w:color w:val="1B2430"/>
                   <w:sz w:val="18"/>
                 </w:rPr>
-                <w:t xml:space="preserve">„Luminor“ privačios bankininkystės vadovas nepasitiki politiniais sprendimais: II pensijų pakopos pinigus valdys pats</w:t>
+                <w:t xml:space="preserve">„Luminor“ mažmeninei bankininkystei pradeda vadovauti Ieva Linkutė-Urbonė</w:t>
               </w:r>
             </w:hyperlink>
             <w:r>
               <w:rPr>
                 <w:b w:val="0"/>
-                <w:color w:val="5F6B7A"/>
+                <w:color w:val="667085"/>
                 <w:sz w:val="15"/>
               </w:rPr>
-              <w:t xml:space="preserve">   vz.lt</w:t>
+              <w:t xml:space="preserve">   LRT</w:t>
             </w:r>
           </w:p>
         </w:tc>
@@ -6917,10 +8065,10 @@
             <w:r>
               <w:rPr>
                 <w:b w:val="0"/>
-                <w:color w:val="1A1A1A"/>
+                <w:color w:val="1B2430"/>
                 <w:sz w:val="17"/>
               </w:rPr>
-              <w:t>2026-10-20</w:t>
+              <w:t>2026-10-08</w:t>
             </w:r>
           </w:p>
         </w:tc>
@@ -6941,11 +8089,11 @@
             <w:r>
               <w:rPr>
                 <w:b/>
-                <w:color w:val="1F4E79"/>
+                <w:color w:val="5F6B7A"/>
                 <w:sz w:val="14"/>
-                <w:shd w:val="clear" w:color="auto" w:fill="EAF1F8"/>
-              </w:rPr>
-              <w:t xml:space="preserve"> RESULTS </w:t>
+                <w:shd w:val="clear" w:color="auto" w:fill="F0F2F5"/>
+              </w:rPr>
+              <w:t xml:space="preserve"> MANAGEMENT </w:t>
             </w:r>
           </w:p>
         </w:tc>
@@ -6966,19 +8114,19 @@
             <w:hyperlink r:id="rId41">
               <w:r>
                 <w:rPr>
-                  <w:color w:val="1A1A1A"/>
+                  <w:color w:val="1B2430"/>
                   <w:sz w:val="18"/>
                 </w:rPr>
-                <w:t xml:space="preserve">Luminor posts 157 million euro profit for 2025 / Article</w:t>
+                <w:t xml:space="preserve">„Luminor“ privačios bankininkystės vadovas nepasitiki politiniais sprendimais: II pensijų pakopos pinigus valdys pats</w:t>
               </w:r>
             </w:hyperlink>
             <w:r>
               <w:rPr>
                 <w:b w:val="0"/>
-                <w:color w:val="5F6B7A"/>
+                <w:color w:val="667085"/>
                 <w:sz w:val="15"/>
               </w:rPr>
-              <w:t xml:space="preserve">   Latvian Public Media</w:t>
+              <w:t xml:space="preserve">   vz.lt</w:t>
             </w:r>
           </w:p>
         </w:tc>
@@ -7001,10 +8149,10 @@
             <w:r>
               <w:rPr>
                 <w:b w:val="0"/>
-                <w:color w:val="1A1A1A"/>
+                <w:color w:val="1B2430"/>
                 <w:sz w:val="17"/>
               </w:rPr>
-              <w:t>2026-10-21</w:t>
+              <w:t>2026-10-20</w:t>
             </w:r>
           </w:p>
         </w:tc>
@@ -7025,11 +8173,11 @@
             <w:r>
               <w:rPr>
                 <w:b/>
-                <w:color w:val="5F6B7A"/>
+                <w:color w:val="1F4E79"/>
                 <w:sz w:val="14"/>
-                <w:shd w:val="clear" w:color="auto" w:fill="F0F2F5"/>
-              </w:rPr>
-              <w:t xml:space="preserve"> OTHER </w:t>
+                <w:shd w:val="clear" w:color="auto" w:fill="EAF1F8"/>
+              </w:rPr>
+              <w:t xml:space="preserve"> RESULTS </w:t>
             </w:r>
           </w:p>
         </w:tc>
@@ -7050,19 +8198,19 @@
             <w:hyperlink r:id="rId42">
               <w:r>
                 <w:rPr>
-                  <w:color w:val="1A1A1A"/>
+                  <w:color w:val="1B2430"/>
                   <w:sz w:val="18"/>
                 </w:rPr>
-                <w:t xml:space="preserve">Luminor“ ekonomistas Žygimantas Mauricas: šilta žiema būtų geriausia dovana europiečių piniginėms</w:t>
+                <w:t xml:space="preserve">Luminor posts 157 million euro profit for 2025 / Article</w:t>
               </w:r>
             </w:hyperlink>
             <w:r>
               <w:rPr>
                 <w:b w:val="0"/>
-                <w:color w:val="5F6B7A"/>
+                <w:color w:val="667085"/>
                 <w:sz w:val="15"/>
               </w:rPr>
-              <w:t xml:space="preserve">   Infoerdve.lt</w:t>
+              <w:t xml:space="preserve">   Latvian Public Media</w:t>
             </w:r>
           </w:p>
         </w:tc>
@@ -7085,10 +8233,10 @@
             <w:r>
               <w:rPr>
                 <w:b w:val="0"/>
-                <w:color w:val="1A1A1A"/>
+                <w:color w:val="1B2430"/>
                 <w:sz w:val="17"/>
               </w:rPr>
-              <w:t>2026-10-18</w:t>
+              <w:t>2026-10-21</w:t>
             </w:r>
           </w:p>
         </w:tc>
@@ -7134,7 +8282,91 @@
             <w:hyperlink r:id="rId43">
               <w:r>
                 <w:rPr>
-                  <w:color w:val="1A1A1A"/>
+                  <w:color w:val="1B2430"/>
+                  <w:sz w:val="18"/>
+                </w:rPr>
+                <w:t xml:space="preserve">Luminor“ ekonomistas Žygimantas Mauricas: šilta žiema būtų geriausia dovana europiečių piniginėms</w:t>
+              </w:r>
+            </w:hyperlink>
+            <w:r>
+              <w:rPr>
+                <w:b w:val="0"/>
+                <w:color w:val="667085"/>
+                <w:sz w:val="15"/>
+              </w:rPr>
+              <w:t xml:space="preserve">   Infoerdve.lt</w:t>
+            </w:r>
+          </w:p>
+        </w:tc>
+      </w:tr>
+      <w:tr>
+        <w:tc>
+          <w:tcPr>
+            <w:tcW w:type="dxa" w:w="1020"/>
+            <w:tcBorders>
+              <w:top w:val="nil"/>
+              <w:left w:val="nil"/>
+              <w:bottom w:val="single" w:sz="4" w:color="E3E8EE" w:space="0"/>
+              <w:right w:val="nil"/>
+            </w:tcBorders>
+          </w:tcPr>
+          <w:p>
+            <w:pPr>
+              <w:spacing w:before="0" w:after="0"/>
+            </w:pPr>
+            <w:r>
+              <w:rPr>
+                <w:b w:val="0"/>
+                <w:color w:val="1B2430"/>
+                <w:sz w:val="17"/>
+              </w:rPr>
+              <w:t>2026-10-18</w:t>
+            </w:r>
+          </w:p>
+        </w:tc>
+        <w:tc>
+          <w:tcPr>
+            <w:tcW w:type="dxa" w:w="1361"/>
+            <w:tcBorders>
+              <w:top w:val="nil"/>
+              <w:left w:val="nil"/>
+              <w:bottom w:val="single" w:sz="4" w:color="E3E8EE" w:space="0"/>
+              <w:right w:val="nil"/>
+            </w:tcBorders>
+          </w:tcPr>
+          <w:p>
+            <w:pPr>
+              <w:spacing w:before="0" w:after="0"/>
+            </w:pPr>
+            <w:r>
+              <w:rPr>
+                <w:b/>
+                <w:color w:val="5F6B7A"/>
+                <w:sz w:val="14"/>
+                <w:shd w:val="clear" w:color="auto" w:fill="F0F2F5"/>
+              </w:rPr>
+              <w:t xml:space="preserve"> OTHER </w:t>
+            </w:r>
+          </w:p>
+        </w:tc>
+        <w:tc>
+          <w:tcPr>
+            <w:tcW w:type="dxa" w:w="7257"/>
+            <w:tcBorders>
+              <w:top w:val="nil"/>
+              <w:left w:val="nil"/>
+              <w:bottom w:val="single" w:sz="4" w:color="E3E8EE" w:space="0"/>
+              <w:right w:val="nil"/>
+            </w:tcBorders>
+          </w:tcPr>
+          <w:p>
+            <w:pPr>
+              <w:spacing w:before="0" w:after="0"/>
+            </w:pPr>
+            <w:hyperlink r:id="rId44">
+              <w:r>
+                <w:rPr>
+                  <w:color w:val="1B2430"/>
                   <w:sz w:val="18"/>
                 </w:rPr>
                 <w:t xml:space="preserve">Luminor lends €1.1M to fast-growing Latvian timber firm Rēzeknes Mežs</w:t>
@@ -7143,7 +8375,7 @@
             <w:r>
               <w:rPr>
                 <w:b w:val="0"/>
-                <w:color w:val="5F6B7A"/>
+                <w:color w:val="667085"/>
                 <w:sz w:val="15"/>
               </w:rPr>
               <w:t xml:space="preserve">   Dealroom</w:t>
@@ -7161,7 +8393,7 @@
       <w:pPr>
         <w:keepNext/>
         <w:pBdr>
-          <w:bottom w:val="single" w:sz="8" w:color="1F4E79" w:space="4"/>
+          <w:bottom w:val="single" w:sz="8" w:color="12355B" w:space="4"/>
         </w:pBdr>
         <w:tabs>
           <w:tab w:pos="482" w:val="left"/>
@@ -7180,7 +8412,7 @@
       <w:r>
         <w:rPr>
           <w:b/>
-          <w:color w:val="1F4E79"/>
+          <w:color w:val="12355B"/>
           <w:sz w:val="28"/>
         </w:rPr>
         <w:t>ESG report</w:t>
@@ -7189,7 +8421,7 @@
     <w:p>
       <w:pPr>
         <w:keepNext/>
-        <w:shd w:val="clear" w:color="auto" w:fill="EAF1F8"/>
+        <w:shd w:val="clear" w:color="auto" w:fill="EEF3F8"/>
         <w:spacing w:before="200" w:after="80"/>
         <w:ind w:left="85"/>
       </w:pPr>
@@ -7197,7 +8429,7 @@
         <w:rPr>
           <w:b/>
           <w:caps/>
-          <w:color w:val="1F4E79"/>
+          <w:color w:val="12355B"/>
           <w:sz w:val="19"/>
         </w:rPr>
         <w:t>Exclusionary screening (companies)</w:t>
@@ -7270,7 +8502,7 @@
             <w:r>
               <w:rPr>
                 <w:b/>
-                <w:color w:val="1A1A1A"/>
+                <w:color w:val="1B2430"/>
                 <w:sz w:val="19"/>
               </w:rPr>
               <w:t>Yes, the company is not involved in excluded sectors: controversial and nuclear weapons, tobacco, gambling and restricted sectors in fossil fuel</w:t>
@@ -7287,7 +8519,7 @@
             <w:r>
               <w:rPr>
                 <w:b w:val="0"/>
-                <w:color w:val="5F6B7A"/>
+                <w:color w:val="667085"/>
                 <w:sz w:val="18"/>
               </w:rPr>
               <w:t>•</w:t>
@@ -7313,7 +8545,7 @@
             <w:r>
               <w:rPr>
                 <w:b w:val="0"/>
-                <w:color w:val="5F6B7A"/>
+                <w:color w:val="667085"/>
                 <w:sz w:val="18"/>
               </w:rPr>
               <w:t>•</w:t>
@@ -7327,14 +8559,14 @@
               </w:rPr>
               <w:t>Sustainable real estate and renewable energy lending is growing (EUR 305.4m in 2025)</w:t>
             </w:r>
-            <w:hyperlink r:id="rId44">
+            <w:hyperlink r:id="rId45">
               <w:r>
                 <w:rPr>
                   <w:color w:val="2A78D6"/>
                   <w:vertAlign w:val="superscript"/>
                   <w:sz w:val="15"/>
                 </w:rPr>
-                <w:t xml:space="preserve">29</w:t>
+                <w:t xml:space="preserve">30</w:t>
               </w:r>
             </w:hyperlink>
             <w:r>
@@ -7416,7 +8648,7 @@
             <w:r>
               <w:rPr>
                 <w:b/>
-                <w:color w:val="1A1A1A"/>
+                <w:color w:val="1B2430"/>
                 <w:sz w:val="19"/>
               </w:rPr>
               <w:t>Yes, the company does not have red flag/signal related to controversies based on UN Global Compact, OECD Guidelines for Multinational Enterprises or any other relevant principles/standards</w:t>
@@ -7433,7 +8665,7 @@
             <w:r>
               <w:rPr>
                 <w:b w:val="0"/>
-                <w:color w:val="5F6B7A"/>
+                <w:color w:val="667085"/>
                 <w:sz w:val="18"/>
               </w:rPr>
               <w:t>•</w:t>
@@ -7459,7 +8691,7 @@
             <w:r>
               <w:rPr>
                 <w:b w:val="0"/>
-                <w:color w:val="5F6B7A"/>
+                <w:color w:val="667085"/>
                 <w:sz w:val="18"/>
               </w:rPr>
               <w:t>•</w:t>
@@ -7485,7 +8717,7 @@
             <w:r>
               <w:rPr>
                 <w:b w:val="0"/>
-                <w:color w:val="5F6B7A"/>
+                <w:color w:val="667085"/>
                 <w:sz w:val="18"/>
               </w:rPr>
               <w:t>•</w:t>
@@ -7499,14 +8731,14 @@
               </w:rPr>
               <w:t>The only regulatory note in 2025 was a Finantsinspektsioon precept on basic payment service procedures</w:t>
             </w:r>
-            <w:hyperlink r:id="rId45">
+            <w:hyperlink r:id="rId46">
               <w:r>
                 <w:rPr>
                   <w:color w:val="2A78D6"/>
                   <w:vertAlign w:val="superscript"/>
                   <w:sz w:val="15"/>
                 </w:rPr>
-                <w:t xml:space="preserve">30</w:t>
+                <w:t xml:space="preserve">31</w:t>
               </w:r>
             </w:hyperlink>
             <w:r>
@@ -7588,7 +8820,7 @@
             <w:r>
               <w:rPr>
                 <w:b/>
-                <w:color w:val="1A1A1A"/>
+                <w:color w:val="1B2430"/>
                 <w:sz w:val="19"/>
               </w:rPr>
               <w:t>Yes, the company is not in the list of sanctions (add a screenshot)</w:t>
@@ -7605,7 +8837,7 @@
             <w:r>
               <w:rPr>
                 <w:b w:val="0"/>
-                <w:color w:val="5F6B7A"/>
+                <w:color w:val="667085"/>
                 <w:sz w:val="18"/>
               </w:rPr>
               <w:t>•</w:t>
@@ -7631,7 +8863,7 @@
             <w:r>
               <w:rPr>
                 <w:b w:val="0"/>
-                <w:color w:val="5F6B7A"/>
+                <w:color w:val="667085"/>
                 <w:sz w:val="18"/>
               </w:rPr>
               <w:t>•</w:t>
@@ -7657,7 +8889,7 @@
             <w:r>
               <w:rPr>
                 <w:b w:val="0"/>
-                <w:color w:val="5F6B7A"/>
+                <w:color w:val="667085"/>
                 <w:sz w:val="18"/>
               </w:rPr>
               <w:t>•</w:t>
@@ -7742,7 +8974,7 @@
             <w:r>
               <w:rPr>
                 <w:b/>
-                <w:color w:val="1A1A1A"/>
+                <w:color w:val="1B2430"/>
                 <w:sz w:val="19"/>
               </w:rPr>
               <w:t>Yes, issues were not identified from adverse media checks (add a screenshot)</w:t>
@@ -7759,7 +8991,7 @@
             <w:r>
               <w:rPr>
                 <w:b w:val="0"/>
-                <w:color w:val="5F6B7A"/>
+                <w:color w:val="667085"/>
                 <w:sz w:val="18"/>
               </w:rPr>
               <w:t>•</w:t>
@@ -7785,7 +9017,7 @@
             <w:r>
               <w:rPr>
                 <w:b w:val="0"/>
-                <w:color w:val="5F6B7A"/>
+                <w:color w:val="667085"/>
                 <w:sz w:val="18"/>
               </w:rPr>
               <w:t>•</w:t>
@@ -7811,7 +9043,7 @@
             <w:r>
               <w:rPr>
                 <w:b w:val="0"/>
-                <w:color w:val="5F6B7A"/>
+                <w:color w:val="667085"/>
                 <w:sz w:val="18"/>
               </w:rPr>
               <w:t>•</w:t>
@@ -7824,23 +9056,6 @@
                 <w:sz w:val="18"/>
               </w:rPr>
               <w:t>On 2026-09-28/29 the press wrote about links of the buyer OTP's clients to Russia – this concerns the buyer, not Luminor's business</w:t>
-            </w:r>
-            <w:hyperlink r:id="rId34">
-              <w:r>
-                <w:rPr>
-                  <w:color w:val="2A78D6"/>
-                  <w:vertAlign w:val="superscript"/>
-                  <w:sz w:val="15"/>
-                </w:rPr>
-                <w:t xml:space="preserve">26</w:t>
-              </w:r>
-            </w:hyperlink>
-            <w:r>
-              <w:rPr>
-                <w:color w:val="2A78D6"/>
-                <w:vertAlign w:val="superscript"/>
-              </w:rPr>
-              <w:t>,</w:t>
             </w:r>
             <w:hyperlink r:id="rId35">
               <w:r>
@@ -7854,6 +9069,23 @@
             </w:hyperlink>
             <w:r>
               <w:rPr>
+                <w:color w:val="2A78D6"/>
+                <w:vertAlign w:val="superscript"/>
+              </w:rPr>
+              <w:t>,</w:t>
+            </w:r>
+            <w:hyperlink r:id="rId36">
+              <w:r>
+                <w:rPr>
+                  <w:color w:val="2A78D6"/>
+                  <w:vertAlign w:val="superscript"/>
+                  <w:sz w:val="15"/>
+                </w:rPr>
+                <w:t xml:space="preserve">28</w:t>
+              </w:r>
+            </w:hyperlink>
+            <w:r>
+              <w:rPr>
                 <w:b w:val="0"/>
                 <w:color w:val="333333"/>
                 <w:sz w:val="18"/>
@@ -7872,7 +9104,7 @@
             <w:r>
               <w:rPr>
                 <w:b w:val="0"/>
-                <w:color w:val="5F6B7A"/>
+                <w:color w:val="667085"/>
                 <w:sz w:val="18"/>
               </w:rPr>
               <w:t>•</w:t>
@@ -7898,7 +9130,7 @@
             <w:r>
               <w:rPr>
                 <w:b w:val="0"/>
-                <w:color w:val="5F6B7A"/>
+                <w:color w:val="667085"/>
                 <w:sz w:val="18"/>
               </w:rPr>
               <w:t>•</w:t>
@@ -7944,7 +9176,7 @@
     <w:p>
       <w:pPr>
         <w:keepNext/>
-        <w:shd w:val="clear" w:color="auto" w:fill="EAF1F8"/>
+        <w:shd w:val="clear" w:color="auto" w:fill="EEF3F8"/>
         <w:spacing w:before="200" w:after="80"/>
         <w:ind w:left="85"/>
       </w:pPr>
@@ -7952,7 +9184,7 @@
         <w:rPr>
           <w:b/>
           <w:caps/>
-          <w:color w:val="1F4E79"/>
+          <w:color w:val="12355B"/>
           <w:sz w:val="19"/>
         </w:rPr>
         <w:t>ESG integration and positive screening (positive answers imply higher allocation)</w:t>
@@ -8025,7 +9257,7 @@
             <w:r>
               <w:rPr>
                 <w:b/>
-                <w:color w:val="1A1A1A"/>
+                <w:color w:val="1B2430"/>
                 <w:sz w:val="19"/>
               </w:rPr>
               <w:t>Yes, the company is promoting environmental or social characteristics (activities, ESG policy, good ESG rating, etc)</w:t>
@@ -8042,7 +9274,7 @@
             <w:r>
               <w:rPr>
                 <w:b w:val="0"/>
-                <w:color w:val="5F6B7A"/>
+                <w:color w:val="667085"/>
                 <w:sz w:val="18"/>
               </w:rPr>
               <w:t>•</w:t>
@@ -8068,7 +9300,7 @@
             <w:r>
               <w:rPr>
                 <w:b w:val="0"/>
-                <w:color w:val="5F6B7A"/>
+                <w:color w:val="667085"/>
                 <w:sz w:val="18"/>
               </w:rPr>
               <w:t>•</w:t>
@@ -8094,7 +9326,7 @@
             <w:r>
               <w:rPr>
                 <w:b w:val="0"/>
-                <w:color w:val="5F6B7A"/>
+                <w:color w:val="667085"/>
                 <w:sz w:val="18"/>
               </w:rPr>
               <w:t>•</w:t>
@@ -8108,14 +9340,14 @@
               </w:rPr>
               <w:t>Sustainalytics ESG risk rating 18.4 (low risk)</w:t>
             </w:r>
-            <w:hyperlink r:id="rId44">
+            <w:hyperlink r:id="rId45">
               <w:r>
                 <w:rPr>
                   <w:color w:val="2A78D6"/>
                   <w:vertAlign w:val="superscript"/>
                   <w:sz w:val="15"/>
                 </w:rPr>
-                <w:t xml:space="preserve">29</w:t>
+                <w:t xml:space="preserve">30</w:t>
               </w:r>
             </w:hyperlink>
             <w:r>
@@ -8197,7 +9429,7 @@
             <w:r>
               <w:rPr>
                 <w:b/>
-                <w:color w:val="1A1A1A"/>
+                <w:color w:val="1B2430"/>
                 <w:sz w:val="19"/>
               </w:rPr>
               <w:t>Yes, the activities of the company or it’s strategy is aligned with the taxonomy and/or Paris agreement targets (e.g. net zero commitment)</w:t>
@@ -8214,7 +9446,7 @@
             <w:r>
               <w:rPr>
                 <w:b w:val="0"/>
-                <w:color w:val="5F6B7A"/>
+                <w:color w:val="667085"/>
                 <w:sz w:val="18"/>
               </w:rPr>
               <w:t>•</w:t>
@@ -8228,14 +9460,14 @@
               </w:rPr>
               <w:t>Target to become climate neutral by 2050</w:t>
             </w:r>
-            <w:hyperlink r:id="rId44">
+            <w:hyperlink r:id="rId45">
               <w:r>
                 <w:rPr>
                   <w:color w:val="2A78D6"/>
                   <w:vertAlign w:val="superscript"/>
                   <w:sz w:val="15"/>
                 </w:rPr>
-                <w:t xml:space="preserve">29</w:t>
+                <w:t xml:space="preserve">30</w:t>
               </w:r>
             </w:hyperlink>
           </w:p>
@@ -8250,7 +9482,7 @@
             <w:r>
               <w:rPr>
                 <w:b w:val="0"/>
-                <w:color w:val="5F6B7A"/>
+                <w:color w:val="667085"/>
                 <w:sz w:val="18"/>
               </w:rPr>
               <w:t>•</w:t>
@@ -8264,14 +9496,14 @@
               </w:rPr>
               <w:t>Financed emissions measured with the PCAF method</w:t>
             </w:r>
-            <w:hyperlink r:id="rId46">
+            <w:hyperlink r:id="rId47">
               <w:r>
                 <w:rPr>
                   <w:color w:val="2A78D6"/>
                   <w:vertAlign w:val="superscript"/>
                   <w:sz w:val="15"/>
                 </w:rPr>
-                <w:t xml:space="preserve">31</w:t>
+                <w:t xml:space="preserve">32</w:t>
               </w:r>
             </w:hyperlink>
           </w:p>
@@ -8286,7 +9518,7 @@
             <w:r>
               <w:rPr>
                 <w:b w:val="0"/>
-                <w:color w:val="5F6B7A"/>
+                <w:color w:val="667085"/>
                 <w:sz w:val="18"/>
               </w:rPr>
               <w:t>•</w:t>
@@ -8300,14 +9532,14 @@
               </w:rPr>
               <w:t>Green or sustainability-linked bonds 7.4% of the bond portfolio, target 50% by 2030</w:t>
             </w:r>
-            <w:hyperlink r:id="rId44">
+            <w:hyperlink r:id="rId45">
               <w:r>
                 <w:rPr>
                   <w:color w:val="2A78D6"/>
                   <w:vertAlign w:val="superscript"/>
                   <w:sz w:val="15"/>
                 </w:rPr>
-                <w:t xml:space="preserve">29</w:t>
+                <w:t xml:space="preserve">30</w:t>
               </w:r>
             </w:hyperlink>
             <w:r>
@@ -8389,7 +9621,7 @@
             <w:r>
               <w:rPr>
                 <w:b/>
-                <w:color w:val="1A1A1A"/>
+                <w:color w:val="1B2430"/>
                 <w:sz w:val="19"/>
               </w:rPr>
               <w:t>Yes, the company does not have yellow flag/signal related to controversies based on UN Global Compact or any other relevant principles/standards</w:t>
@@ -8406,7 +9638,7 @@
             <w:r>
               <w:rPr>
                 <w:b w:val="0"/>
-                <w:color w:val="5F6B7A"/>
+                <w:color w:val="667085"/>
                 <w:sz w:val="18"/>
               </w:rPr>
               <w:t>•</w:t>
@@ -8432,7 +9664,7 @@
             <w:r>
               <w:rPr>
                 <w:b w:val="0"/>
-                <w:color w:val="5F6B7A"/>
+                <w:color w:val="667085"/>
                 <w:sz w:val="18"/>
               </w:rPr>
               <w:t>•</w:t>
@@ -8535,7 +9767,7 @@
             <w:r>
               <w:rPr>
                 <w:b/>
-                <w:color w:val="1A1A1A"/>
+                <w:color w:val="1B2430"/>
                 <w:sz w:val="19"/>
               </w:rPr>
               <w:t>Yes, the company fulfills the expectations from SEB thematic and sector policies</w:t>
@@ -8565,7 +9797,7 @@
             <w:r>
               <w:rPr>
                 <w:b w:val="0"/>
-                <w:color w:val="5F6B7A"/>
+                <w:color w:val="667085"/>
                 <w:sz w:val="18"/>
               </w:rPr>
               <w:t>•</w:t>
@@ -8579,14 +9811,14 @@
               </w:rPr>
               <w:t>No SEB sector policy for banks, so the Investments policy and the Environmental and Social &amp; Human Rights policies apply</w:t>
             </w:r>
-            <w:hyperlink r:id="rId47">
+            <w:hyperlink r:id="rId48">
               <w:r>
                 <w:rPr>
                   <w:color w:val="2A78D6"/>
                   <w:vertAlign w:val="superscript"/>
                   <w:sz w:val="15"/>
                 </w:rPr>
-                <w:t xml:space="preserve">32</w:t>
+                <w:t xml:space="preserve">33</w:t>
               </w:r>
             </w:hyperlink>
             <w:r>
@@ -8622,7 +9854,7 @@
             <w:r>
               <w:rPr>
                 <w:b w:val="0"/>
-                <w:color w:val="5F6B7A"/>
+                <w:color w:val="667085"/>
                 <w:sz w:val="18"/>
               </w:rPr>
               <w:t>•</w:t>
@@ -8648,7 +9880,7 @@
             <w:r>
               <w:rPr>
                 <w:b w:val="0"/>
-                <w:color w:val="5F6B7A"/>
+                <w:color w:val="667085"/>
                 <w:sz w:val="18"/>
               </w:rPr>
               <w:t>•</w:t>
@@ -8662,14 +9894,14 @@
               </w:rPr>
               <w:t>Financed emissions disclosed using PCAF (Scope 3 3.2m t CO2e in 2025)</w:t>
             </w:r>
-            <w:hyperlink r:id="rId46">
+            <w:hyperlink r:id="rId47">
               <w:r>
                 <w:rPr>
                   <w:color w:val="2A78D6"/>
                   <w:vertAlign w:val="superscript"/>
                   <w:sz w:val="15"/>
                 </w:rPr>
-                <w:t xml:space="preserve">31</w:t>
+                <w:t xml:space="preserve">32</w:t>
               </w:r>
             </w:hyperlink>
           </w:p>
@@ -8684,7 +9916,7 @@
             <w:r>
               <w:rPr>
                 <w:b w:val="0"/>
-                <w:color w:val="5F6B7A"/>
+                <w:color w:val="667085"/>
                 <w:sz w:val="18"/>
               </w:rPr>
               <w:t>•</w:t>
@@ -8698,14 +9930,14 @@
               </w:rPr>
               <w:t>Climate neutrality target for 2050</w:t>
             </w:r>
-            <w:hyperlink r:id="rId44">
+            <w:hyperlink r:id="rId45">
               <w:r>
                 <w:rPr>
                   <w:color w:val="2A78D6"/>
                   <w:vertAlign w:val="superscript"/>
                   <w:sz w:val="15"/>
                 </w:rPr>
-                <w:t xml:space="preserve">29</w:t>
+                <w:t xml:space="preserve">30</w:t>
               </w:r>
             </w:hyperlink>
           </w:p>
@@ -8720,7 +9952,7 @@
             <w:r>
               <w:rPr>
                 <w:b w:val="0"/>
-                <w:color w:val="5F6B7A"/>
+                <w:color w:val="667085"/>
                 <w:sz w:val="18"/>
               </w:rPr>
               <w:t>•</w:t>
@@ -8734,14 +9966,14 @@
               </w:rPr>
               <w:t>Sustainable real estate and renewable lending EUR 305.4m, target EUR 700m by 2030</w:t>
             </w:r>
-            <w:hyperlink r:id="rId44">
+            <w:hyperlink r:id="rId45">
               <w:r>
                 <w:rPr>
                   <w:color w:val="2A78D6"/>
                   <w:vertAlign w:val="superscript"/>
                   <w:sz w:val="15"/>
                 </w:rPr>
-                <w:t xml:space="preserve">29</w:t>
+                <w:t xml:space="preserve">30</w:t>
               </w:r>
             </w:hyperlink>
           </w:p>
@@ -8756,7 +9988,7 @@
             <w:r>
               <w:rPr>
                 <w:b w:val="0"/>
-                <w:color w:val="5F6B7A"/>
+                <w:color w:val="667085"/>
                 <w:sz w:val="18"/>
               </w:rPr>
               <w:t>•</w:t>
@@ -8770,14 +10002,14 @@
               </w:rPr>
               <w:t>Sustainalytics ESG risk rating 18.4 (low risk)</w:t>
             </w:r>
-            <w:hyperlink r:id="rId44">
+            <w:hyperlink r:id="rId45">
               <w:r>
                 <w:rPr>
                   <w:color w:val="2A78D6"/>
                   <w:vertAlign w:val="superscript"/>
                   <w:sz w:val="15"/>
                 </w:rPr>
-                <w:t xml:space="preserve">29</w:t>
+                <w:t xml:space="preserve">30</w:t>
               </w:r>
             </w:hyperlink>
           </w:p>
@@ -8792,7 +10024,7 @@
             <w:r>
               <w:rPr>
                 <w:b w:val="0"/>
-                <w:color w:val="5F6B7A"/>
+                <w:color w:val="667085"/>
                 <w:sz w:val="18"/>
               </w:rPr>
               <w:t>•</w:t>
@@ -8806,14 +10038,14 @@
               </w:rPr>
               <w:t>Human rights commitment</w:t>
             </w:r>
-            <w:hyperlink r:id="rId48">
+            <w:hyperlink r:id="rId49">
               <w:r>
                 <w:rPr>
                   <w:color w:val="2A78D6"/>
                   <w:vertAlign w:val="superscript"/>
                   <w:sz w:val="15"/>
                 </w:rPr>
-                <w:t xml:space="preserve">33</w:t>
+                <w:t xml:space="preserve">34</w:t>
               </w:r>
             </w:hyperlink>
           </w:p>
@@ -8828,7 +10060,7 @@
             <w:r>
               <w:rPr>
                 <w:b w:val="0"/>
-                <w:color w:val="5F6B7A"/>
+                <w:color w:val="667085"/>
                 <w:sz w:val="18"/>
               </w:rPr>
               <w:t>•</w:t>
@@ -8842,14 +10074,14 @@
               </w:rPr>
               <w:t>AML and sanctions compliance</w:t>
             </w:r>
-            <w:hyperlink r:id="rId48">
+            <w:hyperlink r:id="rId49">
               <w:r>
                 <w:rPr>
                   <w:color w:val="2A78D6"/>
                   <w:vertAlign w:val="superscript"/>
                   <w:sz w:val="15"/>
                 </w:rPr>
-                <w:t xml:space="preserve">33</w:t>
+                <w:t xml:space="preserve">34</w:t>
               </w:r>
             </w:hyperlink>
           </w:p>
@@ -8864,7 +10096,7 @@
             <w:r>
               <w:rPr>
                 <w:b w:val="0"/>
-                <w:color w:val="5F6B7A"/>
+                <w:color w:val="667085"/>
                 <w:sz w:val="18"/>
               </w:rPr>
               <w:t>•</w:t>
@@ -8878,14 +10110,14 @@
               </w:rPr>
               <w:t>Anti-bribery measures and whistleblowing channels</w:t>
             </w:r>
-            <w:hyperlink r:id="rId49">
+            <w:hyperlink r:id="rId50">
               <w:r>
                 <w:rPr>
                   <w:color w:val="2A78D6"/>
                   <w:vertAlign w:val="superscript"/>
                   <w:sz w:val="15"/>
                 </w:rPr>
-                <w:t xml:space="preserve">34</w:t>
+                <w:t xml:space="preserve">35</w:t>
               </w:r>
             </w:hyperlink>
             <w:r>
@@ -8921,7 +10153,7 @@
             <w:r>
               <w:rPr>
                 <w:b w:val="0"/>
-                <w:color w:val="5F6B7A"/>
+                <w:color w:val="667085"/>
                 <w:sz w:val="18"/>
               </w:rPr>
               <w:t>•</w:t>
@@ -8954,7 +10186,7 @@
     <w:p>
       <w:pPr>
         <w:keepNext/>
-        <w:shd w:val="clear" w:color="auto" w:fill="EAF1F8"/>
+        <w:shd w:val="clear" w:color="auto" w:fill="EEF3F8"/>
         <w:spacing w:before="200" w:after="80"/>
         <w:ind w:left="85"/>
       </w:pPr>
@@ -8962,7 +10194,7 @@
         <w:rPr>
           <w:b/>
           <w:caps/>
-          <w:color w:val="1F4E79"/>
+          <w:color w:val="12355B"/>
           <w:sz w:val="19"/>
         </w:rPr>
         <w:t>Engagement</w:t>
@@ -9035,7 +10267,7 @@
             <w:r>
               <w:rPr>
                 <w:b/>
-                <w:color w:val="1A1A1A"/>
+                <w:color w:val="1B2430"/>
                 <w:sz w:val="19"/>
               </w:rPr>
               <w:t>Is there a need for pro-active engagement with the company?</w:t>
@@ -9052,7 +10284,7 @@
             <w:r>
               <w:rPr>
                 <w:b w:val="0"/>
-                <w:color w:val="5F6B7A"/>
+                <w:color w:val="667085"/>
                 <w:sz w:val="18"/>
               </w:rPr>
               <w:t>•</w:t>
@@ -9085,7 +10317,7 @@
     <w:p>
       <w:pPr>
         <w:keepNext/>
-        <w:shd w:val="clear" w:color="auto" w:fill="EAF1F8"/>
+        <w:shd w:val="clear" w:color="auto" w:fill="EEF3F8"/>
         <w:spacing w:before="200" w:after="80"/>
         <w:ind w:left="85"/>
       </w:pPr>
@@ -9093,7 +10325,7 @@
         <w:rPr>
           <w:b/>
           <w:caps/>
-          <w:color w:val="1F4E79"/>
+          <w:color w:val="12355B"/>
           <w:sz w:val="19"/>
         </w:rPr>
         <w:t>Indicators</w:t>
@@ -9166,7 +10398,7 @@
             <w:r>
               <w:rPr>
                 <w:b/>
-                <w:color w:val="1A1A1A"/>
+                <w:color w:val="1B2430"/>
                 <w:sz w:val="19"/>
               </w:rPr>
               <w:t>Yes, the indicators of the company support the targets of sustainability and PAI indicators followed by the Fund</w:t>
@@ -9183,7 +10415,7 @@
             <w:r>
               <w:rPr>
                 <w:b w:val="0"/>
-                <w:color w:val="5F6B7A"/>
+                <w:color w:val="667085"/>
                 <w:sz w:val="18"/>
               </w:rPr>
               <w:t>•</w:t>
@@ -9197,14 +10429,14 @@
               </w:rPr>
               <w:t>Financed emissions (Scope 3) 3.2m t CO2e in 2025, PCAF method</w:t>
             </w:r>
-            <w:hyperlink r:id="rId46">
+            <w:hyperlink r:id="rId47">
               <w:r>
                 <w:rPr>
                   <w:color w:val="2A78D6"/>
                   <w:vertAlign w:val="superscript"/>
                   <w:sz w:val="15"/>
                 </w:rPr>
-                <w:t xml:space="preserve">31</w:t>
+                <w:t xml:space="preserve">32</w:t>
               </w:r>
             </w:hyperlink>
           </w:p>
@@ -9219,7 +10451,7 @@
             <w:r>
               <w:rPr>
                 <w:b w:val="0"/>
-                <w:color w:val="5F6B7A"/>
+                <w:color w:val="667085"/>
                 <w:sz w:val="18"/>
               </w:rPr>
               <w:t>•</w:t>
@@ -9233,14 +10465,14 @@
               </w:rPr>
               <w:t>Women on the Supervisory Council 33.3% (target 40%)</w:t>
             </w:r>
-            <w:hyperlink r:id="rId50">
+            <w:hyperlink r:id="rId51">
               <w:r>
                 <w:rPr>
                   <w:color w:val="2A78D6"/>
                   <w:vertAlign w:val="superscript"/>
                   <w:sz w:val="15"/>
                 </w:rPr>
-                <w:t xml:space="preserve">35</w:t>
+                <w:t xml:space="preserve">36</w:t>
               </w:r>
             </w:hyperlink>
           </w:p>
@@ -9255,7 +10487,7 @@
             <w:r>
               <w:rPr>
                 <w:b w:val="0"/>
-                <w:color w:val="5F6B7A"/>
+                <w:color w:val="667085"/>
                 <w:sz w:val="18"/>
               </w:rPr>
               <w:t>•</w:t>
@@ -9269,14 +10501,14 @@
               </w:rPr>
               <w:t>Sustainalytics ESG risk rating 18.4, low risk</w:t>
             </w:r>
-            <w:hyperlink r:id="rId44">
+            <w:hyperlink r:id="rId45">
               <w:r>
                 <w:rPr>
                   <w:color w:val="2A78D6"/>
                   <w:vertAlign w:val="superscript"/>
                   <w:sz w:val="15"/>
                 </w:rPr>
-                <w:t xml:space="preserve">29</w:t>
+                <w:t xml:space="preserve">30</w:t>
               </w:r>
             </w:hyperlink>
             <w:r>
@@ -9329,7 +10561,7 @@
       <w:r>
         <w:rPr>
           <w:b w:val="0"/>
-          <w:color w:val="5F6B7A"/>
+          <w:color w:val="667085"/>
           <w:sz w:val="16"/>
         </w:rPr>
         <w:t>SEB policies applied: Policy on Sustainability Considerations in Investments (SEB AB); Financial sector - no dedicated SEB sector policy (thematic policies applied); Environmental Policy on Climate, Nature and Water (thematic); Social and Human Rights Policy (thematic); Governance expectations in sector policies (anti-corruption, tax, reporting)</w:t>
@@ -9339,7 +10571,7 @@
       <w:pPr>
         <w:keepNext/>
         <w:pBdr>
-          <w:bottom w:val="single" w:sz="8" w:color="1F4E79" w:space="4"/>
+          <w:bottom w:val="single" w:sz="8" w:color="12355B" w:space="4"/>
         </w:pBdr>
         <w:tabs>
           <w:tab w:pos="482" w:val="left"/>
@@ -9358,7 +10590,7 @@
       <w:r>
         <w:rPr>
           <w:b/>
-          <w:color w:val="1F4E79"/>
+          <w:color w:val="12355B"/>
           <w:sz w:val="28"/>
         </w:rPr>
         <w:t>Sources</w:t>
@@ -9375,7 +10607,7 @@
       <w:r>
         <w:rPr>
           <w:b w:val="0"/>
-          <w:color w:val="5F6B7A"/>
+          <w:color w:val="667085"/>
           <w:sz w:val="17"/>
         </w:rPr>
         <w:t>1.</w:t>
@@ -9402,7 +10634,7 @@
       <w:r>
         <w:rPr>
           <w:b w:val="0"/>
-          <w:color w:val="5F6B7A"/>
+          <w:color w:val="667085"/>
           <w:sz w:val="17"/>
         </w:rPr>
         <w:t>2.</w:t>
@@ -9429,7 +10661,7 @@
       <w:r>
         <w:rPr>
           <w:b w:val="0"/>
-          <w:color w:val="5F6B7A"/>
+          <w:color w:val="667085"/>
           <w:sz w:val="17"/>
         </w:rPr>
         <w:t>3.</w:t>
@@ -9456,7 +10688,7 @@
       <w:r>
         <w:rPr>
           <w:b w:val="0"/>
-          <w:color w:val="5F6B7A"/>
+          <w:color w:val="667085"/>
           <w:sz w:val="17"/>
         </w:rPr>
         <w:t>4.</w:t>
@@ -9483,7 +10715,7 @@
       <w:r>
         <w:rPr>
           <w:b w:val="0"/>
-          <w:color w:val="5F6B7A"/>
+          <w:color w:val="667085"/>
           <w:sz w:val="17"/>
         </w:rPr>
         <w:t>5.</w:t>
@@ -9510,7 +10742,7 @@
       <w:r>
         <w:rPr>
           <w:b w:val="0"/>
-          <w:color w:val="5F6B7A"/>
+          <w:color w:val="667085"/>
           <w:sz w:val="17"/>
         </w:rPr>
         <w:t>6.</w:t>
@@ -9537,7 +10769,7 @@
       <w:r>
         <w:rPr>
           <w:b w:val="0"/>
-          <w:color w:val="5F6B7A"/>
+          <w:color w:val="667085"/>
           <w:sz w:val="17"/>
         </w:rPr>
         <w:t>7.</w:t>
@@ -9564,7 +10796,7 @@
       <w:r>
         <w:rPr>
           <w:b w:val="0"/>
-          <w:color w:val="5F6B7A"/>
+          <w:color w:val="667085"/>
           <w:sz w:val="17"/>
         </w:rPr>
         <w:t>8.</w:t>
@@ -9591,7 +10823,7 @@
       <w:r>
         <w:rPr>
           <w:b w:val="0"/>
-          <w:color w:val="5F6B7A"/>
+          <w:color w:val="667085"/>
           <w:sz w:val="17"/>
         </w:rPr>
         <w:t>9.</w:t>
@@ -9618,7 +10850,7 @@
       <w:r>
         <w:rPr>
           <w:b w:val="0"/>
-          <w:color w:val="5F6B7A"/>
+          <w:color w:val="667085"/>
           <w:sz w:val="17"/>
         </w:rPr>
         <w:t>10.</w:t>
@@ -9645,7 +10877,7 @@
       <w:r>
         <w:rPr>
           <w:b w:val="0"/>
-          <w:color w:val="5F6B7A"/>
+          <w:color w:val="667085"/>
           <w:sz w:val="17"/>
         </w:rPr>
         <w:t>11.</w:t>
@@ -9672,7 +10904,7 @@
       <w:r>
         <w:rPr>
           <w:b w:val="0"/>
-          <w:color w:val="5F6B7A"/>
+          <w:color w:val="667085"/>
           <w:sz w:val="17"/>
         </w:rPr>
         <w:t>12.</w:t>
@@ -9699,7 +10931,7 @@
       <w:r>
         <w:rPr>
           <w:b w:val="0"/>
-          <w:color w:val="5F6B7A"/>
+          <w:color w:val="667085"/>
           <w:sz w:val="17"/>
         </w:rPr>
         <w:t>13.</w:t>
@@ -9726,7 +10958,7 @@
       <w:r>
         <w:rPr>
           <w:b w:val="0"/>
-          <w:color w:val="5F6B7A"/>
+          <w:color w:val="667085"/>
           <w:sz w:val="17"/>
         </w:rPr>
         <w:t>14.</w:t>
@@ -9753,7 +10985,7 @@
       <w:r>
         <w:rPr>
           <w:b w:val="0"/>
-          <w:color w:val="5F6B7A"/>
+          <w:color w:val="667085"/>
           <w:sz w:val="17"/>
         </w:rPr>
         <w:t>15.</w:t>
@@ -9780,7 +11012,7 @@
       <w:r>
         <w:rPr>
           <w:b w:val="0"/>
-          <w:color w:val="5F6B7A"/>
+          <w:color w:val="667085"/>
           <w:sz w:val="17"/>
         </w:rPr>
         <w:t>16.</w:t>
@@ -9807,7 +11039,7 @@
       <w:r>
         <w:rPr>
           <w:b w:val="0"/>
-          <w:color w:val="5F6B7A"/>
+          <w:color w:val="667085"/>
           <w:sz w:val="17"/>
         </w:rPr>
         <w:t>17.</w:t>
@@ -9834,7 +11066,7 @@
       <w:r>
         <w:rPr>
           <w:b w:val="0"/>
-          <w:color w:val="5F6B7A"/>
+          <w:color w:val="667085"/>
           <w:sz w:val="17"/>
         </w:rPr>
         <w:t>18.</w:t>
@@ -9861,7 +11093,7 @@
       <w:r>
         <w:rPr>
           <w:b w:val="0"/>
-          <w:color w:val="5F6B7A"/>
+          <w:color w:val="667085"/>
           <w:sz w:val="17"/>
         </w:rPr>
         <w:t>19.</w:t>
@@ -9888,7 +11120,7 @@
       <w:r>
         <w:rPr>
           <w:b w:val="0"/>
-          <w:color w:val="5F6B7A"/>
+          <w:color w:val="667085"/>
           <w:sz w:val="17"/>
         </w:rPr>
         <w:t>20.</w:t>
@@ -9915,7 +11147,7 @@
       <w:r>
         <w:rPr>
           <w:b w:val="0"/>
-          <w:color w:val="5F6B7A"/>
+          <w:color w:val="667085"/>
           <w:sz w:val="17"/>
         </w:rPr>
         <w:t>21.</w:t>
@@ -9942,7 +11174,7 @@
       <w:r>
         <w:rPr>
           <w:b w:val="0"/>
-          <w:color w:val="5F6B7A"/>
+          <w:color w:val="667085"/>
           <w:sz w:val="17"/>
         </w:rPr>
         <w:t>22.</w:t>
@@ -9969,7 +11201,7 @@
       <w:r>
         <w:rPr>
           <w:b w:val="0"/>
-          <w:color w:val="5F6B7A"/>
+          <w:color w:val="667085"/>
           <w:sz w:val="17"/>
         </w:rPr>
         <w:t>23.</w:t>
@@ -9996,7 +11228,7 @@
       <w:r>
         <w:rPr>
           <w:b w:val="0"/>
-          <w:color w:val="5F6B7A"/>
+          <w:color w:val="667085"/>
           <w:sz w:val="17"/>
         </w:rPr>
         <w:t>24.</w:t>
@@ -10023,13 +11255,40 @@
       <w:r>
         <w:rPr>
           <w:b w:val="0"/>
-          <w:color w:val="5F6B7A"/>
+          <w:color w:val="667085"/>
           <w:sz w:val="17"/>
         </w:rPr>
         <w:t>25.</w:t>
         <w:tab/>
       </w:r>
       <w:hyperlink r:id="rId33">
+        <w:r>
+          <w:rPr>
+            <w:color w:val="2A78D6"/>
+            <w:sz w:val="17"/>
+          </w:rPr>
+          <w:t xml:space="preserve">Luminor Bank - Interim report 2Q 2026, p. 3, 2026-08-11</w:t>
+        </w:r>
+      </w:hyperlink>
+    </w:p>
+    <w:p>
+      <w:pPr>
+        <w:tabs>
+          <w:tab w:pos="397" w:val="left"/>
+        </w:tabs>
+        <w:spacing w:before="0" w:after="30"/>
+        <w:ind w:left="397" w:hanging="397"/>
+      </w:pPr>
+      <w:r>
+        <w:rPr>
+          <w:b w:val="0"/>
+          <w:color w:val="667085"/>
+          <w:sz w:val="17"/>
+        </w:rPr>
+        <w:t>26.</w:t>
+        <w:tab/>
+      </w:r>
+      <w:hyperlink r:id="rId34">
         <w:r>
           <w:rPr>
             <w:color w:val="2A78D6"/>
@@ -10050,13 +11309,13 @@
       <w:r>
         <w:rPr>
           <w:b w:val="0"/>
-          <w:color w:val="5F6B7A"/>
+          <w:color w:val="667085"/>
           <w:sz w:val="17"/>
         </w:rPr>
-        <w:t>26.</w:t>
+        <w:t>27.</w:t>
         <w:tab/>
       </w:r>
-      <w:hyperlink r:id="rId34">
+      <w:hyperlink r:id="rId35">
         <w:r>
           <w:rPr>
             <w:color w:val="2A78D6"/>
@@ -10077,13 +11336,13 @@
       <w:r>
         <w:rPr>
           <w:b w:val="0"/>
-          <w:color w:val="5F6B7A"/>
+          <w:color w:val="667085"/>
           <w:sz w:val="17"/>
         </w:rPr>
-        <w:t>27.</w:t>
+        <w:t>28.</w:t>
         <w:tab/>
       </w:r>
-      <w:hyperlink r:id="rId35">
+      <w:hyperlink r:id="rId36">
         <w:r>
           <w:rPr>
             <w:color w:val="2A78D6"/>
@@ -10104,13 +11363,13 @@
       <w:r>
         <w:rPr>
           <w:b w:val="0"/>
-          <w:color w:val="5F6B7A"/>
+          <w:color w:val="667085"/>
           <w:sz w:val="17"/>
         </w:rPr>
-        <w:t>28.</w:t>
+        <w:t>29.</w:t>
         <w:tab/>
       </w:r>
-      <w:hyperlink r:id="rId36">
+      <w:hyperlink r:id="rId37">
         <w:r>
           <w:rPr>
             <w:color w:val="2A78D6"/>
@@ -10131,13 +11390,13 @@
       <w:r>
         <w:rPr>
           <w:b w:val="0"/>
-          <w:color w:val="5F6B7A"/>
+          <w:color w:val="667085"/>
           <w:sz w:val="17"/>
         </w:rPr>
-        <w:t>29.</w:t>
+        <w:t>30.</w:t>
         <w:tab/>
       </w:r>
-      <w:hyperlink r:id="rId44">
+      <w:hyperlink r:id="rId45">
         <w:r>
           <w:rPr>
             <w:color w:val="2A78D6"/>
@@ -10158,13 +11417,13 @@
       <w:r>
         <w:rPr>
           <w:b w:val="0"/>
-          <w:color w:val="5F6B7A"/>
+          <w:color w:val="667085"/>
           <w:sz w:val="17"/>
         </w:rPr>
-        <w:t>30.</w:t>
+        <w:t>31.</w:t>
         <w:tab/>
       </w:r>
-      <w:hyperlink r:id="rId45">
+      <w:hyperlink r:id="rId46">
         <w:r>
           <w:rPr>
             <w:color w:val="2A78D6"/>
@@ -10185,13 +11444,13 @@
       <w:r>
         <w:rPr>
           <w:b w:val="0"/>
-          <w:color w:val="5F6B7A"/>
+          <w:color w:val="667085"/>
           <w:sz w:val="17"/>
         </w:rPr>
-        <w:t>31.</w:t>
+        <w:t>32.</w:t>
         <w:tab/>
       </w:r>
-      <w:hyperlink r:id="rId46">
+      <w:hyperlink r:id="rId47">
         <w:r>
           <w:rPr>
             <w:color w:val="2A78D6"/>
@@ -10212,13 +11471,13 @@
       <w:r>
         <w:rPr>
           <w:b w:val="0"/>
-          <w:color w:val="5F6B7A"/>
+          <w:color w:val="667085"/>
           <w:sz w:val="17"/>
         </w:rPr>
-        <w:t>32.</w:t>
+        <w:t>33.</w:t>
         <w:tab/>
       </w:r>
-      <w:hyperlink r:id="rId47">
+      <w:hyperlink r:id="rId48">
         <w:r>
           <w:rPr>
             <w:color w:val="2A78D6"/>
@@ -10239,13 +11498,13 @@
       <w:r>
         <w:rPr>
           <w:b w:val="0"/>
-          <w:color w:val="5F6B7A"/>
+          <w:color w:val="667085"/>
           <w:sz w:val="17"/>
         </w:rPr>
-        <w:t>33.</w:t>
+        <w:t>34.</w:t>
         <w:tab/>
       </w:r>
-      <w:hyperlink r:id="rId48">
+      <w:hyperlink r:id="rId49">
         <w:r>
           <w:rPr>
             <w:color w:val="2A78D6"/>
@@ -10266,13 +11525,13 @@
       <w:r>
         <w:rPr>
           <w:b w:val="0"/>
-          <w:color w:val="5F6B7A"/>
+          <w:color w:val="667085"/>
           <w:sz w:val="17"/>
         </w:rPr>
-        <w:t>34.</w:t>
+        <w:t>35.</w:t>
         <w:tab/>
       </w:r>
-      <w:hyperlink r:id="rId49">
+      <w:hyperlink r:id="rId50">
         <w:r>
           <w:rPr>
             <w:color w:val="2A78D6"/>
@@ -10293,13 +11552,13 @@
       <w:r>
         <w:rPr>
           <w:b w:val="0"/>
-          <w:color w:val="5F6B7A"/>
+          <w:color w:val="667085"/>
           <w:sz w:val="17"/>
         </w:rPr>
-        <w:t>35.</w:t>
+        <w:t>36.</w:t>
         <w:tab/>
       </w:r>
-      <w:hyperlink r:id="rId50">
+      <w:hyperlink r:id="rId51">
         <w:r>
           <w:rPr>
             <w:color w:val="2A78D6"/>
@@ -10316,7 +11575,7 @@
       <w:r>
         <w:rPr>
           <w:b w:val="0"/>
-          <w:color w:val="5F6B7A"/>
+          <w:color w:val="667085"/>
           <w:sz w:val="16"/>
         </w:rPr>
         <w:t>Report prepared from public sources. Figures are as published by the issuer; small numbers next to the text point to the source list.</w:t>
@@ -10341,7 +11600,7 @@
   <w:p>
     <w:pPr>
       <w:pBdr>
-        <w:top w:val="single" w:sz="4" w:color="C9D3DE" w:space="4"/>
+        <w:top w:val="single" w:sz="4" w:color="D5DCE4" w:space="4"/>
       </w:pBdr>
       <w:tabs>
         <w:tab w:pos="9638" w:val="right"/>
@@ -10350,7 +11609,7 @@
     <w:r>
       <w:rPr>
         <w:b w:val="0"/>
-        <w:color w:val="5F6B7A"/>
+        <w:color w:val="667085"/>
         <w:sz w:val="16"/>
       </w:rPr>
       <w:t>Luminor Bank · 1H2026 · 2026-10-22</w:t>
@@ -10359,7 +11618,7 @@
     <w:r>
       <w:rPr>
         <w:b/>
-        <w:color w:val="1F4E79"/>
+        <w:color w:val="12355B"/>
         <w:sz w:val="16"/>
       </w:rPr>
       <w:fldChar w:fldCharType="begin"/>
@@ -10375,7 +11634,7 @@
   <w:p>
     <w:pPr>
       <w:pBdr>
-        <w:top w:val="single" w:sz="4" w:color="C9D3DE" w:space="4"/>
+        <w:top w:val="single" w:sz="4" w:color="D5DCE4" w:space="4"/>
       </w:pBdr>
       <w:tabs>
         <w:tab w:pos="9638" w:val="right"/>
@@ -10384,7 +11643,7 @@
     <w:r>
       <w:rPr>
         <w:b w:val="0"/>
-        <w:color w:val="5F6B7A"/>
+        <w:color w:val="667085"/>
         <w:sz w:val="16"/>
       </w:rPr>
       <w:t>Luminor Bank · 1H2026 · 2026-10-22</w:t>
@@ -10393,7 +11652,7 @@
     <w:r>
       <w:rPr>
         <w:b/>
-        <w:color w:val="1F4E79"/>
+        <w:color w:val="12355B"/>
         <w:sz w:val="16"/>
       </w:rPr>
       <w:fldChar w:fldCharType="begin"/>
@@ -10409,7 +11668,7 @@
   <w:p>
     <w:pPr>
       <w:pBdr>
-        <w:bottom w:val="single" w:sz="4" w:color="C9D3DE" w:space="4"/>
+        <w:bottom w:val="single" w:sz="4" w:color="D5DCE4" w:space="4"/>
       </w:pBdr>
       <w:tabs>
         <w:tab w:pos="9638" w:val="right"/>
@@ -10418,7 +11677,7 @@
     <w:r>
       <w:rPr>
         <w:b/>
-        <w:color w:val="1F4E79"/>
+        <w:color w:val="12355B"/>
         <w:sz w:val="16"/>
       </w:rPr>
       <w:t>Luminor Bank</w:t>
@@ -10426,7 +11685,7 @@
     <w:r>
       <w:rPr>
         <w:b w:val="0"/>
-        <w:color w:val="5F6B7A"/>
+        <w:color w:val="667085"/>
         <w:sz w:val="16"/>
       </w:rPr>
       <w:tab/>
@@ -10804,7 +12063,7 @@
     </w:pPr>
     <w:rPr>
       <w:rFonts w:ascii="Calibri" w:hAnsi="Calibri" w:eastAsia="Calibri"/>
-      <w:color w:val="1A1A1A"/>
+      <w:color w:val="1B2430"/>
       <w:sz w:val="21"/>
     </w:rPr>
   </w:style>

--- a/docs/files/luminor/luminor_1H2026_en.docx
+++ b/docs/files/luminor/luminor_1H2026_en.docx
@@ -7515,7 +7515,7 @@
           <w:color w:val="667085"/>
           <w:sz w:val="18"/>
         </w:rPr>
-        <w:t>Automatic news scan (Google News, EN, EE, LT, LV), 2026-07-24 – 2026-10-22: 27 articles.</w:t>
+        <w:t>Automatic news scan (Google News, EN, EE, LT, LV), 2026-07-25 – 2026-10-23: 27 articles.</w:t>
       </w:r>
     </w:p>
     <w:tbl>
@@ -9116,7 +9116,7 @@
                 <w:color w:val="333333"/>
                 <w:sz w:val="18"/>
               </w:rPr>
-              <w:t>News summary 2026-07-24 – 2026-10-22: 27 articles, 1 with an adverse keyword in the headline (details in the section "In the press").</w:t>
+              <w:t>News summary 2026-07-25 – 2026-10-23: 27 articles, 1 with an adverse keyword in the headline (details in the section "In the press").</w:t>
             </w:r>
           </w:p>
           <w:p>

--- a/docs/files/luminor/luminor_1H2026_en.docx
+++ b/docs/files/luminor/luminor_1H2026_en.docx
@@ -4974,7 +4974,7 @@
           <w:color w:val="667085"/>
           <w:sz w:val="16"/>
         </w:rPr>
-        <w:t>Colours: green change – the metric is improving, red – worsening. Latest-period cell background: green – good level, amber – average, red – weak (tool benchmarks, config/metric_rules.yaml).</w:t>
+        <w:t>Colours: green change – the metric is improving, red – worsening. Latest-period cell background: green – good level, amber – average, red – weak (internal benchmarks, config/metric_rules.yaml).</w:t>
       </w:r>
     </w:p>
     <w:p>
@@ -4987,7 +4987,7 @@
           <w:color w:val="667085"/>
           <w:sz w:val="16"/>
         </w:rPr>
-        <w:t>* – taken from the report summary;  ᶜ – calculated by the tool. Small numbers next to text link to the source (opens the document at the cited page).</w:t>
+        <w:t>* – taken from the report summary;  ᶜ – own calculation. Small numbers next to text link to the source (opens the document at the cited page).</w:t>
       </w:r>
     </w:p>
     <w:p>
@@ -5076,7 +5076,7 @@
         <w:rPr>
           <w:b w:val="0"/>
         </w:rPr>
-        <w:t>Loans to customers EUR 11,903.2m (+3.6% since YE2025), deposits EUR 12,275.5m (+6.6%; changes calculated by the tool)</w:t>
+        <w:t>Loans to customers EUR 11,903.2m (+3.6% since YE2025), deposits EUR 12,275.5m (+6.6%; changes are own calculation)</w:t>
       </w:r>
       <w:hyperlink r:id="rId16">
         <w:r>

--- a/docs/files/luminor/luminor_1H2026_en.docx
+++ b/docs/files/luminor/luminor_1H2026_en.docx
@@ -7104,7 +7104,7 @@
                 <w:b w:val="0"/>
                 <w:sz w:val="17"/>
               </w:rPr>
-              <w:t>3.43% (2026-10)</w:t>
+              <w:t>3.38% (2026-10)</w:t>
             </w:r>
           </w:p>
         </w:tc>
@@ -7176,7 +7176,7 @@
                 <w:b w:val="0"/>
                 <w:sz w:val="17"/>
               </w:rPr>
-              <w:t>▲ 0.71 p. p.</w:t>
+              <w:t>▲ 0.66 p. p.</w:t>
             </w:r>
           </w:p>
         </w:tc>
@@ -7515,7 +7515,7 @@
           <w:color w:val="667085"/>
           <w:sz w:val="18"/>
         </w:rPr>
-        <w:t>Automatic news scan (Google News, EN, EE, LT, LV), 2026-07-25 – 2026-10-23: 27 articles.</w:t>
+        <w:t>Automatic news scan (Google News, EN, EE, LT, LV), 2026-07-25 – 2026-10-23: 32 articles.</w:t>
       </w:r>
     </w:p>
     <w:tbl>
@@ -7648,7 +7648,7 @@
                 <w:color w:val="1B2430"/>
                 <w:sz w:val="17"/>
               </w:rPr>
-              <w:t>2026-10-22</w:t>
+              <w:t>2026-10-23</w:t>
             </w:r>
           </w:p>
         </w:tc>
@@ -7697,7 +7697,7 @@
                   <w:color w:val="1B2430"/>
                   <w:sz w:val="18"/>
                 </w:rPr>
-                <w:t xml:space="preserve">European Commission clears Luminor deal for OTP Bank stock</w:t>
+                <w:t xml:space="preserve">EU clears Luminor takeover involving OTP Bank stock</w:t>
               </w:r>
             </w:hyperlink>
             <w:r>
@@ -7706,7 +7706,7 @@
                 <w:color w:val="667085"/>
                 <w:sz w:val="15"/>
               </w:rPr>
-              <w:t xml:space="preserve">   AD HOC NEWS  ·  1 more similar articles</w:t>
+              <w:t xml:space="preserve">   AD HOC NEWS  ·  2 more similar articles</w:t>
             </w:r>
           </w:p>
         </w:tc>
@@ -7984,7 +7984,7 @@
                 <w:color w:val="1B2430"/>
                 <w:sz w:val="17"/>
               </w:rPr>
-              <w:t>2026-10-19</w:t>
+              <w:t>2026-10-23</w:t>
             </w:r>
           </w:p>
         </w:tc>
@@ -8033,7 +8033,7 @@
                   <w:color w:val="1B2430"/>
                   <w:sz w:val="18"/>
                 </w:rPr>
-                <w:t xml:space="preserve">„Luminor“ mažmeninei bankininkystei pradeda vadovauti Ieva Linkutė-Urbonė</w:t>
+                <w:t xml:space="preserve">„Luminor“ privačios bankininkystės vadovo asmeninis portfelis: renkuosi sritis, kurias gerai išmanau ir kurios man įdomios</w:t>
               </w:r>
             </w:hyperlink>
             <w:r>
@@ -8042,7 +8042,7 @@
                 <w:color w:val="667085"/>
                 <w:sz w:val="15"/>
               </w:rPr>
-              <w:t xml:space="preserve">   LRT</w:t>
+              <w:t xml:space="preserve">   vz.lt  ·  2 more similar articles</w:t>
             </w:r>
           </w:p>
         </w:tc>
@@ -8236,7 +8236,7 @@
                 <w:color w:val="1B2430"/>
                 <w:sz w:val="17"/>
               </w:rPr>
-              <w:t>2026-10-21</w:t>
+              <w:t>2026-10-22</w:t>
             </w:r>
           </w:p>
         </w:tc>
@@ -8285,7 +8285,7 @@
                   <w:color w:val="1B2430"/>
                   <w:sz w:val="18"/>
                 </w:rPr>
-                <w:t xml:space="preserve">Luminor“ ekonomistas Žygimantas Mauricas: šilta žiema būtų geriausia dovana europiečių piniginėms</w:t>
+                <w:t xml:space="preserve">Luminor backs Latvian road builder SMA with €3M financing package</w:t>
               </w:r>
             </w:hyperlink>
             <w:r>
@@ -8294,7 +8294,7 @@
                 <w:color w:val="667085"/>
                 <w:sz w:val="15"/>
               </w:rPr>
-              <w:t xml:space="preserve">   Infoerdve.lt</w:t>
+              <w:t xml:space="preserve">   Dealroom</w:t>
             </w:r>
           </w:p>
         </w:tc>
@@ -8320,7 +8320,7 @@
                 <w:color w:val="1B2430"/>
                 <w:sz w:val="17"/>
               </w:rPr>
-              <w:t>2026-10-18</w:t>
+              <w:t>2026-10-21</w:t>
             </w:r>
           </w:p>
         </w:tc>
@@ -8369,7 +8369,7 @@
                   <w:color w:val="1B2430"/>
                   <w:sz w:val="18"/>
                 </w:rPr>
-                <w:t xml:space="preserve">Luminor lends €1.1M to fast-growing Latvian timber firm Rēzeknes Mežs</w:t>
+                <w:t xml:space="preserve">Luminor“ ekonomistas Žygimantas Mauricas: šilta žiema būtų geriausia dovana europiečių piniginėms</w:t>
               </w:r>
             </w:hyperlink>
             <w:r>
@@ -8378,7 +8378,7 @@
                 <w:color w:val="667085"/>
                 <w:sz w:val="15"/>
               </w:rPr>
-              <w:t xml:space="preserve">   Dealroom</w:t>
+              <w:t xml:space="preserve">   Infoerdve.lt</w:t>
             </w:r>
           </w:p>
         </w:tc>
@@ -8849,7 +8849,7 @@
                 <w:color w:val="333333"/>
                 <w:sz w:val="18"/>
               </w:rPr>
-              <w:t>Not found on the EU, UN, UK, US OFAC consolidated sanctions lists (automatic check 2026-10-22).</w:t>
+              <w:t>Not found on the EU, UN, UK, US OFAC consolidated sanctions lists (automatic check 2026-10-23).</w:t>
             </w:r>
           </w:p>
           <w:p>
@@ -9116,7 +9116,7 @@
                 <w:color w:val="333333"/>
                 <w:sz w:val="18"/>
               </w:rPr>
-              <w:t>News summary 2026-07-25 – 2026-10-23: 27 articles, 1 with an adverse keyword in the headline (details in the section "In the press").</w:t>
+              <w:t>News summary 2026-07-25 – 2026-10-23: 32 articles, 1 with an adverse keyword in the headline (details in the section "In the press").</w:t>
             </w:r>
           </w:p>
           <w:p>

--- a/docs/files/luminor/luminor_1H2026_en.docx
+++ b/docs/files/luminor/luminor_1H2026_en.docx
@@ -8904,6 +8904,117 @@
               <w:t>Namesake on the lists: Luminor Logistics – an alias in the same US OFAC entry group as Luminor Oy and Siberica Oy (logistics), not Luminor Bank AS.</w:t>
             </w:r>
           </w:p>
+          <w:p>
+            <w:pPr>
+              <w:spacing w:before="40" w:after="0"/>
+            </w:pPr>
+            <w:r>
+              <w:rPr>
+                <w:b/>
+                <w:color w:val="333333"/>
+                <w:sz w:val="18"/>
+              </w:rPr>
+              <w:t>Manual check</w:t>
+            </w:r>
+          </w:p>
+          <w:p>
+            <w:pPr>
+              <w:tabs>
+                <w:tab w:pos="198" w:val="left"/>
+              </w:tabs>
+              <w:spacing w:before="0" w:after="20"/>
+              <w:ind w:left="198" w:hanging="198"/>
+            </w:pPr>
+            <w:r>
+              <w:rPr>
+                <w:b w:val="0"/>
+                <w:color w:val="667085"/>
+                <w:sz w:val="18"/>
+              </w:rPr>
+              <w:t>•</w:t>
+              <w:tab/>
+            </w:r>
+            <w:r>
+              <w:rPr>
+                <w:b w:val="0"/>
+                <w:color w:val="333333"/>
+                <w:sz w:val="18"/>
+              </w:rPr>
+              <w:t>OFAC sanctions search</w:t>
+            </w:r>
+            <w:hyperlink r:id="rId47">
+              <w:r>
+                <w:rPr>
+                  <w:color w:val="2A78D6"/>
+                  <w:vertAlign w:val="superscript"/>
+                  <w:sz w:val="15"/>
+                </w:rPr>
+                <w:t xml:space="preserve">32</w:t>
+              </w:r>
+            </w:hyperlink>
+          </w:p>
+          <w:p>
+            <w:pPr>
+              <w:tabs>
+                <w:tab w:pos="198" w:val="left"/>
+              </w:tabs>
+              <w:spacing w:before="0" w:after="20"/>
+              <w:ind w:left="198" w:hanging="198"/>
+            </w:pPr>
+            <w:r>
+              <w:rPr>
+                <w:b w:val="0"/>
+                <w:color w:val="667085"/>
+                <w:sz w:val="18"/>
+              </w:rPr>
+              <w:t>•</w:t>
+              <w:tab/>
+            </w:r>
+            <w:r>
+              <w:rPr>
+                <w:b w:val="0"/>
+                <w:color w:val="333333"/>
+                <w:sz w:val="18"/>
+              </w:rPr>
+              <w:t>EU Sanctions Map</w:t>
+            </w:r>
+            <w:hyperlink r:id="rId48">
+              <w:r>
+                <w:rPr>
+                  <w:color w:val="2A78D6"/>
+                  <w:vertAlign w:val="superscript"/>
+                  <w:sz w:val="15"/>
+                </w:rPr>
+                <w:t xml:space="preserve">33</w:t>
+              </w:r>
+            </w:hyperlink>
+          </w:p>
+          <w:p>
+            <w:pPr>
+              <w:tabs>
+                <w:tab w:pos="198" w:val="left"/>
+              </w:tabs>
+              <w:spacing w:before="0" w:after="20"/>
+              <w:ind w:left="198" w:hanging="198"/>
+            </w:pPr>
+            <w:r>
+              <w:rPr>
+                <w:b w:val="0"/>
+                <w:color w:val="667085"/>
+                <w:sz w:val="18"/>
+              </w:rPr>
+              <w:t>•</w:t>
+              <w:tab/>
+            </w:r>
+            <w:r>
+              <w:rPr>
+                <w:b w:val="0"/>
+                <w:color w:val="333333"/>
+                <w:sz w:val="18"/>
+              </w:rPr>
+              <w:t>SEB eNameChecker (internal SEB system).</w:t>
+            </w:r>
+          </w:p>
         </w:tc>
       </w:tr>
     </w:tbl>
@@ -9496,14 +9607,14 @@
               </w:rPr>
               <w:t>Financed emissions measured with the PCAF method</w:t>
             </w:r>
-            <w:hyperlink r:id="rId47">
+            <w:hyperlink r:id="rId49">
               <w:r>
                 <w:rPr>
                   <w:color w:val="2A78D6"/>
                   <w:vertAlign w:val="superscript"/>
                   <w:sz w:val="15"/>
                 </w:rPr>
-                <w:t xml:space="preserve">32</w:t>
+                <w:t xml:space="preserve">34</w:t>
               </w:r>
             </w:hyperlink>
           </w:p>
@@ -9811,14 +9922,14 @@
               </w:rPr>
               <w:t>No SEB sector policy for banks, so the Investments policy and the Environmental and Social &amp; Human Rights policies apply</w:t>
             </w:r>
-            <w:hyperlink r:id="rId48">
+            <w:hyperlink r:id="rId50">
               <w:r>
                 <w:rPr>
                   <w:color w:val="2A78D6"/>
                   <w:vertAlign w:val="superscript"/>
                   <w:sz w:val="15"/>
                 </w:rPr>
-                <w:t xml:space="preserve">33</w:t>
+                <w:t xml:space="preserve">35</w:t>
               </w:r>
             </w:hyperlink>
             <w:r>
@@ -9894,14 +10005,14 @@
               </w:rPr>
               <w:t>Financed emissions disclosed using PCAF (Scope 3 3.2m t CO2e in 2025)</w:t>
             </w:r>
-            <w:hyperlink r:id="rId47">
+            <w:hyperlink r:id="rId49">
               <w:r>
                 <w:rPr>
                   <w:color w:val="2A78D6"/>
                   <w:vertAlign w:val="superscript"/>
                   <w:sz w:val="15"/>
                 </w:rPr>
-                <w:t xml:space="preserve">32</w:t>
+                <w:t xml:space="preserve">34</w:t>
               </w:r>
             </w:hyperlink>
           </w:p>
@@ -10038,14 +10149,14 @@
               </w:rPr>
               <w:t>Human rights commitment</w:t>
             </w:r>
-            <w:hyperlink r:id="rId49">
+            <w:hyperlink r:id="rId51">
               <w:r>
                 <w:rPr>
                   <w:color w:val="2A78D6"/>
                   <w:vertAlign w:val="superscript"/>
                   <w:sz w:val="15"/>
                 </w:rPr>
-                <w:t xml:space="preserve">34</w:t>
+                <w:t xml:space="preserve">36</w:t>
               </w:r>
             </w:hyperlink>
           </w:p>
@@ -10074,14 +10185,14 @@
               </w:rPr>
               <w:t>AML and sanctions compliance</w:t>
             </w:r>
-            <w:hyperlink r:id="rId49">
+            <w:hyperlink r:id="rId51">
               <w:r>
                 <w:rPr>
                   <w:color w:val="2A78D6"/>
                   <w:vertAlign w:val="superscript"/>
                   <w:sz w:val="15"/>
                 </w:rPr>
-                <w:t xml:space="preserve">34</w:t>
+                <w:t xml:space="preserve">36</w:t>
               </w:r>
             </w:hyperlink>
           </w:p>
@@ -10110,14 +10221,14 @@
               </w:rPr>
               <w:t>Anti-bribery measures and whistleblowing channels</w:t>
             </w:r>
-            <w:hyperlink r:id="rId50">
+            <w:hyperlink r:id="rId52">
               <w:r>
                 <w:rPr>
                   <w:color w:val="2A78D6"/>
                   <w:vertAlign w:val="superscript"/>
                   <w:sz w:val="15"/>
                 </w:rPr>
-                <w:t xml:space="preserve">35</w:t>
+                <w:t xml:space="preserve">37</w:t>
               </w:r>
             </w:hyperlink>
             <w:r>
@@ -10429,14 +10540,14 @@
               </w:rPr>
               <w:t>Financed emissions (Scope 3) 3.2m t CO2e in 2025, PCAF method</w:t>
             </w:r>
-            <w:hyperlink r:id="rId47">
+            <w:hyperlink r:id="rId49">
               <w:r>
                 <w:rPr>
                   <w:color w:val="2A78D6"/>
                   <w:vertAlign w:val="superscript"/>
                   <w:sz w:val="15"/>
                 </w:rPr>
-                <w:t xml:space="preserve">32</w:t>
+                <w:t xml:space="preserve">34</w:t>
               </w:r>
             </w:hyperlink>
           </w:p>
@@ -10465,14 +10576,14 @@
               </w:rPr>
               <w:t>Women on the Supervisory Council 33.3% (target 40%)</w:t>
             </w:r>
-            <w:hyperlink r:id="rId51">
+            <w:hyperlink r:id="rId53">
               <w:r>
                 <w:rPr>
                   <w:color w:val="2A78D6"/>
                   <w:vertAlign w:val="superscript"/>
                   <w:sz w:val="15"/>
                 </w:rPr>
-                <w:t xml:space="preserve">36</w:t>
+                <w:t xml:space="preserve">38</w:t>
               </w:r>
             </w:hyperlink>
           </w:p>
@@ -11456,7 +11567,7 @@
             <w:color w:val="2A78D6"/>
             <w:sz w:val="17"/>
           </w:rPr>
-          <w:t xml:space="preserve">Luminor Bank - Annual report 2025, p. 22, 2026</w:t>
+          <w:t xml:space="preserve">OFAC Sanctions List Search (US Treasury)</w:t>
         </w:r>
       </w:hyperlink>
     </w:p>
@@ -11483,7 +11594,7 @@
             <w:color w:val="2A78D6"/>
             <w:sz w:val="17"/>
           </w:rPr>
-          <w:t xml:space="preserve">SEB Policy on Sustainability Considerations in Investments (2026-04-15), p. 5, 7, 2026-04-15</w:t>
+          <w:t xml:space="preserve">EU Sanctions Map</w:t>
         </w:r>
       </w:hyperlink>
     </w:p>
@@ -11510,7 +11621,7 @@
             <w:color w:val="2A78D6"/>
             <w:sz w:val="17"/>
           </w:rPr>
-          <w:t xml:space="preserve">Luminor Bank - Annual report 2025, p. 18, 2026</w:t>
+          <w:t xml:space="preserve">Luminor Bank - Annual report 2025, p. 22, 2026</w:t>
         </w:r>
       </w:hyperlink>
     </w:p>
@@ -11537,7 +11648,7 @@
             <w:color w:val="2A78D6"/>
             <w:sz w:val="17"/>
           </w:rPr>
-          <w:t xml:space="preserve">Luminor Bank - Annual report 2025, p. 23, 28, 2026</w:t>
+          <w:t xml:space="preserve">SEB Policy on Sustainability Considerations in Investments (2026-04-15), p. 5, 7, 2026-04-15</w:t>
         </w:r>
       </w:hyperlink>
     </w:p>
@@ -11559,6 +11670,60 @@
         <w:tab/>
       </w:r>
       <w:hyperlink r:id="rId51">
+        <w:r>
+          <w:rPr>
+            <w:color w:val="2A78D6"/>
+            <w:sz w:val="17"/>
+          </w:rPr>
+          <w:t xml:space="preserve">Luminor Bank - Annual report 2025, p. 18, 2026</w:t>
+        </w:r>
+      </w:hyperlink>
+    </w:p>
+    <w:p>
+      <w:pPr>
+        <w:tabs>
+          <w:tab w:pos="397" w:val="left"/>
+        </w:tabs>
+        <w:spacing w:before="0" w:after="30"/>
+        <w:ind w:left="397" w:hanging="397"/>
+      </w:pPr>
+      <w:r>
+        <w:rPr>
+          <w:b w:val="0"/>
+          <w:color w:val="667085"/>
+          <w:sz w:val="17"/>
+        </w:rPr>
+        <w:t>37.</w:t>
+        <w:tab/>
+      </w:r>
+      <w:hyperlink r:id="rId52">
+        <w:r>
+          <w:rPr>
+            <w:color w:val="2A78D6"/>
+            <w:sz w:val="17"/>
+          </w:rPr>
+          <w:t xml:space="preserve">Luminor Bank - Annual report 2025, p. 23, 28, 2026</w:t>
+        </w:r>
+      </w:hyperlink>
+    </w:p>
+    <w:p>
+      <w:pPr>
+        <w:tabs>
+          <w:tab w:pos="397" w:val="left"/>
+        </w:tabs>
+        <w:spacing w:before="0" w:after="30"/>
+        <w:ind w:left="397" w:hanging="397"/>
+      </w:pPr>
+      <w:r>
+        <w:rPr>
+          <w:b w:val="0"/>
+          <w:color w:val="667085"/>
+          <w:sz w:val="17"/>
+        </w:rPr>
+        <w:t>38.</w:t>
+        <w:tab/>
+      </w:r>
+      <w:hyperlink r:id="rId53">
         <w:r>
           <w:rPr>
             <w:color w:val="2A78D6"/>

--- a/docs/files/luminor/luminor_1H2026_en.docx
+++ b/docs/files/luminor/luminor_1H2026_en.docx
@@ -7515,7 +7515,7 @@
           <w:color w:val="667085"/>
           <w:sz w:val="18"/>
         </w:rPr>
-        <w:t>Automatic news scan (Google News, EN, EE, LT, LV), 2026-07-25 – 2026-10-23: 32 articles.</w:t>
+        <w:t>Automatic news scan (Google News, EN, EE, LT, LV), 2026-07-26 – 2026-10-24: 34 articles.</w:t>
       </w:r>
     </w:p>
     <w:tbl>
@@ -7706,7 +7706,7 @@
                 <w:color w:val="667085"/>
                 <w:sz w:val="15"/>
               </w:rPr>
-              <w:t xml:space="preserve">   AD HOC NEWS  ·  2 more similar articles</w:t>
+              <w:t xml:space="preserve">   AD HOC NEWS  ·  3 more similar articles</w:t>
             </w:r>
           </w:p>
         </w:tc>
@@ -8849,7 +8849,7 @@
                 <w:color w:val="333333"/>
                 <w:sz w:val="18"/>
               </w:rPr>
-              <w:t>Not found on the EU, UN, UK, US OFAC consolidated sanctions lists (automatic check 2026-10-23).</w:t>
+              <w:t>Not found on the EU, UN, UK, US OFAC consolidated sanctions lists (automatic check 2026-10-24).</w:t>
             </w:r>
           </w:p>
           <w:p>
@@ -9227,7 +9227,7 @@
                 <w:color w:val="333333"/>
                 <w:sz w:val="18"/>
               </w:rPr>
-              <w:t>News summary 2026-07-25 – 2026-10-23: 32 articles, 1 with an adverse keyword in the headline (details in the section "In the press").</w:t>
+              <w:t>News summary 2026-07-26 – 2026-10-24: 34 articles, 1 with an adverse keyword in the headline (details in the section "In the press").</w:t>
             </w:r>
           </w:p>
           <w:p>

--- a/docs/files/luminor/luminor_1H2026_en.docx
+++ b/docs/files/luminor/luminor_1H2026_en.docx
@@ -7515,7 +7515,7 @@
           <w:color w:val="667085"/>
           <w:sz w:val="18"/>
         </w:rPr>
-        <w:t>Automatic news scan (Google News, EN, EE, LT, LV), 2026-07-26 – 2026-10-24: 34 articles.</w:t>
+        <w:t>Automatic news scan (Google News, EN, EE, LT, LV), 2026-07-27 – 2026-10-25: 37 articles.</w:t>
       </w:r>
     </w:p>
     <w:tbl>
@@ -7706,91 +7706,7 @@
                 <w:color w:val="667085"/>
                 <w:sz w:val="15"/>
               </w:rPr>
-              <w:t xml:space="preserve">   AD HOC NEWS  ·  3 more similar articles</w:t>
-            </w:r>
-          </w:p>
-        </w:tc>
-      </w:tr>
-      <w:tr>
-        <w:tc>
-          <w:tcPr>
-            <w:tcW w:type="dxa" w:w="1020"/>
-            <w:tcBorders>
-              <w:top w:val="nil"/>
-              <w:left w:val="nil"/>
-              <w:bottom w:val="single" w:sz="4" w:color="E3E8EE" w:space="0"/>
-              <w:right w:val="nil"/>
-            </w:tcBorders>
-          </w:tcPr>
-          <w:p>
-            <w:pPr>
-              <w:spacing w:before="0" w:after="0"/>
-            </w:pPr>
-            <w:r>
-              <w:rPr>
-                <w:b w:val="0"/>
-                <w:color w:val="1B2430"/>
-                <w:sz w:val="17"/>
-              </w:rPr>
-              <w:t>2026-10-15</w:t>
-            </w:r>
-          </w:p>
-        </w:tc>
-        <w:tc>
-          <w:tcPr>
-            <w:tcW w:type="dxa" w:w="1361"/>
-            <w:tcBorders>
-              <w:top w:val="nil"/>
-              <w:left w:val="nil"/>
-              <w:bottom w:val="single" w:sz="4" w:color="E3E8EE" w:space="0"/>
-              <w:right w:val="nil"/>
-            </w:tcBorders>
-          </w:tcPr>
-          <w:p>
-            <w:pPr>
-              <w:spacing w:before="0" w:after="0"/>
-            </w:pPr>
-            <w:r>
-              <w:rPr>
-                <w:b/>
-                <w:color w:val="9A6400"/>
-                <w:sz w:val="14"/>
-                <w:shd w:val="clear" w:color="auto" w:fill="FDF1D8"/>
-              </w:rPr>
-              <w:t xml:space="preserve"> DEAL </w:t>
-            </w:r>
-          </w:p>
-        </w:tc>
-        <w:tc>
-          <w:tcPr>
-            <w:tcW w:type="dxa" w:w="7257"/>
-            <w:tcBorders>
-              <w:top w:val="nil"/>
-              <w:left w:val="nil"/>
-              <w:bottom w:val="single" w:sz="4" w:color="E3E8EE" w:space="0"/>
-              <w:right w:val="nil"/>
-            </w:tcBorders>
-          </w:tcPr>
-          <w:p>
-            <w:pPr>
-              <w:spacing w:before="0" w:after="0"/>
-            </w:pPr>
-            <w:hyperlink r:id="rId39">
-              <w:r>
-                <w:rPr>
-                  <w:color w:val="1B2430"/>
-                  <w:sz w:val="18"/>
-                </w:rPr>
-                <w:t xml:space="preserve">OTP Bank wins EU approval for Luminor while OTP Bank stock trades at EUR 114.05</w:t>
-              </w:r>
-            </w:hyperlink>
-            <w:r>
-              <w:rPr>
-                <w:b w:val="0"/>
-                <w:color w:val="667085"/>
-                <w:sz w:val="15"/>
-              </w:rPr>
-              <w:t xml:space="preserve">   AD HOC NEWS  ·  1 more similar articles</w:t>
+              <w:t xml:space="preserve">   AD HOC NEWS  ·  6 more similar articles</w:t>
             </w:r>
           </w:p>
         </w:tc>
@@ -8027,7 +7943,7 @@
             <w:pPr>
               <w:spacing w:before="0" w:after="0"/>
             </w:pPr>
-            <w:hyperlink r:id="rId40">
+            <w:hyperlink r:id="rId39">
               <w:r>
                 <w:rPr>
                   <w:color w:val="1B2430"/>
@@ -8094,6 +8010,90 @@
                 <w:shd w:val="clear" w:color="auto" w:fill="F0F2F5"/>
               </w:rPr>
               <w:t xml:space="preserve"> MANAGEMENT </w:t>
+            </w:r>
+          </w:p>
+        </w:tc>
+        <w:tc>
+          <w:tcPr>
+            <w:tcW w:type="dxa" w:w="7257"/>
+            <w:tcBorders>
+              <w:top w:val="nil"/>
+              <w:left w:val="nil"/>
+              <w:bottom w:val="single" w:sz="4" w:color="E3E8EE" w:space="0"/>
+              <w:right w:val="nil"/>
+            </w:tcBorders>
+          </w:tcPr>
+          <w:p>
+            <w:pPr>
+              <w:spacing w:before="0" w:after="0"/>
+            </w:pPr>
+            <w:hyperlink r:id="rId40">
+              <w:r>
+                <w:rPr>
+                  <w:color w:val="1B2430"/>
+                  <w:sz w:val="18"/>
+                </w:rPr>
+                <w:t xml:space="preserve">„Luminor“ privačios bankininkystės vadovas nepasitiki politiniais sprendimais: II pensijų pakopos pinigus valdys pats</w:t>
+              </w:r>
+            </w:hyperlink>
+            <w:r>
+              <w:rPr>
+                <w:b w:val="0"/>
+                <w:color w:val="667085"/>
+                <w:sz w:val="15"/>
+              </w:rPr>
+              <w:t xml:space="preserve">   vz.lt</w:t>
+            </w:r>
+          </w:p>
+        </w:tc>
+      </w:tr>
+      <w:tr>
+        <w:tc>
+          <w:tcPr>
+            <w:tcW w:type="dxa" w:w="1020"/>
+            <w:tcBorders>
+              <w:top w:val="nil"/>
+              <w:left w:val="nil"/>
+              <w:bottom w:val="single" w:sz="4" w:color="E3E8EE" w:space="0"/>
+              <w:right w:val="nil"/>
+            </w:tcBorders>
+          </w:tcPr>
+          <w:p>
+            <w:pPr>
+              <w:spacing w:before="0" w:after="0"/>
+            </w:pPr>
+            <w:r>
+              <w:rPr>
+                <w:b w:val="0"/>
+                <w:color w:val="1B2430"/>
+                <w:sz w:val="17"/>
+              </w:rPr>
+              <w:t>2026-10-20</w:t>
+            </w:r>
+          </w:p>
+        </w:tc>
+        <w:tc>
+          <w:tcPr>
+            <w:tcW w:type="dxa" w:w="1361"/>
+            <w:tcBorders>
+              <w:top w:val="nil"/>
+              <w:left w:val="nil"/>
+              <w:bottom w:val="single" w:sz="4" w:color="E3E8EE" w:space="0"/>
+              <w:right w:val="nil"/>
+            </w:tcBorders>
+          </w:tcPr>
+          <w:p>
+            <w:pPr>
+              <w:spacing w:before="0" w:after="0"/>
+            </w:pPr>
+            <w:r>
+              <w:rPr>
+                <w:b/>
+                <w:color w:val="1F4E79"/>
+                <w:sz w:val="14"/>
+                <w:shd w:val="clear" w:color="auto" w:fill="EAF1F8"/>
+              </w:rPr>
+              <w:t xml:space="preserve"> RESULTS </w:t>
             </w:r>
           </w:p>
         </w:tc>
@@ -8117,7 +8117,7 @@
                   <w:color w:val="1B2430"/>
                   <w:sz w:val="18"/>
                 </w:rPr>
-                <w:t xml:space="preserve">„Luminor“ privačios bankininkystės vadovas nepasitiki politiniais sprendimais: II pensijų pakopos pinigus valdys pats</w:t>
+                <w:t xml:space="preserve">Luminor posts 157 million euro profit for 2025 / Article</w:t>
               </w:r>
             </w:hyperlink>
             <w:r>
@@ -8126,7 +8126,7 @@
                 <w:color w:val="667085"/>
                 <w:sz w:val="15"/>
               </w:rPr>
-              <w:t xml:space="preserve">   vz.lt</w:t>
+              <w:t xml:space="preserve">   Latvian Public Media</w:t>
             </w:r>
           </w:p>
         </w:tc>
@@ -8152,7 +8152,7 @@
                 <w:color w:val="1B2430"/>
                 <w:sz w:val="17"/>
               </w:rPr>
-              <w:t>2026-10-20</w:t>
+              <w:t>2026-10-24</w:t>
             </w:r>
           </w:p>
         </w:tc>
@@ -8173,11 +8173,11 @@
             <w:r>
               <w:rPr>
                 <w:b/>
-                <w:color w:val="1F4E79"/>
+                <w:color w:val="5F6B7A"/>
                 <w:sz w:val="14"/>
-                <w:shd w:val="clear" w:color="auto" w:fill="EAF1F8"/>
-              </w:rPr>
-              <w:t xml:space="preserve"> RESULTS </w:t>
+                <w:shd w:val="clear" w:color="auto" w:fill="F0F2F5"/>
+              </w:rPr>
+              <w:t xml:space="preserve"> OTHER </w:t>
             </w:r>
           </w:p>
         </w:tc>
@@ -8201,7 +8201,7 @@
                   <w:color w:val="1B2430"/>
                   <w:sz w:val="18"/>
                 </w:rPr>
-                <w:t xml:space="preserve">Luminor posts 157 million euro profit for 2025 / Article</w:t>
+                <w:t xml:space="preserve">Luminor Financial Holdings Limited Estimates – SGX:5UA</w:t>
               </w:r>
             </w:hyperlink>
             <w:r>
@@ -8210,7 +8210,7 @@
                 <w:color w:val="667085"/>
                 <w:sz w:val="15"/>
               </w:rPr>
-              <w:t xml:space="preserve">   Latvian Public Media</w:t>
+              <w:t xml:space="preserve">   TradingView</w:t>
             </w:r>
           </w:p>
         </w:tc>
@@ -8236,7 +8236,7 @@
                 <w:color w:val="1B2430"/>
                 <w:sz w:val="17"/>
               </w:rPr>
-              <w:t>2026-10-22</w:t>
+              <w:t>2026-10-23</w:t>
             </w:r>
           </w:p>
         </w:tc>
@@ -8285,7 +8285,7 @@
                   <w:color w:val="1B2430"/>
                   <w:sz w:val="18"/>
                 </w:rPr>
-                <w:t xml:space="preserve">Luminor backs Latvian road builder SMA with €3M financing package</w:t>
+                <w:t xml:space="preserve">Latvia's President and PM comment on potential Luminor sale / Article</w:t>
               </w:r>
             </w:hyperlink>
             <w:r>
@@ -8294,7 +8294,7 @@
                 <w:color w:val="667085"/>
                 <w:sz w:val="15"/>
               </w:rPr>
-              <w:t xml:space="preserve">   Dealroom</w:t>
+              <w:t xml:space="preserve">   Latvian Public Media</w:t>
             </w:r>
           </w:p>
         </w:tc>
@@ -8320,7 +8320,7 @@
                 <w:color w:val="1B2430"/>
                 <w:sz w:val="17"/>
               </w:rPr>
-              <w:t>2026-10-21</w:t>
+              <w:t>2026-10-22</w:t>
             </w:r>
           </w:p>
         </w:tc>
@@ -8369,7 +8369,7 @@
                   <w:color w:val="1B2430"/>
                   <w:sz w:val="18"/>
                 </w:rPr>
-                <w:t xml:space="preserve">Luminor“ ekonomistas Žygimantas Mauricas: šilta žiema būtų geriausia dovana europiečių piniginėms</w:t>
+                <w:t xml:space="preserve">Luminor backs Latvian road builder SMA with €3M financing package</w:t>
               </w:r>
             </w:hyperlink>
             <w:r>
@@ -8378,7 +8378,7 @@
                 <w:color w:val="667085"/>
                 <w:sz w:val="15"/>
               </w:rPr>
-              <w:t xml:space="preserve">   Infoerdve.lt</w:t>
+              <w:t xml:space="preserve">   Dealroom</w:t>
             </w:r>
           </w:p>
         </w:tc>
@@ -8849,7 +8849,7 @@
                 <w:color w:val="333333"/>
                 <w:sz w:val="18"/>
               </w:rPr>
-              <w:t>Not found on the EU, UN, UK, US OFAC consolidated sanctions lists (automatic check 2026-10-24).</w:t>
+              <w:t>Not found on the EU, UN, UK, US OFAC consolidated sanctions lists (automatic check 2026-10-25).</w:t>
             </w:r>
           </w:p>
           <w:p>
@@ -9227,7 +9227,7 @@
                 <w:color w:val="333333"/>
                 <w:sz w:val="18"/>
               </w:rPr>
-              <w:t>News summary 2026-07-26 – 2026-10-24: 34 articles, 1 with an adverse keyword in the headline (details in the section "In the press").</w:t>
+              <w:t>News summary 2026-07-27 – 2026-10-25: 37 articles, 1 with an adverse keyword in the headline (details in the section "In the press").</w:t>
             </w:r>
           </w:p>
           <w:p>

--- a/docs/files/luminor/luminor_1H2026_en.docx
+++ b/docs/files/luminor/luminor_1H2026_en.docx
@@ -7104,7 +7104,7 @@
                 <w:b w:val="0"/>
                 <w:sz w:val="17"/>
               </w:rPr>
-              <w:t>3.38% (2026-10)</w:t>
+              <w:t>3.37% (2026-10)</w:t>
             </w:r>
           </w:p>
         </w:tc>
@@ -7176,7 +7176,7 @@
                 <w:b w:val="0"/>
                 <w:sz w:val="17"/>
               </w:rPr>
-              <w:t>▲ 0.66 p. p.</w:t>
+              <w:t>▲ 0.65 p. p.</w:t>
             </w:r>
           </w:p>
         </w:tc>
@@ -7515,7 +7515,7 @@
           <w:color w:val="667085"/>
           <w:sz w:val="18"/>
         </w:rPr>
-        <w:t>Automatic news scan (Google News, EN, EE, LT, LV), 2026-07-27 – 2026-10-25: 37 articles.</w:t>
+        <w:t>Automatic news scan (Google News, EN, EE, LT, LV), 2026-07-28 – 2026-10-26: 39 articles.</w:t>
       </w:r>
     </w:p>
     <w:tbl>
@@ -7648,7 +7648,7 @@
                 <w:color w:val="1B2430"/>
                 <w:sz w:val="17"/>
               </w:rPr>
-              <w:t>2026-10-23</w:t>
+              <w:t>2026-10-26</w:t>
             </w:r>
           </w:p>
         </w:tc>
@@ -7697,7 +7697,7 @@
                   <w:color w:val="1B2430"/>
                   <w:sz w:val="18"/>
                 </w:rPr>
-                <w:t xml:space="preserve">EU clears Luminor takeover involving OTP Bank stock</w:t>
+                <w:t xml:space="preserve">EU clears Luminor takeover for OTP Bank stock</w:t>
               </w:r>
             </w:hyperlink>
             <w:r>
@@ -7706,7 +7706,7 @@
                 <w:color w:val="667085"/>
                 <w:sz w:val="15"/>
               </w:rPr>
-              <w:t xml:space="preserve">   AD HOC NEWS  ·  6 more similar articles</w:t>
+              <w:t xml:space="preserve">   ad-hoc-news.de  ·  7 more similar articles</w:t>
             </w:r>
           </w:p>
         </w:tc>
@@ -8152,7 +8152,7 @@
                 <w:color w:val="1B2430"/>
                 <w:sz w:val="17"/>
               </w:rPr>
-              <w:t>2026-10-24</w:t>
+              <w:t>2026-10-26</w:t>
             </w:r>
           </w:p>
         </w:tc>
@@ -8201,7 +8201,7 @@
                   <w:color w:val="1B2430"/>
                   <w:sz w:val="18"/>
                 </w:rPr>
-                <w:t xml:space="preserve">Luminor Financial Holdings Limited Estimates – SGX:5UA</w:t>
+                <w:t xml:space="preserve">„Luminor“ bankas informuoja apie darbo laiko pokyčius Vėlinių laikotarpiu</w:t>
               </w:r>
             </w:hyperlink>
             <w:r>
@@ -8210,7 +8210,7 @@
                 <w:color w:val="667085"/>
                 <w:sz w:val="15"/>
               </w:rPr>
-              <w:t xml:space="preserve">   TradingView</w:t>
+              <w:t xml:space="preserve">   Delfi</w:t>
             </w:r>
           </w:p>
         </w:tc>
@@ -8236,7 +8236,7 @@
                 <w:color w:val="1B2430"/>
                 <w:sz w:val="17"/>
               </w:rPr>
-              <w:t>2026-10-23</w:t>
+              <w:t>2026-10-24</w:t>
             </w:r>
           </w:p>
         </w:tc>
@@ -8285,7 +8285,7 @@
                   <w:color w:val="1B2430"/>
                   <w:sz w:val="18"/>
                 </w:rPr>
-                <w:t xml:space="preserve">Latvia's President and PM comment on potential Luminor sale / Article</w:t>
+                <w:t xml:space="preserve">Luminor Financial Holdings Limited Estimates – SGX:5UA</w:t>
               </w:r>
             </w:hyperlink>
             <w:r>
@@ -8294,7 +8294,7 @@
                 <w:color w:val="667085"/>
                 <w:sz w:val="15"/>
               </w:rPr>
-              <w:t xml:space="preserve">   Latvian Public Media</w:t>
+              <w:t xml:space="preserve">   TradingView</w:t>
             </w:r>
           </w:p>
         </w:tc>
@@ -8320,7 +8320,7 @@
                 <w:color w:val="1B2430"/>
                 <w:sz w:val="17"/>
               </w:rPr>
-              <w:t>2026-10-22</w:t>
+              <w:t>2026-10-23</w:t>
             </w:r>
           </w:p>
         </w:tc>
@@ -8369,7 +8369,7 @@
                   <w:color w:val="1B2430"/>
                   <w:sz w:val="18"/>
                 </w:rPr>
-                <w:t xml:space="preserve">Luminor backs Latvian road builder SMA with €3M financing package</w:t>
+                <w:t xml:space="preserve">Latvia's President and PM comment on potential Luminor sale / Article</w:t>
               </w:r>
             </w:hyperlink>
             <w:r>
@@ -8378,7 +8378,7 @@
                 <w:color w:val="667085"/>
                 <w:sz w:val="15"/>
               </w:rPr>
-              <w:t xml:space="preserve">   Dealroom</w:t>
+              <w:t xml:space="preserve">   Latvian Public Media</w:t>
             </w:r>
           </w:p>
         </w:tc>
@@ -8849,7 +8849,7 @@
                 <w:color w:val="333333"/>
                 <w:sz w:val="18"/>
               </w:rPr>
-              <w:t>Not found on the EU, UN, UK, US OFAC consolidated sanctions lists (automatic check 2026-10-25).</w:t>
+              <w:t>Not found on the EU, UN, US OFAC consolidated sanctions lists (automatic check 2026-10-26).</w:t>
             </w:r>
           </w:p>
           <w:p>
@@ -9227,7 +9227,7 @@
                 <w:color w:val="333333"/>
                 <w:sz w:val="18"/>
               </w:rPr>
-              <w:t>News summary 2026-07-27 – 2026-10-25: 37 articles, 1 with an adverse keyword in the headline (details in the section "In the press").</w:t>
+              <w:t>News summary 2026-07-28 – 2026-10-26: 39 articles, 1 with an adverse keyword in the headline (details in the section "In the press").</w:t>
             </w:r>
           </w:p>
           <w:p>

--- a/docs/files/luminor/luminor_1H2026_en.docx
+++ b/docs/files/luminor/luminor_1H2026_en.docx
@@ -7515,7 +7515,7 @@
           <w:color w:val="667085"/>
           <w:sz w:val="18"/>
         </w:rPr>
-        <w:t>Automatic news scan (Google News, EN, EE, LT, LV), 2026-07-28 – 2026-10-26: 39 articles.</w:t>
+        <w:t>Automatic news scan (Google News, EN, EE, LT, LV), 2026-07-29 – 2026-10-27: 40 articles.</w:t>
       </w:r>
     </w:p>
     <w:tbl>
@@ -7648,7 +7648,7 @@
                 <w:color w:val="1B2430"/>
                 <w:sz w:val="17"/>
               </w:rPr>
-              <w:t>2026-10-26</w:t>
+              <w:t>2026-10-27</w:t>
             </w:r>
           </w:p>
         </w:tc>
@@ -7697,7 +7697,7 @@
                   <w:color w:val="1B2430"/>
                   <w:sz w:val="18"/>
                 </w:rPr>
-                <w:t xml:space="preserve">EU clears Luminor takeover for OTP Bank stock</w:t>
+                <w:t xml:space="preserve">Luminor acquisition cleared for OTP Bank: target for OTP Bank stock is HUF 48,514.23</w:t>
               </w:r>
             </w:hyperlink>
             <w:r>
@@ -7706,7 +7706,7 @@
                 <w:color w:val="667085"/>
                 <w:sz w:val="15"/>
               </w:rPr>
-              <w:t xml:space="preserve">   ad-hoc-news.de  ·  7 more similar articles</w:t>
+              <w:t xml:space="preserve">   ad-hoc-news.de  ·  8 more similar articles</w:t>
             </w:r>
           </w:p>
         </w:tc>
@@ -8849,7 +8849,7 @@
                 <w:color w:val="333333"/>
                 <w:sz w:val="18"/>
               </w:rPr>
-              <w:t>Not found on the EU, UN, US OFAC consolidated sanctions lists (automatic check 2026-10-26).</w:t>
+              <w:t>Not found on the EU, UN, US OFAC consolidated sanctions lists (automatic check 2026-10-27).</w:t>
             </w:r>
           </w:p>
           <w:p>
@@ -9227,7 +9227,7 @@
                 <w:color w:val="333333"/>
                 <w:sz w:val="18"/>
               </w:rPr>
-              <w:t>News summary 2026-07-28 – 2026-10-26: 39 articles, 1 with an adverse keyword in the headline (details in the section "In the press").</w:t>
+              <w:t>News summary 2026-07-29 – 2026-10-27: 40 articles, 1 with an adverse keyword in the headline (details in the section "In the press").</w:t>
             </w:r>
           </w:p>
           <w:p>

--- a/docs/files/luminor/luminor_1H2026_en.docx
+++ b/docs/files/luminor/luminor_1H2026_en.docx
@@ -7515,7 +7515,7 @@
           <w:color w:val="667085"/>
           <w:sz w:val="18"/>
         </w:rPr>
-        <w:t>Automatic news scan (Google News, EN, EE, LT, LV), 2026-07-29 – 2026-10-27: 40 articles.</w:t>
+        <w:t>Automatic news scan (Google News, EN, EE, LT, LV), 2026-07-30 – 2026-10-28: 40 articles.</w:t>
       </w:r>
     </w:p>
     <w:tbl>
@@ -8849,7 +8849,7 @@
                 <w:color w:val="333333"/>
                 <w:sz w:val="18"/>
               </w:rPr>
-              <w:t>Not found on the EU, UN, US OFAC consolidated sanctions lists (automatic check 2026-10-27).</w:t>
+              <w:t>Not found on the EU, UN, US OFAC consolidated sanctions lists (automatic check 2026-10-28).</w:t>
             </w:r>
           </w:p>
           <w:p>
@@ -9227,7 +9227,7 @@
                 <w:color w:val="333333"/>
                 <w:sz w:val="18"/>
               </w:rPr>
-              <w:t>News summary 2026-07-29 – 2026-10-27: 40 articles, 1 with an adverse keyword in the headline (details in the section "In the press").</w:t>
+              <w:t>News summary 2026-07-30 – 2026-10-28: 40 articles, 1 with an adverse keyword in the headline (details in the section "In the press").</w:t>
             </w:r>
           </w:p>
           <w:p>

--- a/docs/files/luminor/luminor_1H2026_en.docx
+++ b/docs/files/luminor/luminor_1H2026_en.docx
@@ -7515,7 +7515,7 @@
           <w:color w:val="667085"/>
           <w:sz w:val="18"/>
         </w:rPr>
-        <w:t>Automatic news scan (Google News, EN, EE, LT, LV), 2026-07-30 – 2026-10-28: 40 articles.</w:t>
+        <w:t>Automatic news scan (Google News, EN, EE, LT, LV), 2026-08-01 – 2026-10-30: 41 articles.</w:t>
       </w:r>
     </w:p>
     <w:tbl>
@@ -7648,7 +7648,7 @@
                 <w:color w:val="1B2430"/>
                 <w:sz w:val="17"/>
               </w:rPr>
-              <w:t>2026-10-27</w:t>
+              <w:t>2026-10-29</w:t>
             </w:r>
           </w:p>
         </w:tc>
@@ -7706,7 +7706,7 @@
                 <w:color w:val="667085"/>
                 <w:sz w:val="15"/>
               </w:rPr>
-              <w:t xml:space="preserve">   ad-hoc-news.de  ·  8 more similar articles</w:t>
+              <w:t xml:space="preserve">   ad-hoc-news.de  ·  9 more similar articles</w:t>
             </w:r>
           </w:p>
         </w:tc>
@@ -8849,7 +8849,7 @@
                 <w:color w:val="333333"/>
                 <w:sz w:val="18"/>
               </w:rPr>
-              <w:t>Not found on the EU, UN, US OFAC consolidated sanctions lists (automatic check 2026-10-28).</w:t>
+              <w:t>Not found on the EU, UN, US OFAC consolidated sanctions lists (automatic check 2026-10-30).</w:t>
             </w:r>
           </w:p>
           <w:p>
@@ -9227,7 +9227,7 @@
                 <w:color w:val="333333"/>
                 <w:sz w:val="18"/>
               </w:rPr>
-              <w:t>News summary 2026-07-30 – 2026-10-28: 40 articles, 1 with an adverse keyword in the headline (details in the section "In the press").</w:t>
+              <w:t>News summary 2026-08-01 – 2026-10-30: 41 articles, 1 with an adverse keyword in the headline (details in the section "In the press").</w:t>
             </w:r>
           </w:p>
           <w:p>

--- a/docs/files/luminor/luminor_1H2026_en.docx
+++ b/docs/files/luminor/luminor_1H2026_en.docx
@@ -7515,7 +7515,7 @@
           <w:color w:val="667085"/>
           <w:sz w:val="18"/>
         </w:rPr>
-        <w:t>Automatic news scan (Google News, EN, EE, LT, LV), 2026-08-01 – 2026-10-30: 41 articles.</w:t>
+        <w:t>Automatic news scan (Google News, EN, EE, LT, LV), 2026-08-02 – 2026-10-31: 43 articles.</w:t>
       </w:r>
     </w:p>
     <w:tbl>
@@ -8152,7 +8152,7 @@
                 <w:color w:val="1B2430"/>
                 <w:sz w:val="17"/>
               </w:rPr>
-              <w:t>2026-10-26</w:t>
+              <w:t>2026-10-30</w:t>
             </w:r>
           </w:p>
         </w:tc>
@@ -8201,7 +8201,7 @@
                   <w:color w:val="1B2430"/>
                   <w:sz w:val="18"/>
                 </w:rPr>
-                <w:t xml:space="preserve">„Luminor“ bankas informuoja apie darbo laiko pokyčius Vėlinių laikotarpiu</w:t>
+                <w:t xml:space="preserve">“Latvietim nav obligāti jābūt baltam!” “Luminor” galvenā ekonomista Strautiņa izteikumi sacēluši pamatīgu vētru</w:t>
               </w:r>
             </w:hyperlink>
             <w:r>
@@ -8210,7 +8210,7 @@
                 <w:color w:val="667085"/>
                 <w:sz w:val="15"/>
               </w:rPr>
-              <w:t xml:space="preserve">   Delfi</w:t>
+              <w:t xml:space="preserve">   LA.LV  ·  1 more similar articles</w:t>
             </w:r>
           </w:p>
         </w:tc>
@@ -8236,7 +8236,7 @@
                 <w:color w:val="1B2430"/>
                 <w:sz w:val="17"/>
               </w:rPr>
-              <w:t>2026-10-24</w:t>
+              <w:t>2026-10-26</w:t>
             </w:r>
           </w:p>
         </w:tc>
@@ -8285,7 +8285,7 @@
                   <w:color w:val="1B2430"/>
                   <w:sz w:val="18"/>
                 </w:rPr>
-                <w:t xml:space="preserve">Luminor Financial Holdings Limited Estimates – SGX:5UA</w:t>
+                <w:t xml:space="preserve">„Luminor“ bankas informuoja apie darbo laiko pokyčius Vėlinių laikotarpiu</w:t>
               </w:r>
             </w:hyperlink>
             <w:r>
@@ -8294,7 +8294,7 @@
                 <w:color w:val="667085"/>
                 <w:sz w:val="15"/>
               </w:rPr>
-              <w:t xml:space="preserve">   TradingView</w:t>
+              <w:t xml:space="preserve">   Delfi</w:t>
             </w:r>
           </w:p>
         </w:tc>
@@ -8320,7 +8320,7 @@
                 <w:color w:val="1B2430"/>
                 <w:sz w:val="17"/>
               </w:rPr>
-              <w:t>2026-10-23</w:t>
+              <w:t>2026-10-24</w:t>
             </w:r>
           </w:p>
         </w:tc>
@@ -8369,7 +8369,7 @@
                   <w:color w:val="1B2430"/>
                   <w:sz w:val="18"/>
                 </w:rPr>
-                <w:t xml:space="preserve">Latvia's President and PM comment on potential Luminor sale / Article</w:t>
+                <w:t xml:space="preserve">Luminor Financial Holdings Limited Estimates – SGX:5UA</w:t>
               </w:r>
             </w:hyperlink>
             <w:r>
@@ -8378,7 +8378,7 @@
                 <w:color w:val="667085"/>
                 <w:sz w:val="15"/>
               </w:rPr>
-              <w:t xml:space="preserve">   Latvian Public Media</w:t>
+              <w:t xml:space="preserve">   TradingView</w:t>
             </w:r>
           </w:p>
         </w:tc>
@@ -8849,7 +8849,7 @@
                 <w:color w:val="333333"/>
                 <w:sz w:val="18"/>
               </w:rPr>
-              <w:t>Not found on the EU, UN, US OFAC consolidated sanctions lists (automatic check 2026-10-30).</w:t>
+              <w:t>Not found on the EU, UN, US OFAC consolidated sanctions lists (automatic check 2026-10-31).</w:t>
             </w:r>
           </w:p>
           <w:p>
@@ -9227,7 +9227,7 @@
                 <w:color w:val="333333"/>
                 <w:sz w:val="18"/>
               </w:rPr>
-              <w:t>News summary 2026-08-01 – 2026-10-30: 41 articles, 1 with an adverse keyword in the headline (details in the section "In the press").</w:t>
+              <w:t>News summary 2026-08-02 – 2026-10-31: 43 articles, 1 with an adverse keyword in the headline (details in the section "In the press").</w:t>
             </w:r>
           </w:p>
           <w:p>
